--- a/internal_doc/03.开发设计/民生银行资源管控需求/巨杉集群资源管理平台使用说明文档.docx
+++ b/internal_doc/03.开发设计/民生银行资源管控需求/巨杉集群资源管理平台使用说明文档.docx
@@ -1839,9 +1839,6 @@
     <w:p>
       <w:pPr>
         <w:pStyle w:val="Heading1"/>
-        <w:rPr>
-          <w:rFonts w:hint="eastAsia"/>
-        </w:rPr>
       </w:pPr>
       <w:r>
         <w:rPr>
@@ -1854,9 +1851,6 @@
     <w:p>
       <w:pPr>
         <w:pStyle w:val="Heading2"/>
-        <w:rPr>
-          <w:rFonts w:hint="eastAsia"/>
-        </w:rPr>
       </w:pPr>
       <w:r>
         <w:rPr>
@@ -1938,8 +1932,2419 @@
         <w:t>节点的集群环境则可跳过本节。</w:t>
       </w:r>
     </w:p>
+    <w:p>
+      <w:pPr>
+        <w:rPr>
+          <w:color w:val="FF0000"/>
+        </w:rPr>
+      </w:pPr>
+      <w:r>
+        <w:rPr>
+          <w:rFonts w:hint="eastAsia"/>
+          <w:color w:val="FF0000"/>
+        </w:rPr>
+        <w:t>注：以下假设</w:t>
+      </w:r>
+      <w:r>
+        <w:rPr>
+          <w:rFonts w:hint="eastAsia"/>
+          <w:color w:val="FF0000"/>
+        </w:rPr>
+        <w:t>sequoiadb</w:t>
+      </w:r>
+      <w:r>
+        <w:rPr>
+          <w:rFonts w:hint="eastAsia"/>
+          <w:color w:val="FF0000"/>
+        </w:rPr>
+        <w:t>的安装路径为默认安装路径（</w:t>
+      </w:r>
+      <w:r>
+        <w:rPr>
+          <w:rFonts w:hint="eastAsia"/>
+          <w:color w:val="FF0000"/>
+        </w:rPr>
+        <w:t>/opt/sequoiadb</w:t>
+      </w:r>
+      <w:r>
+        <w:rPr>
+          <w:rFonts w:hint="eastAsia"/>
+          <w:color w:val="FF0000"/>
+        </w:rPr>
+        <w:t>）</w:t>
+      </w:r>
+      <w:r>
+        <w:rPr>
+          <w:rFonts w:hint="eastAsia"/>
+          <w:color w:val="FF0000"/>
+        </w:rPr>
+        <w:t>，并假设</w:t>
+      </w:r>
+      <w:r>
+        <w:rPr>
+          <w:rFonts w:hint="eastAsia"/>
+          <w:color w:val="FF0000"/>
+        </w:rPr>
+        <w:t>s</w:t>
+      </w:r>
+      <w:r>
+        <w:rPr>
+          <w:rFonts w:hint="eastAsia"/>
+          <w:color w:val="FF0000"/>
+        </w:rPr>
+        <w:t>equoiadb</w:t>
+      </w:r>
+      <w:r>
+        <w:rPr>
+          <w:rFonts w:hint="eastAsia"/>
+          <w:color w:val="FF0000"/>
+        </w:rPr>
+        <w:t>进程</w:t>
+      </w:r>
+      <w:r>
+        <w:rPr>
+          <w:rFonts w:hint="eastAsia"/>
+          <w:color w:val="FF0000"/>
+        </w:rPr>
+        <w:t>管理</w:t>
+      </w:r>
+      <w:r>
+        <w:rPr>
+          <w:rFonts w:hint="eastAsia"/>
+          <w:color w:val="FF0000"/>
+        </w:rPr>
+        <w:t>用户为默认进程用户（</w:t>
+      </w:r>
+      <w:r>
+        <w:rPr>
+          <w:rFonts w:hint="eastAsia"/>
+          <w:color w:val="FF0000"/>
+        </w:rPr>
+        <w:t>sdbadmin</w:t>
+      </w:r>
+      <w:r>
+        <w:rPr>
+          <w:rFonts w:hint="eastAsia"/>
+          <w:color w:val="FF0000"/>
+        </w:rPr>
+        <w:t>）</w:t>
+      </w:r>
+    </w:p>
+    <w:p>
+      <w:pPr>
+        <w:rPr>
+          <w:rFonts w:hint="eastAsia"/>
+        </w:rPr>
+      </w:pPr>
+      <w:r>
+        <w:rPr>
+          <w:rFonts w:hint="eastAsia"/>
+        </w:rPr>
+        <w:t>任意登录一台已安装</w:t>
+      </w:r>
+      <w:r>
+        <w:rPr>
+          <w:rFonts w:hint="eastAsia"/>
+        </w:rPr>
+        <w:t>s</w:t>
+      </w:r>
+      <w:r>
+        <w:rPr>
+          <w:rFonts w:hint="eastAsia"/>
+        </w:rPr>
+        <w:t>equoiadb</w:t>
+      </w:r>
+      <w:r>
+        <w:rPr>
+          <w:rFonts w:hint="eastAsia"/>
+        </w:rPr>
+        <w:t>的服务器并执行以下操作</w:t>
+      </w:r>
+      <w:r>
+        <w:rPr>
+          <w:rFonts w:hint="eastAsia"/>
+        </w:rPr>
+        <w:t>(</w:t>
+      </w:r>
+      <w:r>
+        <w:rPr>
+          <w:rFonts w:hint="eastAsia"/>
+          <w:color w:val="FF0000"/>
+        </w:rPr>
+        <w:t>只需要在一台机器上安装</w:t>
+      </w:r>
+      <w:r>
+        <w:rPr>
+          <w:rFonts w:hint="eastAsia"/>
+          <w:color w:val="FF0000"/>
+        </w:rPr>
+        <w:t>OM</w:t>
+      </w:r>
+      <w:r>
+        <w:rPr>
+          <w:rFonts w:hint="eastAsia"/>
+        </w:rPr>
+        <w:t>)</w:t>
+      </w:r>
+      <w:r>
+        <w:rPr>
+          <w:rFonts w:hint="eastAsia"/>
+        </w:rPr>
+        <w:t>：</w:t>
+      </w:r>
+    </w:p>
+    <w:p>
+      <w:pPr>
+        <w:pStyle w:val="Heading3"/>
+        <w:rPr>
+          <w:rFonts w:hint="eastAsia"/>
+        </w:rPr>
+      </w:pPr>
+      <w:r>
+        <w:rPr>
+          <w:rFonts w:hint="eastAsia"/>
+        </w:rPr>
+        <w:t>编辑</w:t>
+      </w:r>
+      <w:r>
+        <w:rPr>
+          <w:rFonts w:hint="eastAsia"/>
+        </w:rPr>
+        <w:t>配置参数</w:t>
+      </w:r>
+    </w:p>
+    <w:p>
+      <w:pPr>
+        <w:pStyle w:val="ListParagraph"/>
+        <w:numPr>
+          <w:ilvl w:val="0"/>
+          <w:numId w:val="1"/>
+        </w:numPr>
+        <w:ind w:firstLineChars="0"/>
+        <w:rPr>
+          <w:rFonts w:hint="eastAsia"/>
+        </w:rPr>
+      </w:pPr>
+      <w:r>
+        <w:rPr>
+          <w:rFonts w:hint="eastAsia"/>
+        </w:rPr>
+        <w:t>切换到</w:t>
+      </w:r>
+      <w:r>
+        <w:rPr>
+          <w:rFonts w:hint="eastAsia"/>
+        </w:rPr>
+        <w:t>sequoiadb</w:t>
+      </w:r>
+      <w:r>
+        <w:rPr>
+          <w:rFonts w:hint="eastAsia"/>
+        </w:rPr>
+        <w:t>进程管理用户</w:t>
+      </w:r>
+    </w:p>
+    <w:p>
+      <w:pPr>
+        <w:rPr>
+          <w:rFonts w:hint="eastAsia"/>
+          <w:shd w:val="pct15" w:color="auto" w:fill="FFFFFF"/>
+        </w:rPr>
+      </w:pPr>
+      <w:r>
+        <w:rPr>
+          <w:rFonts w:hint="eastAsia"/>
+          <w:shd w:val="pct15" w:color="auto" w:fill="FFFFFF"/>
+        </w:rPr>
+        <w:t>su sdbadmin</w:t>
+      </w:r>
+    </w:p>
+    <w:p>
+      <w:pPr>
+        <w:pStyle w:val="ListParagraph"/>
+        <w:numPr>
+          <w:ilvl w:val="0"/>
+          <w:numId w:val="1"/>
+        </w:numPr>
+        <w:ind w:firstLineChars="0"/>
+        <w:rPr>
+          <w:rFonts w:hint="eastAsia"/>
+        </w:rPr>
+      </w:pPr>
+      <w:r>
+        <w:rPr>
+          <w:rFonts w:hint="eastAsia"/>
+        </w:rPr>
+        <w:t>编辑</w:t>
+      </w:r>
+      <w:r>
+        <w:rPr>
+          <w:rFonts w:hint="eastAsia"/>
+        </w:rPr>
+        <w:t>配置参数</w:t>
+      </w:r>
+    </w:p>
+    <w:p>
+      <w:pPr>
+        <w:rPr>
+          <w:rFonts w:hint="eastAsia"/>
+          <w:shd w:val="pct15" w:color="auto" w:fill="FFFFFF"/>
+        </w:rPr>
+      </w:pPr>
+      <w:r>
+        <w:rPr>
+          <w:rFonts w:hint="eastAsia"/>
+          <w:shd w:val="pct15" w:color="auto" w:fill="FFFFFF"/>
+        </w:rPr>
+        <w:t>vi /opt/sequoiadb/conf/script/ombuild/ombuild.conf</w:t>
+      </w:r>
+    </w:p>
+    <w:p>
+      <w:pPr>
+        <w:rPr>
+          <w:rFonts w:hint="eastAsia"/>
+          <w:shd w:val="pct15" w:color="auto" w:fill="FFFFFF"/>
+        </w:rPr>
+      </w:pPr>
+    </w:p>
+    <w:p>
+      <w:pPr>
+        <w:rPr>
+          <w:rFonts w:hint="eastAsia"/>
+        </w:rPr>
+      </w:pPr>
+      <w:r>
+        <w:rPr>
+          <w:rFonts w:hint="eastAsia"/>
+        </w:rPr>
+        <w:t>配置文件</w:t>
+      </w:r>
+      <w:r>
+        <w:rPr>
+          <w:rFonts w:hint="eastAsia"/>
+        </w:rPr>
+        <w:t>ombuild.conf</w:t>
+      </w:r>
+      <w:r>
+        <w:rPr>
+          <w:rFonts w:hint="eastAsia"/>
+        </w:rPr>
+        <w:t>包含“必选项”及“可选项”。</w:t>
+      </w:r>
+      <w:r>
+        <w:rPr>
+          <w:rFonts w:hint="eastAsia"/>
+        </w:rPr>
+        <w:t>配置文件内容如下：</w:t>
+      </w:r>
+    </w:p>
+    <w:p>
+      <w:pPr>
+        <w:rPr>
+          <w:rFonts w:hint="eastAsia"/>
+          <w:shd w:val="pct15" w:color="auto" w:fill="FFFFFF"/>
+        </w:rPr>
+      </w:pPr>
+      <w:r>
+        <w:rPr>
+          <w:rFonts w:hint="eastAsia"/>
+          <w:shd w:val="pct15" w:color="auto" w:fill="FFFFFF"/>
+        </w:rPr>
+        <w:t xml:space="preserve"># </w:t>
+      </w:r>
+      <w:r>
+        <w:rPr>
+          <w:rFonts w:hint="eastAsia"/>
+          <w:shd w:val="pct15" w:color="auto" w:fill="FFFFFF"/>
+        </w:rPr>
+        <w:t>（必填项）</w:t>
+      </w:r>
+      <w:r>
+        <w:rPr>
+          <w:rFonts w:hint="eastAsia"/>
+          <w:shd w:val="pct15" w:color="auto" w:fill="FFFFFF"/>
+        </w:rPr>
+        <w:t>指定当前集群使用到的主机列表（只支持</w:t>
+      </w:r>
+      <w:r>
+        <w:rPr>
+          <w:rFonts w:hint="eastAsia"/>
+          <w:shd w:val="pct15" w:color="auto" w:fill="FFFFFF"/>
+        </w:rPr>
+        <w:t>hostname</w:t>
+      </w:r>
+      <w:r>
+        <w:rPr>
+          <w:rFonts w:hint="eastAsia"/>
+          <w:shd w:val="pct15" w:color="auto" w:fill="FFFFFF"/>
+        </w:rPr>
+        <w:t>）</w:t>
+      </w:r>
+      <w:r>
+        <w:rPr>
+          <w:rFonts w:hint="eastAsia"/>
+          <w:shd w:val="pct15" w:color="auto" w:fill="FFFFFF"/>
+        </w:rPr>
+        <w:t>。</w:t>
+      </w:r>
+    </w:p>
+    <w:p>
+      <w:pPr>
+        <w:rPr>
+          <w:shd w:val="pct15" w:color="auto" w:fill="FFFFFF"/>
+        </w:rPr>
+      </w:pPr>
+      <w:r>
+        <w:rPr>
+          <w:rFonts w:hint="eastAsia"/>
+          <w:shd w:val="pct15" w:color="auto" w:fill="FFFFFF"/>
+        </w:rPr>
+        <w:t xml:space="preserve"># </w:t>
+      </w:r>
+      <w:r>
+        <w:rPr>
+          <w:rFonts w:hint="eastAsia"/>
+          <w:shd w:val="pct15" w:color="auto" w:fill="FFFFFF"/>
+        </w:rPr>
+        <w:t>若有多台机器可用</w:t>
+      </w:r>
+      <w:r>
+        <w:rPr>
+          <w:rFonts w:hint="eastAsia"/>
+          <w:shd w:val="pct15" w:color="auto" w:fill="FFFFFF"/>
+        </w:rPr>
+        <w:t>英文半角逗号分开</w:t>
+      </w:r>
+    </w:p>
+    <w:p>
+      <w:pPr>
+        <w:rPr>
+          <w:shd w:val="pct15" w:color="auto" w:fill="FFFFFF"/>
+        </w:rPr>
+      </w:pPr>
+      <w:r>
+        <w:rPr>
+          <w:shd w:val="pct15" w:color="auto" w:fill="FFFFFF"/>
+        </w:rPr>
+        <w:t xml:space="preserve">host_name                   </w:t>
+      </w:r>
+      <w:r>
+        <w:rPr>
+          <w:shd w:val="pct15" w:color="auto" w:fill="FFFFFF"/>
+        </w:rPr>
+        <w:t>= "rhel64-test8,ubuntu1504"</w:t>
+      </w:r>
+    </w:p>
+    <w:p>
+      <w:pPr>
+        <w:rPr>
+          <w:rFonts w:hint="eastAsia"/>
+          <w:shd w:val="pct15" w:color="auto" w:fill="FFFFFF"/>
+        </w:rPr>
+      </w:pPr>
+      <w:r>
+        <w:rPr>
+          <w:rFonts w:hint="eastAsia"/>
+          <w:shd w:val="pct15" w:color="auto" w:fill="FFFFFF"/>
+        </w:rPr>
+        <w:t xml:space="preserve"># </w:t>
+      </w:r>
+      <w:r>
+        <w:rPr>
+          <w:rFonts w:hint="eastAsia"/>
+          <w:shd w:val="pct15" w:color="auto" w:fill="FFFFFF"/>
+        </w:rPr>
+        <w:t>（必填项）主机列表中主机</w:t>
+      </w:r>
+      <w:r>
+        <w:rPr>
+          <w:rFonts w:hint="eastAsia"/>
+          <w:shd w:val="pct15" w:color="auto" w:fill="FFFFFF"/>
+        </w:rPr>
+        <w:t>默认的</w:t>
+      </w:r>
+      <w:r>
+        <w:rPr>
+          <w:rFonts w:hint="eastAsia"/>
+          <w:shd w:val="pct15" w:color="auto" w:fill="FFFFFF"/>
+        </w:rPr>
+        <w:t>root</w:t>
+      </w:r>
+      <w:r>
+        <w:rPr>
+          <w:rFonts w:hint="eastAsia"/>
+          <w:shd w:val="pct15" w:color="auto" w:fill="FFFFFF"/>
+        </w:rPr>
+        <w:t>用户</w:t>
+      </w:r>
+      <w:r>
+        <w:rPr>
+          <w:rFonts w:hint="eastAsia"/>
+          <w:shd w:val="pct15" w:color="auto" w:fill="FFFFFF"/>
+        </w:rPr>
+        <w:t>名</w:t>
+      </w:r>
+      <w:r>
+        <w:rPr>
+          <w:rFonts w:hint="eastAsia"/>
+          <w:shd w:val="pct15" w:color="auto" w:fill="FFFFFF"/>
+        </w:rPr>
+        <w:t>、</w:t>
+      </w:r>
+      <w:r>
+        <w:rPr>
+          <w:rFonts w:hint="eastAsia"/>
+          <w:shd w:val="pct15" w:color="auto" w:fill="FFFFFF"/>
+        </w:rPr>
+        <w:t>密码</w:t>
+      </w:r>
+      <w:r>
+        <w:rPr>
+          <w:rFonts w:hint="eastAsia"/>
+          <w:shd w:val="pct15" w:color="auto" w:fill="FFFFFF"/>
+        </w:rPr>
+        <w:t>。若有主机没使用默认密码，</w:t>
+      </w:r>
+    </w:p>
+    <w:p>
+      <w:pPr>
+        <w:rPr>
+          <w:shd w:val="pct15" w:color="auto" w:fill="FFFFFF"/>
+        </w:rPr>
+      </w:pPr>
+      <w:r>
+        <w:rPr>
+          <w:rFonts w:hint="eastAsia"/>
+          <w:shd w:val="pct15" w:color="auto" w:fill="FFFFFF"/>
+        </w:rPr>
+        <w:t xml:space="preserve"># </w:t>
+      </w:r>
+      <w:r>
+        <w:rPr>
+          <w:rFonts w:hint="eastAsia"/>
+          <w:shd w:val="pct15" w:color="auto" w:fill="FFFFFF"/>
+        </w:rPr>
+        <w:t>需要额外补充这些主机的</w:t>
+      </w:r>
+      <w:r>
+        <w:rPr>
+          <w:rFonts w:hint="eastAsia"/>
+          <w:shd w:val="pct15" w:color="auto" w:fill="FFFFFF"/>
+        </w:rPr>
+        <w:t>root</w:t>
+      </w:r>
+      <w:r>
+        <w:rPr>
+          <w:rFonts w:hint="eastAsia"/>
+          <w:shd w:val="pct15" w:color="auto" w:fill="FFFFFF"/>
+        </w:rPr>
+        <w:t>密码：</w:t>
+      </w:r>
+      <w:r>
+        <w:rPr>
+          <w:shd w:val="pct15" w:color="auto" w:fill="FFFFFF"/>
+        </w:rPr>
+        <w:t>rhel64-test8_root_passwd = "xxx password xxx"</w:t>
+      </w:r>
+    </w:p>
+    <w:p>
+      <w:pPr>
+        <w:rPr>
+          <w:shd w:val="pct15" w:color="auto" w:fill="FFFFFF"/>
+        </w:rPr>
+      </w:pPr>
+      <w:r>
+        <w:rPr>
+          <w:shd w:val="pct15" w:color="auto" w:fill="FFFFFF"/>
+        </w:rPr>
+        <w:t>default_root_user             = "root"</w:t>
+      </w:r>
+    </w:p>
+    <w:p>
+      <w:pPr>
+        <w:rPr>
+          <w:shd w:val="pct15" w:color="auto" w:fill="FFFFFF"/>
+        </w:rPr>
+      </w:pPr>
+      <w:r>
+        <w:rPr>
+          <w:shd w:val="pct15" w:color="auto" w:fill="FFFFFF"/>
+        </w:rPr>
+        <w:t>default_root_passwd          = "sequoiadb"</w:t>
+      </w:r>
+    </w:p>
+    <w:p>
+      <w:pPr>
+        <w:rPr>
+          <w:rFonts w:hint="eastAsia"/>
+          <w:shd w:val="pct15" w:color="auto" w:fill="FFFFFF"/>
+        </w:rPr>
+      </w:pPr>
+      <w:r>
+        <w:rPr>
+          <w:rFonts w:hint="eastAsia"/>
+          <w:shd w:val="pct15" w:color="auto" w:fill="FFFFFF"/>
+        </w:rPr>
+        <w:t xml:space="preserve"># </w:t>
+      </w:r>
+      <w:r>
+        <w:rPr>
+          <w:rFonts w:hint="eastAsia"/>
+          <w:shd w:val="pct15" w:color="auto" w:fill="FFFFFF"/>
+        </w:rPr>
+        <w:t>（必填项）主机列表中主机默认的</w:t>
+      </w:r>
+      <w:r>
+        <w:rPr>
+          <w:rFonts w:hint="eastAsia"/>
+          <w:shd w:val="pct15" w:color="auto" w:fill="FFFFFF"/>
+        </w:rPr>
+        <w:t>ssh</w:t>
+      </w:r>
+      <w:r>
+        <w:rPr>
+          <w:rFonts w:hint="eastAsia"/>
+          <w:shd w:val="pct15" w:color="auto" w:fill="FFFFFF"/>
+        </w:rPr>
+        <w:t>端口号</w:t>
+      </w:r>
+      <w:r>
+        <w:rPr>
+          <w:rFonts w:hint="eastAsia"/>
+          <w:shd w:val="pct15" w:color="auto" w:fill="FFFFFF"/>
+        </w:rPr>
+        <w:t>。若有主机没使用</w:t>
+      </w:r>
+      <w:r>
+        <w:rPr>
+          <w:rFonts w:hint="eastAsia"/>
+          <w:shd w:val="pct15" w:color="auto" w:fill="FFFFFF"/>
+        </w:rPr>
+        <w:t>默认</w:t>
+      </w:r>
+      <w:r>
+        <w:rPr>
+          <w:rFonts w:hint="eastAsia"/>
+          <w:shd w:val="pct15" w:color="auto" w:fill="FFFFFF"/>
+        </w:rPr>
+        <w:t>ssh</w:t>
+      </w:r>
+      <w:r>
+        <w:rPr>
+          <w:rFonts w:hint="eastAsia"/>
+          <w:shd w:val="pct15" w:color="auto" w:fill="FFFFFF"/>
+        </w:rPr>
+        <w:t>端口号</w:t>
+      </w:r>
+      <w:r>
+        <w:rPr>
+          <w:rFonts w:hint="eastAsia"/>
+          <w:shd w:val="pct15" w:color="auto" w:fill="FFFFFF"/>
+        </w:rPr>
+        <w:t>，</w:t>
+      </w:r>
+    </w:p>
+    <w:p>
+      <w:pPr>
+        <w:rPr>
+          <w:shd w:val="pct15" w:color="auto" w:fill="FFFFFF"/>
+        </w:rPr>
+      </w:pPr>
+      <w:r>
+        <w:rPr>
+          <w:rFonts w:hint="eastAsia"/>
+          <w:shd w:val="pct15" w:color="auto" w:fill="FFFFFF"/>
+        </w:rPr>
+        <w:t xml:space="preserve"># </w:t>
+      </w:r>
+      <w:r>
+        <w:rPr>
+          <w:rFonts w:hint="eastAsia"/>
+          <w:shd w:val="pct15" w:color="auto" w:fill="FFFFFF"/>
+        </w:rPr>
+        <w:t>需要额外补充这些主机的</w:t>
+      </w:r>
+      <w:r>
+        <w:rPr>
+          <w:rFonts w:hint="eastAsia"/>
+          <w:shd w:val="pct15" w:color="auto" w:fill="FFFFFF"/>
+        </w:rPr>
+        <w:t>ssh</w:t>
+      </w:r>
+      <w:r>
+        <w:rPr>
+          <w:rFonts w:hint="eastAsia"/>
+          <w:shd w:val="pct15" w:color="auto" w:fill="FFFFFF"/>
+        </w:rPr>
+        <w:t>端口号</w:t>
+      </w:r>
+      <w:r>
+        <w:rPr>
+          <w:rFonts w:hint="eastAsia"/>
+          <w:shd w:val="pct15" w:color="auto" w:fill="FFFFFF"/>
+        </w:rPr>
+        <w:t>：</w:t>
+      </w:r>
+      <w:r>
+        <w:rPr>
+          <w:shd w:val="pct15" w:color="auto" w:fill="FFFFFF"/>
+        </w:rPr>
+        <w:t>rhel64-test8_ssh_port = xxx</w:t>
+      </w:r>
+    </w:p>
+    <w:p>
+      <w:pPr>
+        <w:rPr>
+          <w:shd w:val="pct15" w:color="auto" w:fill="FFFFFF"/>
+        </w:rPr>
+      </w:pPr>
+      <w:r>
+        <w:rPr>
+          <w:shd w:val="pct15" w:color="auto" w:fill="FFFFFF"/>
+        </w:rPr>
+        <w:t>default_ssh_port             = 22</w:t>
+      </w:r>
+    </w:p>
+    <w:p>
+      <w:pPr>
+        <w:rPr>
+          <w:shd w:val="pct15" w:color="auto" w:fill="FFFFFF"/>
+        </w:rPr>
+      </w:pPr>
+      <w:r>
+        <w:rPr>
+          <w:rFonts w:hint="eastAsia"/>
+          <w:shd w:val="pct15" w:color="auto" w:fill="FFFFFF"/>
+        </w:rPr>
+        <w:t xml:space="preserve"># </w:t>
+      </w:r>
+      <w:r>
+        <w:rPr>
+          <w:rFonts w:hint="eastAsia"/>
+          <w:shd w:val="pct15" w:color="auto" w:fill="FFFFFF"/>
+        </w:rPr>
+        <w:t>（必填项）</w:t>
+      </w:r>
+      <w:r>
+        <w:rPr>
+          <w:rFonts w:hint="eastAsia"/>
+          <w:shd w:val="pct15" w:color="auto" w:fill="FFFFFF"/>
+        </w:rPr>
+        <w:t>Sequoiadb</w:t>
+      </w:r>
+      <w:r>
+        <w:rPr>
+          <w:rFonts w:hint="eastAsia"/>
+          <w:shd w:val="pct15" w:color="auto" w:fill="FFFFFF"/>
+        </w:rPr>
+        <w:t>数据库鉴权信息。若数据库没有开启鉴权，则保留空字符串</w:t>
+      </w:r>
+    </w:p>
+    <w:p>
+      <w:pPr>
+        <w:rPr>
+          <w:shd w:val="pct15" w:color="auto" w:fill="FFFFFF"/>
+        </w:rPr>
+      </w:pPr>
+      <w:r>
+        <w:rPr>
+          <w:shd w:val="pct15" w:color="auto" w:fill="FFFFFF"/>
+        </w:rPr>
+        <w:t>db_auth_user               = ""</w:t>
+      </w:r>
+    </w:p>
+    <w:p>
+      <w:pPr>
+        <w:rPr>
+          <w:rFonts w:hint="eastAsia"/>
+          <w:shd w:val="pct15" w:color="auto" w:fill="FFFFFF"/>
+        </w:rPr>
+      </w:pPr>
+      <w:r>
+        <w:rPr>
+          <w:shd w:val="pct15" w:color="auto" w:fill="FFFFFF"/>
+        </w:rPr>
+        <w:t>db_auth_passwd            = ""</w:t>
+      </w:r>
+    </w:p>
+    <w:p>
+      <w:pPr>
+        <w:rPr>
+          <w:rFonts w:hint="eastAsia"/>
+          <w:shd w:val="pct15" w:color="auto" w:fill="FFFFFF"/>
+        </w:rPr>
+      </w:pPr>
+      <w:r>
+        <w:rPr>
+          <w:rFonts w:hint="eastAsia"/>
+          <w:shd w:val="pct15" w:color="auto" w:fill="FFFFFF"/>
+        </w:rPr>
+        <w:t xml:space="preserve"># </w:t>
+      </w:r>
+      <w:r>
+        <w:rPr>
+          <w:rFonts w:hint="eastAsia"/>
+          <w:shd w:val="pct15" w:color="auto" w:fill="FFFFFF"/>
+        </w:rPr>
+        <w:t>（必填项）</w:t>
+      </w:r>
+      <w:r>
+        <w:rPr>
+          <w:rFonts w:hint="eastAsia"/>
+          <w:shd w:val="pct15" w:color="auto" w:fill="FFFFFF"/>
+        </w:rPr>
+        <w:t>Sequoiadb</w:t>
+      </w:r>
+      <w:r>
+        <w:rPr>
+          <w:rFonts w:hint="eastAsia"/>
+          <w:shd w:val="pct15" w:color="auto" w:fill="FFFFFF"/>
+        </w:rPr>
+        <w:t>数据库补充的配置参数，目前只有</w:t>
+      </w:r>
+      <w:r>
+        <w:rPr>
+          <w:shd w:val="pct15" w:color="auto" w:fill="FFFFFF"/>
+        </w:rPr>
+        <w:t>” svcscheduler”</w:t>
+      </w:r>
+      <w:r>
+        <w:rPr>
+          <w:rFonts w:hint="eastAsia"/>
+          <w:shd w:val="pct15" w:color="auto" w:fill="FFFFFF"/>
+        </w:rPr>
+        <w:t>这一项，</w:t>
+      </w:r>
+    </w:p>
+    <w:p>
+      <w:pPr>
+        <w:rPr>
+          <w:rFonts w:hint="eastAsia"/>
+          <w:shd w:val="pct15" w:color="auto" w:fill="FFFFFF"/>
+        </w:rPr>
+      </w:pPr>
+      <w:r>
+        <w:rPr>
+          <w:rFonts w:hint="eastAsia"/>
+          <w:shd w:val="pct15" w:color="auto" w:fill="FFFFFF"/>
+        </w:rPr>
+        <w:t xml:space="preserve"># </w:t>
+      </w:r>
+      <w:r>
+        <w:rPr>
+          <w:rFonts w:hint="eastAsia"/>
+          <w:shd w:val="pct15" w:color="auto" w:fill="FFFFFF"/>
+        </w:rPr>
+        <w:t>可取值为：</w:t>
+      </w:r>
+      <w:r>
+        <w:rPr>
+          <w:rFonts w:hint="eastAsia"/>
+          <w:shd w:val="pct15" w:color="auto" w:fill="FFFFFF"/>
+        </w:rPr>
+        <w:t>0</w:t>
+      </w:r>
+      <w:r>
+        <w:rPr>
+          <w:rFonts w:hint="eastAsia"/>
+          <w:shd w:val="pct15" w:color="auto" w:fill="FFFFFF"/>
+        </w:rPr>
+        <w:t>、</w:t>
+      </w:r>
+      <w:r>
+        <w:rPr>
+          <w:rFonts w:hint="eastAsia"/>
+          <w:shd w:val="pct15" w:color="auto" w:fill="FFFFFF"/>
+        </w:rPr>
+        <w:t>1</w:t>
+      </w:r>
+      <w:r>
+        <w:rPr>
+          <w:rFonts w:hint="eastAsia"/>
+          <w:shd w:val="pct15" w:color="auto" w:fill="FFFFFF"/>
+        </w:rPr>
+        <w:t>、</w:t>
+      </w:r>
+      <w:r>
+        <w:rPr>
+          <w:rFonts w:hint="eastAsia"/>
+          <w:shd w:val="pct15" w:color="auto" w:fill="FFFFFF"/>
+        </w:rPr>
+        <w:t>2</w:t>
+      </w:r>
+      <w:r>
+        <w:rPr>
+          <w:rFonts w:hint="eastAsia"/>
+          <w:shd w:val="pct15" w:color="auto" w:fill="FFFFFF"/>
+        </w:rPr>
+        <w:t>。其中</w:t>
+      </w:r>
+      <w:r>
+        <w:rPr>
+          <w:rFonts w:hint="eastAsia"/>
+          <w:shd w:val="pct15" w:color="auto" w:fill="FFFFFF"/>
+        </w:rPr>
+        <w:t>1</w:t>
+      </w:r>
+      <w:r>
+        <w:rPr>
+          <w:rFonts w:hint="eastAsia"/>
+          <w:shd w:val="pct15" w:color="auto" w:fill="FFFFFF"/>
+        </w:rPr>
+        <w:t>表示使用“</w:t>
+      </w:r>
+      <w:r>
+        <w:rPr>
+          <w:rFonts w:hint="eastAsia"/>
+          <w:shd w:val="pct15" w:color="auto" w:fill="FFFFFF"/>
+        </w:rPr>
+        <w:t>FIFO</w:t>
+      </w:r>
+      <w:r>
+        <w:rPr>
+          <w:rFonts w:hint="eastAsia"/>
+          <w:shd w:val="pct15" w:color="auto" w:fill="FFFFFF"/>
+        </w:rPr>
+        <w:t>策略”，</w:t>
+      </w:r>
+      <w:r>
+        <w:rPr>
+          <w:rFonts w:hint="eastAsia"/>
+          <w:shd w:val="pct15" w:color="auto" w:fill="FFFFFF"/>
+        </w:rPr>
+        <w:t>2</w:t>
+      </w:r>
+      <w:r>
+        <w:rPr>
+          <w:rFonts w:hint="eastAsia"/>
+          <w:shd w:val="pct15" w:color="auto" w:fill="FFFFFF"/>
+        </w:rPr>
+        <w:t>表示使用“</w:t>
+      </w:r>
+      <w:r>
+        <w:rPr>
+          <w:rFonts w:hint="eastAsia"/>
+          <w:shd w:val="pct15" w:color="auto" w:fill="FFFFFF"/>
+        </w:rPr>
+        <w:t>Container</w:t>
+      </w:r>
+      <w:r>
+        <w:rPr>
+          <w:rFonts w:hint="eastAsia"/>
+          <w:shd w:val="pct15" w:color="auto" w:fill="FFFFFF"/>
+        </w:rPr>
+        <w:t>策略”，</w:t>
+      </w:r>
+    </w:p>
+    <w:p>
+      <w:pPr>
+        <w:rPr>
+          <w:shd w:val="pct15" w:color="auto" w:fill="FFFFFF"/>
+        </w:rPr>
+      </w:pPr>
+      <w:r>
+        <w:rPr>
+          <w:rFonts w:hint="eastAsia"/>
+          <w:shd w:val="pct15" w:color="auto" w:fill="FFFFFF"/>
+        </w:rPr>
+        <w:t># 0</w:t>
+      </w:r>
+      <w:r>
+        <w:rPr>
+          <w:rFonts w:hint="eastAsia"/>
+          <w:shd w:val="pct15" w:color="auto" w:fill="FFFFFF"/>
+        </w:rPr>
+        <w:t>表示由数据库决定使用上述两种策略之一。</w:t>
+      </w:r>
+      <w:r>
+        <w:rPr>
+          <w:shd w:val="pct15" w:color="auto" w:fill="FFFFFF"/>
+        </w:rPr>
+        <w:t>” svcscheduler”</w:t>
+      </w:r>
+      <w:r>
+        <w:rPr>
+          <w:rFonts w:hint="eastAsia"/>
+          <w:shd w:val="pct15" w:color="auto" w:fill="FFFFFF"/>
+        </w:rPr>
+        <w:t>项的</w:t>
+      </w:r>
+      <w:r>
+        <w:rPr>
+          <w:rFonts w:hint="eastAsia"/>
+          <w:shd w:val="pct15" w:color="auto" w:fill="FFFFFF"/>
+        </w:rPr>
+        <w:t>默认值为</w:t>
+      </w:r>
+      <w:r>
+        <w:rPr>
+          <w:rFonts w:hint="eastAsia"/>
+          <w:shd w:val="pct15" w:color="auto" w:fill="FFFFFF"/>
+        </w:rPr>
+        <w:t>0</w:t>
+      </w:r>
+      <w:r>
+        <w:rPr>
+          <w:rFonts w:hint="eastAsia"/>
+          <w:shd w:val="pct15" w:color="auto" w:fill="FFFFFF"/>
+        </w:rPr>
+        <w:t>。</w:t>
+      </w:r>
+    </w:p>
+    <w:p>
+      <w:pPr>
+        <w:rPr>
+          <w:shd w:val="pct15" w:color="auto" w:fill="FFFFFF"/>
+        </w:rPr>
+      </w:pPr>
+      <w:r>
+        <w:rPr>
+          <w:shd w:val="pct15" w:color="auto" w:fill="FFFFFF"/>
+        </w:rPr>
+        <w:t>db_config_option           = { svcscheduler:0 }</w:t>
+      </w:r>
+    </w:p>
+    <w:p>
+      <w:pPr>
+        <w:rPr>
+          <w:shd w:val="pct15" w:color="auto" w:fill="FFFFFF"/>
+        </w:rPr>
+      </w:pPr>
+      <w:r>
+        <w:rPr>
+          <w:shd w:val="pct15" w:color="auto" w:fill="FFFFFF"/>
+        </w:rPr>
+        <w:t>#</w:t>
+      </w:r>
+      <w:r>
+        <w:rPr>
+          <w:rFonts w:hint="eastAsia"/>
+          <w:shd w:val="pct15" w:color="auto" w:fill="FFFFFF"/>
+        </w:rPr>
+        <w:t xml:space="preserve"> </w:t>
+      </w:r>
+      <w:r>
+        <w:rPr>
+          <w:rFonts w:hint="eastAsia"/>
+          <w:shd w:val="pct15" w:color="auto" w:fill="FFFFFF"/>
+        </w:rPr>
+        <w:t>（必选项）</w:t>
+      </w:r>
+      <w:r>
+        <w:rPr>
+          <w:rFonts w:hint="eastAsia"/>
+          <w:shd w:val="pct15" w:color="auto" w:fill="FFFFFF"/>
+        </w:rPr>
+        <w:t>Sequoiadb</w:t>
+      </w:r>
+      <w:r>
+        <w:rPr>
+          <w:rFonts w:hint="eastAsia"/>
+          <w:shd w:val="pct15" w:color="auto" w:fill="FFFFFF"/>
+        </w:rPr>
+        <w:t>安装包路径</w:t>
+      </w:r>
+    </w:p>
+    <w:p>
+      <w:pPr>
+        <w:rPr>
+          <w:shd w:val="pct15" w:color="auto" w:fill="FFFFFF"/>
+        </w:rPr>
+      </w:pPr>
+      <w:r>
+        <w:rPr>
+          <w:shd w:val="pct15" w:color="auto" w:fill="FFFFFF"/>
+        </w:rPr>
+        <w:t xml:space="preserve">db_install_packet          </w:t>
+      </w:r>
+      <w:r>
+        <w:rPr>
+          <w:rFonts w:hint="eastAsia"/>
+          <w:shd w:val="pct15" w:color="auto" w:fill="FFFFFF"/>
+        </w:rPr>
+        <w:t xml:space="preserve"> </w:t>
+      </w:r>
+      <w:r>
+        <w:rPr>
+          <w:shd w:val="pct15" w:color="auto" w:fill="FFFFFF"/>
+        </w:rPr>
+        <w:t>= "/opt/sequoiadb-1.12.5-linux_x86_64-enterprise-installer.run"</w:t>
+      </w:r>
+    </w:p>
+    <w:p>
+      <w:pPr>
+        <w:rPr>
+          <w:shd w:val="pct15" w:color="auto" w:fill="FFFFFF"/>
+        </w:rPr>
+      </w:pPr>
+      <w:r>
+        <w:rPr>
+          <w:rFonts w:hint="eastAsia"/>
+          <w:shd w:val="pct15" w:color="auto" w:fill="FFFFFF"/>
+        </w:rPr>
+        <w:t xml:space="preserve">                                                                               </w:t>
+      </w:r>
+    </w:p>
+    <w:p>
+      <w:pPr>
+        <w:rPr>
+          <w:rFonts w:hint="eastAsia"/>
+          <w:shd w:val="pct15" w:color="auto" w:fill="FFFFFF"/>
+        </w:rPr>
+      </w:pPr>
+      <w:r>
+        <w:rPr>
+          <w:shd w:val="pct15" w:color="auto" w:fill="FFFFFF"/>
+        </w:rPr>
+        <w:t xml:space="preserve"># </w:t>
+      </w:r>
+      <w:r>
+        <w:rPr>
+          <w:rFonts w:hint="eastAsia"/>
+          <w:shd w:val="pct15" w:color="auto" w:fill="FFFFFF"/>
+        </w:rPr>
+        <w:t>（可选项）集群描述信息</w:t>
+      </w:r>
+      <w:r>
+        <w:rPr>
+          <w:rFonts w:hint="eastAsia"/>
+          <w:shd w:val="pct15" w:color="auto" w:fill="FFFFFF"/>
+        </w:rPr>
+        <w:t>，其中</w:t>
+      </w:r>
+      <w:r>
+        <w:rPr>
+          <w:shd w:val="pct15" w:color="auto" w:fill="FFFFFF"/>
+        </w:rPr>
+        <w:t>”sdb_admin_user_name”</w:t>
+      </w:r>
+      <w:r>
+        <w:rPr>
+          <w:rFonts w:hint="eastAsia"/>
+          <w:shd w:val="pct15" w:color="auto" w:fill="FFFFFF"/>
+        </w:rPr>
+        <w:t>及</w:t>
+      </w:r>
+      <w:r>
+        <w:rPr>
+          <w:shd w:val="pct15" w:color="auto" w:fill="FFFFFF"/>
+        </w:rPr>
+        <w:t>” sdb_admin_password”</w:t>
+      </w:r>
+      <w:r>
+        <w:rPr>
+          <w:rFonts w:hint="eastAsia"/>
+          <w:shd w:val="pct15" w:color="auto" w:fill="FFFFFF"/>
+        </w:rPr>
+        <w:t>这两项</w:t>
+      </w:r>
+    </w:p>
+    <w:p>
+      <w:pPr>
+        <w:rPr>
+          <w:rFonts w:hint="eastAsia"/>
+          <w:shd w:val="pct15" w:color="auto" w:fill="FFFFFF"/>
+        </w:rPr>
+      </w:pPr>
+      <w:r>
+        <w:rPr>
+          <w:rFonts w:hint="eastAsia"/>
+          <w:shd w:val="pct15" w:color="auto" w:fill="FFFFFF"/>
+        </w:rPr>
+        <w:t xml:space="preserve"># </w:t>
+      </w:r>
+      <w:r>
+        <w:rPr>
+          <w:rFonts w:hint="eastAsia"/>
+          <w:shd w:val="pct15" w:color="auto" w:fill="FFFFFF"/>
+        </w:rPr>
+        <w:t>必须与当前已安装的主机的情况一致</w:t>
+      </w:r>
+      <w:r>
+        <w:rPr>
+          <w:rFonts w:hint="eastAsia"/>
+          <w:shd w:val="pct15" w:color="auto" w:fill="FFFFFF"/>
+        </w:rPr>
+        <w:t>（要求</w:t>
+      </w:r>
+      <w:r>
+        <w:rPr>
+          <w:rFonts w:hint="eastAsia"/>
+          <w:shd w:val="pct15" w:color="auto" w:fill="FFFFFF"/>
+        </w:rPr>
+        <w:t>所有主机都</w:t>
+      </w:r>
+      <w:r>
+        <w:rPr>
+          <w:rFonts w:hint="eastAsia"/>
+          <w:shd w:val="pct15" w:color="auto" w:fill="FFFFFF"/>
+        </w:rPr>
+        <w:t>拥有</w:t>
+      </w:r>
+    </w:p>
+    <w:p>
+      <w:pPr>
+        <w:rPr>
+          <w:shd w:val="pct15" w:color="auto" w:fill="FFFFFF"/>
+        </w:rPr>
+      </w:pPr>
+      <w:r>
+        <w:rPr>
+          <w:rFonts w:hint="eastAsia"/>
+          <w:shd w:val="pct15" w:color="auto" w:fill="FFFFFF"/>
+        </w:rPr>
+        <w:t xml:space="preserve"># </w:t>
+      </w:r>
+      <w:r>
+        <w:rPr>
+          <w:rFonts w:hint="eastAsia"/>
+          <w:shd w:val="pct15" w:color="auto" w:fill="FFFFFF"/>
+        </w:rPr>
+        <w:t>相同的</w:t>
+      </w:r>
+      <w:r>
+        <w:rPr>
+          <w:rFonts w:hint="eastAsia"/>
+          <w:shd w:val="pct15" w:color="auto" w:fill="FFFFFF"/>
+        </w:rPr>
+        <w:t>Sequoiadb</w:t>
+      </w:r>
+      <w:r>
+        <w:rPr>
+          <w:rFonts w:hint="eastAsia"/>
+          <w:shd w:val="pct15" w:color="auto" w:fill="FFFFFF"/>
+        </w:rPr>
+        <w:t>进程管理用户名及密码</w:t>
+      </w:r>
+      <w:r>
+        <w:rPr>
+          <w:rFonts w:hint="eastAsia"/>
+          <w:shd w:val="pct15" w:color="auto" w:fill="FFFFFF"/>
+        </w:rPr>
+        <w:t>，默认为</w:t>
+      </w:r>
+      <w:r>
+        <w:rPr>
+          <w:rFonts w:hint="eastAsia"/>
+          <w:shd w:val="pct15" w:color="auto" w:fill="FFFFFF"/>
+        </w:rPr>
+        <w:t>sdbadmin</w:t>
+      </w:r>
+      <w:r>
+        <w:rPr>
+          <w:rFonts w:hint="eastAsia"/>
+          <w:shd w:val="pct15" w:color="auto" w:fill="FFFFFF"/>
+        </w:rPr>
+        <w:t>）</w:t>
+      </w:r>
+      <w:r>
+        <w:rPr>
+          <w:rFonts w:hint="eastAsia"/>
+          <w:shd w:val="pct15" w:color="auto" w:fill="FFFFFF"/>
+        </w:rPr>
+        <w:t>。</w:t>
+      </w:r>
+    </w:p>
+    <w:p>
+      <w:pPr>
+        <w:rPr>
+          <w:shd w:val="pct15" w:color="auto" w:fill="FFFFFF"/>
+        </w:rPr>
+      </w:pPr>
+      <w:r>
+        <w:rPr>
+          <w:shd w:val="pct15" w:color="auto" w:fill="FFFFFF"/>
+        </w:rPr>
+        <w:lastRenderedPageBreak/>
+        <w:t xml:space="preserve">cluster_name              </w:t>
+      </w:r>
+      <w:r>
+        <w:rPr>
+          <w:shd w:val="pct15" w:color="auto" w:fill="FFFFFF"/>
+        </w:rPr>
+        <w:t>= "myCluster"</w:t>
+      </w:r>
+    </w:p>
+    <w:p>
+      <w:pPr>
+        <w:rPr>
+          <w:shd w:val="pct15" w:color="auto" w:fill="FFFFFF"/>
+        </w:rPr>
+      </w:pPr>
+      <w:r>
+        <w:rPr>
+          <w:shd w:val="pct15" w:color="auto" w:fill="FFFFFF"/>
+        </w:rPr>
+        <w:t xml:space="preserve">cluster_description         </w:t>
+      </w:r>
+      <w:r>
+        <w:rPr>
+          <w:rFonts w:hint="eastAsia"/>
+          <w:shd w:val="pct15" w:color="auto" w:fill="FFFFFF"/>
+        </w:rPr>
+        <w:t xml:space="preserve"> </w:t>
+      </w:r>
+      <w:r>
+        <w:rPr>
+          <w:shd w:val="pct15" w:color="auto" w:fill="FFFFFF"/>
+        </w:rPr>
+        <w:t>= ""</w:t>
+      </w:r>
+    </w:p>
+    <w:p>
+      <w:pPr>
+        <w:rPr>
+          <w:shd w:val="pct15" w:color="auto" w:fill="FFFFFF"/>
+        </w:rPr>
+      </w:pPr>
+      <w:r>
+        <w:rPr>
+          <w:shd w:val="pct15" w:color="auto" w:fill="FFFFFF"/>
+        </w:rPr>
+        <w:t xml:space="preserve">sdb_admin_user_name      </w:t>
+      </w:r>
+      <w:r>
+        <w:rPr>
+          <w:shd w:val="pct15" w:color="auto" w:fill="FFFFFF"/>
+        </w:rPr>
+        <w:t>= "sdbadmin"</w:t>
+      </w:r>
+    </w:p>
+    <w:p>
+      <w:pPr>
+        <w:rPr>
+          <w:shd w:val="pct15" w:color="auto" w:fill="FFFFFF"/>
+        </w:rPr>
+      </w:pPr>
+      <w:r>
+        <w:rPr>
+          <w:shd w:val="pct15" w:color="auto" w:fill="FFFFFF"/>
+        </w:rPr>
+        <w:t>sdb_admin_password             = "sdbadmin"</w:t>
+      </w:r>
+    </w:p>
+    <w:p>
+      <w:pPr>
+        <w:rPr>
+          <w:shd w:val="pct15" w:color="auto" w:fill="FFFFFF"/>
+        </w:rPr>
+      </w:pPr>
+      <w:r>
+        <w:rPr>
+          <w:shd w:val="pct15" w:color="auto" w:fill="FFFFFF"/>
+        </w:rPr>
+        <w:t>sdb_default_install_path       = "/opt/sequoiadb"</w:t>
+      </w:r>
+    </w:p>
+    <w:p>
+      <w:pPr>
+        <w:rPr>
+          <w:shd w:val="pct15" w:color="auto" w:fill="FFFFFF"/>
+        </w:rPr>
+      </w:pPr>
+      <w:r>
+        <w:rPr>
+          <w:shd w:val="pct15" w:color="auto" w:fill="FFFFFF"/>
+        </w:rPr>
+        <w:t xml:space="preserve"># </w:t>
+      </w:r>
+      <w:r>
+        <w:rPr>
+          <w:rFonts w:hint="eastAsia"/>
+          <w:shd w:val="pct15" w:color="auto" w:fill="FFFFFF"/>
+        </w:rPr>
+        <w:t>（可选项）业务描述信息</w:t>
+      </w:r>
+    </w:p>
+    <w:p>
+      <w:pPr>
+        <w:rPr>
+          <w:rFonts w:hint="eastAsia"/>
+          <w:shd w:val="pct15" w:color="auto" w:fill="FFFFFF"/>
+        </w:rPr>
+      </w:pPr>
+      <w:r>
+        <w:rPr>
+          <w:shd w:val="pct15" w:color="auto" w:fill="FFFFFF"/>
+        </w:rPr>
+        <w:t>module_name                    = "myModule"</w:t>
+      </w:r>
+    </w:p>
+    <w:p>
+      <w:pPr>
+        <w:pStyle w:val="Heading3"/>
+      </w:pPr>
+      <w:r>
+        <w:rPr>
+          <w:rFonts w:hint="eastAsia"/>
+        </w:rPr>
+        <w:t>运行添加</w:t>
+      </w:r>
+      <w:r>
+        <w:rPr>
+          <w:rFonts w:hint="eastAsia"/>
+        </w:rPr>
+        <w:t>OM</w:t>
+      </w:r>
+      <w:r>
+        <w:rPr>
+          <w:rFonts w:hint="eastAsia"/>
+        </w:rPr>
+        <w:t>脚本</w:t>
+      </w:r>
+    </w:p>
+    <w:p>
+      <w:pPr>
+        <w:pStyle w:val="ListParagraph"/>
+        <w:numPr>
+          <w:ilvl w:val="0"/>
+          <w:numId w:val="2"/>
+        </w:numPr>
+        <w:ind w:firstLineChars="0"/>
+        <w:rPr>
+          <w:rFonts w:hint="eastAsia"/>
+        </w:rPr>
+      </w:pPr>
+      <w:r>
+        <w:rPr>
+          <w:rFonts w:hint="eastAsia"/>
+        </w:rPr>
+        <w:t>确定有可用</w:t>
+      </w:r>
+      <w:r>
+        <w:rPr>
+          <w:rFonts w:hint="eastAsia"/>
+        </w:rPr>
+        <w:t>coord</w:t>
+      </w:r>
+      <w:r>
+        <w:rPr>
+          <w:rFonts w:hint="eastAsia"/>
+        </w:rPr>
+        <w:t>节点</w:t>
+      </w:r>
+    </w:p>
+    <w:p>
+      <w:pPr>
+        <w:rPr>
+          <w:rFonts w:hint="eastAsia"/>
+        </w:rPr>
+      </w:pPr>
+      <w:r>
+        <w:rPr>
+          <w:rFonts w:hint="eastAsia"/>
+        </w:rPr>
+        <w:t>设置好配置参数之后，需要确保提供的主机列表中，含有正在运行的</w:t>
+      </w:r>
+      <w:r>
+        <w:rPr>
+          <w:rFonts w:hint="eastAsia"/>
+        </w:rPr>
+        <w:t>coord</w:t>
+      </w:r>
+      <w:r>
+        <w:rPr>
+          <w:rFonts w:hint="eastAsia"/>
+        </w:rPr>
+        <w:t>节点。可到机器上运行以下命令，若有结果返回，说明该机器上存在正在运行的</w:t>
+      </w:r>
+      <w:r>
+        <w:rPr>
+          <w:rFonts w:hint="eastAsia"/>
+        </w:rPr>
+        <w:t>coord</w:t>
+      </w:r>
+      <w:r>
+        <w:rPr>
+          <w:rFonts w:hint="eastAsia"/>
+        </w:rPr>
+        <w:t>节点。</w:t>
+      </w:r>
+    </w:p>
+    <w:p>
+      <w:pPr>
+        <w:rPr>
+          <w:rFonts w:hint="eastAsia"/>
+          <w:shd w:val="pct15" w:color="auto" w:fill="FFFFFF"/>
+        </w:rPr>
+      </w:pPr>
+      <w:r>
+        <w:rPr>
+          <w:shd w:val="pct15" w:color="auto" w:fill="FFFFFF"/>
+        </w:rPr>
+        <w:t>/opt/sequoiadb/bin/sdblist -l -m run -r coord</w:t>
+      </w:r>
+    </w:p>
+    <w:p>
+      <w:pPr>
+        <w:rPr>
+          <w:rFonts w:hint="eastAsia"/>
+        </w:rPr>
+      </w:pPr>
+      <w:r>
+        <w:rPr>
+          <w:rFonts w:hint="eastAsia"/>
+        </w:rPr>
+        <w:t>如：</w:t>
+      </w:r>
+    </w:p>
+    <w:p>
+      <w:pPr>
+        <w:rPr>
+          <w:shd w:val="pct15" w:color="auto" w:fill="FFFFFF"/>
+        </w:rPr>
+      </w:pPr>
+      <w:r>
+        <w:rPr>
+          <w:shd w:val="pct15" w:color="auto" w:fill="FFFFFF"/>
+        </w:rPr>
+        <w:t>[</w:t>
+      </w:r>
+      <w:r>
+        <w:rPr>
+          <w:rFonts w:hint="eastAsia"/>
+          <w:shd w:val="pct15" w:color="auto" w:fill="FFFFFF"/>
+        </w:rPr>
+        <w:t>sdbadmin</w:t>
+      </w:r>
+      <w:r>
+        <w:rPr>
+          <w:shd w:val="pct15" w:color="auto" w:fill="FFFFFF"/>
+        </w:rPr>
+        <w:t>@rhel64-test8 sequoiadb]</w:t>
+      </w:r>
+      <w:r>
+        <w:rPr>
+          <w:rFonts w:hint="eastAsia"/>
+          <w:shd w:val="pct15" w:color="auto" w:fill="FFFFFF"/>
+        </w:rPr>
+        <w:t>$</w:t>
+      </w:r>
+      <w:r>
+        <w:rPr>
+          <w:shd w:val="pct15" w:color="auto" w:fill="FFFFFF"/>
+        </w:rPr>
+        <w:t xml:space="preserve"> /opt/sequoiadb/bin/sdblist -l -m run -r coord</w:t>
+      </w:r>
+    </w:p>
+    <w:p>
+      <w:pPr>
+        <w:rPr>
+          <w:shd w:val="pct15" w:color="auto" w:fill="FFFFFF"/>
+        </w:rPr>
+      </w:pPr>
+      <w:r>
+        <w:rPr>
+          <w:shd w:val="pct15" w:color="auto" w:fill="FFFFFF"/>
+        </w:rPr>
+        <w:t>Name       SvcName       Role        PID    GID    NID    PRY  GroupName            DBPath</w:t>
+      </w:r>
+    </w:p>
+    <w:p>
+      <w:pPr>
+        <w:rPr>
+          <w:shd w:val="pct15" w:color="auto" w:fill="FFFFFF"/>
+        </w:rPr>
+      </w:pPr>
+      <w:r>
+        <w:rPr>
+          <w:shd w:val="pct15" w:color="auto" w:fill="FFFFFF"/>
+        </w:rPr>
+        <w:t>sequoiadb  11810         coord       1345   2      -      Y    SYSCoord             /sequoiadb/database/coord/11810</w:t>
+      </w:r>
+    </w:p>
+    <w:p>
+      <w:pPr>
+        <w:rPr>
+          <w:rFonts w:hint="eastAsia"/>
+          <w:shd w:val="pct15" w:color="auto" w:fill="FFFFFF"/>
+        </w:rPr>
+      </w:pPr>
+      <w:r>
+        <w:rPr>
+          <w:shd w:val="pct15" w:color="auto" w:fill="FFFFFF"/>
+        </w:rPr>
+        <w:t>Total: 1</w:t>
+      </w:r>
+    </w:p>
+    <w:p>
+      <w:pPr>
+        <w:pStyle w:val="ListParagraph"/>
+        <w:numPr>
+          <w:ilvl w:val="0"/>
+          <w:numId w:val="2"/>
+        </w:numPr>
+        <w:ind w:firstLineChars="0"/>
+        <w:rPr>
+          <w:rFonts w:hint="eastAsia"/>
+        </w:rPr>
+      </w:pPr>
+      <w:r>
+        <w:rPr>
+          <w:rFonts w:hint="eastAsia"/>
+        </w:rPr>
+        <w:t>运行脚本</w:t>
+      </w:r>
+    </w:p>
+    <w:p>
+      <w:pPr>
+        <w:rPr>
+          <w:rFonts w:hint="eastAsia"/>
+        </w:rPr>
+      </w:pPr>
+      <w:r>
+        <w:rPr>
+          <w:rFonts w:hint="eastAsia"/>
+        </w:rPr>
+        <w:t>确定有</w:t>
+      </w:r>
+      <w:r>
+        <w:rPr>
+          <w:rFonts w:hint="eastAsia"/>
+        </w:rPr>
+        <w:t>coord</w:t>
+      </w:r>
+      <w:r>
+        <w:rPr>
+          <w:rFonts w:hint="eastAsia"/>
+        </w:rPr>
+        <w:t>节点可用之后，可运行以下脚本添加</w:t>
+      </w:r>
+      <w:r>
+        <w:rPr>
+          <w:rFonts w:hint="eastAsia"/>
+        </w:rPr>
+        <w:t>OM</w:t>
+      </w:r>
+    </w:p>
+    <w:p>
+      <w:pPr>
+        <w:rPr>
+          <w:rFonts w:hint="eastAsia"/>
+          <w:shd w:val="pct15" w:color="auto" w:fill="FFFFFF"/>
+        </w:rPr>
+      </w:pPr>
+      <w:r>
+        <w:rPr>
+          <w:rFonts w:hint="eastAsia"/>
+          <w:shd w:val="pct15" w:color="auto" w:fill="FFFFFF"/>
+        </w:rPr>
+        <w:t>su sdbadmin</w:t>
+      </w:r>
+    </w:p>
+    <w:p>
+      <w:pPr>
+        <w:rPr>
+          <w:rFonts w:hint="eastAsia"/>
+          <w:shd w:val="pct15" w:color="auto" w:fill="FFFFFF"/>
+        </w:rPr>
+      </w:pPr>
+      <w:r>
+        <w:rPr>
+          <w:rFonts w:hint="eastAsia"/>
+          <w:shd w:val="pct15" w:color="auto" w:fill="FFFFFF"/>
+        </w:rPr>
+        <w:t>cd  /opt/sequoiadb/conf/script/ombuild</w:t>
+      </w:r>
+    </w:p>
+    <w:p>
+      <w:pPr>
+        <w:rPr>
+          <w:rFonts w:hint="eastAsia"/>
+          <w:shd w:val="pct15" w:color="auto" w:fill="FFFFFF"/>
+        </w:rPr>
+      </w:pPr>
+      <w:r>
+        <w:rPr>
+          <w:rFonts w:hint="eastAsia"/>
+          <w:shd w:val="pct15" w:color="auto" w:fill="FFFFFF"/>
+        </w:rPr>
+        <w:t>.</w:t>
+      </w:r>
+      <w:r>
+        <w:rPr>
+          <w:rFonts w:hint="eastAsia"/>
+          <w:shd w:val="pct15" w:color="auto" w:fill="FFFFFF"/>
+        </w:rPr>
+        <w:t>/ombuild.sh</w:t>
+      </w:r>
+      <w:r>
+        <w:rPr>
+          <w:rFonts w:hint="eastAsia"/>
+          <w:shd w:val="pct15" w:color="auto" w:fill="FFFFFF"/>
+        </w:rPr>
+        <w:t xml:space="preserve"> </w:t>
+      </w:r>
+      <w:r>
+        <w:rPr>
+          <w:rFonts w:hint="eastAsia"/>
+          <w:shd w:val="pct15" w:color="auto" w:fill="FFFFFF"/>
+        </w:rPr>
+        <w:t xml:space="preserve"> </w:t>
+      </w:r>
+      <w:r>
+        <w:rPr>
+          <w:rFonts w:hint="eastAsia"/>
+          <w:shd w:val="pct15" w:color="auto" w:fill="FFFFFF"/>
+        </w:rPr>
+        <w:t>--</w:t>
+      </w:r>
+      <w:r>
+        <w:rPr>
+          <w:rFonts w:hint="eastAsia"/>
+          <w:shd w:val="pct15" w:color="auto" w:fill="FFFFFF"/>
+        </w:rPr>
+        <w:t xml:space="preserve">conf </w:t>
+      </w:r>
+      <w:r>
+        <w:rPr>
+          <w:rFonts w:hint="eastAsia"/>
+          <w:shd w:val="pct15" w:color="auto" w:fill="FFFFFF"/>
+        </w:rPr>
+        <w:t xml:space="preserve"> </w:t>
+      </w:r>
+      <w:r>
+        <w:rPr>
+          <w:rFonts w:hint="eastAsia"/>
+          <w:shd w:val="pct15" w:color="auto" w:fill="FFFFFF"/>
+        </w:rPr>
+        <w:t>ombuild.conf</w:t>
+      </w:r>
+    </w:p>
+    <w:p>
+      <w:pPr>
+        <w:pStyle w:val="ListParagraph"/>
+        <w:numPr>
+          <w:ilvl w:val="0"/>
+          <w:numId w:val="2"/>
+        </w:numPr>
+        <w:ind w:firstLineChars="0"/>
+        <w:rPr>
+          <w:rFonts w:hint="eastAsia"/>
+        </w:rPr>
+      </w:pPr>
+      <w:r>
+        <w:rPr>
+          <w:rFonts w:hint="eastAsia"/>
+        </w:rPr>
+        <w:t>访问</w:t>
+      </w:r>
+      <w:r>
+        <w:rPr>
+          <w:rFonts w:hint="eastAsia"/>
+        </w:rPr>
+        <w:t>OM</w:t>
+      </w:r>
+    </w:p>
+    <w:p>
+      <w:pPr>
+        <w:rPr>
+          <w:shd w:val="pct15" w:color="auto" w:fill="FFFFFF"/>
+        </w:rPr>
+      </w:pPr>
+      <w:r>
+        <w:rPr>
+          <w:rFonts w:hint="eastAsia"/>
+        </w:rPr>
+        <w:t>上述步骤</w:t>
+      </w:r>
+      <w:r>
+        <w:rPr>
+          <w:rFonts w:hint="eastAsia"/>
+        </w:rPr>
+        <w:t>若无错误报告，添加</w:t>
+      </w:r>
+      <w:r>
+        <w:rPr>
+          <w:rFonts w:hint="eastAsia"/>
+        </w:rPr>
+        <w:t>OM</w:t>
+      </w:r>
+      <w:r>
+        <w:rPr>
+          <w:rFonts w:hint="eastAsia"/>
+        </w:rPr>
+        <w:t>成功。用户需要关闭当前安装</w:t>
+      </w:r>
+      <w:r>
+        <w:rPr>
+          <w:rFonts w:hint="eastAsia"/>
+        </w:rPr>
+        <w:t>OM</w:t>
+      </w:r>
+      <w:r>
+        <w:rPr>
+          <w:rFonts w:hint="eastAsia"/>
+        </w:rPr>
+        <w:t>的主机的防火墙，然后从</w:t>
+      </w:r>
+      <w:r>
+        <w:rPr>
+          <w:rFonts w:hint="eastAsia"/>
+        </w:rPr>
+        <w:t>Web</w:t>
+      </w:r>
+      <w:r>
+        <w:rPr>
+          <w:rFonts w:hint="eastAsia"/>
+        </w:rPr>
+        <w:t>端输入</w:t>
+      </w:r>
+      <w:r>
+        <w:t>”</w:t>
+      </w:r>
+      <w:r>
+        <w:rPr>
+          <w:rFonts w:hint="eastAsia"/>
+        </w:rPr>
+        <w:t>已安装</w:t>
+      </w:r>
+      <w:r>
+        <w:rPr>
+          <w:rFonts w:hint="eastAsia"/>
+        </w:rPr>
+        <w:t>OM</w:t>
+      </w:r>
+      <w:r>
+        <w:rPr>
+          <w:rFonts w:hint="eastAsia"/>
+        </w:rPr>
+        <w:t>主机的</w:t>
+      </w:r>
+      <w:r>
+        <w:rPr>
+          <w:rFonts w:hint="eastAsia"/>
+        </w:rPr>
+        <w:t>ip:8000</w:t>
+      </w:r>
+      <w:r>
+        <w:t>”</w:t>
+      </w:r>
+      <w:r>
+        <w:rPr>
+          <w:rFonts w:hint="eastAsia"/>
+        </w:rPr>
+        <w:t>，便可以访问</w:t>
+      </w:r>
+      <w:r>
+        <w:rPr>
+          <w:rFonts w:hint="eastAsia"/>
+        </w:rPr>
+        <w:t>OM</w:t>
+      </w:r>
+      <w:r>
+        <w:rPr>
+          <w:rFonts w:hint="eastAsia"/>
+        </w:rPr>
+        <w:t>。</w:t>
+      </w:r>
+    </w:p>
+    <w:p>
+      <w:pPr>
+        <w:pStyle w:val="Heading2"/>
+      </w:pPr>
+      <w:r>
+        <w:rPr>
+          <w:rFonts w:hint="eastAsia"/>
+        </w:rPr>
+        <w:t>设置</w:t>
+      </w:r>
+      <w:r>
+        <w:rPr>
+          <w:rFonts w:hint="eastAsia"/>
+        </w:rPr>
+        <w:t>采集快照信息</w:t>
+      </w:r>
+    </w:p>
+    <w:p>
+      <w:pPr>
+        <w:rPr>
+          <w:color w:val="FF0000"/>
+        </w:rPr>
+      </w:pPr>
+      <w:r>
+        <w:rPr>
+          <w:rFonts w:hint="eastAsia"/>
+          <w:color w:val="FF0000"/>
+        </w:rPr>
+        <w:t>注：以下假设</w:t>
+      </w:r>
+      <w:r>
+        <w:rPr>
+          <w:rFonts w:hint="eastAsia"/>
+          <w:color w:val="FF0000"/>
+        </w:rPr>
+        <w:t>sequoiadb</w:t>
+      </w:r>
+      <w:r>
+        <w:rPr>
+          <w:rFonts w:hint="eastAsia"/>
+          <w:color w:val="FF0000"/>
+        </w:rPr>
+        <w:t>的安装路径为默认安装路径（</w:t>
+      </w:r>
+      <w:r>
+        <w:rPr>
+          <w:rFonts w:hint="eastAsia"/>
+          <w:color w:val="FF0000"/>
+        </w:rPr>
+        <w:t>/opt/sequoiadb</w:t>
+      </w:r>
+      <w:r>
+        <w:rPr>
+          <w:rFonts w:hint="eastAsia"/>
+          <w:color w:val="FF0000"/>
+        </w:rPr>
+        <w:t>）</w:t>
+      </w:r>
+    </w:p>
+    <w:p>
+      <w:r>
+        <w:rPr>
+          <w:rFonts w:hint="eastAsia"/>
+        </w:rPr>
+        <w:t>任意登录一台已安装</w:t>
+      </w:r>
+      <w:r>
+        <w:rPr>
+          <w:rFonts w:hint="eastAsia"/>
+        </w:rPr>
+        <w:t>Sequoiadb</w:t>
+      </w:r>
+      <w:r>
+        <w:rPr>
+          <w:rFonts w:hint="eastAsia"/>
+        </w:rPr>
+        <w:t>的服务器并执行以下操作：</w:t>
+      </w:r>
+    </w:p>
+    <w:p>
+      <w:pPr>
+        <w:pStyle w:val="Heading3"/>
+      </w:pPr>
+      <w:r>
+        <w:rPr>
+          <w:rFonts w:hint="eastAsia"/>
+        </w:rPr>
+        <w:t>配置启动脚本</w:t>
+      </w:r>
+    </w:p>
+    <w:p>
+      <w:pPr>
+        <w:rPr>
+          <w:i/>
+          <w:shd w:val="pct15" w:color="auto" w:fill="FFFFFF"/>
+        </w:rPr>
+      </w:pPr>
+      <w:r>
+        <w:rPr>
+          <w:rFonts w:hint="eastAsia"/>
+          <w:i/>
+          <w:shd w:val="pct15" w:color="auto" w:fill="FFFFFF"/>
+        </w:rPr>
+        <w:t>su sdbadmin</w:t>
+      </w:r>
+    </w:p>
+    <w:p>
+      <w:pPr>
+        <w:rPr>
+          <w:i/>
+          <w:shd w:val="pct15" w:color="auto" w:fill="FFFFFF"/>
+        </w:rPr>
+      </w:pPr>
+      <w:r>
+        <w:rPr>
+          <w:rFonts w:hint="eastAsia"/>
+          <w:i/>
+          <w:shd w:val="pct15" w:color="auto" w:fill="FFFFFF"/>
+        </w:rPr>
+        <w:t>vi /opt/sequoiadb/conf/script/</w:t>
+      </w:r>
+      <w:r>
+        <w:rPr>
+          <w:rFonts w:hint="eastAsia"/>
+          <w:i/>
+          <w:shd w:val="pct15" w:color="auto" w:fill="FFFFFF"/>
+        </w:rPr>
+        <w:t>collectsnapshotinfo/run</w:t>
+      </w:r>
+      <w:r>
+        <w:rPr>
+          <w:rFonts w:hint="eastAsia"/>
+          <w:i/>
+          <w:shd w:val="pct15" w:color="auto" w:fill="FFFFFF"/>
+        </w:rPr>
+        <w:t>.sh</w:t>
+      </w:r>
+    </w:p>
+    <w:p>
+      <w:r>
+        <w:rPr>
+          <w:rFonts w:hint="eastAsia"/>
+        </w:rPr>
+        <w:t>脚本内容如下</w:t>
+      </w:r>
+    </w:p>
+    <w:p>
+      <w:pPr>
+        <w:rPr>
+          <w:i/>
+          <w:shd w:val="pct15" w:color="auto" w:fill="FFFFFF"/>
+        </w:rPr>
+      </w:pPr>
+      <w:r>
+        <w:rPr>
+          <w:i/>
+          <w:shd w:val="pct15" w:color="auto" w:fill="FFFFFF"/>
+        </w:rPr>
+        <w:t>#!/bin/bash</w:t>
+      </w:r>
+    </w:p>
+    <w:p>
+      <w:pPr>
+        <w:rPr>
+          <w:i/>
+          <w:shd w:val="pct15" w:color="auto" w:fill="FFFFFF"/>
+        </w:rPr>
+      </w:pPr>
+    </w:p>
+    <w:p>
+      <w:pPr>
+        <w:rPr>
+          <w:i/>
+          <w:shd w:val="pct15" w:color="auto" w:fill="FFFFFF"/>
+        </w:rPr>
+      </w:pPr>
+      <w:r>
+        <w:rPr>
+          <w:i/>
+          <w:shd w:val="pct15" w:color="auto" w:fill="FFFFFF"/>
+        </w:rPr>
+        <w:lastRenderedPageBreak/>
+        <w:t>script_path=$(cd `dirname $0`; pwd)</w:t>
+      </w:r>
+    </w:p>
+    <w:p>
+      <w:pPr>
+        <w:rPr>
+          <w:i/>
+          <w:shd w:val="pct15" w:color="auto" w:fill="FFFFFF"/>
+        </w:rPr>
+      </w:pPr>
+      <w:r>
+        <w:rPr>
+          <w:i/>
+          <w:shd w:val="pct15" w:color="auto" w:fill="FFFFFF"/>
+        </w:rPr>
+        <w:t>comm_script_path=${script_path}/../</w:t>
+      </w:r>
+    </w:p>
+    <w:p>
+      <w:pPr>
+        <w:rPr>
+          <w:i/>
+          <w:shd w:val="pct15" w:color="auto" w:fill="FFFFFF"/>
+        </w:rPr>
+      </w:pPr>
+      <w:r>
+        <w:rPr>
+          <w:i/>
+          <w:shd w:val="pct15" w:color="auto" w:fill="FFFFFF"/>
+        </w:rPr>
+        <w:t>js_file="${comm_script_path}/define.js"</w:t>
+      </w:r>
+    </w:p>
+    <w:p>
+      <w:pPr>
+        <w:rPr>
+          <w:i/>
+          <w:shd w:val="pct15" w:color="auto" w:fill="FFFFFF"/>
+        </w:rPr>
+      </w:pPr>
+      <w:r>
+        <w:rPr>
+          <w:i/>
+          <w:shd w:val="pct15" w:color="auto" w:fill="FFFFFF"/>
+        </w:rPr>
+        <w:t>js_file="${js_file};${comm_script_path}/error.js"</w:t>
+      </w:r>
+    </w:p>
+    <w:p>
+      <w:pPr>
+        <w:rPr>
+          <w:i/>
+          <w:shd w:val="pct15" w:color="auto" w:fill="FFFFFF"/>
+        </w:rPr>
+      </w:pPr>
+      <w:r>
+        <w:rPr>
+          <w:i/>
+          <w:shd w:val="pct15" w:color="auto" w:fill="FFFFFF"/>
+        </w:rPr>
+        <w:t>js_file="${js_file};${comm_script_path}/common.js"</w:t>
+      </w:r>
+    </w:p>
+    <w:p>
+      <w:pPr>
+        <w:rPr>
+          <w:i/>
+          <w:shd w:val="pct15" w:color="auto" w:fill="FFFFFF"/>
+        </w:rPr>
+      </w:pPr>
+      <w:r>
+        <w:rPr>
+          <w:i/>
+          <w:shd w:val="pct15" w:color="auto" w:fill="FFFFFF"/>
+        </w:rPr>
+        <w:t>js_file="${js_file};${comm_script_path}/log.js"</w:t>
+      </w:r>
+    </w:p>
+    <w:p>
+      <w:pPr>
+        <w:rPr>
+          <w:i/>
+          <w:shd w:val="pct15" w:color="auto" w:fill="FFFFFF"/>
+        </w:rPr>
+      </w:pPr>
+      <w:r>
+        <w:rPr>
+          <w:i/>
+          <w:shd w:val="pct15" w:color="auto" w:fill="FFFFFF"/>
+        </w:rPr>
+        <w:t>js_file="${js_file};${comm_script_path}/func.js"</w:t>
+      </w:r>
+    </w:p>
+    <w:p>
+      <w:pPr>
+        <w:rPr>
+          <w:i/>
+          <w:shd w:val="pct15" w:color="auto" w:fill="FFFFFF"/>
+        </w:rPr>
+      </w:pPr>
+      <w:r>
+        <w:rPr>
+          <w:i/>
+          <w:shd w:val="pct15" w:color="auto" w:fill="FFFFFF"/>
+        </w:rPr>
+        <w:t>js_file="${js_file};${script_path}/collectSnapshotInfo.js"</w:t>
+      </w:r>
+    </w:p>
+    <w:p>
+      <w:pPr>
+        <w:rPr>
+          <w:i/>
+          <w:shd w:val="pct15" w:color="auto" w:fill="FFFFFF"/>
+        </w:rPr>
+      </w:pPr>
+    </w:p>
+    <w:p>
+      <w:pPr>
+        <w:rPr>
+          <w:i/>
+          <w:shd w:val="pct15" w:color="auto" w:fill="FFFFFF"/>
+        </w:rPr>
+      </w:pPr>
+      <w:r>
+        <w:rPr>
+          <w:i/>
+          <w:shd w:val="pct15" w:color="auto" w:fill="FFFFFF"/>
+        </w:rPr>
+        <w:t>#user define</w:t>
+      </w:r>
+    </w:p>
+    <w:p>
+      <w:pPr>
+        <w:rPr>
+          <w:i/>
+          <w:shd w:val="pct15" w:color="auto" w:fill="FFFFFF"/>
+        </w:rPr>
+      </w:pPr>
+      <w:r>
+        <w:rPr>
+          <w:i/>
+          <w:shd w:val="pct15" w:color="auto" w:fill="FFFFFF"/>
+        </w:rPr>
+        <w:t>coordList="[{hostName:'localhost', svcName:11810}]"</w:t>
+      </w:r>
+    </w:p>
+    <w:p>
+      <w:pPr>
+        <w:rPr>
+          <w:i/>
+          <w:shd w:val="pct15" w:color="auto" w:fill="FFFFFF"/>
+        </w:rPr>
+      </w:pPr>
+      <w:r>
+        <w:rPr>
+          <w:i/>
+          <w:shd w:val="pct15" w:color="auto" w:fill="FFFFFF"/>
+        </w:rPr>
+        <w:t>userName=""</w:t>
+      </w:r>
+    </w:p>
+    <w:p>
+      <w:pPr>
+        <w:rPr>
+          <w:i/>
+          <w:shd w:val="pct15" w:color="auto" w:fill="FFFFFF"/>
+        </w:rPr>
+      </w:pPr>
+      <w:r>
+        <w:rPr>
+          <w:i/>
+          <w:shd w:val="pct15" w:color="auto" w:fill="FFFFFF"/>
+        </w:rPr>
+        <w:t>password=""</w:t>
+      </w:r>
+    </w:p>
+    <w:p>
+      <w:pPr>
+        <w:rPr>
+          <w:i/>
+          <w:shd w:val="pct15" w:color="auto" w:fill="FFFFFF"/>
+        </w:rPr>
+      </w:pPr>
+    </w:p>
+    <w:p>
+      <w:pPr>
+        <w:rPr>
+          <w:i/>
+          <w:shd w:val="pct15" w:color="auto" w:fill="FFFFFF"/>
+        </w:rPr>
+      </w:pPr>
+      <w:r>
+        <w:rPr>
+          <w:i/>
+          <w:shd w:val="pct15" w:color="auto" w:fill="FFFFFF"/>
+        </w:rPr>
+        <w:t>${script_path}/../../../bin/sdb -f ${js_file} -e "var COORD_LIST=${coordList};var USER_NAME='${userName}';var PASSWORD='${password}';</w:t>
+      </w:r>
+    </w:p>
     <w:p/>
     <w:p>
+      <w:r>
+        <w:rPr>
+          <w:rFonts w:hint="eastAsia"/>
+        </w:rPr>
+        <w:t>配置协调节点连接地址：</w:t>
+      </w:r>
+    </w:p>
+    <w:p>
+      <w:r>
+        <w:rPr>
+          <w:rFonts w:hint="eastAsia"/>
+        </w:rPr>
+        <w:t>为了避免因单点故障导致快照采集失败，可配置多个协调节点地址</w:t>
+      </w:r>
+    </w:p>
+    <w:p>
+      <w:pPr>
+        <w:rPr>
+          <w:i/>
+          <w:shd w:val="pct15" w:color="auto" w:fill="FFFFFF"/>
+        </w:rPr>
+      </w:pPr>
+      <w:r>
+        <w:rPr>
+          <w:rFonts w:hint="eastAsia"/>
+          <w:i/>
+          <w:shd w:val="pct15" w:color="auto" w:fill="FFFFFF"/>
+        </w:rPr>
+        <w:t>coordList="[{hostName:'vmsvr1-cent-x64-1', svcName:11810}, {hostName:'vmsvr1-cent-x64-2', svcName:11810}]"</w:t>
+      </w:r>
+    </w:p>
+    <w:p>
+      <w:r>
+        <w:rPr>
+          <w:rFonts w:hint="eastAsia"/>
+        </w:rPr>
+        <w:t>如果在</w:t>
+      </w:r>
+      <w:r>
+        <w:rPr>
+          <w:rFonts w:hint="eastAsia"/>
+        </w:rPr>
+        <w:t>sequoiadb</w:t>
+      </w:r>
+      <w:r>
+        <w:rPr>
+          <w:rFonts w:hint="eastAsia"/>
+        </w:rPr>
+        <w:t>数据库中设置了用户名和密码，则需要配置以下参数，否则直接跳过本步骤</w:t>
+      </w:r>
+    </w:p>
+    <w:p>
+      <w:pPr>
+        <w:rPr>
+          <w:i/>
+          <w:shd w:val="pct15" w:color="auto" w:fill="FFFFFF"/>
+        </w:rPr>
+      </w:pPr>
+      <w:r>
+        <w:rPr>
+          <w:rFonts w:hint="eastAsia"/>
+          <w:i/>
+          <w:shd w:val="pct15" w:color="auto" w:fill="FFFFFF"/>
+        </w:rPr>
+        <w:t>userName="sdbadmin"</w:t>
+      </w:r>
+    </w:p>
+    <w:p>
+      <w:pPr>
+        <w:rPr>
+          <w:i/>
+          <w:shd w:val="pct15" w:color="auto" w:fill="FFFFFF"/>
+        </w:rPr>
+      </w:pPr>
+      <w:r>
+        <w:rPr>
+          <w:rFonts w:hint="eastAsia"/>
+          <w:i/>
+          <w:shd w:val="pct15" w:color="auto" w:fill="FFFFFF"/>
+        </w:rPr>
+        <w:t>password="sdbadmin"</w:t>
+      </w:r>
+    </w:p>
+    <w:p/>
+    <w:p>
+      <w:pPr>
+        <w:pStyle w:val="Heading3"/>
+      </w:pPr>
+      <w:r>
+        <w:rPr>
+          <w:rFonts w:hint="eastAsia"/>
+        </w:rPr>
+        <w:t>配置定时采集任务</w:t>
+      </w:r>
+    </w:p>
+    <w:p>
+      <w:pPr>
+        <w:rPr>
+          <w:i/>
+          <w:shd w:val="pct15" w:color="auto" w:fill="FFFFFF"/>
+        </w:rPr>
+      </w:pPr>
+      <w:r>
+        <w:rPr>
+          <w:rFonts w:hint="eastAsia"/>
+          <w:i/>
+          <w:shd w:val="pct15" w:color="auto" w:fill="FFFFFF"/>
+        </w:rPr>
+        <w:t>su sdbadmin</w:t>
+      </w:r>
+    </w:p>
+    <w:p>
+      <w:pPr>
+        <w:rPr>
+          <w:i/>
+          <w:shd w:val="pct15" w:color="auto" w:fill="FFFFFF"/>
+        </w:rPr>
+      </w:pPr>
+      <w:r>
+        <w:rPr>
+          <w:rFonts w:hint="eastAsia"/>
+          <w:i/>
+          <w:shd w:val="pct15" w:color="auto" w:fill="FFFFFF"/>
+        </w:rPr>
+        <w:t>crontab -e</w:t>
+      </w:r>
+    </w:p>
+    <w:p>
+      <w:r>
+        <w:rPr>
+          <w:rFonts w:hint="eastAsia"/>
+        </w:rPr>
+        <w:t>添加如下内容</w:t>
+      </w:r>
+      <w:r>
+        <w:rPr>
+          <w:rFonts w:hint="eastAsia"/>
+        </w:rPr>
+        <w:t>：</w:t>
+      </w:r>
+    </w:p>
+    <w:p>
+      <w:pPr>
+        <w:rPr>
+          <w:i/>
+          <w:shd w:val="pct15" w:color="auto" w:fill="FFFFFF"/>
+        </w:rPr>
+      </w:pPr>
+      <w:r>
+        <w:rPr>
+          <w:rFonts w:hint="eastAsia"/>
+          <w:i/>
+          <w:shd w:val="pct15" w:color="auto" w:fill="FFFFFF"/>
+        </w:rPr>
+        <w:t>*/</w:t>
+      </w:r>
+      <w:r>
+        <w:rPr>
+          <w:rFonts w:hint="eastAsia"/>
+          <w:i/>
+          <w:shd w:val="pct15" w:color="auto" w:fill="FFFFFF"/>
+        </w:rPr>
+        <w:t>10 * * * * /opt/sequoiadb/conf/script/</w:t>
+      </w:r>
+      <w:r>
+        <w:rPr>
+          <w:rFonts w:hint="eastAsia"/>
+          <w:i/>
+          <w:shd w:val="pct15" w:color="auto" w:fill="FFFFFF"/>
+        </w:rPr>
+        <w:t xml:space="preserve"> </w:t>
+      </w:r>
+      <w:r>
+        <w:rPr>
+          <w:rFonts w:hint="eastAsia"/>
+          <w:i/>
+          <w:shd w:val="pct15" w:color="auto" w:fill="FFFFFF"/>
+        </w:rPr>
+        <w:t>collectsnapshotinfo/run</w:t>
+      </w:r>
+      <w:r>
+        <w:rPr>
+          <w:rFonts w:hint="eastAsia"/>
+          <w:i/>
+          <w:shd w:val="pct15" w:color="auto" w:fill="FFFFFF"/>
+        </w:rPr>
+        <w:t>.sh</w:t>
+      </w:r>
+    </w:p>
+    <w:p>
+      <w:r>
+        <w:rPr>
+          <w:rFonts w:hint="eastAsia"/>
+        </w:rPr>
+        <w:t>配置完成，</w:t>
+      </w:r>
+      <w:r>
+        <w:rPr>
+          <w:rFonts w:hint="eastAsia"/>
+        </w:rPr>
+        <w:t>保存退出（</w:t>
+      </w:r>
+      <w:r>
+        <w:rPr>
+          <w:rFonts w:hint="eastAsia"/>
+        </w:rPr>
+        <w:t>:wq</w:t>
+      </w:r>
+      <w:r>
+        <w:rPr>
+          <w:rFonts w:hint="eastAsia"/>
+        </w:rPr>
+        <w:t>）</w:t>
+      </w:r>
+    </w:p>
+    <w:p>
+      <w:pPr>
+        <w:rPr>
+          <w:shd w:val="pct15" w:color="auto" w:fill="FFFFFF"/>
+        </w:rPr>
+      </w:pPr>
+    </w:p>
+    <w:p>
       <w:pPr>
         <w:pStyle w:val="Heading2"/>
       </w:pPr>
@@ -1947,623 +4352,6 @@
         <w:rPr>
           <w:rFonts w:hint="eastAsia"/>
         </w:rPr>
-        <w:t>设置</w:t>
-      </w:r>
-      <w:r>
-        <w:rPr>
-          <w:rFonts w:hint="eastAsia"/>
-        </w:rPr>
-        <w:t>采集快照信息</w:t>
-      </w:r>
-    </w:p>
-    <w:p>
-      <w:pPr>
-        <w:rPr>
-          <w:color w:val="FF0000"/>
-        </w:rPr>
-      </w:pPr>
-      <w:r>
-        <w:rPr>
-          <w:rFonts w:hint="eastAsia"/>
-          <w:color w:val="FF0000"/>
-        </w:rPr>
-        <w:t>注：以下假设</w:t>
-      </w:r>
-      <w:r>
-        <w:rPr>
-          <w:rFonts w:hint="eastAsia"/>
-          <w:color w:val="FF0000"/>
-        </w:rPr>
-        <w:t>sequoiadb</w:t>
-      </w:r>
-      <w:r>
-        <w:rPr>
-          <w:rFonts w:hint="eastAsia"/>
-          <w:color w:val="FF0000"/>
-        </w:rPr>
-        <w:t>的安装路径为默认安装路径（</w:t>
-      </w:r>
-      <w:r>
-        <w:rPr>
-          <w:rFonts w:hint="eastAsia"/>
-          <w:color w:val="FF0000"/>
-        </w:rPr>
-        <w:t>/opt/sequoiadb</w:t>
-      </w:r>
-      <w:r>
-        <w:rPr>
-          <w:rFonts w:hint="eastAsia"/>
-          <w:color w:val="FF0000"/>
-        </w:rPr>
-        <w:t>）</w:t>
-      </w:r>
-    </w:p>
-    <w:p>
-      <w:r>
-        <w:rPr>
-          <w:rFonts w:hint="eastAsia"/>
-        </w:rPr>
-        <w:t>任意登录一台已安装</w:t>
-      </w:r>
-      <w:r>
-        <w:rPr>
-          <w:rFonts w:hint="eastAsia"/>
-        </w:rPr>
-        <w:t>Sequoiadb</w:t>
-      </w:r>
-      <w:r>
-        <w:rPr>
-          <w:rFonts w:hint="eastAsia"/>
-        </w:rPr>
-        <w:t>的服务器并执行以下操作：</w:t>
-      </w:r>
-    </w:p>
-    <w:p>
-      <w:pPr>
-        <w:pStyle w:val="Heading3"/>
-      </w:pPr>
-      <w:r>
-        <w:rPr>
-          <w:rFonts w:hint="eastAsia"/>
-        </w:rPr>
-        <w:t>配置启动脚本</w:t>
-      </w:r>
-    </w:p>
-    <w:p>
-      <w:pPr>
-        <w:rPr>
-          <w:i/>
-          <w:shd w:val="pct15" w:color="auto" w:fill="FFFFFF"/>
-        </w:rPr>
-      </w:pPr>
-      <w:r>
-        <w:rPr>
-          <w:rFonts w:hint="eastAsia"/>
-          <w:i/>
-          <w:shd w:val="pct15" w:color="auto" w:fill="FFFFFF"/>
-        </w:rPr>
-        <w:t>su sdbadmin</w:t>
-      </w:r>
-    </w:p>
-    <w:p>
-      <w:pPr>
-        <w:rPr>
-          <w:i/>
-          <w:shd w:val="pct15" w:color="auto" w:fill="FFFFFF"/>
-        </w:rPr>
-      </w:pPr>
-      <w:r>
-        <w:rPr>
-          <w:rFonts w:hint="eastAsia"/>
-          <w:i/>
-          <w:shd w:val="pct15" w:color="auto" w:fill="FFFFFF"/>
-        </w:rPr>
-        <w:t>vi /opt/sequoiadb/conf/script/</w:t>
-      </w:r>
-      <w:r>
-        <w:rPr>
-          <w:rFonts w:hint="eastAsia"/>
-          <w:i/>
-          <w:shd w:val="pct15" w:color="auto" w:fill="FFFFFF"/>
-        </w:rPr>
-        <w:t>collectsnapshotinfo/run</w:t>
-      </w:r>
-      <w:r>
-        <w:rPr>
-          <w:rFonts w:hint="eastAsia"/>
-          <w:i/>
-          <w:shd w:val="pct15" w:color="auto" w:fill="FFFFFF"/>
-        </w:rPr>
-        <w:t>.sh</w:t>
-      </w:r>
-    </w:p>
-    <w:p>
-      <w:r>
-        <w:rPr>
-          <w:rFonts w:hint="eastAsia"/>
-        </w:rPr>
-        <w:t>脚本内容如下</w:t>
-      </w:r>
-    </w:p>
-    <w:p>
-      <w:pPr>
-        <w:rPr>
-          <w:i/>
-          <w:shd w:val="pct15" w:color="auto" w:fill="FFFFFF"/>
-        </w:rPr>
-      </w:pPr>
-      <w:r>
-        <w:rPr>
-          <w:i/>
-          <w:shd w:val="pct15" w:color="auto" w:fill="FFFFFF"/>
-        </w:rPr>
-        <w:t>#!/bin/bash</w:t>
-      </w:r>
-    </w:p>
-    <w:p>
-      <w:pPr>
-        <w:rPr>
-          <w:i/>
-          <w:shd w:val="pct15" w:color="auto" w:fill="FFFFFF"/>
-        </w:rPr>
-      </w:pPr>
-    </w:p>
-    <w:p>
-      <w:pPr>
-        <w:rPr>
-          <w:i/>
-          <w:shd w:val="pct15" w:color="auto" w:fill="FFFFFF"/>
-        </w:rPr>
-      </w:pPr>
-      <w:r>
-        <w:rPr>
-          <w:i/>
-          <w:shd w:val="pct15" w:color="auto" w:fill="FFFFFF"/>
-        </w:rPr>
-        <w:t>script_path=$(cd `dirname $0`; pwd)</w:t>
-      </w:r>
-    </w:p>
-    <w:p>
-      <w:pPr>
-        <w:rPr>
-          <w:i/>
-          <w:shd w:val="pct15" w:color="auto" w:fill="FFFFFF"/>
-        </w:rPr>
-      </w:pPr>
-      <w:r>
-        <w:rPr>
-          <w:i/>
-          <w:shd w:val="pct15" w:color="auto" w:fill="FFFFFF"/>
-        </w:rPr>
-        <w:t>comm_script_path=${script_path}/../</w:t>
-      </w:r>
-    </w:p>
-    <w:p>
-      <w:pPr>
-        <w:rPr>
-          <w:i/>
-          <w:shd w:val="pct15" w:color="auto" w:fill="FFFFFF"/>
-        </w:rPr>
-      </w:pPr>
-      <w:r>
-        <w:rPr>
-          <w:i/>
-          <w:shd w:val="pct15" w:color="auto" w:fill="FFFFFF"/>
-        </w:rPr>
-        <w:t>js_file="${comm_script_path}/define.js"</w:t>
-      </w:r>
-    </w:p>
-    <w:p>
-      <w:pPr>
-        <w:rPr>
-          <w:i/>
-          <w:shd w:val="pct15" w:color="auto" w:fill="FFFFFF"/>
-        </w:rPr>
-      </w:pPr>
-      <w:r>
-        <w:rPr>
-          <w:i/>
-          <w:shd w:val="pct15" w:color="auto" w:fill="FFFFFF"/>
-        </w:rPr>
-        <w:t>js_file="${js_file};${comm_script_path}/error.js"</w:t>
-      </w:r>
-    </w:p>
-    <w:p>
-      <w:pPr>
-        <w:rPr>
-          <w:i/>
-          <w:shd w:val="pct15" w:color="auto" w:fill="FFFFFF"/>
-        </w:rPr>
-      </w:pPr>
-      <w:r>
-        <w:rPr>
-          <w:i/>
-          <w:shd w:val="pct15" w:color="auto" w:fill="FFFFFF"/>
-        </w:rPr>
-        <w:t>js_file="${js_file};${comm_script_path}/common.js"</w:t>
-      </w:r>
-    </w:p>
-    <w:p>
-      <w:pPr>
-        <w:rPr>
-          <w:i/>
-          <w:shd w:val="pct15" w:color="auto" w:fill="FFFFFF"/>
-        </w:rPr>
-      </w:pPr>
-      <w:r>
-        <w:rPr>
-          <w:i/>
-          <w:shd w:val="pct15" w:color="auto" w:fill="FFFFFF"/>
-        </w:rPr>
-        <w:t>js_file="${js_file};${comm_script_path}/log.js"</w:t>
-      </w:r>
-    </w:p>
-    <w:p>
-      <w:pPr>
-        <w:rPr>
-          <w:i/>
-          <w:shd w:val="pct15" w:color="auto" w:fill="FFFFFF"/>
-        </w:rPr>
-      </w:pPr>
-      <w:r>
-        <w:rPr>
-          <w:i/>
-          <w:shd w:val="pct15" w:color="auto" w:fill="FFFFFF"/>
-        </w:rPr>
-        <w:t>js_file="${js_file};${comm_script_path}/func.js"</w:t>
-      </w:r>
-    </w:p>
-    <w:p>
-      <w:pPr>
-        <w:rPr>
-          <w:i/>
-          <w:shd w:val="pct15" w:color="auto" w:fill="FFFFFF"/>
-        </w:rPr>
-      </w:pPr>
-      <w:r>
-        <w:rPr>
-          <w:i/>
-          <w:shd w:val="pct15" w:color="auto" w:fill="FFFFFF"/>
-        </w:rPr>
-        <w:t>js_file="${js_file};${script_path}/collectSnapshotInfo.js"</w:t>
-      </w:r>
-    </w:p>
-    <w:p>
-      <w:pPr>
-        <w:rPr>
-          <w:i/>
-          <w:shd w:val="pct15" w:color="auto" w:fill="FFFFFF"/>
-        </w:rPr>
-      </w:pPr>
-    </w:p>
-    <w:p>
-      <w:pPr>
-        <w:rPr>
-          <w:i/>
-          <w:shd w:val="pct15" w:color="auto" w:fill="FFFFFF"/>
-        </w:rPr>
-      </w:pPr>
-      <w:r>
-        <w:rPr>
-          <w:i/>
-          <w:shd w:val="pct15" w:color="auto" w:fill="FFFFFF"/>
-        </w:rPr>
-        <w:t>#user define</w:t>
-      </w:r>
-    </w:p>
-    <w:p>
-      <w:pPr>
-        <w:rPr>
-          <w:i/>
-          <w:shd w:val="pct15" w:color="auto" w:fill="FFFFFF"/>
-        </w:rPr>
-      </w:pPr>
-      <w:r>
-        <w:rPr>
-          <w:i/>
-          <w:shd w:val="pct15" w:color="auto" w:fill="FFFFFF"/>
-        </w:rPr>
-        <w:t>coordList="[{hostName:'localhost', svcName:11810}]"</w:t>
-      </w:r>
-    </w:p>
-    <w:p>
-      <w:pPr>
-        <w:rPr>
-          <w:i/>
-          <w:shd w:val="pct15" w:color="auto" w:fill="FFFFFF"/>
-        </w:rPr>
-      </w:pPr>
-      <w:r>
-        <w:rPr>
-          <w:i/>
-          <w:shd w:val="pct15" w:color="auto" w:fill="FFFFFF"/>
-        </w:rPr>
-        <w:t>userName=""</w:t>
-      </w:r>
-    </w:p>
-    <w:p>
-      <w:pPr>
-        <w:rPr>
-          <w:i/>
-          <w:shd w:val="pct15" w:color="auto" w:fill="FFFFFF"/>
-        </w:rPr>
-      </w:pPr>
-      <w:r>
-        <w:rPr>
-          <w:i/>
-          <w:shd w:val="pct15" w:color="auto" w:fill="FFFFFF"/>
-        </w:rPr>
-        <w:t>password=""</w:t>
-      </w:r>
-    </w:p>
-    <w:p>
-      <w:pPr>
-        <w:rPr>
-          <w:i/>
-          <w:shd w:val="pct15" w:color="auto" w:fill="FFFFFF"/>
-        </w:rPr>
-      </w:pPr>
-    </w:p>
-    <w:p>
-      <w:pPr>
-        <w:rPr>
-          <w:i/>
-          <w:shd w:val="pct15" w:color="auto" w:fill="FFFFFF"/>
-        </w:rPr>
-      </w:pPr>
-      <w:r>
-        <w:rPr>
-          <w:i/>
-          <w:shd w:val="pct15" w:color="auto" w:fill="FFFFFF"/>
-        </w:rPr>
-        <w:t>${script_path}/../../../bin/sdb -f ${js_file} -e "var COORD_LIST=${coordList};var USER_NAME='${userName}';var PASSWORD='${password}';</w:t>
-      </w:r>
-    </w:p>
-    <w:p>
-      <w:pPr>
-        <w:rPr>
-          <w:rFonts w:hint="eastAsia"/>
-        </w:rPr>
-      </w:pPr>
-    </w:p>
-    <w:p>
-      <w:r>
-        <w:rPr>
-          <w:rFonts w:hint="eastAsia"/>
-        </w:rPr>
-        <w:t>配置协调节点连接地址：</w:t>
-      </w:r>
-    </w:p>
-    <w:p>
-      <w:r>
-        <w:rPr>
-          <w:rFonts w:hint="eastAsia"/>
-        </w:rPr>
-        <w:t>为了避免因单点故障导致快照采集失败，可配置多个协调节点地址</w:t>
-      </w:r>
-    </w:p>
-    <w:p>
-      <w:pPr>
-        <w:rPr>
-          <w:i/>
-          <w:shd w:val="pct15" w:color="auto" w:fill="FFFFFF"/>
-        </w:rPr>
-      </w:pPr>
-      <w:r>
-        <w:rPr>
-          <w:rFonts w:hint="eastAsia"/>
-          <w:i/>
-          <w:shd w:val="pct15" w:color="auto" w:fill="FFFFFF"/>
-        </w:rPr>
-        <w:t>coordList="[{hostName:'vmsvr1-cent-x64-1', svcName:11810}, {hostName:'vmsvr1-cent-x64-2', svcName:11810}]"</w:t>
-      </w:r>
-    </w:p>
-    <w:p>
-      <w:r>
-        <w:rPr>
-          <w:rFonts w:hint="eastAsia"/>
-        </w:rPr>
-        <w:t>如果在</w:t>
-      </w:r>
-      <w:r>
-        <w:rPr>
-          <w:rFonts w:hint="eastAsia"/>
-        </w:rPr>
-        <w:t>sequoiadb</w:t>
-      </w:r>
-      <w:r>
-        <w:rPr>
-          <w:rFonts w:hint="eastAsia"/>
-        </w:rPr>
-        <w:t>数据库中设置了用户名和密码，则需要配置以下参数，否则直接跳过本步</w:t>
-      </w:r>
-      <w:r>
-        <w:rPr>
-          <w:rFonts w:hint="eastAsia"/>
-        </w:rPr>
-        <w:lastRenderedPageBreak/>
-        <w:t>骤</w:t>
-      </w:r>
-    </w:p>
-    <w:p>
-      <w:pPr>
-        <w:rPr>
-          <w:i/>
-          <w:shd w:val="pct15" w:color="auto" w:fill="FFFFFF"/>
-        </w:rPr>
-      </w:pPr>
-      <w:r>
-        <w:rPr>
-          <w:rFonts w:hint="eastAsia"/>
-          <w:i/>
-          <w:shd w:val="pct15" w:color="auto" w:fill="FFFFFF"/>
-        </w:rPr>
-        <w:t>userName="sdbadmin"</w:t>
-      </w:r>
-    </w:p>
-    <w:p>
-      <w:pPr>
-        <w:rPr>
-          <w:i/>
-          <w:shd w:val="pct15" w:color="auto" w:fill="FFFFFF"/>
-        </w:rPr>
-      </w:pPr>
-      <w:r>
-        <w:rPr>
-          <w:rFonts w:hint="eastAsia"/>
-          <w:i/>
-          <w:shd w:val="pct15" w:color="auto" w:fill="FFFFFF"/>
-        </w:rPr>
-        <w:t>password="sdbadmin"</w:t>
-      </w:r>
-    </w:p>
-    <w:p/>
-    <w:p>
-      <w:pPr>
-        <w:pStyle w:val="Heading3"/>
-      </w:pPr>
-      <w:r>
-        <w:rPr>
-          <w:rFonts w:hint="eastAsia"/>
-        </w:rPr>
-        <w:t>配置定时采集任务</w:t>
-      </w:r>
-    </w:p>
-    <w:p>
-      <w:pPr>
-        <w:rPr>
-          <w:i/>
-          <w:shd w:val="pct15" w:color="auto" w:fill="FFFFFF"/>
-        </w:rPr>
-      </w:pPr>
-      <w:r>
-        <w:rPr>
-          <w:rFonts w:hint="eastAsia"/>
-          <w:i/>
-          <w:shd w:val="pct15" w:color="auto" w:fill="FFFFFF"/>
-        </w:rPr>
-        <w:t>su sdbadmin</w:t>
-      </w:r>
-    </w:p>
-    <w:p>
-      <w:pPr>
-        <w:rPr>
-          <w:i/>
-          <w:shd w:val="pct15" w:color="auto" w:fill="FFFFFF"/>
-        </w:rPr>
-      </w:pPr>
-      <w:r>
-        <w:rPr>
-          <w:rFonts w:hint="eastAsia"/>
-          <w:i/>
-          <w:shd w:val="pct15" w:color="auto" w:fill="FFFFFF"/>
-        </w:rPr>
-        <w:t>crontab -e</w:t>
-      </w:r>
-    </w:p>
-    <w:p>
-      <w:r>
-        <w:rPr>
-          <w:rFonts w:hint="eastAsia"/>
-        </w:rPr>
-        <w:t>添加如下内容</w:t>
-      </w:r>
-      <w:r>
-        <w:rPr>
-          <w:rFonts w:hint="eastAsia"/>
-        </w:rPr>
-        <w:t>：</w:t>
-      </w:r>
-    </w:p>
-    <w:p>
-      <w:pPr>
-        <w:rPr>
-          <w:i/>
-          <w:shd w:val="pct15" w:color="auto" w:fill="FFFFFF"/>
-        </w:rPr>
-      </w:pPr>
-      <w:r>
-        <w:rPr>
-          <w:rFonts w:hint="eastAsia"/>
-          <w:i/>
-          <w:shd w:val="pct15" w:color="auto" w:fill="FFFFFF"/>
-        </w:rPr>
-        <w:t>*/</w:t>
-      </w:r>
-      <w:r>
-        <w:rPr>
-          <w:rFonts w:hint="eastAsia"/>
-          <w:i/>
-          <w:shd w:val="pct15" w:color="auto" w:fill="FFFFFF"/>
-        </w:rPr>
-        <w:t>10 * * * * /opt/sequoiadb/conf/script/</w:t>
-      </w:r>
-      <w:r>
-        <w:rPr>
-          <w:rFonts w:hint="eastAsia"/>
-          <w:i/>
-          <w:shd w:val="pct15" w:color="auto" w:fill="FFFFFF"/>
-        </w:rPr>
-        <w:t xml:space="preserve"> </w:t>
-      </w:r>
-      <w:r>
-        <w:rPr>
-          <w:rFonts w:hint="eastAsia"/>
-          <w:i/>
-          <w:shd w:val="pct15" w:color="auto" w:fill="FFFFFF"/>
-        </w:rPr>
-        <w:t>collectsnapshotinfo/run</w:t>
-      </w:r>
-      <w:r>
-        <w:rPr>
-          <w:rFonts w:hint="eastAsia"/>
-          <w:i/>
-          <w:shd w:val="pct15" w:color="auto" w:fill="FFFFFF"/>
-        </w:rPr>
-        <w:t>.sh</w:t>
-      </w:r>
-    </w:p>
-    <w:p>
-      <w:r>
-        <w:rPr>
-          <w:rFonts w:hint="eastAsia"/>
-        </w:rPr>
-        <w:t>配置完成，</w:t>
-      </w:r>
-      <w:r>
-        <w:rPr>
-          <w:rFonts w:hint="eastAsia"/>
-        </w:rPr>
-        <w:t>保存退出（</w:t>
-      </w:r>
-      <w:r>
-        <w:rPr>
-          <w:rFonts w:hint="eastAsia"/>
-        </w:rPr>
-        <w:t>:wq</w:t>
-      </w:r>
-      <w:r>
-        <w:rPr>
-          <w:rFonts w:hint="eastAsia"/>
-        </w:rPr>
-        <w:t>）</w:t>
-      </w:r>
-    </w:p>
-    <w:p>
-      <w:pPr>
-        <w:rPr>
-          <w:shd w:val="pct15" w:color="auto" w:fill="FFFFFF"/>
-        </w:rPr>
-      </w:pPr>
-    </w:p>
-    <w:p>
-      <w:pPr>
-        <w:pStyle w:val="Heading2"/>
-      </w:pPr>
-      <w:r>
-        <w:rPr>
-          <w:rFonts w:hint="eastAsia"/>
-        </w:rPr>
         <w:t>创建</w:t>
       </w:r>
       <w:r>
@@ -2640,7 +4428,7 @@
         </w:rPr>
         <w:t>的安装配置详见</w:t>
       </w:r>
-      <w:hyperlink r:id="rId6" w:history="1">
+      <w:hyperlink r:id="rId7" w:history="1">
         <w:r>
           <w:rPr>
             <w:rStyle w:val="Hyperlink"/>
@@ -2848,6 +4636,7 @@
         <w:rPr>
           <w:rFonts w:hint="eastAsia"/>
         </w:rPr>
+        <w:lastRenderedPageBreak/>
         <w:t>创建</w:t>
       </w:r>
       <w:r>
@@ -2968,6 +4757,189 @@
     </w:p>
   </w:footnote>
 </w:footnotes>
+</file>
+
+<file path=word/numbering.xml><?xml version="1.0" encoding="utf-8"?>
+<w:numbering xmlns:ve="http://schemas.openxmlformats.org/markup-compatibility/2006" xmlns:o="urn:schemas-microsoft-com:office:office" xmlns:r="http://schemas.openxmlformats.org/officeDocument/2006/relationships" xmlns:m="http://schemas.openxmlformats.org/officeDocument/2006/math" xmlns:v="urn:schemas-microsoft-com:vml" xmlns:wp="http://schemas.openxmlformats.org/drawingml/2006/wordprocessingDrawing" xmlns:w10="urn:schemas-microsoft-com:office:word" xmlns:w="http://schemas.openxmlformats.org/wordprocessingml/2006/main" xmlns:wne="http://schemas.microsoft.com/office/word/2006/wordml">
+  <w:abstractNum w:abstractNumId="0">
+    <w:nsid w:val="08BC5653"/>
+    <w:multiLevelType w:val="hybridMultilevel"/>
+    <w:tmpl w:val="2FD6ACE6"/>
+    <w:lvl w:ilvl="0" w:tplc="0409000F">
+      <w:start w:val="1"/>
+      <w:numFmt w:val="decimal"/>
+      <w:lvlText w:val="%1."/>
+      <w:lvlJc w:val="left"/>
+      <w:pPr>
+        <w:ind w:left="420" w:hanging="420"/>
+      </w:pPr>
+    </w:lvl>
+    <w:lvl w:ilvl="1" w:tplc="04090019" w:tentative="1">
+      <w:start w:val="1"/>
+      <w:numFmt w:val="lowerLetter"/>
+      <w:lvlText w:val="%2)"/>
+      <w:lvlJc w:val="left"/>
+      <w:pPr>
+        <w:ind w:left="840" w:hanging="420"/>
+      </w:pPr>
+    </w:lvl>
+    <w:lvl w:ilvl="2" w:tplc="0409001B" w:tentative="1">
+      <w:start w:val="1"/>
+      <w:numFmt w:val="lowerRoman"/>
+      <w:lvlText w:val="%3."/>
+      <w:lvlJc w:val="right"/>
+      <w:pPr>
+        <w:ind w:left="1260" w:hanging="420"/>
+      </w:pPr>
+    </w:lvl>
+    <w:lvl w:ilvl="3" w:tplc="0409000F" w:tentative="1">
+      <w:start w:val="1"/>
+      <w:numFmt w:val="decimal"/>
+      <w:lvlText w:val="%4."/>
+      <w:lvlJc w:val="left"/>
+      <w:pPr>
+        <w:ind w:left="1680" w:hanging="420"/>
+      </w:pPr>
+    </w:lvl>
+    <w:lvl w:ilvl="4" w:tplc="04090019" w:tentative="1">
+      <w:start w:val="1"/>
+      <w:numFmt w:val="lowerLetter"/>
+      <w:lvlText w:val="%5)"/>
+      <w:lvlJc w:val="left"/>
+      <w:pPr>
+        <w:ind w:left="2100" w:hanging="420"/>
+      </w:pPr>
+    </w:lvl>
+    <w:lvl w:ilvl="5" w:tplc="0409001B" w:tentative="1">
+      <w:start w:val="1"/>
+      <w:numFmt w:val="lowerRoman"/>
+      <w:lvlText w:val="%6."/>
+      <w:lvlJc w:val="right"/>
+      <w:pPr>
+        <w:ind w:left="2520" w:hanging="420"/>
+      </w:pPr>
+    </w:lvl>
+    <w:lvl w:ilvl="6" w:tplc="0409000F" w:tentative="1">
+      <w:start w:val="1"/>
+      <w:numFmt w:val="decimal"/>
+      <w:lvlText w:val="%7."/>
+      <w:lvlJc w:val="left"/>
+      <w:pPr>
+        <w:ind w:left="2940" w:hanging="420"/>
+      </w:pPr>
+    </w:lvl>
+    <w:lvl w:ilvl="7" w:tplc="04090019" w:tentative="1">
+      <w:start w:val="1"/>
+      <w:numFmt w:val="lowerLetter"/>
+      <w:lvlText w:val="%8)"/>
+      <w:lvlJc w:val="left"/>
+      <w:pPr>
+        <w:ind w:left="3360" w:hanging="420"/>
+      </w:pPr>
+    </w:lvl>
+    <w:lvl w:ilvl="8" w:tplc="0409001B" w:tentative="1">
+      <w:start w:val="1"/>
+      <w:numFmt w:val="lowerRoman"/>
+      <w:lvlText w:val="%9."/>
+      <w:lvlJc w:val="right"/>
+      <w:pPr>
+        <w:ind w:left="3780" w:hanging="420"/>
+      </w:pPr>
+    </w:lvl>
+  </w:abstractNum>
+  <w:abstractNum w:abstractNumId="1">
+    <w:nsid w:val="34F30BB7"/>
+    <w:multiLevelType w:val="hybridMultilevel"/>
+    <w:tmpl w:val="1BF63190"/>
+    <w:lvl w:ilvl="0" w:tplc="0409000F">
+      <w:start w:val="1"/>
+      <w:numFmt w:val="decimal"/>
+      <w:lvlText w:val="%1."/>
+      <w:lvlJc w:val="left"/>
+      <w:pPr>
+        <w:ind w:left="420" w:hanging="420"/>
+      </w:pPr>
+    </w:lvl>
+    <w:lvl w:ilvl="1" w:tplc="04090019" w:tentative="1">
+      <w:start w:val="1"/>
+      <w:numFmt w:val="lowerLetter"/>
+      <w:lvlText w:val="%2)"/>
+      <w:lvlJc w:val="left"/>
+      <w:pPr>
+        <w:ind w:left="840" w:hanging="420"/>
+      </w:pPr>
+    </w:lvl>
+    <w:lvl w:ilvl="2" w:tplc="0409001B" w:tentative="1">
+      <w:start w:val="1"/>
+      <w:numFmt w:val="lowerRoman"/>
+      <w:lvlText w:val="%3."/>
+      <w:lvlJc w:val="right"/>
+      <w:pPr>
+        <w:ind w:left="1260" w:hanging="420"/>
+      </w:pPr>
+    </w:lvl>
+    <w:lvl w:ilvl="3" w:tplc="0409000F" w:tentative="1">
+      <w:start w:val="1"/>
+      <w:numFmt w:val="decimal"/>
+      <w:lvlText w:val="%4."/>
+      <w:lvlJc w:val="left"/>
+      <w:pPr>
+        <w:ind w:left="1680" w:hanging="420"/>
+      </w:pPr>
+    </w:lvl>
+    <w:lvl w:ilvl="4" w:tplc="04090019" w:tentative="1">
+      <w:start w:val="1"/>
+      <w:numFmt w:val="lowerLetter"/>
+      <w:lvlText w:val="%5)"/>
+      <w:lvlJc w:val="left"/>
+      <w:pPr>
+        <w:ind w:left="2100" w:hanging="420"/>
+      </w:pPr>
+    </w:lvl>
+    <w:lvl w:ilvl="5" w:tplc="0409001B" w:tentative="1">
+      <w:start w:val="1"/>
+      <w:numFmt w:val="lowerRoman"/>
+      <w:lvlText w:val="%6."/>
+      <w:lvlJc w:val="right"/>
+      <w:pPr>
+        <w:ind w:left="2520" w:hanging="420"/>
+      </w:pPr>
+    </w:lvl>
+    <w:lvl w:ilvl="6" w:tplc="0409000F" w:tentative="1">
+      <w:start w:val="1"/>
+      <w:numFmt w:val="decimal"/>
+      <w:lvlText w:val="%7."/>
+      <w:lvlJc w:val="left"/>
+      <w:pPr>
+        <w:ind w:left="2940" w:hanging="420"/>
+      </w:pPr>
+    </w:lvl>
+    <w:lvl w:ilvl="7" w:tplc="04090019" w:tentative="1">
+      <w:start w:val="1"/>
+      <w:numFmt w:val="lowerLetter"/>
+      <w:lvlText w:val="%8)"/>
+      <w:lvlJc w:val="left"/>
+      <w:pPr>
+        <w:ind w:left="3360" w:hanging="420"/>
+      </w:pPr>
+    </w:lvl>
+    <w:lvl w:ilvl="8" w:tplc="0409001B" w:tentative="1">
+      <w:start w:val="1"/>
+      <w:numFmt w:val="lowerRoman"/>
+      <w:lvlText w:val="%9."/>
+      <w:lvlJc w:val="right"/>
+      <w:pPr>
+        <w:ind w:left="3780" w:hanging="420"/>
+      </w:pPr>
+    </w:lvl>
+  </w:abstractNum>
+  <w:num w:numId="1">
+    <w:abstractNumId w:val="1"/>
+  </w:num>
+  <w:num w:numId="2">
+    <w:abstractNumId w:val="0"/>
+  </w:num>
+</w:numbering>
 </file>
 
 <file path=word/styles.xml><?xml version="1.0" encoding="utf-8"?>
@@ -3481,6 +5453,16 @@
       <w:u w:val="single"/>
     </w:rPr>
   </w:style>
+  <w:style w:type="paragraph" w:styleId="ListParagraph">
+    <w:name w:val="List Paragraph"/>
+    <w:basedOn w:val="Normal"/>
+    <w:uiPriority w:val="34"/>
+    <w:qFormat/>
+    <w:rsid w:val="00C24D57"/>
+    <w:pPr>
+      <w:ind w:firstLineChars="200" w:firstLine="420"/>
+    </w:pPr>
+  </w:style>
 </w:styles>
 </file>
 

--- a/internal_doc/03.开发设计/民生银行资源管控需求/巨杉集群资源管理平台使用说明文档.docx
+++ b/internal_doc/03.开发设计/民生银行资源管控需求/巨杉集群资源管理平台使用说明文档.docx
@@ -1872,11 +1872,6 @@
       </w:r>
     </w:p>
     <w:p>
-      <w:pPr>
-        <w:rPr>
-          <w:rFonts w:hint="eastAsia"/>
-        </w:rPr>
-      </w:pPr>
       <w:r>
         <w:rPr>
           <w:rFonts w:hint="eastAsia"/>
@@ -2031,11 +2026,6 @@
       </w:r>
     </w:p>
     <w:p>
-      <w:pPr>
-        <w:rPr>
-          <w:rFonts w:hint="eastAsia"/>
-        </w:rPr>
-      </w:pPr>
       <w:r>
         <w:rPr>
           <w:rFonts w:hint="eastAsia"/>
@@ -2096,9 +2086,6 @@
     <w:p>
       <w:pPr>
         <w:pStyle w:val="Heading3"/>
-        <w:rPr>
-          <w:rFonts w:hint="eastAsia"/>
-        </w:rPr>
       </w:pPr>
       <w:r>
         <w:rPr>
@@ -2121,9 +2108,6 @@
           <w:numId w:val="1"/>
         </w:numPr>
         <w:ind w:firstLineChars="0"/>
-        <w:rPr>
-          <w:rFonts w:hint="eastAsia"/>
-        </w:rPr>
       </w:pPr>
       <w:r>
         <w:rPr>
@@ -2147,7 +2131,6 @@
     <w:p>
       <w:pPr>
         <w:rPr>
-          <w:rFonts w:hint="eastAsia"/>
           <w:shd w:val="pct15" w:color="auto" w:fill="FFFFFF"/>
         </w:rPr>
       </w:pPr>
@@ -2167,9 +2150,6 @@
           <w:numId w:val="1"/>
         </w:numPr>
         <w:ind w:firstLineChars="0"/>
-        <w:rPr>
-          <w:rFonts w:hint="eastAsia"/>
-        </w:rPr>
       </w:pPr>
       <w:r>
         <w:rPr>
@@ -2187,7 +2167,6 @@
     <w:p>
       <w:pPr>
         <w:rPr>
-          <w:rFonts w:hint="eastAsia"/>
           <w:shd w:val="pct15" w:color="auto" w:fill="FFFFFF"/>
         </w:rPr>
       </w:pPr>
@@ -2202,17 +2181,11 @@
     <w:p>
       <w:pPr>
         <w:rPr>
-          <w:rFonts w:hint="eastAsia"/>
-          <w:shd w:val="pct15" w:color="auto" w:fill="FFFFFF"/>
-        </w:rPr>
-      </w:pPr>
-    </w:p>
-    <w:p>
-      <w:pPr>
-        <w:rPr>
-          <w:rFonts w:hint="eastAsia"/>
-        </w:rPr>
-      </w:pPr>
+          <w:shd w:val="pct15" w:color="auto" w:fill="FFFFFF"/>
+        </w:rPr>
+      </w:pPr>
+    </w:p>
+    <w:p>
       <w:r>
         <w:rPr>
           <w:rFonts w:hint="eastAsia"/>
@@ -2241,7 +2214,6 @@
     <w:p>
       <w:pPr>
         <w:rPr>
-          <w:rFonts w:hint="eastAsia"/>
           <w:shd w:val="pct15" w:color="auto" w:fill="FFFFFF"/>
         </w:rPr>
       </w:pPr>
@@ -2338,7 +2310,6 @@
     <w:p>
       <w:pPr>
         <w:rPr>
-          <w:rFonts w:hint="eastAsia"/>
           <w:shd w:val="pct15" w:color="auto" w:fill="FFFFFF"/>
         </w:rPr>
       </w:pPr>
@@ -2476,7 +2447,6 @@
     <w:p>
       <w:pPr>
         <w:rPr>
-          <w:rFonts w:hint="eastAsia"/>
           <w:shd w:val="pct15" w:color="auto" w:fill="FFFFFF"/>
         </w:rPr>
       </w:pPr>
@@ -2656,7 +2626,6 @@
     <w:p>
       <w:pPr>
         <w:rPr>
-          <w:rFonts w:hint="eastAsia"/>
           <w:shd w:val="pct15" w:color="auto" w:fill="FFFFFF"/>
         </w:rPr>
       </w:pPr>
@@ -2670,7 +2639,6 @@
     <w:p>
       <w:pPr>
         <w:rPr>
-          <w:rFonts w:hint="eastAsia"/>
           <w:shd w:val="pct15" w:color="auto" w:fill="FFFFFF"/>
         </w:rPr>
       </w:pPr>
@@ -2719,7 +2687,6 @@
     <w:p>
       <w:pPr>
         <w:rPr>
-          <w:rFonts w:hint="eastAsia"/>
           <w:shd w:val="pct15" w:color="auto" w:fill="FFFFFF"/>
         </w:rPr>
       </w:pPr>
@@ -2988,7 +2955,6 @@
     <w:p>
       <w:pPr>
         <w:rPr>
-          <w:rFonts w:hint="eastAsia"/>
           <w:shd w:val="pct15" w:color="auto" w:fill="FFFFFF"/>
         </w:rPr>
       </w:pPr>
@@ -3042,7 +3008,6 @@
     <w:p>
       <w:pPr>
         <w:rPr>
-          <w:rFonts w:hint="eastAsia"/>
           <w:shd w:val="pct15" w:color="auto" w:fill="FFFFFF"/>
         </w:rPr>
       </w:pPr>
@@ -3259,7 +3224,6 @@
     <w:p>
       <w:pPr>
         <w:rPr>
-          <w:rFonts w:hint="eastAsia"/>
           <w:shd w:val="pct15" w:color="auto" w:fill="FFFFFF"/>
         </w:rPr>
       </w:pPr>
@@ -3301,9 +3265,6 @@
           <w:numId w:val="2"/>
         </w:numPr>
         <w:ind w:firstLineChars="0"/>
-        <w:rPr>
-          <w:rFonts w:hint="eastAsia"/>
-        </w:rPr>
       </w:pPr>
       <w:r>
         <w:rPr>
@@ -3325,11 +3286,6 @@
       </w:r>
     </w:p>
     <w:p>
-      <w:pPr>
-        <w:rPr>
-          <w:rFonts w:hint="eastAsia"/>
-        </w:rPr>
-      </w:pPr>
       <w:r>
         <w:rPr>
           <w:rFonts w:hint="eastAsia"/>
@@ -3364,7 +3320,6 @@
     <w:p>
       <w:pPr>
         <w:rPr>
-          <w:rFonts w:hint="eastAsia"/>
           <w:shd w:val="pct15" w:color="auto" w:fill="FFFFFF"/>
         </w:rPr>
       </w:pPr>
@@ -3376,11 +3331,6 @@
       </w:r>
     </w:p>
     <w:p>
-      <w:pPr>
-        <w:rPr>
-          <w:rFonts w:hint="eastAsia"/>
-        </w:rPr>
-      </w:pPr>
       <w:r>
         <w:rPr>
           <w:rFonts w:hint="eastAsia"/>
@@ -3456,7 +3406,6 @@
     <w:p>
       <w:pPr>
         <w:rPr>
-          <w:rFonts w:hint="eastAsia"/>
           <w:shd w:val="pct15" w:color="auto" w:fill="FFFFFF"/>
         </w:rPr>
       </w:pPr>
@@ -3475,9 +3424,6 @@
           <w:numId w:val="2"/>
         </w:numPr>
         <w:ind w:firstLineChars="0"/>
-        <w:rPr>
-          <w:rFonts w:hint="eastAsia"/>
-        </w:rPr>
       </w:pPr>
       <w:r>
         <w:rPr>
@@ -3487,11 +3433,6 @@
       </w:r>
     </w:p>
     <w:p>
-      <w:pPr>
-        <w:rPr>
-          <w:rFonts w:hint="eastAsia"/>
-        </w:rPr>
-      </w:pPr>
       <w:r>
         <w:rPr>
           <w:rFonts w:hint="eastAsia"/>
@@ -3520,7 +3461,6 @@
     <w:p>
       <w:pPr>
         <w:rPr>
-          <w:rFonts w:hint="eastAsia"/>
           <w:shd w:val="pct15" w:color="auto" w:fill="FFFFFF"/>
         </w:rPr>
       </w:pPr>
@@ -3535,7 +3475,6 @@
     <w:p>
       <w:pPr>
         <w:rPr>
-          <w:rFonts w:hint="eastAsia"/>
           <w:shd w:val="pct15" w:color="auto" w:fill="FFFFFF"/>
         </w:rPr>
       </w:pPr>
@@ -3550,7 +3489,6 @@
     <w:p>
       <w:pPr>
         <w:rPr>
-          <w:rFonts w:hint="eastAsia"/>
           <w:shd w:val="pct15" w:color="auto" w:fill="FFFFFF"/>
         </w:rPr>
       </w:pPr>
@@ -3619,9 +3557,6 @@
           <w:numId w:val="2"/>
         </w:numPr>
         <w:ind w:firstLineChars="0"/>
-        <w:rPr>
-          <w:rFonts w:hint="eastAsia"/>
-        </w:rPr>
       </w:pPr>
       <w:r>
         <w:rPr>
@@ -4693,6 +4628,176 @@
           <w:rFonts w:hint="eastAsia"/>
         </w:rPr>
         <w:t>foreign table</w:t>
+      </w:r>
+    </w:p>
+    <w:p>
+      <w:pPr>
+        <w:rPr>
+          <w:rFonts w:hint="eastAsia"/>
+        </w:rPr>
+      </w:pPr>
+      <w:r>
+        <w:rPr>
+          <w:rFonts w:hint="eastAsia"/>
+        </w:rPr>
+        <w:t>注意：这里假定</w:t>
+      </w:r>
+      <w:r>
+        <w:rPr>
+          <w:rFonts w:hint="eastAsia"/>
+        </w:rPr>
+        <w:t>PostgreSql</w:t>
+      </w:r>
+      <w:r>
+        <w:rPr>
+          <w:rFonts w:hint="eastAsia"/>
+        </w:rPr>
+        <w:t>服务器已经安装</w:t>
+      </w:r>
+      <w:r>
+        <w:rPr>
+          <w:rFonts w:hint="eastAsia"/>
+        </w:rPr>
+        <w:t>sequoiadb</w:t>
+      </w:r>
+      <w:r>
+        <w:rPr>
+          <w:rFonts w:hint="eastAsia"/>
+        </w:rPr>
+        <w:t>，如果</w:t>
+      </w:r>
+      <w:r>
+        <w:rPr>
+          <w:rFonts w:hint="eastAsia"/>
+        </w:rPr>
+        <w:t>PostgreSql</w:t>
+      </w:r>
+      <w:r>
+        <w:rPr>
+          <w:rFonts w:hint="eastAsia"/>
+        </w:rPr>
+        <w:t>服务器未安装</w:t>
+      </w:r>
+      <w:r>
+        <w:rPr>
+          <w:rFonts w:hint="eastAsia"/>
+        </w:rPr>
+        <w:t>sequoiadb</w:t>
+      </w:r>
+      <w:r>
+        <w:rPr>
+          <w:rFonts w:hint="eastAsia"/>
+        </w:rPr>
+        <w:t>，则需要修改文件“</w:t>
+      </w:r>
+      <w:r>
+        <w:rPr>
+          <w:rFonts w:hint="eastAsia"/>
+        </w:rPr>
+        <w:t>/opt/sequoiadb/conf/script/collectsnapshotinfo/createForeignTable.sql</w:t>
+      </w:r>
+      <w:r>
+        <w:rPr>
+          <w:rFonts w:hint="eastAsia"/>
+        </w:rPr>
+        <w:t>”中的以下内容：</w:t>
+      </w:r>
+    </w:p>
+    <w:p>
+      <w:pPr>
+        <w:rPr>
+          <w:i/>
+          <w:shd w:val="pct15" w:color="auto" w:fill="FFFFFF"/>
+        </w:rPr>
+      </w:pPr>
+      <w:r>
+        <w:rPr>
+          <w:i/>
+          <w:shd w:val="pct15" w:color="auto" w:fill="FFFFFF"/>
+        </w:rPr>
+        <w:t>create server sdb_server foreign data wrapper sdb_fdw options(address 'localhost', service '11810');</w:t>
+      </w:r>
+    </w:p>
+    <w:p>
+      <w:pPr>
+        <w:rPr>
+          <w:rFonts w:hint="eastAsia"/>
+        </w:rPr>
+      </w:pPr>
+      <w:r>
+        <w:rPr>
+          <w:rFonts w:hint="eastAsia"/>
+        </w:rPr>
+        <w:t>将“</w:t>
+      </w:r>
+      <w:r>
+        <w:rPr>
+          <w:rFonts w:hint="eastAsia"/>
+        </w:rPr>
+        <w:t>localhost</w:t>
+      </w:r>
+      <w:r>
+        <w:rPr>
+          <w:rFonts w:hint="eastAsia"/>
+        </w:rPr>
+        <w:t>”和“</w:t>
+      </w:r>
+      <w:r>
+        <w:rPr>
+          <w:rFonts w:hint="eastAsia"/>
+        </w:rPr>
+        <w:t>11810</w:t>
+      </w:r>
+      <w:r>
+        <w:rPr>
+          <w:rFonts w:hint="eastAsia"/>
+        </w:rPr>
+        <w:t>”改成对应协调节点的</w:t>
+      </w:r>
+      <w:r>
+        <w:rPr>
+          <w:rFonts w:hint="eastAsia"/>
+        </w:rPr>
+        <w:t>hostname</w:t>
+      </w:r>
+      <w:r>
+        <w:rPr>
+          <w:rFonts w:hint="eastAsia"/>
+        </w:rPr>
+        <w:t>及服务端口</w:t>
+      </w:r>
+    </w:p>
+    <w:p>
+      <w:pPr>
+        <w:rPr>
+          <w:i/>
+          <w:shd w:val="pct15" w:color="auto" w:fill="FFFFFF"/>
+        </w:rPr>
+      </w:pPr>
+    </w:p>
+    <w:p>
+      <w:pPr>
+        <w:rPr>
+          <w:rFonts w:hint="eastAsia"/>
+        </w:rPr>
+      </w:pPr>
+      <w:r>
+        <w:rPr>
+          <w:rFonts w:hint="eastAsia"/>
+        </w:rPr>
+        <w:t>执行创建外表</w:t>
+      </w:r>
+      <w:r>
+        <w:rPr>
+          <w:rFonts w:hint="eastAsia"/>
+        </w:rPr>
+        <w:t>sql</w:t>
+      </w:r>
+      <w:r>
+        <w:rPr>
+          <w:rFonts w:hint="eastAsia"/>
+        </w:rPr>
+        <w:t>语句：</w:t>
       </w:r>
     </w:p>
     <w:p>

--- a/internal_doc/03.开发设计/民生银行资源管控需求/巨杉集群资源管理平台使用说明文档.docx
+++ b/internal_doc/03.开发设计/民生银行资源管控需求/巨杉集群资源管理平台使用说明文档.docx
@@ -4227,14 +4227,6 @@
           <w:i/>
           <w:shd w:val="pct15" w:color="auto" w:fill="FFFFFF"/>
         </w:rPr>
-        <w:t xml:space="preserve"> </w:t>
-      </w:r>
-      <w:r>
-        <w:rPr>
-          <w:rFonts w:hint="eastAsia"/>
-          <w:i/>
-          <w:shd w:val="pct15" w:color="auto" w:fill="FFFFFF"/>
-        </w:rPr>
         <w:t>collectsnapshotinfo/run</w:t>
       </w:r>
       <w:r>
@@ -4631,11 +4623,6 @@
       </w:r>
     </w:p>
     <w:p>
-      <w:pPr>
-        <w:rPr>
-          <w:rFonts w:hint="eastAsia"/>
-        </w:rPr>
-      </w:pPr>
       <w:r>
         <w:rPr>
           <w:rFonts w:hint="eastAsia"/>
@@ -4719,11 +4706,6 @@
       </w:r>
     </w:p>
     <w:p>
-      <w:pPr>
-        <w:rPr>
-          <w:rFonts w:hint="eastAsia"/>
-        </w:rPr>
-      </w:pPr>
       <w:r>
         <w:rPr>
           <w:rFonts w:hint="eastAsia"/>
@@ -4776,11 +4758,6 @@
       </w:pPr>
     </w:p>
     <w:p>
-      <w:pPr>
-        <w:rPr>
-          <w:rFonts w:hint="eastAsia"/>
-        </w:rPr>
-      </w:pPr>
       <w:r>
         <w:rPr>
           <w:rFonts w:hint="eastAsia"/>

--- a/internal_doc/03.开发设计/民生银行资源管控需求/巨杉集群资源管理平台使用说明文档.docx
+++ b/internal_doc/03.开发设计/民生银行资源管控需求/巨杉集群资源管理平台使用说明文档.docx
@@ -1838,7 +1838,7 @@
     </w:p>
     <w:p>
       <w:pPr>
-        <w:pStyle w:val="1"/>
+        <w:pStyle w:val="Heading1"/>
       </w:pPr>
       <w:r>
         <w:rPr>
@@ -1850,7 +1850,7 @@
     </w:p>
     <w:p>
       <w:pPr>
-        <w:pStyle w:val="2"/>
+        <w:pStyle w:val="Heading2"/>
       </w:pPr>
       <w:r>
         <w:rPr>
@@ -2085,7 +2085,7 @@
     </w:p>
     <w:p>
       <w:pPr>
-        <w:pStyle w:val="3"/>
+        <w:pStyle w:val="Heading3"/>
       </w:pPr>
       <w:r>
         <w:rPr>
@@ -2102,7 +2102,7 @@
     </w:p>
     <w:p>
       <w:pPr>
-        <w:pStyle w:val="ac"/>
+        <w:pStyle w:val="ListParagraph"/>
         <w:numPr>
           <w:ilvl w:val="0"/>
           <w:numId w:val="1"/>
@@ -2144,7 +2144,7 @@
     </w:p>
     <w:p>
       <w:pPr>
-        <w:pStyle w:val="ac"/>
+        <w:pStyle w:val="ListParagraph"/>
         <w:numPr>
           <w:ilvl w:val="0"/>
           <w:numId w:val="1"/>
@@ -3262,7 +3262,7 @@
     </w:p>
     <w:p>
       <w:pPr>
-        <w:pStyle w:val="3"/>
+        <w:pStyle w:val="Heading3"/>
       </w:pPr>
       <w:r>
         <w:rPr>
@@ -3285,7 +3285,7 @@
     </w:p>
     <w:p>
       <w:pPr>
-        <w:pStyle w:val="ac"/>
+        <w:pStyle w:val="ListParagraph"/>
         <w:numPr>
           <w:ilvl w:val="0"/>
           <w:numId w:val="2"/>
@@ -3444,7 +3444,7 @@
     </w:p>
     <w:p>
       <w:pPr>
-        <w:pStyle w:val="ac"/>
+        <w:pStyle w:val="ListParagraph"/>
         <w:numPr>
           <w:ilvl w:val="0"/>
           <w:numId w:val="2"/>
@@ -3577,7 +3577,7 @@
     </w:p>
     <w:p>
       <w:pPr>
-        <w:pStyle w:val="ac"/>
+        <w:pStyle w:val="ListParagraph"/>
         <w:numPr>
           <w:ilvl w:val="0"/>
           <w:numId w:val="2"/>
@@ -3702,7 +3702,7 @@
     </w:p>
     <w:p>
       <w:pPr>
-        <w:pStyle w:val="2"/>
+        <w:pStyle w:val="Heading2"/>
       </w:pPr>
       <w:r>
         <w:rPr>
@@ -3781,7 +3781,7 @@
     </w:p>
     <w:p>
       <w:pPr>
-        <w:pStyle w:val="3"/>
+        <w:pStyle w:val="Heading3"/>
       </w:pPr>
       <w:r>
         <w:rPr>
@@ -4168,7 +4168,7 @@
     <w:p/>
     <w:p>
       <w:pPr>
-        <w:pStyle w:val="3"/>
+        <w:pStyle w:val="Heading3"/>
       </w:pPr>
       <w:r>
         <w:rPr>
@@ -4292,13 +4292,93 @@
     <w:p>
       <w:pPr>
         <w:rPr>
-          <w:shd w:val="pct15" w:color="auto" w:fill="FFFFFF"/>
-        </w:rPr>
-      </w:pPr>
-    </w:p>
-    <w:p>
-      <w:pPr>
-        <w:pStyle w:val="2"/>
+          <w:rFonts w:hint="eastAsia"/>
+          <w:shd w:val="pct15" w:color="auto" w:fill="FFFFFF"/>
+        </w:rPr>
+      </w:pPr>
+    </w:p>
+    <w:p>
+      <w:pPr>
+        <w:rPr>
+          <w:rFonts w:hint="eastAsia"/>
+        </w:rPr>
+      </w:pPr>
+      <w:r>
+        <w:rPr>
+          <w:rFonts w:hint="eastAsia"/>
+        </w:rPr>
+        <w:t>说明</w:t>
+      </w:r>
+      <w:r>
+        <w:rPr>
+          <w:rFonts w:hint="eastAsia"/>
+        </w:rPr>
+        <w:t>:</w:t>
+      </w:r>
+    </w:p>
+    <w:p>
+      <w:pPr>
+        <w:rPr>
+          <w:rFonts w:hint="eastAsia"/>
+        </w:rPr>
+      </w:pPr>
+      <w:r>
+        <w:rPr>
+          <w:rFonts w:hint="eastAsia"/>
+        </w:rPr>
+        <w:t>"*/10 * * * *"  ---</w:t>
+      </w:r>
+      <w:r>
+        <w:rPr>
+          <w:rFonts w:hint="eastAsia"/>
+        </w:rPr>
+        <w:t>表示采集任务的执行周期为每</w:t>
+      </w:r>
+      <w:r>
+        <w:rPr>
+          <w:rFonts w:hint="eastAsia"/>
+        </w:rPr>
+        <w:t>10</w:t>
+      </w:r>
+      <w:r>
+        <w:rPr>
+          <w:rFonts w:hint="eastAsia"/>
+        </w:rPr>
+        <w:t>分钟执行一次</w:t>
+      </w:r>
+    </w:p>
+    <w:p>
+      <w:r>
+        <w:rPr>
+          <w:rFonts w:hint="eastAsia"/>
+        </w:rPr>
+        <w:t>"</w:t>
+      </w:r>
+      <w:r>
+        <w:t>/opt/sequoiadb/conf/script/collectsnapshotinfo/run.sh</w:t>
+      </w:r>
+      <w:r>
+        <w:rPr>
+          <w:rFonts w:hint="eastAsia"/>
+        </w:rPr>
+        <w:t xml:space="preserve"> </w:t>
+      </w:r>
+      <w:r>
+        <w:rPr>
+          <w:rFonts w:hint="eastAsia"/>
+        </w:rPr>
+        <w:t>"   ---</w:t>
+      </w:r>
+      <w:r>
+        <w:rPr>
+          <w:rFonts w:hint="eastAsia"/>
+        </w:rPr>
+        <w:t>资源采集执行脚本路径</w:t>
+      </w:r>
+    </w:p>
+    <w:p>
+      <w:pPr>
+        <w:pStyle w:val="Heading2"/>
       </w:pPr>
       <w:r>
         <w:rPr>
@@ -4383,16 +4463,17 @@
       <w:hyperlink r:id="rId7" w:history="1">
         <w:r>
           <w:rPr>
-            <w:rStyle w:val="aa"/>
+            <w:rStyle w:val="Hyperlink"/>
             <w:rFonts w:hint="eastAsia"/>
           </w:rPr>
           <w:t>sequoiadb</w:t>
         </w:r>
         <w:r>
           <w:rPr>
-            <w:rStyle w:val="aa"/>
+            <w:rStyle w:val="Hyperlink"/>
             <w:rFonts w:hint="eastAsia"/>
           </w:rPr>
+          <w:lastRenderedPageBreak/>
           <w:t>官网</w:t>
         </w:r>
       </w:hyperlink>
@@ -4565,7 +4646,6 @@
         <w:rPr>
           <w:rFonts w:hint="eastAsia"/>
         </w:rPr>
-        <w:lastRenderedPageBreak/>
         <w:t>登录</w:t>
       </w:r>
       <w:r>
@@ -4583,7 +4663,7 @@
     </w:p>
     <w:p>
       <w:pPr>
-        <w:pStyle w:val="3"/>
+        <w:pStyle w:val="Heading3"/>
       </w:pPr>
       <w:r>
         <w:rPr>
@@ -4632,7 +4712,7 @@
     </w:p>
     <w:p>
       <w:pPr>
-        <w:pStyle w:val="3"/>
+        <w:pStyle w:val="Heading3"/>
       </w:pPr>
       <w:r>
         <w:rPr>
@@ -4731,6 +4811,11 @@
       </w:r>
     </w:p>
     <w:p>
+      <w:pPr>
+        <w:rPr>
+          <w:rFonts w:hint="eastAsia"/>
+        </w:rPr>
+      </w:pPr>
       <w:r>
         <w:rPr>
           <w:rFonts w:hint="eastAsia"/>
@@ -4772,6 +4857,107 @@
           <w:rFonts w:hint="eastAsia"/>
         </w:rPr>
         <w:t>及服务端口</w:t>
+      </w:r>
+    </w:p>
+    <w:p>
+      <w:pPr>
+        <w:rPr>
+          <w:rFonts w:hint="eastAsia"/>
+        </w:rPr>
+      </w:pPr>
+      <w:r>
+        <w:rPr>
+          <w:rFonts w:hint="eastAsia"/>
+        </w:rPr>
+        <w:t>如果集群中有多个协调节点</w:t>
+      </w:r>
+      <w:r>
+        <w:rPr>
+          <w:rFonts w:hint="eastAsia"/>
+        </w:rPr>
+        <w:t xml:space="preserve">, </w:t>
+      </w:r>
+      <w:r>
+        <w:rPr>
+          <w:rFonts w:hint="eastAsia"/>
+        </w:rPr>
+        <w:t>为了避免单点故障</w:t>
+      </w:r>
+      <w:r>
+        <w:rPr>
+          <w:rFonts w:hint="eastAsia"/>
+        </w:rPr>
+        <w:t xml:space="preserve">, </w:t>
+      </w:r>
+      <w:r>
+        <w:rPr>
+          <w:rFonts w:hint="eastAsia"/>
+        </w:rPr>
+        <w:t>也可以配置多个地址</w:t>
+      </w:r>
+      <w:r>
+        <w:rPr>
+          <w:rFonts w:hint="eastAsia"/>
+        </w:rPr>
+        <w:t xml:space="preserve">, </w:t>
+      </w:r>
+      <w:r>
+        <w:rPr>
+          <w:rFonts w:hint="eastAsia"/>
+        </w:rPr>
+        <w:t>可将上述语句改成如下</w:t>
+      </w:r>
+      <w:r>
+        <w:rPr>
+          <w:rFonts w:hint="eastAsia"/>
+        </w:rPr>
+        <w:t>:</w:t>
+      </w:r>
+    </w:p>
+    <w:p>
+      <w:r>
+        <w:rPr>
+          <w:i/>
+          <w:shd w:val="pct15" w:color="auto" w:fill="FFFFFF"/>
+        </w:rPr>
+        <w:t>create server sdb_server foreign data wrappe</w:t>
+      </w:r>
+      <w:r>
+        <w:rPr>
+          <w:i/>
+          <w:shd w:val="pct15" w:color="auto" w:fill="FFFFFF"/>
+        </w:rPr>
+        <w:t>r sdb_fdw options(address '</w:t>
+      </w:r>
+      <w:r>
+        <w:rPr>
+          <w:i/>
+          <w:shd w:val="pct15" w:color="auto" w:fill="FFFFFF"/>
+        </w:rPr>
+        <w:t>host</w:t>
+      </w:r>
+      <w:r>
+        <w:rPr>
+          <w:rFonts w:hint="eastAsia"/>
+          <w:i/>
+          <w:shd w:val="pct15" w:color="auto" w:fill="FFFFFF"/>
+        </w:rPr>
+        <w:t>1:11810, host2:11810</w:t>
+      </w:r>
+      <w:r>
+        <w:rPr>
+          <w:rFonts w:hint="eastAsia"/>
+          <w:i/>
+          <w:shd w:val="pct15" w:color="auto" w:fill="FFFFFF"/>
+        </w:rPr>
+        <w:t>,host3:11810</w:t>
+      </w:r>
+      <w:r>
+        <w:rPr>
+          <w:i/>
+          <w:shd w:val="pct15" w:color="auto" w:fill="FFFFFF"/>
+        </w:rPr>
+        <w:t>', service '11810');</w:t>
       </w:r>
     </w:p>
     <w:p>
@@ -5202,7 +5388,7 @@
     <w:lsdException w:name="Bibliography" w:uiPriority="37"/>
     <w:lsdException w:name="TOC Heading" w:uiPriority="39" w:qFormat="1"/>
   </w:latentStyles>
-  <w:style w:type="paragraph" w:default="1" w:styleId="a">
+  <w:style w:type="paragraph" w:default="1" w:styleId="Normal">
     <w:name w:val="Normal"/>
     <w:qFormat/>
     <w:rsid w:val="00EC7EA1"/>
@@ -5211,11 +5397,11 @@
       <w:jc w:val="both"/>
     </w:pPr>
   </w:style>
-  <w:style w:type="paragraph" w:styleId="1">
+  <w:style w:type="paragraph" w:styleId="Heading1">
     <w:name w:val="heading 1"/>
-    <w:basedOn w:val="a"/>
-    <w:next w:val="a"/>
-    <w:link w:val="1Char"/>
+    <w:basedOn w:val="Normal"/>
+    <w:next w:val="Normal"/>
+    <w:link w:val="Heading1Char"/>
     <w:uiPriority w:val="9"/>
     <w:qFormat/>
     <w:rsid w:val="00C336EA"/>
@@ -5233,11 +5419,11 @@
       <w:szCs w:val="44"/>
     </w:rPr>
   </w:style>
-  <w:style w:type="paragraph" w:styleId="2">
+  <w:style w:type="paragraph" w:styleId="Heading2">
     <w:name w:val="heading 2"/>
-    <w:basedOn w:val="a"/>
-    <w:next w:val="a"/>
-    <w:link w:val="2Char"/>
+    <w:basedOn w:val="Normal"/>
+    <w:next w:val="Normal"/>
+    <w:link w:val="Heading2Char"/>
     <w:uiPriority w:val="9"/>
     <w:unhideWhenUsed/>
     <w:qFormat/>
@@ -5256,11 +5442,11 @@
       <w:szCs w:val="32"/>
     </w:rPr>
   </w:style>
-  <w:style w:type="paragraph" w:styleId="3">
+  <w:style w:type="paragraph" w:styleId="Heading3">
     <w:name w:val="heading 3"/>
-    <w:basedOn w:val="a"/>
-    <w:next w:val="a"/>
-    <w:link w:val="3Char"/>
+    <w:basedOn w:val="Normal"/>
+    <w:next w:val="Normal"/>
+    <w:link w:val="Heading3Char"/>
     <w:uiPriority w:val="9"/>
     <w:unhideWhenUsed/>
     <w:qFormat/>
@@ -5278,13 +5464,13 @@
       <w:szCs w:val="32"/>
     </w:rPr>
   </w:style>
-  <w:style w:type="character" w:default="1" w:styleId="a0">
+  <w:style w:type="character" w:default="1" w:styleId="DefaultParagraphFont">
     <w:name w:val="Default Paragraph Font"/>
     <w:uiPriority w:val="1"/>
     <w:semiHidden/>
     <w:unhideWhenUsed/>
   </w:style>
-  <w:style w:type="table" w:default="1" w:styleId="a1">
+  <w:style w:type="table" w:default="1" w:styleId="TableNormal">
     <w:name w:val="Normal Table"/>
     <w:uiPriority w:val="99"/>
     <w:semiHidden/>
@@ -5300,16 +5486,16 @@
       </w:tblCellMar>
     </w:tblPr>
   </w:style>
-  <w:style w:type="numbering" w:default="1" w:styleId="a2">
+  <w:style w:type="numbering" w:default="1" w:styleId="NoList">
     <w:name w:val="No List"/>
     <w:uiPriority w:val="99"/>
     <w:semiHidden/>
     <w:unhideWhenUsed/>
   </w:style>
-  <w:style w:type="paragraph" w:styleId="a3">
+  <w:style w:type="paragraph" w:styleId="Header">
     <w:name w:val="header"/>
-    <w:basedOn w:val="a"/>
-    <w:link w:val="Char"/>
+    <w:basedOn w:val="Normal"/>
+    <w:link w:val="HeaderChar"/>
     <w:uiPriority w:val="99"/>
     <w:semiHidden/>
     <w:unhideWhenUsed/>
@@ -5330,10 +5516,10 @@
       <w:szCs w:val="18"/>
     </w:rPr>
   </w:style>
-  <w:style w:type="character" w:customStyle="1" w:styleId="Char">
-    <w:name w:val="页眉 Char"/>
-    <w:basedOn w:val="a0"/>
-    <w:link w:val="a3"/>
+  <w:style w:type="character" w:customStyle="1" w:styleId="HeaderChar">
+    <w:name w:val="Header Char"/>
+    <w:basedOn w:val="DefaultParagraphFont"/>
+    <w:link w:val="Header"/>
     <w:uiPriority w:val="99"/>
     <w:semiHidden/>
     <w:rsid w:val="00F83F9F"/>
@@ -5342,10 +5528,10 @@
       <w:szCs w:val="18"/>
     </w:rPr>
   </w:style>
-  <w:style w:type="paragraph" w:styleId="a4">
+  <w:style w:type="paragraph" w:styleId="Footer">
     <w:name w:val="footer"/>
-    <w:basedOn w:val="a"/>
-    <w:link w:val="Char0"/>
+    <w:basedOn w:val="Normal"/>
+    <w:link w:val="FooterChar"/>
     <w:uiPriority w:val="99"/>
     <w:semiHidden/>
     <w:unhideWhenUsed/>
@@ -5363,10 +5549,10 @@
       <w:szCs w:val="18"/>
     </w:rPr>
   </w:style>
-  <w:style w:type="character" w:customStyle="1" w:styleId="Char0">
-    <w:name w:val="页脚 Char"/>
-    <w:basedOn w:val="a0"/>
-    <w:link w:val="a4"/>
+  <w:style w:type="character" w:customStyle="1" w:styleId="FooterChar">
+    <w:name w:val="Footer Char"/>
+    <w:basedOn w:val="DefaultParagraphFont"/>
+    <w:link w:val="Footer"/>
     <w:uiPriority w:val="99"/>
     <w:semiHidden/>
     <w:rsid w:val="00F83F9F"/>
@@ -5386,10 +5572,10 @@
       <w:lang w:eastAsia="en-US"/>
     </w:rPr>
   </w:style>
-  <w:style w:type="character" w:customStyle="1" w:styleId="2Char">
-    <w:name w:val="标题 2 Char"/>
-    <w:basedOn w:val="a0"/>
-    <w:link w:val="2"/>
+  <w:style w:type="character" w:customStyle="1" w:styleId="Heading2Char">
+    <w:name w:val="Heading 2 Char"/>
+    <w:basedOn w:val="DefaultParagraphFont"/>
+    <w:link w:val="Heading2"/>
     <w:uiPriority w:val="9"/>
     <w:rsid w:val="00C336EA"/>
     <w:rPr>
@@ -5400,10 +5586,10 @@
       <w:szCs w:val="32"/>
     </w:rPr>
   </w:style>
-  <w:style w:type="paragraph" w:styleId="a5">
+  <w:style w:type="paragraph" w:styleId="DocumentMap">
     <w:name w:val="Document Map"/>
-    <w:basedOn w:val="a"/>
-    <w:link w:val="Char1"/>
+    <w:basedOn w:val="Normal"/>
+    <w:link w:val="DocumentMapChar"/>
     <w:uiPriority w:val="99"/>
     <w:semiHidden/>
     <w:unhideWhenUsed/>
@@ -5414,10 +5600,10 @@
       <w:szCs w:val="18"/>
     </w:rPr>
   </w:style>
-  <w:style w:type="character" w:customStyle="1" w:styleId="Char1">
-    <w:name w:val="文档结构图 Char"/>
-    <w:basedOn w:val="a0"/>
-    <w:link w:val="a5"/>
+  <w:style w:type="character" w:customStyle="1" w:styleId="DocumentMapChar">
+    <w:name w:val="Document Map Char"/>
+    <w:basedOn w:val="DefaultParagraphFont"/>
+    <w:link w:val="DocumentMap"/>
     <w:uiPriority w:val="99"/>
     <w:semiHidden/>
     <w:rsid w:val="00C336EA"/>
@@ -5427,10 +5613,10 @@
       <w:szCs w:val="18"/>
     </w:rPr>
   </w:style>
-  <w:style w:type="character" w:customStyle="1" w:styleId="1Char">
-    <w:name w:val="标题 1 Char"/>
-    <w:basedOn w:val="a0"/>
-    <w:link w:val="1"/>
+  <w:style w:type="character" w:customStyle="1" w:styleId="Heading1Char">
+    <w:name w:val="Heading 1 Char"/>
+    <w:basedOn w:val="DefaultParagraphFont"/>
+    <w:link w:val="Heading1"/>
     <w:uiPriority w:val="9"/>
     <w:rsid w:val="00C336EA"/>
     <w:rPr>
@@ -5441,9 +5627,9 @@
       <w:szCs w:val="44"/>
     </w:rPr>
   </w:style>
-  <w:style w:type="character" w:styleId="a6">
+  <w:style w:type="character" w:styleId="CommentReference">
     <w:name w:val="annotation reference"/>
-    <w:basedOn w:val="a0"/>
+    <w:basedOn w:val="DefaultParagraphFont"/>
     <w:uiPriority w:val="99"/>
     <w:semiHidden/>
     <w:unhideWhenUsed/>
@@ -5453,10 +5639,10 @@
       <w:szCs w:val="21"/>
     </w:rPr>
   </w:style>
-  <w:style w:type="paragraph" w:styleId="a7">
+  <w:style w:type="paragraph" w:styleId="CommentText">
     <w:name w:val="annotation text"/>
-    <w:basedOn w:val="a"/>
-    <w:link w:val="Char2"/>
+    <w:basedOn w:val="Normal"/>
+    <w:link w:val="CommentTextChar"/>
     <w:uiPriority w:val="99"/>
     <w:semiHidden/>
     <w:unhideWhenUsed/>
@@ -5465,19 +5651,19 @@
       <w:jc w:val="left"/>
     </w:pPr>
   </w:style>
-  <w:style w:type="character" w:customStyle="1" w:styleId="Char2">
-    <w:name w:val="批注文字 Char"/>
-    <w:basedOn w:val="a0"/>
-    <w:link w:val="a7"/>
+  <w:style w:type="character" w:customStyle="1" w:styleId="CommentTextChar">
+    <w:name w:val="Comment Text Char"/>
+    <w:basedOn w:val="DefaultParagraphFont"/>
+    <w:link w:val="CommentText"/>
     <w:uiPriority w:val="99"/>
     <w:semiHidden/>
     <w:rsid w:val="00540A7C"/>
   </w:style>
-  <w:style w:type="paragraph" w:styleId="a8">
+  <w:style w:type="paragraph" w:styleId="CommentSubject">
     <w:name w:val="annotation subject"/>
-    <w:basedOn w:val="a7"/>
-    <w:next w:val="a7"/>
-    <w:link w:val="Char3"/>
+    <w:basedOn w:val="CommentText"/>
+    <w:next w:val="CommentText"/>
+    <w:link w:val="CommentSubjectChar"/>
     <w:uiPriority w:val="99"/>
     <w:semiHidden/>
     <w:unhideWhenUsed/>
@@ -5487,10 +5673,10 @@
       <w:bCs/>
     </w:rPr>
   </w:style>
-  <w:style w:type="character" w:customStyle="1" w:styleId="Char3">
-    <w:name w:val="批注主题 Char"/>
-    <w:basedOn w:val="Char2"/>
-    <w:link w:val="a8"/>
+  <w:style w:type="character" w:customStyle="1" w:styleId="CommentSubjectChar">
+    <w:name w:val="Comment Subject Char"/>
+    <w:basedOn w:val="CommentTextChar"/>
+    <w:link w:val="CommentSubject"/>
     <w:uiPriority w:val="99"/>
     <w:semiHidden/>
     <w:rsid w:val="00540A7C"/>
@@ -5499,10 +5685,10 @@
       <w:bCs/>
     </w:rPr>
   </w:style>
-  <w:style w:type="paragraph" w:styleId="a9">
+  <w:style w:type="paragraph" w:styleId="BalloonText">
     <w:name w:val="Balloon Text"/>
-    <w:basedOn w:val="a"/>
-    <w:link w:val="Char4"/>
+    <w:basedOn w:val="Normal"/>
+    <w:link w:val="BalloonTextChar"/>
     <w:uiPriority w:val="99"/>
     <w:semiHidden/>
     <w:unhideWhenUsed/>
@@ -5512,10 +5698,10 @@
       <w:szCs w:val="18"/>
     </w:rPr>
   </w:style>
-  <w:style w:type="character" w:customStyle="1" w:styleId="Char4">
-    <w:name w:val="批注框文本 Char"/>
-    <w:basedOn w:val="a0"/>
-    <w:link w:val="a9"/>
+  <w:style w:type="character" w:customStyle="1" w:styleId="BalloonTextChar">
+    <w:name w:val="Balloon Text Char"/>
+    <w:basedOn w:val="DefaultParagraphFont"/>
+    <w:link w:val="BalloonText"/>
     <w:uiPriority w:val="99"/>
     <w:semiHidden/>
     <w:rsid w:val="00540A7C"/>
@@ -5524,10 +5710,10 @@
       <w:szCs w:val="18"/>
     </w:rPr>
   </w:style>
-  <w:style w:type="character" w:customStyle="1" w:styleId="3Char">
-    <w:name w:val="标题 3 Char"/>
-    <w:basedOn w:val="a0"/>
-    <w:link w:val="3"/>
+  <w:style w:type="character" w:customStyle="1" w:styleId="Heading3Char">
+    <w:name w:val="Heading 3 Char"/>
+    <w:basedOn w:val="DefaultParagraphFont"/>
+    <w:link w:val="Heading3"/>
     <w:uiPriority w:val="9"/>
     <w:rsid w:val="006F1C19"/>
     <w:rPr>
@@ -5537,9 +5723,9 @@
       <w:szCs w:val="32"/>
     </w:rPr>
   </w:style>
-  <w:style w:type="character" w:styleId="aa">
+  <w:style w:type="character" w:styleId="Hyperlink">
     <w:name w:val="Hyperlink"/>
-    <w:basedOn w:val="a0"/>
+    <w:basedOn w:val="DefaultParagraphFont"/>
     <w:uiPriority w:val="99"/>
     <w:unhideWhenUsed/>
     <w:rsid w:val="0009197C"/>
@@ -5548,9 +5734,9 @@
       <w:u w:val="single"/>
     </w:rPr>
   </w:style>
-  <w:style w:type="character" w:styleId="ab">
+  <w:style w:type="character" w:styleId="FollowedHyperlink">
     <w:name w:val="FollowedHyperlink"/>
-    <w:basedOn w:val="a0"/>
+    <w:basedOn w:val="DefaultParagraphFont"/>
     <w:uiPriority w:val="99"/>
     <w:semiHidden/>
     <w:unhideWhenUsed/>
@@ -5560,9 +5746,9 @@
       <w:u w:val="single"/>
     </w:rPr>
   </w:style>
-  <w:style w:type="paragraph" w:styleId="ac">
+  <w:style w:type="paragraph" w:styleId="ListParagraph">
     <w:name w:val="List Paragraph"/>
-    <w:basedOn w:val="a"/>
+    <w:basedOn w:val="Normal"/>
     <w:uiPriority w:val="34"/>
     <w:qFormat/>
     <w:rsid w:val="00C24D57"/>

--- a/internal_doc/03.开发设计/民生银行资源管控需求/巨杉集群资源管理平台使用说明文档.docx
+++ b/internal_doc/03.开发设计/民生银行资源管控需求/巨杉集群资源管理平台使用说明文档.docx
@@ -684,6 +684,12 @@
                 <w:rFonts w:ascii="宋体" w:hAnsi="宋体" w:cs="宋体"/>
               </w:rPr>
             </w:pPr>
+            <w:r>
+              <w:rPr>
+                <w:rFonts w:ascii="宋体" w:hAnsi="宋体" w:cs="宋体" w:hint="eastAsia"/>
+              </w:rPr>
+              <w:t>M</w:t>
+            </w:r>
           </w:p>
         </w:tc>
         <w:tc>
@@ -704,6 +710,12 @@
                 <w:rFonts w:ascii="宋体" w:cs="宋体"/>
               </w:rPr>
             </w:pPr>
+            <w:r>
+              <w:rPr>
+                <w:rFonts w:ascii="宋体" w:cs="宋体" w:hint="eastAsia"/>
+              </w:rPr>
+              <w:t>添加安装OM的说明</w:t>
+            </w:r>
           </w:p>
         </w:tc>
         <w:tc>
@@ -725,6 +737,12 @@
                 <w:rFonts w:ascii="宋体" w:cs="宋体"/>
               </w:rPr>
             </w:pPr>
+            <w:r>
+              <w:rPr>
+                <w:rFonts w:ascii="宋体" w:cs="宋体" w:hint="eastAsia"/>
+              </w:rPr>
+              <w:t>谭钊波</w:t>
+            </w:r>
           </w:p>
         </w:tc>
         <w:tc>
@@ -764,7 +782,7 @@
               <w:spacing w:line="360" w:lineRule="auto"/>
               <w:jc w:val="center"/>
               <w:rPr>
-                <w:rFonts w:ascii="宋体" w:cs="宋体"/>
+                <w:rFonts w:ascii="宋体" w:hAnsi="宋体" w:cs="宋体"/>
               </w:rPr>
             </w:pPr>
           </w:p>
@@ -815,6 +833,12 @@
                 <w:rFonts w:ascii="宋体" w:hAnsi="宋体" w:cs="宋体"/>
               </w:rPr>
             </w:pPr>
+            <w:r>
+              <w:rPr>
+                <w:rFonts w:ascii="宋体" w:hAnsi="宋体" w:cs="宋体" w:hint="eastAsia"/>
+              </w:rPr>
+              <w:t>M</w:t>
+            </w:r>
           </w:p>
         </w:tc>
         <w:tc>
@@ -835,6 +859,12 @@
                 <w:rFonts w:ascii="宋体" w:cs="宋体"/>
               </w:rPr>
             </w:pPr>
+            <w:r>
+              <w:rPr>
+                <w:rFonts w:ascii="宋体" w:cs="宋体" w:hint="eastAsia"/>
+              </w:rPr>
+              <w:t>修改安装OM的说明</w:t>
+            </w:r>
           </w:p>
         </w:tc>
         <w:tc>
@@ -856,6 +886,12 @@
                 <w:rFonts w:ascii="宋体" w:cs="宋体"/>
               </w:rPr>
             </w:pPr>
+            <w:r>
+              <w:rPr>
+                <w:rFonts w:ascii="宋体" w:cs="宋体" w:hint="eastAsia"/>
+              </w:rPr>
+              <w:t>谭钊波</w:t>
+            </w:r>
           </w:p>
         </w:tc>
         <w:tc>
@@ -874,28 +910,34 @@
               <w:spacing w:line="360" w:lineRule="auto"/>
               <w:jc w:val="center"/>
               <w:rPr>
+                <w:rFonts w:ascii="宋体" w:cs="宋体"/>
+              </w:rPr>
+            </w:pPr>
+            <w:r>
+              <w:rPr>
+                <w:rFonts w:ascii="宋体" w:cs="宋体" w:hint="eastAsia"/>
+              </w:rPr>
+              <w:t>2016-07-06</w:t>
+            </w:r>
+          </w:p>
+        </w:tc>
+        <w:tc>
+          <w:tcPr>
+            <w:tcW w:w="900" w:type="dxa"/>
+            <w:tcBorders>
+              <w:top w:val="single" w:sz="4" w:space="0" w:color="auto"/>
+              <w:left w:val="single" w:sz="4" w:space="0" w:color="auto"/>
+              <w:bottom w:val="single" w:sz="4" w:space="0" w:color="auto"/>
+              <w:right w:val="single" w:sz="4" w:space="0" w:color="auto"/>
+            </w:tcBorders>
+            <w:vAlign w:val="center"/>
+          </w:tcPr>
+          <w:p>
+            <w:pPr>
+              <w:spacing w:line="360" w:lineRule="auto"/>
+              <w:jc w:val="center"/>
+              <w:rPr>
                 <w:rFonts w:ascii="宋体" w:hAnsi="宋体" w:cs="宋体"/>
-              </w:rPr>
-            </w:pPr>
-          </w:p>
-        </w:tc>
-        <w:tc>
-          <w:tcPr>
-            <w:tcW w:w="900" w:type="dxa"/>
-            <w:tcBorders>
-              <w:top w:val="single" w:sz="4" w:space="0" w:color="auto"/>
-              <w:left w:val="single" w:sz="4" w:space="0" w:color="auto"/>
-              <w:bottom w:val="single" w:sz="4" w:space="0" w:color="auto"/>
-              <w:right w:val="single" w:sz="4" w:space="0" w:color="auto"/>
-            </w:tcBorders>
-            <w:vAlign w:val="center"/>
-          </w:tcPr>
-          <w:p>
-            <w:pPr>
-              <w:spacing w:line="360" w:lineRule="auto"/>
-              <w:jc w:val="center"/>
-              <w:rPr>
-                <w:rFonts w:ascii="宋体" w:cs="宋体"/>
               </w:rPr>
             </w:pPr>
           </w:p>
@@ -1912,7 +1954,7 @@
         <w:rPr>
           <w:rFonts w:hint="eastAsia"/>
         </w:rPr>
-        <w:t>节点，对于在初始安装中已经配置好</w:t>
+        <w:t>节点。对于已安装有</w:t>
       </w:r>
       <w:r>
         <w:rPr>
@@ -1924,11 +1966,241 @@
         <w:rPr>
           <w:rFonts w:hint="eastAsia"/>
         </w:rPr>
-        <w:t>节点的集群环境则可跳过本节。</w:t>
-      </w:r>
-    </w:p>
-    <w:p>
-      <w:pPr>
+        <w:t>的集群环境，本节内容并不合适，用户可以跳过本节，或联系巨杉以了解详情。</w:t>
+      </w:r>
+    </w:p>
+    <w:p>
+      <w:r>
+        <w:rPr>
+          <w:rFonts w:hint="eastAsia"/>
+        </w:rPr>
+        <w:t>添加</w:t>
+      </w:r>
+      <w:r>
+        <w:rPr>
+          <w:rFonts w:hint="eastAsia"/>
+        </w:rPr>
+        <w:t>OM</w:t>
+      </w:r>
+      <w:r>
+        <w:rPr>
+          <w:rFonts w:hint="eastAsia"/>
+        </w:rPr>
+        <w:t>节点时，脚本运行过程如下：</w:t>
+      </w:r>
+    </w:p>
+    <w:p>
+      <w:pPr>
+        <w:pStyle w:val="ListParagraph"/>
+        <w:numPr>
+          <w:ilvl w:val="0"/>
+          <w:numId w:val="3"/>
+        </w:numPr>
+        <w:ind w:firstLineChars="0"/>
+      </w:pPr>
+      <w:r>
+        <w:rPr>
+          <w:rFonts w:hint="eastAsia"/>
+        </w:rPr>
+        <w:t>检查脚本配置文件内容的正确信息。</w:t>
+      </w:r>
+    </w:p>
+    <w:p>
+      <w:pPr>
+        <w:pStyle w:val="ListParagraph"/>
+        <w:numPr>
+          <w:ilvl w:val="0"/>
+          <w:numId w:val="3"/>
+        </w:numPr>
+        <w:ind w:firstLineChars="0"/>
+      </w:pPr>
+      <w:r>
+        <w:rPr>
+          <w:rFonts w:hint="eastAsia"/>
+        </w:rPr>
+        <w:t>收集集群所有</w:t>
+      </w:r>
+      <w:r>
+        <w:rPr>
+          <w:rFonts w:hint="eastAsia"/>
+        </w:rPr>
+        <w:t>coored</w:t>
+      </w:r>
+      <w:r>
+        <w:rPr>
+          <w:rFonts w:hint="eastAsia"/>
+        </w:rPr>
+        <w:t>节点的信息，并把这些</w:t>
+      </w:r>
+      <w:r>
+        <w:rPr>
+          <w:rFonts w:hint="eastAsia"/>
+        </w:rPr>
+        <w:t>coord</w:t>
+      </w:r>
+      <w:r>
+        <w:rPr>
+          <w:rFonts w:hint="eastAsia"/>
+        </w:rPr>
+        <w:t>节点的信息插入到</w:t>
+      </w:r>
+      <w:r>
+        <w:rPr>
+          <w:rFonts w:hint="eastAsia"/>
+        </w:rPr>
+        <w:t>catalog</w:t>
+      </w:r>
+      <w:r>
+        <w:rPr>
+          <w:rFonts w:hint="eastAsia"/>
+        </w:rPr>
+        <w:t>，使得</w:t>
+      </w:r>
+      <w:r>
+        <w:rPr>
+          <w:rFonts w:hint="eastAsia"/>
+        </w:rPr>
+        <w:t>catalog</w:t>
+      </w:r>
+      <w:r>
+        <w:rPr>
+          <w:rFonts w:hint="eastAsia"/>
+        </w:rPr>
+        <w:t>能够管理</w:t>
+      </w:r>
+      <w:r>
+        <w:rPr>
+          <w:rFonts w:hint="eastAsia"/>
+        </w:rPr>
+        <w:t>coord</w:t>
+      </w:r>
+      <w:r>
+        <w:rPr>
+          <w:rFonts w:hint="eastAsia"/>
+        </w:rPr>
+        <w:t>节点。</w:t>
+      </w:r>
+    </w:p>
+    <w:p>
+      <w:pPr>
+        <w:pStyle w:val="ListParagraph"/>
+        <w:numPr>
+          <w:ilvl w:val="0"/>
+          <w:numId w:val="3"/>
+        </w:numPr>
+        <w:ind w:firstLineChars="0"/>
+      </w:pPr>
+      <w:r>
+        <w:rPr>
+          <w:rFonts w:hint="eastAsia"/>
+        </w:rPr>
+        <w:t>收集集群所有机器的信息（</w:t>
+      </w:r>
+      <w:r>
+        <w:rPr>
+          <w:rFonts w:hint="eastAsia"/>
+        </w:rPr>
+        <w:t>CPU</w:t>
+      </w:r>
+      <w:r>
+        <w:rPr>
+          <w:rFonts w:hint="eastAsia"/>
+        </w:rPr>
+        <w:t>信息、磁盘信息、网卡信息等）。</w:t>
+      </w:r>
+    </w:p>
+    <w:p>
+      <w:pPr>
+        <w:pStyle w:val="ListParagraph"/>
+        <w:numPr>
+          <w:ilvl w:val="0"/>
+          <w:numId w:val="3"/>
+        </w:numPr>
+        <w:ind w:firstLineChars="0"/>
+      </w:pPr>
+      <w:r>
+        <w:rPr>
+          <w:rFonts w:hint="eastAsia"/>
+        </w:rPr>
+        <w:t>收集集群所有节点的信息。</w:t>
+      </w:r>
+    </w:p>
+    <w:p>
+      <w:pPr>
+        <w:pStyle w:val="ListParagraph"/>
+        <w:numPr>
+          <w:ilvl w:val="0"/>
+          <w:numId w:val="3"/>
+        </w:numPr>
+        <w:ind w:firstLineChars="0"/>
+      </w:pPr>
+      <w:r>
+        <w:rPr>
+          <w:rFonts w:hint="eastAsia"/>
+        </w:rPr>
+        <w:t>创建</w:t>
+      </w:r>
+      <w:r>
+        <w:rPr>
+          <w:rFonts w:hint="eastAsia"/>
+        </w:rPr>
+        <w:t>OM</w:t>
+      </w:r>
+      <w:r>
+        <w:rPr>
+          <w:rFonts w:hint="eastAsia"/>
+        </w:rPr>
+        <w:t>节点，并将收集到的所有机器信息及节点信息插入到</w:t>
+      </w:r>
+      <w:r>
+        <w:rPr>
+          <w:rFonts w:hint="eastAsia"/>
+        </w:rPr>
+        <w:t>OM</w:t>
+      </w:r>
+      <w:r>
+        <w:rPr>
+          <w:rFonts w:hint="eastAsia"/>
+        </w:rPr>
+        <w:t>的表中，使得</w:t>
+      </w:r>
+      <w:r>
+        <w:rPr>
+          <w:rFonts w:hint="eastAsia"/>
+        </w:rPr>
+        <w:t>OM</w:t>
+      </w:r>
+      <w:r>
+        <w:rPr>
+          <w:rFonts w:hint="eastAsia"/>
+        </w:rPr>
+        <w:t>能够管理集群使用到的机器及集群上的节点。</w:t>
+      </w:r>
+    </w:p>
+    <w:p>
+      <w:pPr>
+        <w:pStyle w:val="ListParagraph"/>
+        <w:numPr>
+          <w:ilvl w:val="0"/>
+          <w:numId w:val="3"/>
+        </w:numPr>
+        <w:ind w:firstLineChars="0"/>
+      </w:pPr>
+      <w:r>
+        <w:rPr>
+          <w:rFonts w:hint="eastAsia"/>
+        </w:rPr>
+        <w:t>将脚本配置文件中配置的新数据库选项刷到集群所有节点的配置文件中。</w:t>
+      </w:r>
+    </w:p>
+    <w:p>
+      <w:pPr>
+        <w:pStyle w:val="ListParagraph"/>
+        <w:numPr>
+          <w:ilvl w:val="0"/>
+          <w:numId w:val="3"/>
+        </w:numPr>
+        <w:ind w:firstLineChars="0"/>
         <w:rPr>
           <w:color w:val="FF0000"/>
         </w:rPr>
@@ -1938,149 +2210,167 @@
           <w:rFonts w:hint="eastAsia"/>
           <w:color w:val="FF0000"/>
         </w:rPr>
-        <w:t>注：以下假设</w:t>
+        <w:t>重启集群所有节点</w:t>
       </w:r>
       <w:r>
         <w:rPr>
           <w:rFonts w:hint="eastAsia"/>
           <w:color w:val="FF0000"/>
         </w:rPr>
+        <w:t>，使得数据库新配置选项生效</w:t>
+      </w:r>
+      <w:r>
+        <w:rPr>
+          <w:rFonts w:hint="eastAsia"/>
+          <w:color w:val="FF0000"/>
+        </w:rPr>
+        <w:t>。</w:t>
+      </w:r>
+    </w:p>
+    <w:p>
+      <w:pPr>
+        <w:rPr>
+          <w:color w:val="FF0000"/>
+        </w:rPr>
+      </w:pPr>
+      <w:r>
+        <w:rPr>
+          <w:rFonts w:hint="eastAsia"/>
+          <w:color w:val="FF0000"/>
+        </w:rPr>
+        <w:t>注：</w:t>
+      </w:r>
+      <w:r>
+        <w:rPr>
+          <w:rFonts w:hint="eastAsia"/>
+          <w:color w:val="FF0000"/>
+        </w:rPr>
+        <w:t>运行添加</w:t>
+      </w:r>
+      <w:r>
+        <w:rPr>
+          <w:rFonts w:hint="eastAsia"/>
+          <w:color w:val="FF0000"/>
+        </w:rPr>
+        <w:t>OM</w:t>
+      </w:r>
+      <w:r>
+        <w:rPr>
+          <w:rFonts w:hint="eastAsia"/>
+          <w:color w:val="FF0000"/>
+        </w:rPr>
+        <w:t>脚本将导致集群重启，用户需要评估集群重启的风险。</w:t>
+      </w:r>
+    </w:p>
+    <w:p>
+      <w:r>
+        <w:rPr>
+          <w:rFonts w:hint="eastAsia"/>
+          <w:color w:val="FF0000"/>
+        </w:rPr>
+        <w:t>若当前集群处于正常运行状态</w:t>
+      </w:r>
+      <w:r>
+        <w:rPr>
+          <w:rFonts w:hint="eastAsia"/>
+        </w:rPr>
+        <w:t>，用户可以任意登录一台已安装</w:t>
+      </w:r>
+      <w:r>
+        <w:rPr>
+          <w:rFonts w:hint="eastAsia"/>
+        </w:rPr>
         <w:t>sequoiadb</w:t>
       </w:r>
       <w:r>
         <w:rPr>
           <w:rFonts w:hint="eastAsia"/>
-          <w:color w:val="FF0000"/>
+        </w:rPr>
+        <w:t>的服务器（该服务器既可以为当前集群已使用的机器，也可以是当前集群还没使用的机器）并执行以下“编辑配置参数”及“运行添加</w:t>
+      </w:r>
+      <w:r>
+        <w:rPr>
+          <w:rFonts w:hint="eastAsia"/>
+        </w:rPr>
+        <w:t>OM</w:t>
+      </w:r>
+      <w:r>
+        <w:rPr>
+          <w:rFonts w:hint="eastAsia"/>
+        </w:rPr>
+        <w:t>脚本”这两个步骤，便可添加</w:t>
+      </w:r>
+      <w:r>
+        <w:rPr>
+          <w:rFonts w:hint="eastAsia"/>
+        </w:rPr>
+        <w:t>OM</w:t>
+      </w:r>
+      <w:r>
+        <w:rPr>
+          <w:rFonts w:hint="eastAsia"/>
+        </w:rPr>
+        <w:t>节点。</w:t>
+      </w:r>
+      <w:r>
+        <w:rPr>
+          <w:rFonts w:hint="eastAsia"/>
+        </w:rPr>
+        <w:t>以下假设</w:t>
+      </w:r>
+      <w:r>
+        <w:rPr>
+          <w:rFonts w:hint="eastAsia"/>
+        </w:rPr>
+        <w:t>sequoiadb</w:t>
+      </w:r>
+      <w:r>
+        <w:rPr>
+          <w:rFonts w:hint="eastAsia"/>
         </w:rPr>
         <w:t>的安装路径为默认安装路径（</w:t>
       </w:r>
       <w:r>
         <w:rPr>
           <w:rFonts w:hint="eastAsia"/>
-          <w:color w:val="FF0000"/>
         </w:rPr>
         <w:t>/opt/sequoiadb</w:t>
       </w:r>
       <w:r>
         <w:rPr>
           <w:rFonts w:hint="eastAsia"/>
-          <w:color w:val="FF0000"/>
+        </w:rPr>
+        <w:t>），并假设</w:t>
+      </w:r>
+      <w:r>
+        <w:rPr>
+          <w:rFonts w:hint="eastAsia"/>
+        </w:rPr>
+        <w:t>sequoiadb</w:t>
+      </w:r>
+      <w:r>
+        <w:rPr>
+          <w:rFonts w:hint="eastAsia"/>
+        </w:rPr>
+        <w:t>进程管理用户为默认进程用户（</w:t>
+      </w:r>
+      <w:r>
+        <w:rPr>
+          <w:rFonts w:hint="eastAsia"/>
+        </w:rPr>
+        <w:t>sdbadmin</w:t>
+      </w:r>
+      <w:r>
+        <w:rPr>
+          <w:rFonts w:hint="eastAsia"/>
         </w:rPr>
         <w:t>）</w:t>
       </w:r>
       <w:r>
         <w:rPr>
           <w:rFonts w:hint="eastAsia"/>
-          <w:color w:val="FF0000"/>
-        </w:rPr>
-        <w:t>，并假设</w:t>
-      </w:r>
-      <w:r>
-        <w:rPr>
-          <w:rFonts w:hint="eastAsia"/>
-          <w:color w:val="FF0000"/>
-        </w:rPr>
-        <w:t>s</w:t>
-      </w:r>
-      <w:r>
-        <w:rPr>
-          <w:rFonts w:hint="eastAsia"/>
-          <w:color w:val="FF0000"/>
-        </w:rPr>
-        <w:t>equoiadb</w:t>
-      </w:r>
-      <w:r>
-        <w:rPr>
-          <w:rFonts w:hint="eastAsia"/>
-          <w:color w:val="FF0000"/>
-        </w:rPr>
-        <w:t>进程</w:t>
-      </w:r>
-      <w:r>
-        <w:rPr>
-          <w:rFonts w:hint="eastAsia"/>
-          <w:color w:val="FF0000"/>
-        </w:rPr>
-        <w:t>管理</w:t>
-      </w:r>
-      <w:r>
-        <w:rPr>
-          <w:rFonts w:hint="eastAsia"/>
-          <w:color w:val="FF0000"/>
-        </w:rPr>
-        <w:t>用户为默认进程用户（</w:t>
-      </w:r>
-      <w:r>
-        <w:rPr>
-          <w:rFonts w:hint="eastAsia"/>
-          <w:color w:val="FF0000"/>
-        </w:rPr>
-        <w:t>sdbadmin</w:t>
-      </w:r>
-      <w:r>
-        <w:rPr>
-          <w:rFonts w:hint="eastAsia"/>
-          <w:color w:val="FF0000"/>
-        </w:rPr>
-        <w:t>）</w:t>
-      </w:r>
-    </w:p>
-    <w:p>
-      <w:r>
-        <w:rPr>
-          <w:rFonts w:hint="eastAsia"/>
-        </w:rPr>
-        <w:t>任意登录一台已安装</w:t>
-      </w:r>
-      <w:r>
-        <w:rPr>
-          <w:rFonts w:hint="eastAsia"/>
-        </w:rPr>
-        <w:t>s</w:t>
-      </w:r>
-      <w:r>
-        <w:rPr>
-          <w:rFonts w:hint="eastAsia"/>
-        </w:rPr>
-        <w:t>equoiadb</w:t>
-      </w:r>
-      <w:r>
-        <w:rPr>
-          <w:rFonts w:hint="eastAsia"/>
-        </w:rPr>
-        <w:t>的服务器并执行以下操作</w:t>
-      </w:r>
-      <w:r>
-        <w:rPr>
-          <w:rFonts w:hint="eastAsia"/>
-        </w:rPr>
-        <w:t>(</w:t>
-      </w:r>
-      <w:r>
-        <w:rPr>
-          <w:rFonts w:hint="eastAsia"/>
-          <w:color w:val="FF0000"/>
-        </w:rPr>
-        <w:t>只需要在一台机器上安装</w:t>
-      </w:r>
-      <w:r>
-        <w:rPr>
-          <w:rFonts w:hint="eastAsia"/>
-          <w:color w:val="FF0000"/>
-        </w:rPr>
-        <w:t>OM</w:t>
-      </w:r>
-      <w:r>
-        <w:rPr>
-          <w:rFonts w:hint="eastAsia"/>
-        </w:rPr>
-        <w:t>)</w:t>
-      </w:r>
-      <w:r>
-        <w:rPr>
-          <w:rFonts w:hint="eastAsia"/>
-        </w:rPr>
-        <w:t>：</w:t>
+        </w:rPr>
+        <w:t>。</w:t>
       </w:r>
     </w:p>
     <w:p>
@@ -2091,13 +2381,7 @@
         <w:rPr>
           <w:rFonts w:hint="eastAsia"/>
         </w:rPr>
-        <w:t>编辑</w:t>
-      </w:r>
-      <w:r>
-        <w:rPr>
-          <w:rFonts w:hint="eastAsia"/>
-        </w:rPr>
-        <w:t>配置参数</w:t>
+        <w:t>编辑配置参数</w:t>
       </w:r>
     </w:p>
     <w:p>
@@ -2113,7 +2397,19 @@
         <w:rPr>
           <w:rFonts w:hint="eastAsia"/>
         </w:rPr>
-        <w:t>切换到</w:t>
+        <w:t>登录需要添加</w:t>
+      </w:r>
+      <w:r>
+        <w:rPr>
+          <w:rFonts w:hint="eastAsia"/>
+        </w:rPr>
+        <w:t>OM</w:t>
+      </w:r>
+      <w:r>
+        <w:rPr>
+          <w:rFonts w:hint="eastAsia"/>
+        </w:rPr>
+        <w:t>的服务器，并将当前用户切换到</w:t>
       </w:r>
       <w:r>
         <w:rPr>
@@ -2202,13 +2498,7 @@
         <w:rPr>
           <w:rFonts w:hint="eastAsia"/>
         </w:rPr>
-        <w:t>包含“必选项”及“可选项”。</w:t>
-      </w:r>
-      <w:r>
-        <w:rPr>
-          <w:rFonts w:hint="eastAsia"/>
-        </w:rPr>
-        <w:t>配置文件内容如下：</w:t>
+        <w:t>包含“必选项”及“可选项”。配置文件内容如下：</w:t>
       </w:r>
     </w:p>
     <w:p>
@@ -2229,14 +2519,7 @@
           <w:rFonts w:hint="eastAsia"/>
           <w:shd w:val="pct15" w:color="auto" w:fill="FFFFFF"/>
         </w:rPr>
-        <w:t>（必填项）</w:t>
-      </w:r>
-      <w:r>
-        <w:rPr>
-          <w:rFonts w:hint="eastAsia"/>
-          <w:shd w:val="pct15" w:color="auto" w:fill="FFFFFF"/>
-        </w:rPr>
-        <w:t>指定当前集群使用到的主机列表（只支持</w:t>
+        <w:t>（必填项）指定当前集群使用到的主机列表（只支持</w:t>
       </w:r>
       <w:r>
         <w:rPr>
@@ -2250,14 +2533,7 @@
           <w:rFonts w:hint="eastAsia"/>
           <w:shd w:val="pct15" w:color="auto" w:fill="FFFFFF"/>
         </w:rPr>
-        <w:t>）</w:t>
-      </w:r>
-      <w:r>
-        <w:rPr>
-          <w:rFonts w:hint="eastAsia"/>
-          <w:shd w:val="pct15" w:color="auto" w:fill="FFFFFF"/>
-        </w:rPr>
-        <w:t>。</w:t>
+        <w:t>）。</w:t>
       </w:r>
     </w:p>
     <w:p>
@@ -2298,13 +2574,66 @@
         <w:rPr>
           <w:shd w:val="pct15" w:color="auto" w:fill="FFFFFF"/>
         </w:rPr>
-        <w:t xml:space="preserve">host_name                   </w:t>
-      </w:r>
-      <w:r>
-        <w:rPr>
-          <w:shd w:val="pct15" w:color="auto" w:fill="FFFFFF"/>
-        </w:rPr>
-        <w:t>= "rhel64-test8,ubuntu1504"</w:t>
+        <w:t>host_name                   = "</w:t>
+      </w:r>
+      <w:r>
+        <w:rPr>
+          <w:rFonts w:hint="eastAsia"/>
+          <w:shd w:val="pct15" w:color="auto" w:fill="FFFFFF"/>
+        </w:rPr>
+        <w:t>ubuntu</w:t>
+      </w:r>
+      <w:r>
+        <w:rPr>
+          <w:shd w:val="pct15" w:color="auto" w:fill="FFFFFF"/>
+        </w:rPr>
+        <w:t>-test</w:t>
+      </w:r>
+      <w:r>
+        <w:rPr>
+          <w:rFonts w:hint="eastAsia"/>
+          <w:shd w:val="pct15" w:color="auto" w:fill="FFFFFF"/>
+        </w:rPr>
+        <w:t>1</w:t>
+      </w:r>
+      <w:r>
+        <w:rPr>
+          <w:shd w:val="pct15" w:color="auto" w:fill="FFFFFF"/>
+        </w:rPr>
+        <w:t>,</w:t>
+      </w:r>
+      <w:r>
+        <w:rPr>
+          <w:rFonts w:hint="eastAsia"/>
+          <w:shd w:val="pct15" w:color="auto" w:fill="FFFFFF"/>
+        </w:rPr>
+        <w:t xml:space="preserve"> </w:t>
+      </w:r>
+      <w:r>
+        <w:rPr>
+          <w:rFonts w:hint="eastAsia"/>
+          <w:shd w:val="pct15" w:color="auto" w:fill="FFFFFF"/>
+        </w:rPr>
+        <w:t>ubuntu</w:t>
+      </w:r>
+      <w:r>
+        <w:rPr>
+          <w:shd w:val="pct15" w:color="auto" w:fill="FFFFFF"/>
+        </w:rPr>
+        <w:t>-</w:t>
+      </w:r>
+      <w:r>
+        <w:rPr>
+          <w:rFonts w:hint="eastAsia"/>
+          <w:shd w:val="pct15" w:color="auto" w:fill="FFFFFF"/>
+        </w:rPr>
+        <w:t>test2</w:t>
+      </w:r>
+      <w:r>
+        <w:rPr>
+          <w:shd w:val="pct15" w:color="auto" w:fill="FFFFFF"/>
+        </w:rPr>
+        <w:t>"</w:t>
       </w:r>
     </w:p>
     <w:p>
@@ -2325,14 +2654,7 @@
           <w:rFonts w:hint="eastAsia"/>
           <w:shd w:val="pct15" w:color="auto" w:fill="FFFFFF"/>
         </w:rPr>
-        <w:t>（必填项）主机列表中主机</w:t>
-      </w:r>
-      <w:r>
-        <w:rPr>
-          <w:rFonts w:hint="eastAsia"/>
-          <w:shd w:val="pct15" w:color="auto" w:fill="FFFFFF"/>
-        </w:rPr>
-        <w:t>默认的</w:t>
+        <w:t>（必填项）主机列表中主机默认的</w:t>
       </w:r>
       <w:r>
         <w:rPr>
@@ -2367,14 +2689,7 @@
           <w:rFonts w:hint="eastAsia"/>
           <w:shd w:val="pct15" w:color="auto" w:fill="FFFFFF"/>
         </w:rPr>
-        <w:t>密码</w:t>
-      </w:r>
-      <w:r>
-        <w:rPr>
-          <w:rFonts w:hint="eastAsia"/>
-          <w:shd w:val="pct15" w:color="auto" w:fill="FFFFFF"/>
-        </w:rPr>
-        <w:t>。若有主机没使用默认密码，</w:t>
+        <w:t>密码。若有主机没使用默认密码，</w:t>
       </w:r>
     </w:p>
     <w:p>
@@ -2413,9 +2728,29 @@
       </w:r>
       <w:r>
         <w:rPr>
-          <w:shd w:val="pct15" w:color="auto" w:fill="FFFFFF"/>
-        </w:rPr>
-        <w:t>rhel64-test8_root_passwd = "xxx password xxx"</w:t>
+          <w:rFonts w:hint="eastAsia"/>
+          <w:shd w:val="pct15" w:color="auto" w:fill="FFFFFF"/>
+        </w:rPr>
+        <w:t>ubuntu</w:t>
+      </w:r>
+      <w:r>
+        <w:rPr>
+          <w:shd w:val="pct15" w:color="auto" w:fill="FFFFFF"/>
+        </w:rPr>
+        <w:t>-</w:t>
+      </w:r>
+      <w:r>
+        <w:rPr>
+          <w:rFonts w:hint="eastAsia"/>
+          <w:shd w:val="pct15" w:color="auto" w:fill="FFFFFF"/>
+        </w:rPr>
+        <w:t>test2</w:t>
+      </w:r>
+      <w:r>
+        <w:rPr>
+          <w:shd w:val="pct15" w:color="auto" w:fill="FFFFFF"/>
+        </w:rPr>
+        <w:t>_root_passwd = "xxx password xxx"</w:t>
       </w:r>
     </w:p>
     <w:p>
@@ -2476,21 +2811,7 @@
           <w:rFonts w:hint="eastAsia"/>
           <w:shd w:val="pct15" w:color="auto" w:fill="FFFFFF"/>
         </w:rPr>
-        <w:t>端口号</w:t>
-      </w:r>
-      <w:r>
-        <w:rPr>
-          <w:rFonts w:hint="eastAsia"/>
-          <w:shd w:val="pct15" w:color="auto" w:fill="FFFFFF"/>
-        </w:rPr>
-        <w:t>。若有主机没使用</w:t>
-      </w:r>
-      <w:r>
-        <w:rPr>
-          <w:rFonts w:hint="eastAsia"/>
-          <w:shd w:val="pct15" w:color="auto" w:fill="FFFFFF"/>
-        </w:rPr>
-        <w:t>默认</w:t>
+        <w:t>端口号。若有主机没使用默认</w:t>
       </w:r>
       <w:r>
         <w:rPr>
@@ -2504,14 +2825,7 @@
           <w:rFonts w:hint="eastAsia"/>
           <w:shd w:val="pct15" w:color="auto" w:fill="FFFFFF"/>
         </w:rPr>
-        <w:t>端口号</w:t>
-      </w:r>
-      <w:r>
-        <w:rPr>
-          <w:rFonts w:hint="eastAsia"/>
-          <w:shd w:val="pct15" w:color="auto" w:fill="FFFFFF"/>
-        </w:rPr>
-        <w:t>，</w:t>
+        <w:t>端口号，</w:t>
       </w:r>
     </w:p>
     <w:p>
@@ -2546,20 +2860,33 @@
           <w:rFonts w:hint="eastAsia"/>
           <w:shd w:val="pct15" w:color="auto" w:fill="FFFFFF"/>
         </w:rPr>
-        <w:t>端口号</w:t>
-      </w:r>
-      <w:r>
-        <w:rPr>
-          <w:rFonts w:hint="eastAsia"/>
-          <w:shd w:val="pct15" w:color="auto" w:fill="FFFFFF"/>
-        </w:rPr>
-        <w:t>：</w:t>
-      </w:r>
-      <w:r>
-        <w:rPr>
-          <w:shd w:val="pct15" w:color="auto" w:fill="FFFFFF"/>
-        </w:rPr>
-        <w:t>rhel64-test8_ssh_port = xxx</w:t>
+        <w:t>端口号：</w:t>
+      </w:r>
+      <w:r>
+        <w:rPr>
+          <w:rFonts w:hint="eastAsia"/>
+          <w:shd w:val="pct15" w:color="auto" w:fill="FFFFFF"/>
+        </w:rPr>
+        <w:t>ubuntu</w:t>
+      </w:r>
+      <w:r>
+        <w:rPr>
+          <w:shd w:val="pct15" w:color="auto" w:fill="FFFFFF"/>
+        </w:rPr>
+        <w:t>-</w:t>
+      </w:r>
+      <w:r>
+        <w:rPr>
+          <w:rFonts w:hint="eastAsia"/>
+          <w:shd w:val="pct15" w:color="auto" w:fill="FFFFFF"/>
+        </w:rPr>
+        <w:t>test2</w:t>
+      </w:r>
+      <w:r>
+        <w:rPr>
+          <w:shd w:val="pct15" w:color="auto" w:fill="FFFFFF"/>
+        </w:rPr>
+        <w:t>_ssh_port = xxx</w:t>
       </w:r>
     </w:p>
     <w:p>
@@ -2573,504 +2900,6 @@
           <w:shd w:val="pct15" w:color="auto" w:fill="FFFFFF"/>
         </w:rPr>
         <w:t>default_ssh_port             = 22</w:t>
-      </w:r>
-    </w:p>
-    <w:p>
-      <w:pPr>
-        <w:rPr>
-          <w:shd w:val="pct15" w:color="auto" w:fill="FFFFFF"/>
-        </w:rPr>
-      </w:pPr>
-      <w:r>
-        <w:rPr>
-          <w:rFonts w:hint="eastAsia"/>
-          <w:shd w:val="pct15" w:color="auto" w:fill="FFFFFF"/>
-        </w:rPr>
-        <w:t xml:space="preserve"># </w:t>
-      </w:r>
-      <w:r>
-        <w:rPr>
-          <w:rFonts w:hint="eastAsia"/>
-          <w:shd w:val="pct15" w:color="auto" w:fill="FFFFFF"/>
-        </w:rPr>
-        <w:t>（必填项）</w:t>
-      </w:r>
-      <w:r>
-        <w:rPr>
-          <w:rFonts w:hint="eastAsia"/>
-          <w:shd w:val="pct15" w:color="auto" w:fill="FFFFFF"/>
-        </w:rPr>
-        <w:t>Sequoiadb</w:t>
-      </w:r>
-      <w:r>
-        <w:rPr>
-          <w:rFonts w:hint="eastAsia"/>
-          <w:shd w:val="pct15" w:color="auto" w:fill="FFFFFF"/>
-        </w:rPr>
-        <w:t>数据库鉴权信息。若数据库没有开启鉴权，则保留空字符串</w:t>
-      </w:r>
-    </w:p>
-    <w:p>
-      <w:pPr>
-        <w:rPr>
-          <w:shd w:val="pct15" w:color="auto" w:fill="FFFFFF"/>
-        </w:rPr>
-      </w:pPr>
-      <w:r>
-        <w:rPr>
-          <w:shd w:val="pct15" w:color="auto" w:fill="FFFFFF"/>
-        </w:rPr>
-        <w:t>db_auth_user               = ""</w:t>
-      </w:r>
-    </w:p>
-    <w:p>
-      <w:pPr>
-        <w:rPr>
-          <w:shd w:val="pct15" w:color="auto" w:fill="FFFFFF"/>
-        </w:rPr>
-      </w:pPr>
-      <w:r>
-        <w:rPr>
-          <w:shd w:val="pct15" w:color="auto" w:fill="FFFFFF"/>
-        </w:rPr>
-        <w:t>db_auth_passwd            = ""</w:t>
-      </w:r>
-    </w:p>
-    <w:p>
-      <w:pPr>
-        <w:rPr>
-          <w:shd w:val="pct15" w:color="auto" w:fill="FFFFFF"/>
-        </w:rPr>
-      </w:pPr>
-      <w:r>
-        <w:rPr>
-          <w:rFonts w:hint="eastAsia"/>
-          <w:shd w:val="pct15" w:color="auto" w:fill="FFFFFF"/>
-        </w:rPr>
-        <w:t xml:space="preserve"># </w:t>
-      </w:r>
-      <w:r>
-        <w:rPr>
-          <w:rFonts w:hint="eastAsia"/>
-          <w:shd w:val="pct15" w:color="auto" w:fill="FFFFFF"/>
-        </w:rPr>
-        <w:t>（必填项）</w:t>
-      </w:r>
-      <w:r>
-        <w:rPr>
-          <w:rFonts w:hint="eastAsia"/>
-          <w:shd w:val="pct15" w:color="auto" w:fill="FFFFFF"/>
-        </w:rPr>
-        <w:t>Sequoiadb</w:t>
-      </w:r>
-      <w:r>
-        <w:rPr>
-          <w:rFonts w:hint="eastAsia"/>
-          <w:shd w:val="pct15" w:color="auto" w:fill="FFFFFF"/>
-        </w:rPr>
-        <w:t>数据库补充的配置参数，目前只有</w:t>
-      </w:r>
-      <w:r>
-        <w:rPr>
-          <w:shd w:val="pct15" w:color="auto" w:fill="FFFFFF"/>
-        </w:rPr>
-        <w:t>” svcscheduler”</w:t>
-      </w:r>
-      <w:r>
-        <w:rPr>
-          <w:rFonts w:hint="eastAsia"/>
-          <w:shd w:val="pct15" w:color="auto" w:fill="FFFFFF"/>
-        </w:rPr>
-        <w:t>这一项，</w:t>
-      </w:r>
-    </w:p>
-    <w:p>
-      <w:pPr>
-        <w:rPr>
-          <w:shd w:val="pct15" w:color="auto" w:fill="FFFFFF"/>
-        </w:rPr>
-      </w:pPr>
-      <w:r>
-        <w:rPr>
-          <w:rFonts w:hint="eastAsia"/>
-          <w:shd w:val="pct15" w:color="auto" w:fill="FFFFFF"/>
-        </w:rPr>
-        <w:t xml:space="preserve"># </w:t>
-      </w:r>
-      <w:r>
-        <w:rPr>
-          <w:rFonts w:hint="eastAsia"/>
-          <w:shd w:val="pct15" w:color="auto" w:fill="FFFFFF"/>
-        </w:rPr>
-        <w:t>可取值为：</w:t>
-      </w:r>
-      <w:r>
-        <w:rPr>
-          <w:rFonts w:hint="eastAsia"/>
-          <w:shd w:val="pct15" w:color="auto" w:fill="FFFFFF"/>
-        </w:rPr>
-        <w:t>0</w:t>
-      </w:r>
-      <w:r>
-        <w:rPr>
-          <w:rFonts w:hint="eastAsia"/>
-          <w:shd w:val="pct15" w:color="auto" w:fill="FFFFFF"/>
-        </w:rPr>
-        <w:t>、</w:t>
-      </w:r>
-      <w:r>
-        <w:rPr>
-          <w:rFonts w:hint="eastAsia"/>
-          <w:shd w:val="pct15" w:color="auto" w:fill="FFFFFF"/>
-        </w:rPr>
-        <w:t>1</w:t>
-      </w:r>
-      <w:r>
-        <w:rPr>
-          <w:rFonts w:hint="eastAsia"/>
-          <w:shd w:val="pct15" w:color="auto" w:fill="FFFFFF"/>
-        </w:rPr>
-        <w:t>、</w:t>
-      </w:r>
-      <w:r>
-        <w:rPr>
-          <w:rFonts w:hint="eastAsia"/>
-          <w:shd w:val="pct15" w:color="auto" w:fill="FFFFFF"/>
-        </w:rPr>
-        <w:t>2</w:t>
-      </w:r>
-      <w:r>
-        <w:rPr>
-          <w:rFonts w:hint="eastAsia"/>
-          <w:shd w:val="pct15" w:color="auto" w:fill="FFFFFF"/>
-        </w:rPr>
-        <w:t>。其中</w:t>
-      </w:r>
-      <w:r>
-        <w:rPr>
-          <w:rFonts w:hint="eastAsia"/>
-          <w:shd w:val="pct15" w:color="auto" w:fill="FFFFFF"/>
-        </w:rPr>
-        <w:t>1</w:t>
-      </w:r>
-      <w:r>
-        <w:rPr>
-          <w:rFonts w:hint="eastAsia"/>
-          <w:shd w:val="pct15" w:color="auto" w:fill="FFFFFF"/>
-        </w:rPr>
-        <w:t>表示使用“</w:t>
-      </w:r>
-      <w:r>
-        <w:rPr>
-          <w:rFonts w:hint="eastAsia"/>
-          <w:shd w:val="pct15" w:color="auto" w:fill="FFFFFF"/>
-        </w:rPr>
-        <w:t>FIFO</w:t>
-      </w:r>
-      <w:r>
-        <w:rPr>
-          <w:rFonts w:hint="eastAsia"/>
-          <w:shd w:val="pct15" w:color="auto" w:fill="FFFFFF"/>
-        </w:rPr>
-        <w:t>策略”，</w:t>
-      </w:r>
-      <w:r>
-        <w:rPr>
-          <w:rFonts w:hint="eastAsia"/>
-          <w:shd w:val="pct15" w:color="auto" w:fill="FFFFFF"/>
-        </w:rPr>
-        <w:t>2</w:t>
-      </w:r>
-      <w:r>
-        <w:rPr>
-          <w:rFonts w:hint="eastAsia"/>
-          <w:shd w:val="pct15" w:color="auto" w:fill="FFFFFF"/>
-        </w:rPr>
-        <w:t>表示使用“</w:t>
-      </w:r>
-      <w:r>
-        <w:rPr>
-          <w:rFonts w:hint="eastAsia"/>
-          <w:shd w:val="pct15" w:color="auto" w:fill="FFFFFF"/>
-        </w:rPr>
-        <w:t>Container</w:t>
-      </w:r>
-      <w:r>
-        <w:rPr>
-          <w:rFonts w:hint="eastAsia"/>
-          <w:shd w:val="pct15" w:color="auto" w:fill="FFFFFF"/>
-        </w:rPr>
-        <w:t>策略”，</w:t>
-      </w:r>
-    </w:p>
-    <w:p>
-      <w:pPr>
-        <w:rPr>
-          <w:shd w:val="pct15" w:color="auto" w:fill="FFFFFF"/>
-        </w:rPr>
-      </w:pPr>
-      <w:r>
-        <w:rPr>
-          <w:rFonts w:hint="eastAsia"/>
-          <w:shd w:val="pct15" w:color="auto" w:fill="FFFFFF"/>
-        </w:rPr>
-        <w:t># 0</w:t>
-      </w:r>
-      <w:r>
-        <w:rPr>
-          <w:rFonts w:hint="eastAsia"/>
-          <w:shd w:val="pct15" w:color="auto" w:fill="FFFFFF"/>
-        </w:rPr>
-        <w:t>表示由数据库决定使用上述两种策略之一。</w:t>
-      </w:r>
-      <w:r>
-        <w:rPr>
-          <w:shd w:val="pct15" w:color="auto" w:fill="FFFFFF"/>
-        </w:rPr>
-        <w:t>” svcscheduler”</w:t>
-      </w:r>
-      <w:r>
-        <w:rPr>
-          <w:rFonts w:hint="eastAsia"/>
-          <w:shd w:val="pct15" w:color="auto" w:fill="FFFFFF"/>
-        </w:rPr>
-        <w:t>项的</w:t>
-      </w:r>
-      <w:r>
-        <w:rPr>
-          <w:rFonts w:hint="eastAsia"/>
-          <w:shd w:val="pct15" w:color="auto" w:fill="FFFFFF"/>
-        </w:rPr>
-        <w:t>默认值为</w:t>
-      </w:r>
-      <w:r>
-        <w:rPr>
-          <w:rFonts w:hint="eastAsia"/>
-          <w:shd w:val="pct15" w:color="auto" w:fill="FFFFFF"/>
-        </w:rPr>
-        <w:t>0</w:t>
-      </w:r>
-      <w:r>
-        <w:rPr>
-          <w:rFonts w:hint="eastAsia"/>
-          <w:shd w:val="pct15" w:color="auto" w:fill="FFFFFF"/>
-        </w:rPr>
-        <w:t>，这里配置为</w:t>
-      </w:r>
-      <w:r>
-        <w:rPr>
-          <w:rFonts w:hint="eastAsia"/>
-          <w:shd w:val="pct15" w:color="auto" w:fill="FFFFFF"/>
-        </w:rPr>
-        <w:t>2</w:t>
-      </w:r>
-      <w:r>
-        <w:rPr>
-          <w:rFonts w:hint="eastAsia"/>
-          <w:shd w:val="pct15" w:color="auto" w:fill="FFFFFF"/>
-        </w:rPr>
-        <w:t>。</w:t>
-      </w:r>
-    </w:p>
-    <w:p>
-      <w:pPr>
-        <w:rPr>
-          <w:shd w:val="pct15" w:color="auto" w:fill="FFFFFF"/>
-        </w:rPr>
-      </w:pPr>
-      <w:r>
-        <w:rPr>
-          <w:shd w:val="pct15" w:color="auto" w:fill="FFFFFF"/>
-        </w:rPr>
-        <w:t>db_config_opti</w:t>
-      </w:r>
-      <w:r>
-        <w:rPr>
-          <w:shd w:val="pct15" w:color="auto" w:fill="FFFFFF"/>
-        </w:rPr>
-        <w:t>on           = { svcscheduler:2</w:t>
-      </w:r>
-      <w:r>
-        <w:rPr>
-          <w:shd w:val="pct15" w:color="auto" w:fill="FFFFFF"/>
-        </w:rPr>
-        <w:t>}</w:t>
-      </w:r>
-    </w:p>
-    <w:p>
-      <w:pPr>
-        <w:rPr>
-          <w:shd w:val="pct15" w:color="auto" w:fill="FFFFFF"/>
-        </w:rPr>
-      </w:pPr>
-      <w:r>
-        <w:rPr>
-          <w:shd w:val="pct15" w:color="auto" w:fill="FFFFFF"/>
-        </w:rPr>
-        <w:t>#</w:t>
-      </w:r>
-      <w:r>
-        <w:rPr>
-          <w:rFonts w:hint="eastAsia"/>
-          <w:shd w:val="pct15" w:color="auto" w:fill="FFFFFF"/>
-        </w:rPr>
-        <w:t xml:space="preserve"> </w:t>
-      </w:r>
-      <w:r>
-        <w:rPr>
-          <w:rFonts w:hint="eastAsia"/>
-          <w:shd w:val="pct15" w:color="auto" w:fill="FFFFFF"/>
-        </w:rPr>
-        <w:t>（必选项）</w:t>
-      </w:r>
-      <w:r>
-        <w:rPr>
-          <w:rFonts w:hint="eastAsia"/>
-          <w:shd w:val="pct15" w:color="auto" w:fill="FFFFFF"/>
-        </w:rPr>
-        <w:t>Sequoiadb</w:t>
-      </w:r>
-      <w:r>
-        <w:rPr>
-          <w:rFonts w:hint="eastAsia"/>
-          <w:shd w:val="pct15" w:color="auto" w:fill="FFFFFF"/>
-        </w:rPr>
-        <w:t>安装包路径</w:t>
-      </w:r>
-    </w:p>
-    <w:p>
-      <w:pPr>
-        <w:rPr>
-          <w:shd w:val="pct15" w:color="auto" w:fill="FFFFFF"/>
-        </w:rPr>
-      </w:pPr>
-      <w:r>
-        <w:rPr>
-          <w:shd w:val="pct15" w:color="auto" w:fill="FFFFFF"/>
-        </w:rPr>
-        <w:t xml:space="preserve">db_install_packet          </w:t>
-      </w:r>
-      <w:r>
-        <w:rPr>
-          <w:rFonts w:hint="eastAsia"/>
-          <w:shd w:val="pct15" w:color="auto" w:fill="FFFFFF"/>
-        </w:rPr>
-        <w:t xml:space="preserve"> </w:t>
-      </w:r>
-      <w:r>
-        <w:rPr>
-          <w:shd w:val="pct15" w:color="auto" w:fill="FFFFFF"/>
-        </w:rPr>
-        <w:t>= "/opt/sequoiadb-1.12.5-linux_x86_64-enterprise-installer.run"</w:t>
-      </w:r>
-    </w:p>
-    <w:p>
-      <w:pPr>
-        <w:rPr>
-          <w:shd w:val="pct15" w:color="auto" w:fill="FFFFFF"/>
-        </w:rPr>
-      </w:pPr>
-      <w:r>
-        <w:rPr>
-          <w:rFonts w:hint="eastAsia"/>
-          <w:shd w:val="pct15" w:color="auto" w:fill="FFFFFF"/>
-        </w:rPr>
-        <w:t xml:space="preserve">                                                                               </w:t>
-      </w:r>
-    </w:p>
-    <w:p>
-      <w:pPr>
-        <w:rPr>
-          <w:shd w:val="pct15" w:color="auto" w:fill="FFFFFF"/>
-        </w:rPr>
-      </w:pPr>
-      <w:r>
-        <w:rPr>
-          <w:shd w:val="pct15" w:color="auto" w:fill="FFFFFF"/>
-        </w:rPr>
-        <w:t xml:space="preserve"># </w:t>
-      </w:r>
-      <w:r>
-        <w:rPr>
-          <w:rFonts w:hint="eastAsia"/>
-          <w:shd w:val="pct15" w:color="auto" w:fill="FFFFFF"/>
-        </w:rPr>
-        <w:t>（可选项）集群描述信息</w:t>
-      </w:r>
-      <w:r>
-        <w:rPr>
-          <w:rFonts w:hint="eastAsia"/>
-          <w:shd w:val="pct15" w:color="auto" w:fill="FFFFFF"/>
-        </w:rPr>
-        <w:t>，其中</w:t>
-      </w:r>
-      <w:r>
-        <w:rPr>
-          <w:shd w:val="pct15" w:color="auto" w:fill="FFFFFF"/>
-        </w:rPr>
-        <w:t>”sdb_admin_user_name”</w:t>
-      </w:r>
-      <w:r>
-        <w:rPr>
-          <w:rFonts w:hint="eastAsia"/>
-          <w:shd w:val="pct15" w:color="auto" w:fill="FFFFFF"/>
-        </w:rPr>
-        <w:t>及</w:t>
-      </w:r>
-      <w:r>
-        <w:rPr>
-          <w:shd w:val="pct15" w:color="auto" w:fill="FFFFFF"/>
-        </w:rPr>
-        <w:t>” sdb_admin_password”</w:t>
-      </w:r>
-      <w:r>
-        <w:rPr>
-          <w:rFonts w:hint="eastAsia"/>
-          <w:shd w:val="pct15" w:color="auto" w:fill="FFFFFF"/>
-        </w:rPr>
-        <w:t>这两项</w:t>
-      </w:r>
-    </w:p>
-    <w:p>
-      <w:pPr>
-        <w:rPr>
-          <w:shd w:val="pct15" w:color="auto" w:fill="FFFFFF"/>
-        </w:rPr>
-      </w:pPr>
-      <w:r>
-        <w:rPr>
-          <w:rFonts w:hint="eastAsia"/>
-          <w:shd w:val="pct15" w:color="auto" w:fill="FFFFFF"/>
-        </w:rPr>
-        <w:t xml:space="preserve"># </w:t>
-      </w:r>
-      <w:r>
-        <w:rPr>
-          <w:rFonts w:hint="eastAsia"/>
-          <w:shd w:val="pct15" w:color="auto" w:fill="FFFFFF"/>
-        </w:rPr>
-        <w:t>必须与当前已安装的主机的情况一致</w:t>
-      </w:r>
-      <w:r>
-        <w:rPr>
-          <w:rFonts w:hint="eastAsia"/>
-          <w:shd w:val="pct15" w:color="auto" w:fill="FFFFFF"/>
-        </w:rPr>
-        <w:t>（要求</w:t>
-      </w:r>
-      <w:r>
-        <w:rPr>
-          <w:rFonts w:hint="eastAsia"/>
-          <w:shd w:val="pct15" w:color="auto" w:fill="FFFFFF"/>
-        </w:rPr>
-        <w:t>所有主机都</w:t>
-      </w:r>
-      <w:r>
-        <w:rPr>
-          <w:rFonts w:hint="eastAsia"/>
-          <w:shd w:val="pct15" w:color="auto" w:fill="FFFFFF"/>
-        </w:rPr>
-        <w:t>拥有</w:t>
       </w:r>
     </w:p>
     <w:p>
@@ -3092,6 +2921,489 @@
           <w:rFonts w:hint="eastAsia"/>
           <w:shd w:val="pct15" w:color="auto" w:fill="FFFFFF"/>
         </w:rPr>
+        <w:t>（必填项）</w:t>
+      </w:r>
+      <w:r>
+        <w:rPr>
+          <w:rFonts w:hint="eastAsia"/>
+          <w:shd w:val="pct15" w:color="auto" w:fill="FFFFFF"/>
+        </w:rPr>
+        <w:t>Sequoiadb</w:t>
+      </w:r>
+      <w:r>
+        <w:rPr>
+          <w:rFonts w:hint="eastAsia"/>
+          <w:shd w:val="pct15" w:color="auto" w:fill="FFFFFF"/>
+        </w:rPr>
+        <w:t>数据库鉴权信息。若数据库没有开启鉴权，则保留空字符串</w:t>
+      </w:r>
+    </w:p>
+    <w:p>
+      <w:pPr>
+        <w:rPr>
+          <w:shd w:val="pct15" w:color="auto" w:fill="FFFFFF"/>
+        </w:rPr>
+      </w:pPr>
+      <w:r>
+        <w:rPr>
+          <w:shd w:val="pct15" w:color="auto" w:fill="FFFFFF"/>
+        </w:rPr>
+        <w:t>db_auth_user               = ""</w:t>
+      </w:r>
+    </w:p>
+    <w:p>
+      <w:pPr>
+        <w:rPr>
+          <w:shd w:val="pct15" w:color="auto" w:fill="FFFFFF"/>
+        </w:rPr>
+      </w:pPr>
+      <w:r>
+        <w:rPr>
+          <w:shd w:val="pct15" w:color="auto" w:fill="FFFFFF"/>
+        </w:rPr>
+        <w:t>db_auth_passwd            = ""</w:t>
+      </w:r>
+    </w:p>
+    <w:p>
+      <w:pPr>
+        <w:rPr>
+          <w:shd w:val="pct15" w:color="auto" w:fill="FFFFFF"/>
+        </w:rPr>
+      </w:pPr>
+      <w:r>
+        <w:rPr>
+          <w:rFonts w:hint="eastAsia"/>
+          <w:shd w:val="pct15" w:color="auto" w:fill="FFFFFF"/>
+        </w:rPr>
+        <w:t xml:space="preserve"># </w:t>
+      </w:r>
+      <w:r>
+        <w:rPr>
+          <w:rFonts w:hint="eastAsia"/>
+          <w:shd w:val="pct15" w:color="auto" w:fill="FFFFFF"/>
+        </w:rPr>
+        <w:t>（必填项）</w:t>
+      </w:r>
+      <w:r>
+        <w:rPr>
+          <w:rFonts w:hint="eastAsia"/>
+          <w:shd w:val="pct15" w:color="auto" w:fill="FFFFFF"/>
+        </w:rPr>
+        <w:t>Sequoiadb</w:t>
+      </w:r>
+      <w:r>
+        <w:rPr>
+          <w:rFonts w:hint="eastAsia"/>
+          <w:shd w:val="pct15" w:color="auto" w:fill="FFFFFF"/>
+        </w:rPr>
+        <w:t>数据库补充的配置参数，目前只有</w:t>
+      </w:r>
+      <w:r>
+        <w:rPr>
+          <w:shd w:val="pct15" w:color="auto" w:fill="FFFFFF"/>
+        </w:rPr>
+        <w:t>” svcscheduler”</w:t>
+      </w:r>
+      <w:r>
+        <w:rPr>
+          <w:rFonts w:hint="eastAsia"/>
+          <w:shd w:val="pct15" w:color="auto" w:fill="FFFFFF"/>
+        </w:rPr>
+        <w:t>这一项，</w:t>
+      </w:r>
+    </w:p>
+    <w:p>
+      <w:pPr>
+        <w:rPr>
+          <w:shd w:val="pct15" w:color="auto" w:fill="FFFFFF"/>
+        </w:rPr>
+      </w:pPr>
+      <w:r>
+        <w:rPr>
+          <w:rFonts w:hint="eastAsia"/>
+          <w:shd w:val="pct15" w:color="auto" w:fill="FFFFFF"/>
+        </w:rPr>
+        <w:t xml:space="preserve"># </w:t>
+      </w:r>
+      <w:r>
+        <w:rPr>
+          <w:rFonts w:hint="eastAsia"/>
+          <w:shd w:val="pct15" w:color="auto" w:fill="FFFFFF"/>
+        </w:rPr>
+        <w:t>可取值为：</w:t>
+      </w:r>
+      <w:r>
+        <w:rPr>
+          <w:rFonts w:hint="eastAsia"/>
+          <w:shd w:val="pct15" w:color="auto" w:fill="FFFFFF"/>
+        </w:rPr>
+        <w:t>0</w:t>
+      </w:r>
+      <w:r>
+        <w:rPr>
+          <w:rFonts w:hint="eastAsia"/>
+          <w:shd w:val="pct15" w:color="auto" w:fill="FFFFFF"/>
+        </w:rPr>
+        <w:t>、</w:t>
+      </w:r>
+      <w:r>
+        <w:rPr>
+          <w:rFonts w:hint="eastAsia"/>
+          <w:shd w:val="pct15" w:color="auto" w:fill="FFFFFF"/>
+        </w:rPr>
+        <w:t>1</w:t>
+      </w:r>
+      <w:r>
+        <w:rPr>
+          <w:rFonts w:hint="eastAsia"/>
+          <w:shd w:val="pct15" w:color="auto" w:fill="FFFFFF"/>
+        </w:rPr>
+        <w:t>、</w:t>
+      </w:r>
+      <w:r>
+        <w:rPr>
+          <w:rFonts w:hint="eastAsia"/>
+          <w:shd w:val="pct15" w:color="auto" w:fill="FFFFFF"/>
+        </w:rPr>
+        <w:t>2</w:t>
+      </w:r>
+      <w:r>
+        <w:rPr>
+          <w:rFonts w:hint="eastAsia"/>
+          <w:shd w:val="pct15" w:color="auto" w:fill="FFFFFF"/>
+        </w:rPr>
+        <w:t>。其中</w:t>
+      </w:r>
+      <w:r>
+        <w:rPr>
+          <w:rFonts w:hint="eastAsia"/>
+          <w:shd w:val="pct15" w:color="auto" w:fill="FFFFFF"/>
+        </w:rPr>
+        <w:t>1</w:t>
+      </w:r>
+      <w:r>
+        <w:rPr>
+          <w:rFonts w:hint="eastAsia"/>
+          <w:shd w:val="pct15" w:color="auto" w:fill="FFFFFF"/>
+        </w:rPr>
+        <w:t>表示使用“</w:t>
+      </w:r>
+      <w:r>
+        <w:rPr>
+          <w:rFonts w:hint="eastAsia"/>
+          <w:shd w:val="pct15" w:color="auto" w:fill="FFFFFF"/>
+        </w:rPr>
+        <w:t>FIFO</w:t>
+      </w:r>
+      <w:r>
+        <w:rPr>
+          <w:rFonts w:hint="eastAsia"/>
+          <w:shd w:val="pct15" w:color="auto" w:fill="FFFFFF"/>
+        </w:rPr>
+        <w:t>策略”，</w:t>
+      </w:r>
+      <w:r>
+        <w:rPr>
+          <w:rFonts w:hint="eastAsia"/>
+          <w:shd w:val="pct15" w:color="auto" w:fill="FFFFFF"/>
+        </w:rPr>
+        <w:t>2</w:t>
+      </w:r>
+      <w:r>
+        <w:rPr>
+          <w:rFonts w:hint="eastAsia"/>
+          <w:shd w:val="pct15" w:color="auto" w:fill="FFFFFF"/>
+        </w:rPr>
+        <w:t>表示使用“</w:t>
+      </w:r>
+      <w:r>
+        <w:rPr>
+          <w:rFonts w:hint="eastAsia"/>
+          <w:shd w:val="pct15" w:color="auto" w:fill="FFFFFF"/>
+        </w:rPr>
+        <w:t>Container</w:t>
+      </w:r>
+      <w:r>
+        <w:rPr>
+          <w:rFonts w:hint="eastAsia"/>
+          <w:shd w:val="pct15" w:color="auto" w:fill="FFFFFF"/>
+        </w:rPr>
+        <w:t>策略”，</w:t>
+      </w:r>
+    </w:p>
+    <w:p>
+      <w:pPr>
+        <w:rPr>
+          <w:shd w:val="pct15" w:color="auto" w:fill="FFFFFF"/>
+        </w:rPr>
+      </w:pPr>
+      <w:r>
+        <w:rPr>
+          <w:rFonts w:hint="eastAsia"/>
+          <w:shd w:val="pct15" w:color="auto" w:fill="FFFFFF"/>
+        </w:rPr>
+        <w:t># 0</w:t>
+      </w:r>
+      <w:r>
+        <w:rPr>
+          <w:rFonts w:hint="eastAsia"/>
+          <w:shd w:val="pct15" w:color="auto" w:fill="FFFFFF"/>
+        </w:rPr>
+        <w:t>表示由数据库决定使用上述两种策略之一。</w:t>
+      </w:r>
+      <w:r>
+        <w:rPr>
+          <w:shd w:val="pct15" w:color="auto" w:fill="FFFFFF"/>
+        </w:rPr>
+        <w:t>” svcscheduler”</w:t>
+      </w:r>
+      <w:r>
+        <w:rPr>
+          <w:rFonts w:hint="eastAsia"/>
+          <w:shd w:val="pct15" w:color="auto" w:fill="FFFFFF"/>
+        </w:rPr>
+        <w:t>项的默认值为</w:t>
+      </w:r>
+      <w:r>
+        <w:rPr>
+          <w:rFonts w:hint="eastAsia"/>
+          <w:shd w:val="pct15" w:color="auto" w:fill="FFFFFF"/>
+        </w:rPr>
+        <w:t>0</w:t>
+      </w:r>
+      <w:r>
+        <w:rPr>
+          <w:rFonts w:hint="eastAsia"/>
+          <w:shd w:val="pct15" w:color="auto" w:fill="FFFFFF"/>
+        </w:rPr>
+        <w:t>，这里配置为默认值</w:t>
+      </w:r>
+      <w:r>
+        <w:rPr>
+          <w:rFonts w:hint="eastAsia"/>
+          <w:shd w:val="pct15" w:color="auto" w:fill="FFFFFF"/>
+        </w:rPr>
+        <w:t>0</w:t>
+      </w:r>
+      <w:r>
+        <w:rPr>
+          <w:rFonts w:hint="eastAsia"/>
+          <w:shd w:val="pct15" w:color="auto" w:fill="FFFFFF"/>
+        </w:rPr>
+        <w:t>。</w:t>
+      </w:r>
+    </w:p>
+    <w:p>
+      <w:pPr>
+        <w:rPr>
+          <w:shd w:val="pct15" w:color="auto" w:fill="FFFFFF"/>
+        </w:rPr>
+      </w:pPr>
+      <w:r>
+        <w:rPr>
+          <w:shd w:val="pct15" w:color="auto" w:fill="FFFFFF"/>
+        </w:rPr>
+        <w:t>db_config_opti</w:t>
+      </w:r>
+      <w:r>
+        <w:rPr>
+          <w:shd w:val="pct15" w:color="auto" w:fill="FFFFFF"/>
+        </w:rPr>
+        <w:t>on           = { svcscheduler:</w:t>
+      </w:r>
+      <w:r>
+        <w:rPr>
+          <w:rFonts w:hint="eastAsia"/>
+          <w:shd w:val="pct15" w:color="auto" w:fill="FFFFFF"/>
+        </w:rPr>
+        <w:t>0</w:t>
+      </w:r>
+      <w:r>
+        <w:rPr>
+          <w:shd w:val="pct15" w:color="auto" w:fill="FFFFFF"/>
+        </w:rPr>
+        <w:t>}</w:t>
+      </w:r>
+    </w:p>
+    <w:p>
+      <w:pPr>
+        <w:rPr>
+          <w:shd w:val="pct15" w:color="auto" w:fill="FFFFFF"/>
+        </w:rPr>
+      </w:pPr>
+      <w:r>
+        <w:rPr>
+          <w:shd w:val="pct15" w:color="auto" w:fill="FFFFFF"/>
+        </w:rPr>
+        <w:t>#</w:t>
+      </w:r>
+      <w:r>
+        <w:rPr>
+          <w:rFonts w:hint="eastAsia"/>
+          <w:shd w:val="pct15" w:color="auto" w:fill="FFFFFF"/>
+        </w:rPr>
+        <w:t xml:space="preserve"> </w:t>
+      </w:r>
+      <w:r>
+        <w:rPr>
+          <w:rFonts w:hint="eastAsia"/>
+          <w:shd w:val="pct15" w:color="auto" w:fill="FFFFFF"/>
+        </w:rPr>
+        <w:t>（必选项）</w:t>
+      </w:r>
+      <w:r>
+        <w:rPr>
+          <w:rFonts w:hint="eastAsia"/>
+          <w:shd w:val="pct15" w:color="auto" w:fill="FFFFFF"/>
+        </w:rPr>
+        <w:t>Sequoiadb</w:t>
+      </w:r>
+      <w:r>
+        <w:rPr>
+          <w:rFonts w:hint="eastAsia"/>
+          <w:shd w:val="pct15" w:color="auto" w:fill="FFFFFF"/>
+        </w:rPr>
+        <w:t>安装包路径</w:t>
+      </w:r>
+    </w:p>
+    <w:p>
+      <w:pPr>
+        <w:rPr>
+          <w:shd w:val="pct15" w:color="auto" w:fill="FFFFFF"/>
+        </w:rPr>
+      </w:pPr>
+      <w:r>
+        <w:rPr>
+          <w:shd w:val="pct15" w:color="auto" w:fill="FFFFFF"/>
+        </w:rPr>
+        <w:t xml:space="preserve">db_install_packet          </w:t>
+      </w:r>
+      <w:r>
+        <w:rPr>
+          <w:rFonts w:hint="eastAsia"/>
+          <w:shd w:val="pct15" w:color="auto" w:fill="FFFFFF"/>
+        </w:rPr>
+        <w:t xml:space="preserve"> </w:t>
+      </w:r>
+      <w:r>
+        <w:rPr>
+          <w:shd w:val="pct15" w:color="auto" w:fill="FFFFFF"/>
+        </w:rPr>
+        <w:t>= "/opt/sequoiadb-1.12.</w:t>
+      </w:r>
+      <w:r>
+        <w:rPr>
+          <w:rFonts w:hint="eastAsia"/>
+          <w:shd w:val="pct15" w:color="auto" w:fill="FFFFFF"/>
+        </w:rPr>
+        <w:t>6</w:t>
+      </w:r>
+      <w:r>
+        <w:rPr>
+          <w:shd w:val="pct15" w:color="auto" w:fill="FFFFFF"/>
+        </w:rPr>
+        <w:t>-linux_x86_64-enterprise-installer.run"</w:t>
+      </w:r>
+    </w:p>
+    <w:p>
+      <w:pPr>
+        <w:rPr>
+          <w:shd w:val="pct15" w:color="auto" w:fill="FFFFFF"/>
+        </w:rPr>
+      </w:pPr>
+      <w:r>
+        <w:rPr>
+          <w:rFonts w:hint="eastAsia"/>
+          <w:shd w:val="pct15" w:color="auto" w:fill="FFFFFF"/>
+        </w:rPr>
+        <w:t xml:space="preserve">                                                                               </w:t>
+      </w:r>
+    </w:p>
+    <w:p>
+      <w:pPr>
+        <w:rPr>
+          <w:shd w:val="pct15" w:color="auto" w:fill="FFFFFF"/>
+        </w:rPr>
+      </w:pPr>
+      <w:r>
+        <w:rPr>
+          <w:shd w:val="pct15" w:color="auto" w:fill="FFFFFF"/>
+        </w:rPr>
+        <w:t xml:space="preserve"># </w:t>
+      </w:r>
+      <w:r>
+        <w:rPr>
+          <w:rFonts w:hint="eastAsia"/>
+          <w:shd w:val="pct15" w:color="auto" w:fill="FFFFFF"/>
+        </w:rPr>
+        <w:t>（可选项）集群描述信息，其中</w:t>
+      </w:r>
+      <w:r>
+        <w:rPr>
+          <w:shd w:val="pct15" w:color="auto" w:fill="FFFFFF"/>
+        </w:rPr>
+        <w:t>”sdb_admin_user_name”</w:t>
+      </w:r>
+      <w:r>
+        <w:rPr>
+          <w:rFonts w:hint="eastAsia"/>
+          <w:shd w:val="pct15" w:color="auto" w:fill="FFFFFF"/>
+        </w:rPr>
+        <w:t>及</w:t>
+      </w:r>
+      <w:r>
+        <w:rPr>
+          <w:shd w:val="pct15" w:color="auto" w:fill="FFFFFF"/>
+        </w:rPr>
+        <w:t>” sdb_admin_password”</w:t>
+      </w:r>
+      <w:r>
+        <w:rPr>
+          <w:rFonts w:hint="eastAsia"/>
+          <w:shd w:val="pct15" w:color="auto" w:fill="FFFFFF"/>
+        </w:rPr>
+        <w:t>这两项</w:t>
+      </w:r>
+    </w:p>
+    <w:p>
+      <w:pPr>
+        <w:rPr>
+          <w:shd w:val="pct15" w:color="auto" w:fill="FFFFFF"/>
+        </w:rPr>
+      </w:pPr>
+      <w:r>
+        <w:rPr>
+          <w:rFonts w:hint="eastAsia"/>
+          <w:shd w:val="pct15" w:color="auto" w:fill="FFFFFF"/>
+        </w:rPr>
+        <w:t xml:space="preserve"># </w:t>
+      </w:r>
+      <w:r>
+        <w:rPr>
+          <w:rFonts w:hint="eastAsia"/>
+          <w:shd w:val="pct15" w:color="auto" w:fill="FFFFFF"/>
+        </w:rPr>
+        <w:t>必须与当前已安装的主机的情况一致（要求所有主机都拥有</w:t>
+      </w:r>
+    </w:p>
+    <w:p>
+      <w:pPr>
+        <w:rPr>
+          <w:shd w:val="pct15" w:color="auto" w:fill="FFFFFF"/>
+        </w:rPr>
+      </w:pPr>
+      <w:r>
+        <w:rPr>
+          <w:rFonts w:hint="eastAsia"/>
+          <w:shd w:val="pct15" w:color="auto" w:fill="FFFFFF"/>
+        </w:rPr>
+        <w:t xml:space="preserve"># </w:t>
+      </w:r>
+      <w:r>
+        <w:rPr>
+          <w:rFonts w:hint="eastAsia"/>
+          <w:shd w:val="pct15" w:color="auto" w:fill="FFFFFF"/>
+        </w:rPr>
         <w:t>相同的</w:t>
       </w:r>
       <w:r>
@@ -3127,14 +3439,7 @@
           <w:rFonts w:hint="eastAsia"/>
           <w:shd w:val="pct15" w:color="auto" w:fill="FFFFFF"/>
         </w:rPr>
-        <w:t>）</w:t>
-      </w:r>
-      <w:r>
-        <w:rPr>
-          <w:rFonts w:hint="eastAsia"/>
-          <w:shd w:val="pct15" w:color="auto" w:fill="FFFFFF"/>
-        </w:rPr>
-        <w:t>。</w:t>
+        <w:t>）。</w:t>
       </w:r>
     </w:p>
     <w:p>
@@ -3523,56 +3828,55 @@
           <w:rFonts w:hint="eastAsia"/>
           <w:shd w:val="pct15" w:color="auto" w:fill="FFFFFF"/>
         </w:rPr>
-        <w:t>.</w:t>
-      </w:r>
-      <w:r>
-        <w:rPr>
-          <w:rFonts w:hint="eastAsia"/>
-          <w:shd w:val="pct15" w:color="auto" w:fill="FFFFFF"/>
-        </w:rPr>
-        <w:t>/ombuild.sh</w:t>
-      </w:r>
-      <w:r>
-        <w:rPr>
-          <w:rFonts w:hint="eastAsia"/>
-          <w:shd w:val="pct15" w:color="auto" w:fill="FFFFFF"/>
-        </w:rPr>
-        <w:t xml:space="preserve"> </w:t>
-      </w:r>
-      <w:r>
-        <w:rPr>
-          <w:rFonts w:hint="eastAsia"/>
-          <w:shd w:val="pct15" w:color="auto" w:fill="FFFFFF"/>
-        </w:rPr>
-        <w:t xml:space="preserve"> </w:t>
-      </w:r>
-      <w:r>
-        <w:rPr>
-          <w:rFonts w:hint="eastAsia"/>
-          <w:shd w:val="pct15" w:color="auto" w:fill="FFFFFF"/>
-        </w:rPr>
-        <w:t>--</w:t>
-      </w:r>
-      <w:r>
-        <w:rPr>
-          <w:rFonts w:hint="eastAsia"/>
-          <w:shd w:val="pct15" w:color="auto" w:fill="FFFFFF"/>
-        </w:rPr>
-        <w:t xml:space="preserve">conf </w:t>
-      </w:r>
-      <w:r>
-        <w:rPr>
-          <w:rFonts w:hint="eastAsia"/>
-          <w:shd w:val="pct15" w:color="auto" w:fill="FFFFFF"/>
-        </w:rPr>
-        <w:t xml:space="preserve"> </w:t>
-      </w:r>
-      <w:r>
-        <w:rPr>
-          <w:rFonts w:hint="eastAsia"/>
-          <w:shd w:val="pct15" w:color="auto" w:fill="FFFFFF"/>
-        </w:rPr>
-        <w:t>ombuild.conf</w:t>
+        <w:t>./ombuild.sh  --conf  ombuild.conf</w:t>
+      </w:r>
+    </w:p>
+    <w:p>
+      <w:r>
+        <w:rPr>
+          <w:rFonts w:hint="eastAsia"/>
+        </w:rPr>
+        <w:t>若</w:t>
+      </w:r>
+      <w:r>
+        <w:rPr>
+          <w:rFonts w:hint="eastAsia"/>
+        </w:rPr>
+        <w:t>脚本运行成功，显示内容如下：</w:t>
+      </w:r>
+    </w:p>
+    <w:p>
+      <w:pPr>
+        <w:rPr>
+          <w:shd w:val="pct15" w:color="auto" w:fill="FFFFFF"/>
+        </w:rPr>
+      </w:pPr>
+      <w:r>
+        <w:rPr>
+          <w:rFonts w:hint="eastAsia"/>
+          <w:shd w:val="pct15" w:color="auto" w:fill="FFFFFF"/>
+        </w:rPr>
+        <w:t>succeed to run all the tasks</w:t>
+      </w:r>
+    </w:p>
+    <w:p>
+      <w:r>
+        <w:rPr>
+          <w:rFonts w:hint="eastAsia"/>
+        </w:rPr>
+        <w:t>若脚本运行失败，可根据错误提示或者访问日志文件（</w:t>
+      </w:r>
+      <w:r>
+        <w:rPr>
+          <w:rFonts w:hint="eastAsia"/>
+        </w:rPr>
+        <w:t>/opt/sequoiadb/conf/log/sdbcm_script.log</w:t>
+      </w:r>
+      <w:r>
+        <w:rPr>
+          <w:rFonts w:hint="eastAsia"/>
+        </w:rPr>
+        <w:t>）获取错误原因。</w:t>
       </w:r>
     </w:p>
     <w:p>
@@ -3588,6 +3892,7 @@
         <w:rPr>
           <w:rFonts w:hint="eastAsia"/>
         </w:rPr>
+        <w:lastRenderedPageBreak/>
         <w:t>访问</w:t>
       </w:r>
       <w:r>
@@ -3607,13 +3912,7 @@
         <w:rPr>
           <w:rFonts w:hint="eastAsia"/>
         </w:rPr>
-        <w:t>上述步骤</w:t>
-      </w:r>
-      <w:r>
-        <w:rPr>
-          <w:rFonts w:hint="eastAsia"/>
-        </w:rPr>
-        <w:t>若无错误报告，添加</w:t>
+        <w:t>上述步骤若无错误报告，添加</w:t>
       </w:r>
       <w:r>
         <w:rPr>
@@ -4174,6 +4473,7 @@
         <w:rPr>
           <w:rFonts w:hint="eastAsia"/>
         </w:rPr>
+        <w:lastRenderedPageBreak/>
         <w:t>配置定时采集任务</w:t>
       </w:r>
     </w:p>
@@ -4292,17 +4592,11 @@
     <w:p>
       <w:pPr>
         <w:rPr>
-          <w:rFonts w:hint="eastAsia"/>
-          <w:shd w:val="pct15" w:color="auto" w:fill="FFFFFF"/>
-        </w:rPr>
-      </w:pPr>
-    </w:p>
-    <w:p>
-      <w:pPr>
-        <w:rPr>
-          <w:rFonts w:hint="eastAsia"/>
-        </w:rPr>
-      </w:pPr>
+          <w:shd w:val="pct15" w:color="auto" w:fill="FFFFFF"/>
+        </w:rPr>
+      </w:pPr>
+    </w:p>
+    <w:p>
       <w:r>
         <w:rPr>
           <w:rFonts w:hint="eastAsia"/>
@@ -4317,11 +4611,6 @@
       </w:r>
     </w:p>
     <w:p>
-      <w:pPr>
-        <w:rPr>
-          <w:rFonts w:hint="eastAsia"/>
-        </w:rPr>
-      </w:pPr>
       <w:r>
         <w:rPr>
           <w:rFonts w:hint="eastAsia"/>
@@ -4473,7 +4762,6 @@
             <w:rStyle w:val="Hyperlink"/>
             <w:rFonts w:hint="eastAsia"/>
           </w:rPr>
-          <w:lastRenderedPageBreak/>
           <w:t>官网</w:t>
         </w:r>
       </w:hyperlink>
@@ -4811,11 +5099,6 @@
       </w:r>
     </w:p>
     <w:p>
-      <w:pPr>
-        <w:rPr>
-          <w:rFonts w:hint="eastAsia"/>
-        </w:rPr>
-      </w:pPr>
       <w:r>
         <w:rPr>
           <w:rFonts w:hint="eastAsia"/>
@@ -4860,11 +5143,6 @@
       </w:r>
     </w:p>
     <w:p>
-      <w:pPr>
-        <w:rPr>
-          <w:rFonts w:hint="eastAsia"/>
-        </w:rPr>
-      </w:pPr>
       <w:r>
         <w:rPr>
           <w:rFonts w:hint="eastAsia"/>
@@ -5141,6 +5419,92 @@
     </w:lvl>
   </w:abstractNum>
   <w:abstractNum w:abstractNumId="1">
+    <w:nsid w:val="2D7227D0"/>
+    <w:multiLevelType w:val="hybridMultilevel"/>
+    <w:tmpl w:val="09742998"/>
+    <w:lvl w:ilvl="0" w:tplc="0409000F">
+      <w:start w:val="1"/>
+      <w:numFmt w:val="decimal"/>
+      <w:lvlText w:val="%1."/>
+      <w:lvlJc w:val="left"/>
+      <w:pPr>
+        <w:ind w:left="420" w:hanging="420"/>
+      </w:pPr>
+    </w:lvl>
+    <w:lvl w:ilvl="1" w:tplc="04090019" w:tentative="1">
+      <w:start w:val="1"/>
+      <w:numFmt w:val="lowerLetter"/>
+      <w:lvlText w:val="%2)"/>
+      <w:lvlJc w:val="left"/>
+      <w:pPr>
+        <w:ind w:left="840" w:hanging="420"/>
+      </w:pPr>
+    </w:lvl>
+    <w:lvl w:ilvl="2" w:tplc="0409001B" w:tentative="1">
+      <w:start w:val="1"/>
+      <w:numFmt w:val="lowerRoman"/>
+      <w:lvlText w:val="%3."/>
+      <w:lvlJc w:val="right"/>
+      <w:pPr>
+        <w:ind w:left="1260" w:hanging="420"/>
+      </w:pPr>
+    </w:lvl>
+    <w:lvl w:ilvl="3" w:tplc="0409000F" w:tentative="1">
+      <w:start w:val="1"/>
+      <w:numFmt w:val="decimal"/>
+      <w:lvlText w:val="%4."/>
+      <w:lvlJc w:val="left"/>
+      <w:pPr>
+        <w:ind w:left="1680" w:hanging="420"/>
+      </w:pPr>
+    </w:lvl>
+    <w:lvl w:ilvl="4" w:tplc="04090019" w:tentative="1">
+      <w:start w:val="1"/>
+      <w:numFmt w:val="lowerLetter"/>
+      <w:lvlText w:val="%5)"/>
+      <w:lvlJc w:val="left"/>
+      <w:pPr>
+        <w:ind w:left="2100" w:hanging="420"/>
+      </w:pPr>
+    </w:lvl>
+    <w:lvl w:ilvl="5" w:tplc="0409001B" w:tentative="1">
+      <w:start w:val="1"/>
+      <w:numFmt w:val="lowerRoman"/>
+      <w:lvlText w:val="%6."/>
+      <w:lvlJc w:val="right"/>
+      <w:pPr>
+        <w:ind w:left="2520" w:hanging="420"/>
+      </w:pPr>
+    </w:lvl>
+    <w:lvl w:ilvl="6" w:tplc="0409000F" w:tentative="1">
+      <w:start w:val="1"/>
+      <w:numFmt w:val="decimal"/>
+      <w:lvlText w:val="%7."/>
+      <w:lvlJc w:val="left"/>
+      <w:pPr>
+        <w:ind w:left="2940" w:hanging="420"/>
+      </w:pPr>
+    </w:lvl>
+    <w:lvl w:ilvl="7" w:tplc="04090019" w:tentative="1">
+      <w:start w:val="1"/>
+      <w:numFmt w:val="lowerLetter"/>
+      <w:lvlText w:val="%8)"/>
+      <w:lvlJc w:val="left"/>
+      <w:pPr>
+        <w:ind w:left="3360" w:hanging="420"/>
+      </w:pPr>
+    </w:lvl>
+    <w:lvl w:ilvl="8" w:tplc="0409001B" w:tentative="1">
+      <w:start w:val="1"/>
+      <w:numFmt w:val="lowerRoman"/>
+      <w:lvlText w:val="%9."/>
+      <w:lvlJc w:val="right"/>
+      <w:pPr>
+        <w:ind w:left="3780" w:hanging="420"/>
+      </w:pPr>
+    </w:lvl>
+  </w:abstractNum>
+  <w:abstractNum w:abstractNumId="2">
     <w:nsid w:val="34F30BB7"/>
     <w:multiLevelType w:val="hybridMultilevel"/>
     <w:tmpl w:val="1BF63190"/>
@@ -5227,10 +5591,13 @@
     </w:lvl>
   </w:abstractNum>
   <w:num w:numId="1">
-    <w:abstractNumId w:val="1"/>
+    <w:abstractNumId w:val="2"/>
   </w:num>
   <w:num w:numId="2">
     <w:abstractNumId w:val="0"/>
+  </w:num>
+  <w:num w:numId="3">
+    <w:abstractNumId w:val="1"/>
   </w:num>
 </w:numbering>
 </file>

--- a/internal_doc/03.开发设计/民生银行资源管控需求/巨杉集群资源管理平台使用说明文档.docx
+++ b/internal_doc/03.开发设计/民生银行资源管控需求/巨杉集群资源管理平台使用说明文档.docx
@@ -1914,6 +1914,11 @@
       </w:r>
     </w:p>
     <w:p>
+      <w:pPr>
+        <w:rPr>
+          <w:rFonts w:hint="eastAsia"/>
+        </w:rPr>
+      </w:pPr>
       <w:r>
         <w:rPr>
           <w:rFonts w:hint="eastAsia"/>
@@ -1967,6 +1972,244 @@
           <w:rFonts w:hint="eastAsia"/>
         </w:rPr>
         <w:t>的集群环境，本节内容并不合适，用户可以跳过本节，或联系巨杉以了解详情。</w:t>
+      </w:r>
+    </w:p>
+    <w:p>
+      <w:pPr>
+        <w:rPr>
+          <w:rFonts w:hint="eastAsia"/>
+        </w:rPr>
+      </w:pPr>
+      <w:r>
+        <w:rPr>
+          <w:rFonts w:hint="eastAsia"/>
+        </w:rPr>
+        <w:t>添加</w:t>
+      </w:r>
+      <w:r>
+        <w:rPr>
+          <w:rFonts w:hint="eastAsia"/>
+        </w:rPr>
+        <w:t>OM</w:t>
+      </w:r>
+      <w:r>
+        <w:rPr>
+          <w:rFonts w:hint="eastAsia"/>
+        </w:rPr>
+        <w:t>节点前，需要检查集群的情况，以满足以下几项要求：</w:t>
+      </w:r>
+    </w:p>
+    <w:p>
+      <w:pPr>
+        <w:pStyle w:val="ListParagraph"/>
+        <w:numPr>
+          <w:ilvl w:val="0"/>
+          <w:numId w:val="4"/>
+        </w:numPr>
+        <w:ind w:firstLineChars="0"/>
+        <w:rPr>
+          <w:rFonts w:hint="eastAsia"/>
+        </w:rPr>
+      </w:pPr>
+      <w:r>
+        <w:rPr>
+          <w:rFonts w:hint="eastAsia"/>
+        </w:rPr>
+        <w:t>要求集群所有服务器都开启</w:t>
+      </w:r>
+      <w:r>
+        <w:rPr>
+          <w:rFonts w:hint="eastAsia"/>
+        </w:rPr>
+        <w:t>root</w:t>
+      </w:r>
+      <w:r>
+        <w:rPr>
+          <w:rFonts w:hint="eastAsia"/>
+        </w:rPr>
+        <w:t>用户。</w:t>
+      </w:r>
+    </w:p>
+    <w:p>
+      <w:pPr>
+        <w:pStyle w:val="ListParagraph"/>
+        <w:numPr>
+          <w:ilvl w:val="0"/>
+          <w:numId w:val="4"/>
+        </w:numPr>
+        <w:ind w:firstLineChars="0"/>
+        <w:rPr>
+          <w:rFonts w:hint="eastAsia"/>
+        </w:rPr>
+      </w:pPr>
+      <w:r>
+        <w:rPr>
+          <w:rFonts w:hint="eastAsia"/>
+        </w:rPr>
+        <w:t>要求集群所有服务器都开启</w:t>
+      </w:r>
+      <w:r>
+        <w:rPr>
+          <w:rFonts w:hint="eastAsia"/>
+        </w:rPr>
+        <w:t>ssh</w:t>
+      </w:r>
+      <w:r>
+        <w:rPr>
+          <w:rFonts w:hint="eastAsia"/>
+        </w:rPr>
+        <w:t>功能。</w:t>
+      </w:r>
+    </w:p>
+    <w:p>
+      <w:pPr>
+        <w:pStyle w:val="ListParagraph"/>
+        <w:numPr>
+          <w:ilvl w:val="0"/>
+          <w:numId w:val="4"/>
+        </w:numPr>
+        <w:ind w:firstLineChars="0"/>
+        <w:rPr>
+          <w:rFonts w:hint="eastAsia"/>
+        </w:rPr>
+      </w:pPr>
+      <w:r>
+        <w:rPr>
+          <w:rFonts w:hint="eastAsia"/>
+        </w:rPr>
+        <w:t>要求集群所有服务器都配置好机器与机器之间的</w:t>
+      </w:r>
+      <w:r>
+        <w:rPr>
+          <w:rFonts w:hint="eastAsia"/>
+        </w:rPr>
+        <w:t>ip/hostname</w:t>
+      </w:r>
+      <w:r>
+        <w:rPr>
+          <w:rFonts w:hint="eastAsia"/>
+        </w:rPr>
+        <w:t>映射关系。</w:t>
+      </w:r>
+    </w:p>
+    <w:p>
+      <w:pPr>
+        <w:pStyle w:val="ListParagraph"/>
+        <w:numPr>
+          <w:ilvl w:val="0"/>
+          <w:numId w:val="4"/>
+        </w:numPr>
+        <w:ind w:firstLineChars="0"/>
+        <w:rPr>
+          <w:rFonts w:hint="eastAsia"/>
+        </w:rPr>
+      </w:pPr>
+      <w:r>
+        <w:rPr>
+          <w:rFonts w:hint="eastAsia"/>
+        </w:rPr>
+        <w:t>要求集群所有服务器都存在</w:t>
+      </w:r>
+      <w:r>
+        <w:rPr>
+          <w:rFonts w:hint="eastAsia"/>
+        </w:rPr>
+        <w:t>/etc/default/sequoiadb</w:t>
+      </w:r>
+      <w:r>
+        <w:rPr>
+          <w:rFonts w:hint="eastAsia"/>
+        </w:rPr>
+        <w:t>文件，且文件内容与真实情况一致。</w:t>
+      </w:r>
+    </w:p>
+    <w:p>
+      <w:pPr>
+        <w:pStyle w:val="ListParagraph"/>
+        <w:numPr>
+          <w:ilvl w:val="0"/>
+          <w:numId w:val="4"/>
+        </w:numPr>
+        <w:ind w:firstLineChars="0"/>
+        <w:rPr>
+          <w:rFonts w:hint="eastAsia"/>
+        </w:rPr>
+      </w:pPr>
+      <w:r>
+        <w:rPr>
+          <w:rFonts w:hint="eastAsia"/>
+        </w:rPr>
+        <w:t>要求集群所有服务器安装的</w:t>
+      </w:r>
+      <w:r>
+        <w:rPr>
+          <w:rFonts w:hint="eastAsia"/>
+        </w:rPr>
+        <w:t>sequoiadb</w:t>
+      </w:r>
+      <w:r>
+        <w:rPr>
+          <w:rFonts w:hint="eastAsia"/>
+        </w:rPr>
+        <w:t>服务都使用相同的进程用户名（默认为</w:t>
+      </w:r>
+      <w:r>
+        <w:rPr>
+          <w:rFonts w:hint="eastAsia"/>
+        </w:rPr>
+        <w:t>sdbadmin</w:t>
+      </w:r>
+      <w:r>
+        <w:rPr>
+          <w:rFonts w:hint="eastAsia"/>
+        </w:rPr>
+        <w:t>）、密码（默认为</w:t>
+      </w:r>
+      <w:r>
+        <w:rPr>
+          <w:rFonts w:hint="eastAsia"/>
+        </w:rPr>
+        <w:t>sdbadmin</w:t>
+      </w:r>
+      <w:r>
+        <w:rPr>
+          <w:rFonts w:hint="eastAsia"/>
+        </w:rPr>
+        <w:t>）。</w:t>
+      </w:r>
+    </w:p>
+    <w:p>
+      <w:pPr>
+        <w:pStyle w:val="ListParagraph"/>
+        <w:numPr>
+          <w:ilvl w:val="0"/>
+          <w:numId w:val="4"/>
+        </w:numPr>
+        <w:ind w:firstLineChars="0"/>
+        <w:rPr>
+          <w:color w:val="FF0000"/>
+        </w:rPr>
+      </w:pPr>
+      <w:r>
+        <w:rPr>
+          <w:rFonts w:hint="eastAsia"/>
+          <w:color w:val="FF0000"/>
+        </w:rPr>
+        <w:t>要求集群所有服务器都已经升级到</w:t>
+      </w:r>
+      <w:r>
+        <w:rPr>
+          <w:rFonts w:hint="eastAsia"/>
+          <w:color w:val="FF0000"/>
+        </w:rPr>
+        <w:t>1.12.6</w:t>
+      </w:r>
+      <w:r>
+        <w:rPr>
+          <w:rFonts w:hint="eastAsia"/>
+          <w:color w:val="FF0000"/>
+        </w:rPr>
+        <w:t>版本。</w:t>
       </w:r>
     </w:p>
     <w:p>
@@ -2574,6 +2817,7 @@
         <w:rPr>
           <w:shd w:val="pct15" w:color="auto" w:fill="FFFFFF"/>
         </w:rPr>
+        <w:lastRenderedPageBreak/>
         <w:t>host_name                   = "</w:t>
       </w:r>
       <w:r>
@@ -2913,7 +3157,6 @@
           <w:rFonts w:hint="eastAsia"/>
           <w:shd w:val="pct15" w:color="auto" w:fill="FFFFFF"/>
         </w:rPr>
-        <w:lastRenderedPageBreak/>
         <w:t xml:space="preserve"># </w:t>
       </w:r>
       <w:r>
@@ -3768,6 +4011,7 @@
         <w:rPr>
           <w:rFonts w:hint="eastAsia"/>
         </w:rPr>
+        <w:lastRenderedPageBreak/>
         <w:t>确定有</w:t>
       </w:r>
       <w:r>
@@ -3892,192 +4136,579 @@
         <w:rPr>
           <w:rFonts w:hint="eastAsia"/>
         </w:rPr>
+        <w:t>访问</w:t>
+      </w:r>
+      <w:r>
+        <w:rPr>
+          <w:rFonts w:hint="eastAsia"/>
+        </w:rPr>
+        <w:t>OM</w:t>
+      </w:r>
+    </w:p>
+    <w:p>
+      <w:pPr>
+        <w:rPr>
+          <w:shd w:val="pct15" w:color="auto" w:fill="FFFFFF"/>
+        </w:rPr>
+      </w:pPr>
+      <w:r>
+        <w:rPr>
+          <w:rFonts w:hint="eastAsia"/>
+        </w:rPr>
+        <w:t>上述步骤若无错误报告，添加</w:t>
+      </w:r>
+      <w:r>
+        <w:rPr>
+          <w:rFonts w:hint="eastAsia"/>
+        </w:rPr>
+        <w:t>OM</w:t>
+      </w:r>
+      <w:r>
+        <w:rPr>
+          <w:rFonts w:hint="eastAsia"/>
+        </w:rPr>
+        <w:t>成功。用户需要关闭当前安装</w:t>
+      </w:r>
+      <w:r>
+        <w:rPr>
+          <w:rFonts w:hint="eastAsia"/>
+        </w:rPr>
+        <w:t>OM</w:t>
+      </w:r>
+      <w:r>
+        <w:rPr>
+          <w:rFonts w:hint="eastAsia"/>
+        </w:rPr>
+        <w:t>的主机的防火墙，然后从</w:t>
+      </w:r>
+      <w:r>
+        <w:rPr>
+          <w:rFonts w:hint="eastAsia"/>
+        </w:rPr>
+        <w:t>Web</w:t>
+      </w:r>
+      <w:r>
+        <w:rPr>
+          <w:rFonts w:hint="eastAsia"/>
+        </w:rPr>
+        <w:t>端输入</w:t>
+      </w:r>
+      <w:r>
+        <w:t>”</w:t>
+      </w:r>
+      <w:r>
+        <w:rPr>
+          <w:rFonts w:hint="eastAsia"/>
+        </w:rPr>
+        <w:t>已安装</w:t>
+      </w:r>
+      <w:r>
+        <w:rPr>
+          <w:rFonts w:hint="eastAsia"/>
+        </w:rPr>
+        <w:t>OM</w:t>
+      </w:r>
+      <w:r>
+        <w:rPr>
+          <w:rFonts w:hint="eastAsia"/>
+        </w:rPr>
+        <w:t>主机的</w:t>
+      </w:r>
+      <w:r>
+        <w:rPr>
+          <w:rFonts w:hint="eastAsia"/>
+        </w:rPr>
+        <w:t>ip:8000</w:t>
+      </w:r>
+      <w:r>
+        <w:t>”</w:t>
+      </w:r>
+      <w:r>
+        <w:rPr>
+          <w:rFonts w:hint="eastAsia"/>
+        </w:rPr>
+        <w:t>，便可以访问</w:t>
+      </w:r>
+      <w:r>
+        <w:rPr>
+          <w:rFonts w:hint="eastAsia"/>
+        </w:rPr>
+        <w:t>OM</w:t>
+      </w:r>
+      <w:r>
+        <w:rPr>
+          <w:rFonts w:hint="eastAsia"/>
+        </w:rPr>
+        <w:t>。</w:t>
+      </w:r>
+    </w:p>
+    <w:p>
+      <w:pPr>
+        <w:pStyle w:val="Heading2"/>
+      </w:pPr>
+      <w:r>
+        <w:rPr>
+          <w:rFonts w:hint="eastAsia"/>
+        </w:rPr>
+        <w:t>设置</w:t>
+      </w:r>
+      <w:r>
+        <w:rPr>
+          <w:rFonts w:hint="eastAsia"/>
+        </w:rPr>
+        <w:t>采集快照信息</w:t>
+      </w:r>
+    </w:p>
+    <w:p>
+      <w:pPr>
+        <w:rPr>
+          <w:color w:val="FF0000"/>
+        </w:rPr>
+      </w:pPr>
+      <w:r>
+        <w:rPr>
+          <w:rFonts w:hint="eastAsia"/>
+          <w:color w:val="FF0000"/>
+        </w:rPr>
+        <w:t>注：以下假设</w:t>
+      </w:r>
+      <w:r>
+        <w:rPr>
+          <w:rFonts w:hint="eastAsia"/>
+          <w:color w:val="FF0000"/>
+        </w:rPr>
+        <w:t>sequoiadb</w:t>
+      </w:r>
+      <w:r>
+        <w:rPr>
+          <w:rFonts w:hint="eastAsia"/>
+          <w:color w:val="FF0000"/>
+        </w:rPr>
+        <w:t>的安装路径为默认安装路径（</w:t>
+      </w:r>
+      <w:r>
+        <w:rPr>
+          <w:rFonts w:hint="eastAsia"/>
+          <w:color w:val="FF0000"/>
+        </w:rPr>
+        <w:t>/opt/sequoiadb</w:t>
+      </w:r>
+      <w:r>
+        <w:rPr>
+          <w:rFonts w:hint="eastAsia"/>
+          <w:color w:val="FF0000"/>
+        </w:rPr>
+        <w:t>）</w:t>
+      </w:r>
+    </w:p>
+    <w:p>
+      <w:r>
+        <w:rPr>
+          <w:rFonts w:hint="eastAsia"/>
+        </w:rPr>
+        <w:t>任意登录一台已安装</w:t>
+      </w:r>
+      <w:r>
+        <w:rPr>
+          <w:rFonts w:hint="eastAsia"/>
+        </w:rPr>
+        <w:t>Sequoiadb</w:t>
+      </w:r>
+      <w:r>
+        <w:rPr>
+          <w:rFonts w:hint="eastAsia"/>
+        </w:rPr>
+        <w:t>的服务器并执行以下操作：</w:t>
+      </w:r>
+    </w:p>
+    <w:p>
+      <w:pPr>
+        <w:pStyle w:val="Heading3"/>
+      </w:pPr>
+      <w:r>
+        <w:rPr>
+          <w:rFonts w:hint="eastAsia"/>
+        </w:rPr>
+        <w:t>配置启动脚本</w:t>
+      </w:r>
+    </w:p>
+    <w:p>
+      <w:pPr>
+        <w:rPr>
+          <w:i/>
+          <w:shd w:val="pct15" w:color="auto" w:fill="FFFFFF"/>
+        </w:rPr>
+      </w:pPr>
+      <w:r>
+        <w:rPr>
+          <w:rFonts w:hint="eastAsia"/>
+          <w:i/>
+          <w:shd w:val="pct15" w:color="auto" w:fill="FFFFFF"/>
+        </w:rPr>
+        <w:t>su sdbadmin</w:t>
+      </w:r>
+    </w:p>
+    <w:p>
+      <w:pPr>
+        <w:rPr>
+          <w:i/>
+          <w:shd w:val="pct15" w:color="auto" w:fill="FFFFFF"/>
+        </w:rPr>
+      </w:pPr>
+      <w:r>
+        <w:rPr>
+          <w:rFonts w:hint="eastAsia"/>
+          <w:i/>
+          <w:shd w:val="pct15" w:color="auto" w:fill="FFFFFF"/>
+        </w:rPr>
+        <w:t>vi /opt/sequoiadb/conf/script/</w:t>
+      </w:r>
+      <w:r>
+        <w:rPr>
+          <w:rFonts w:hint="eastAsia"/>
+          <w:i/>
+          <w:shd w:val="pct15" w:color="auto" w:fill="FFFFFF"/>
+        </w:rPr>
+        <w:t>collectsnapshotinfo/run</w:t>
+      </w:r>
+      <w:r>
+        <w:rPr>
+          <w:rFonts w:hint="eastAsia"/>
+          <w:i/>
+          <w:shd w:val="pct15" w:color="auto" w:fill="FFFFFF"/>
+        </w:rPr>
+        <w:t>.sh</w:t>
+      </w:r>
+    </w:p>
+    <w:p>
+      <w:r>
+        <w:rPr>
+          <w:rFonts w:hint="eastAsia"/>
+        </w:rPr>
+        <w:t>脚本内容如下</w:t>
+      </w:r>
+    </w:p>
+    <w:p>
+      <w:pPr>
+        <w:rPr>
+          <w:i/>
+          <w:shd w:val="pct15" w:color="auto" w:fill="FFFFFF"/>
+        </w:rPr>
+      </w:pPr>
+      <w:r>
+        <w:rPr>
+          <w:i/>
+          <w:shd w:val="pct15" w:color="auto" w:fill="FFFFFF"/>
+        </w:rPr>
+        <w:t>#!/bin/bash</w:t>
+      </w:r>
+    </w:p>
+    <w:p>
+      <w:pPr>
+        <w:rPr>
+          <w:i/>
+          <w:shd w:val="pct15" w:color="auto" w:fill="FFFFFF"/>
+        </w:rPr>
+      </w:pPr>
+    </w:p>
+    <w:p>
+      <w:pPr>
+        <w:rPr>
+          <w:i/>
+          <w:shd w:val="pct15" w:color="auto" w:fill="FFFFFF"/>
+        </w:rPr>
+      </w:pPr>
+      <w:r>
+        <w:rPr>
+          <w:i/>
+          <w:shd w:val="pct15" w:color="auto" w:fill="FFFFFF"/>
+        </w:rPr>
+        <w:t>script_path=$(cd `dirname $0`; pwd)</w:t>
+      </w:r>
+    </w:p>
+    <w:p>
+      <w:pPr>
+        <w:rPr>
+          <w:i/>
+          <w:shd w:val="pct15" w:color="auto" w:fill="FFFFFF"/>
+        </w:rPr>
+      </w:pPr>
+      <w:r>
+        <w:rPr>
+          <w:i/>
+          <w:shd w:val="pct15" w:color="auto" w:fill="FFFFFF"/>
+        </w:rPr>
+        <w:t>comm_script_path=${script_path}/../</w:t>
+      </w:r>
+    </w:p>
+    <w:p>
+      <w:pPr>
+        <w:rPr>
+          <w:i/>
+          <w:shd w:val="pct15" w:color="auto" w:fill="FFFFFF"/>
+        </w:rPr>
+      </w:pPr>
+      <w:r>
+        <w:rPr>
+          <w:i/>
+          <w:shd w:val="pct15" w:color="auto" w:fill="FFFFFF"/>
+        </w:rPr>
+        <w:t>js_file="${comm_script_path}/define.js"</w:t>
+      </w:r>
+    </w:p>
+    <w:p>
+      <w:pPr>
+        <w:rPr>
+          <w:i/>
+          <w:shd w:val="pct15" w:color="auto" w:fill="FFFFFF"/>
+        </w:rPr>
+      </w:pPr>
+      <w:r>
+        <w:rPr>
+          <w:i/>
+          <w:shd w:val="pct15" w:color="auto" w:fill="FFFFFF"/>
+        </w:rPr>
+        <w:t>js_file="${js_file};${comm_script_path}/error.js"</w:t>
+      </w:r>
+    </w:p>
+    <w:p>
+      <w:pPr>
+        <w:rPr>
+          <w:i/>
+          <w:shd w:val="pct15" w:color="auto" w:fill="FFFFFF"/>
+        </w:rPr>
+      </w:pPr>
+      <w:r>
+        <w:rPr>
+          <w:i/>
+          <w:shd w:val="pct15" w:color="auto" w:fill="FFFFFF"/>
+        </w:rPr>
+        <w:t>js_file="${js_file};${comm_script_path}/common.js"</w:t>
+      </w:r>
+    </w:p>
+    <w:p>
+      <w:pPr>
+        <w:rPr>
+          <w:i/>
+          <w:shd w:val="pct15" w:color="auto" w:fill="FFFFFF"/>
+        </w:rPr>
+      </w:pPr>
+      <w:r>
+        <w:rPr>
+          <w:i/>
+          <w:shd w:val="pct15" w:color="auto" w:fill="FFFFFF"/>
+        </w:rPr>
+        <w:t>js_file="${js_file};${comm_script_path}/log.js"</w:t>
+      </w:r>
+    </w:p>
+    <w:p>
+      <w:pPr>
+        <w:rPr>
+          <w:i/>
+          <w:shd w:val="pct15" w:color="auto" w:fill="FFFFFF"/>
+        </w:rPr>
+      </w:pPr>
+      <w:r>
+        <w:rPr>
+          <w:i/>
+          <w:shd w:val="pct15" w:color="auto" w:fill="FFFFFF"/>
+        </w:rPr>
+        <w:t>js_file="${js_file};${comm_script_path}/func.js"</w:t>
+      </w:r>
+    </w:p>
+    <w:p>
+      <w:pPr>
+        <w:rPr>
+          <w:i/>
+          <w:shd w:val="pct15" w:color="auto" w:fill="FFFFFF"/>
+        </w:rPr>
+      </w:pPr>
+      <w:r>
+        <w:rPr>
+          <w:i/>
+          <w:shd w:val="pct15" w:color="auto" w:fill="FFFFFF"/>
+        </w:rPr>
+        <w:t>js_file="${js_file};${script_path}/collectSnapshotInfo.js"</w:t>
+      </w:r>
+    </w:p>
+    <w:p>
+      <w:pPr>
+        <w:rPr>
+          <w:i/>
+          <w:shd w:val="pct15" w:color="auto" w:fill="FFFFFF"/>
+        </w:rPr>
+      </w:pPr>
+    </w:p>
+    <w:p>
+      <w:pPr>
+        <w:rPr>
+          <w:i/>
+          <w:shd w:val="pct15" w:color="auto" w:fill="FFFFFF"/>
+        </w:rPr>
+      </w:pPr>
+      <w:r>
+        <w:rPr>
+          <w:i/>
+          <w:shd w:val="pct15" w:color="auto" w:fill="FFFFFF"/>
+        </w:rPr>
+        <w:t>#user define</w:t>
+      </w:r>
+    </w:p>
+    <w:p>
+      <w:pPr>
+        <w:rPr>
+          <w:i/>
+          <w:shd w:val="pct15" w:color="auto" w:fill="FFFFFF"/>
+        </w:rPr>
+      </w:pPr>
+      <w:r>
+        <w:rPr>
+          <w:i/>
+          <w:shd w:val="pct15" w:color="auto" w:fill="FFFFFF"/>
+        </w:rPr>
+        <w:t>coordList="[{hostName:'localhost', svcName:11810}]"</w:t>
+      </w:r>
+    </w:p>
+    <w:p>
+      <w:pPr>
+        <w:rPr>
+          <w:i/>
+          <w:shd w:val="pct15" w:color="auto" w:fill="FFFFFF"/>
+        </w:rPr>
+      </w:pPr>
+      <w:r>
+        <w:rPr>
+          <w:i/>
+          <w:shd w:val="pct15" w:color="auto" w:fill="FFFFFF"/>
+        </w:rPr>
+        <w:t>userName=""</w:t>
+      </w:r>
+    </w:p>
+    <w:p>
+      <w:pPr>
+        <w:rPr>
+          <w:i/>
+          <w:shd w:val="pct15" w:color="auto" w:fill="FFFFFF"/>
+        </w:rPr>
+      </w:pPr>
+      <w:r>
+        <w:rPr>
+          <w:i/>
+          <w:shd w:val="pct15" w:color="auto" w:fill="FFFFFF"/>
+        </w:rPr>
+        <w:t>password=""</w:t>
+      </w:r>
+    </w:p>
+    <w:p>
+      <w:pPr>
+        <w:rPr>
+          <w:i/>
+          <w:shd w:val="pct15" w:color="auto" w:fill="FFFFFF"/>
+        </w:rPr>
+      </w:pPr>
+    </w:p>
+    <w:p>
+      <w:pPr>
+        <w:rPr>
+          <w:i/>
+          <w:shd w:val="pct15" w:color="auto" w:fill="FFFFFF"/>
+        </w:rPr>
+      </w:pPr>
+      <w:r>
+        <w:rPr>
+          <w:i/>
+          <w:shd w:val="pct15" w:color="auto" w:fill="FFFFFF"/>
+        </w:rPr>
+        <w:t>${script_path}/../../../bin/sdb -f ${js_file} -e "var COORD_LIST=${coordList};var USER_NAME='${userName}';var PASSWORD='${password}';</w:t>
+      </w:r>
+    </w:p>
+    <w:p/>
+    <w:p>
+      <w:r>
+        <w:rPr>
+          <w:rFonts w:hint="eastAsia"/>
+        </w:rPr>
+        <w:t>配置协调节点连接地址：</w:t>
+      </w:r>
+    </w:p>
+    <w:p>
+      <w:r>
+        <w:rPr>
+          <w:rFonts w:hint="eastAsia"/>
+        </w:rPr>
+        <w:t>为了避免因单点故障导致快照采集失败，可配置多个协调节点地址</w:t>
+      </w:r>
+    </w:p>
+    <w:p>
+      <w:pPr>
+        <w:rPr>
+          <w:i/>
+          <w:shd w:val="pct15" w:color="auto" w:fill="FFFFFF"/>
+        </w:rPr>
+      </w:pPr>
+      <w:r>
+        <w:rPr>
+          <w:rFonts w:hint="eastAsia"/>
+          <w:i/>
+          <w:shd w:val="pct15" w:color="auto" w:fill="FFFFFF"/>
+        </w:rPr>
         <w:lastRenderedPageBreak/>
-        <w:t>访问</w:t>
-      </w:r>
-      <w:r>
-        <w:rPr>
-          <w:rFonts w:hint="eastAsia"/>
-        </w:rPr>
-        <w:t>OM</w:t>
-      </w:r>
-    </w:p>
-    <w:p>
-      <w:pPr>
-        <w:rPr>
-          <w:shd w:val="pct15" w:color="auto" w:fill="FFFFFF"/>
-        </w:rPr>
-      </w:pPr>
-      <w:r>
-        <w:rPr>
-          <w:rFonts w:hint="eastAsia"/>
-        </w:rPr>
-        <w:t>上述步骤若无错误报告，添加</w:t>
-      </w:r>
-      <w:r>
-        <w:rPr>
-          <w:rFonts w:hint="eastAsia"/>
-        </w:rPr>
-        <w:t>OM</w:t>
-      </w:r>
-      <w:r>
-        <w:rPr>
-          <w:rFonts w:hint="eastAsia"/>
-        </w:rPr>
-        <w:t>成功。用户需要关闭当前安装</w:t>
-      </w:r>
-      <w:r>
-        <w:rPr>
-          <w:rFonts w:hint="eastAsia"/>
-        </w:rPr>
-        <w:t>OM</w:t>
-      </w:r>
-      <w:r>
-        <w:rPr>
-          <w:rFonts w:hint="eastAsia"/>
-        </w:rPr>
-        <w:t>的主机的防火墙，然后从</w:t>
-      </w:r>
-      <w:r>
-        <w:rPr>
-          <w:rFonts w:hint="eastAsia"/>
-        </w:rPr>
-        <w:t>Web</w:t>
-      </w:r>
-      <w:r>
-        <w:rPr>
-          <w:rFonts w:hint="eastAsia"/>
-        </w:rPr>
-        <w:t>端输入</w:t>
-      </w:r>
-      <w:r>
-        <w:t>”</w:t>
-      </w:r>
-      <w:r>
-        <w:rPr>
-          <w:rFonts w:hint="eastAsia"/>
-        </w:rPr>
-        <w:t>已安装</w:t>
-      </w:r>
-      <w:r>
-        <w:rPr>
-          <w:rFonts w:hint="eastAsia"/>
-        </w:rPr>
-        <w:t>OM</w:t>
-      </w:r>
-      <w:r>
-        <w:rPr>
-          <w:rFonts w:hint="eastAsia"/>
-        </w:rPr>
-        <w:t>主机的</w:t>
-      </w:r>
-      <w:r>
-        <w:rPr>
-          <w:rFonts w:hint="eastAsia"/>
-        </w:rPr>
-        <w:t>ip:8000</w:t>
-      </w:r>
-      <w:r>
-        <w:t>”</w:t>
-      </w:r>
-      <w:r>
-        <w:rPr>
-          <w:rFonts w:hint="eastAsia"/>
-        </w:rPr>
-        <w:t>，便可以访问</w:t>
-      </w:r>
-      <w:r>
-        <w:rPr>
-          <w:rFonts w:hint="eastAsia"/>
-        </w:rPr>
-        <w:t>OM</w:t>
-      </w:r>
-      <w:r>
-        <w:rPr>
-          <w:rFonts w:hint="eastAsia"/>
-        </w:rPr>
-        <w:t>。</w:t>
-      </w:r>
-    </w:p>
-    <w:p>
-      <w:pPr>
-        <w:pStyle w:val="Heading2"/>
-      </w:pPr>
-      <w:r>
-        <w:rPr>
-          <w:rFonts w:hint="eastAsia"/>
-        </w:rPr>
-        <w:t>设置</w:t>
-      </w:r>
-      <w:r>
-        <w:rPr>
-          <w:rFonts w:hint="eastAsia"/>
-        </w:rPr>
-        <w:t>采集快照信息</w:t>
-      </w:r>
-    </w:p>
-    <w:p>
-      <w:pPr>
-        <w:rPr>
-          <w:color w:val="FF0000"/>
-        </w:rPr>
-      </w:pPr>
-      <w:r>
-        <w:rPr>
-          <w:rFonts w:hint="eastAsia"/>
-          <w:color w:val="FF0000"/>
-        </w:rPr>
-        <w:t>注：以下假设</w:t>
-      </w:r>
-      <w:r>
-        <w:rPr>
-          <w:rFonts w:hint="eastAsia"/>
-          <w:color w:val="FF0000"/>
+        <w:t>coordList="[{hostName:'vmsvr1-cent-x64-1', svcName:11810}, {hostName:'vmsvr1-cent-x64-2', svcName:11810}]"</w:t>
+      </w:r>
+    </w:p>
+    <w:p>
+      <w:r>
+        <w:rPr>
+          <w:rFonts w:hint="eastAsia"/>
+        </w:rPr>
+        <w:t>如果在</w:t>
+      </w:r>
+      <w:r>
+        <w:rPr>
+          <w:rFonts w:hint="eastAsia"/>
         </w:rPr>
         <w:t>sequoiadb</w:t>
       </w:r>
       <w:r>
         <w:rPr>
           <w:rFonts w:hint="eastAsia"/>
-          <w:color w:val="FF0000"/>
-        </w:rPr>
-        <w:t>的安装路径为默认安装路径（</w:t>
-      </w:r>
-      <w:r>
-        <w:rPr>
-          <w:rFonts w:hint="eastAsia"/>
-          <w:color w:val="FF0000"/>
-        </w:rPr>
-        <w:t>/opt/sequoiadb</w:t>
-      </w:r>
-      <w:r>
-        <w:rPr>
-          <w:rFonts w:hint="eastAsia"/>
-          <w:color w:val="FF0000"/>
-        </w:rPr>
-        <w:t>）</w:t>
-      </w:r>
-    </w:p>
-    <w:p>
-      <w:r>
-        <w:rPr>
-          <w:rFonts w:hint="eastAsia"/>
-        </w:rPr>
-        <w:t>任意登录一台已安装</w:t>
-      </w:r>
-      <w:r>
-        <w:rPr>
-          <w:rFonts w:hint="eastAsia"/>
-        </w:rPr>
-        <w:t>Sequoiadb</w:t>
-      </w:r>
-      <w:r>
-        <w:rPr>
-          <w:rFonts w:hint="eastAsia"/>
-        </w:rPr>
-        <w:t>的服务器并执行以下操作：</w:t>
-      </w:r>
-    </w:p>
+        </w:rPr>
+        <w:t>数据库中设置了用户名和密码，则需要配置以下参数，否则直接跳过本步骤</w:t>
+      </w:r>
+    </w:p>
+    <w:p>
+      <w:pPr>
+        <w:rPr>
+          <w:i/>
+          <w:shd w:val="pct15" w:color="auto" w:fill="FFFFFF"/>
+        </w:rPr>
+      </w:pPr>
+      <w:r>
+        <w:rPr>
+          <w:rFonts w:hint="eastAsia"/>
+          <w:i/>
+          <w:shd w:val="pct15" w:color="auto" w:fill="FFFFFF"/>
+        </w:rPr>
+        <w:t>userName="sdbadmin"</w:t>
+      </w:r>
+    </w:p>
+    <w:p>
+      <w:pPr>
+        <w:rPr>
+          <w:i/>
+          <w:shd w:val="pct15" w:color="auto" w:fill="FFFFFF"/>
+        </w:rPr>
+      </w:pPr>
+      <w:r>
+        <w:rPr>
+          <w:rFonts w:hint="eastAsia"/>
+          <w:i/>
+          <w:shd w:val="pct15" w:color="auto" w:fill="FFFFFF"/>
+        </w:rPr>
+        <w:t>password="sdbadmin"</w:t>
+      </w:r>
+    </w:p>
+    <w:p/>
     <w:p>
       <w:pPr>
         <w:pStyle w:val="Heading3"/>
@@ -4086,394 +4717,6 @@
         <w:rPr>
           <w:rFonts w:hint="eastAsia"/>
         </w:rPr>
-        <w:t>配置启动脚本</w:t>
-      </w:r>
-    </w:p>
-    <w:p>
-      <w:pPr>
-        <w:rPr>
-          <w:i/>
-          <w:shd w:val="pct15" w:color="auto" w:fill="FFFFFF"/>
-        </w:rPr>
-      </w:pPr>
-      <w:r>
-        <w:rPr>
-          <w:rFonts w:hint="eastAsia"/>
-          <w:i/>
-          <w:shd w:val="pct15" w:color="auto" w:fill="FFFFFF"/>
-        </w:rPr>
-        <w:t>su sdbadmin</w:t>
-      </w:r>
-    </w:p>
-    <w:p>
-      <w:pPr>
-        <w:rPr>
-          <w:i/>
-          <w:shd w:val="pct15" w:color="auto" w:fill="FFFFFF"/>
-        </w:rPr>
-      </w:pPr>
-      <w:r>
-        <w:rPr>
-          <w:rFonts w:hint="eastAsia"/>
-          <w:i/>
-          <w:shd w:val="pct15" w:color="auto" w:fill="FFFFFF"/>
-        </w:rPr>
-        <w:t>vi /opt/sequoiadb/conf/script/</w:t>
-      </w:r>
-      <w:r>
-        <w:rPr>
-          <w:rFonts w:hint="eastAsia"/>
-          <w:i/>
-          <w:shd w:val="pct15" w:color="auto" w:fill="FFFFFF"/>
-        </w:rPr>
-        <w:t>collectsnapshotinfo/run</w:t>
-      </w:r>
-      <w:r>
-        <w:rPr>
-          <w:rFonts w:hint="eastAsia"/>
-          <w:i/>
-          <w:shd w:val="pct15" w:color="auto" w:fill="FFFFFF"/>
-        </w:rPr>
-        <w:t>.sh</w:t>
-      </w:r>
-    </w:p>
-    <w:p>
-      <w:r>
-        <w:rPr>
-          <w:rFonts w:hint="eastAsia"/>
-        </w:rPr>
-        <w:t>脚本内容如下</w:t>
-      </w:r>
-    </w:p>
-    <w:p>
-      <w:pPr>
-        <w:rPr>
-          <w:i/>
-          <w:shd w:val="pct15" w:color="auto" w:fill="FFFFFF"/>
-        </w:rPr>
-      </w:pPr>
-      <w:r>
-        <w:rPr>
-          <w:i/>
-          <w:shd w:val="pct15" w:color="auto" w:fill="FFFFFF"/>
-        </w:rPr>
-        <w:t>#!/bin/bash</w:t>
-      </w:r>
-    </w:p>
-    <w:p>
-      <w:pPr>
-        <w:rPr>
-          <w:i/>
-          <w:shd w:val="pct15" w:color="auto" w:fill="FFFFFF"/>
-        </w:rPr>
-      </w:pPr>
-    </w:p>
-    <w:p>
-      <w:pPr>
-        <w:rPr>
-          <w:i/>
-          <w:shd w:val="pct15" w:color="auto" w:fill="FFFFFF"/>
-        </w:rPr>
-      </w:pPr>
-      <w:r>
-        <w:rPr>
-          <w:i/>
-          <w:shd w:val="pct15" w:color="auto" w:fill="FFFFFF"/>
-        </w:rPr>
-        <w:t>script_path=$(cd `dirname $0`; pwd)</w:t>
-      </w:r>
-    </w:p>
-    <w:p>
-      <w:pPr>
-        <w:rPr>
-          <w:i/>
-          <w:shd w:val="pct15" w:color="auto" w:fill="FFFFFF"/>
-        </w:rPr>
-      </w:pPr>
-      <w:r>
-        <w:rPr>
-          <w:i/>
-          <w:shd w:val="pct15" w:color="auto" w:fill="FFFFFF"/>
-        </w:rPr>
-        <w:t>comm_script_path=${script_path}/../</w:t>
-      </w:r>
-    </w:p>
-    <w:p>
-      <w:pPr>
-        <w:rPr>
-          <w:i/>
-          <w:shd w:val="pct15" w:color="auto" w:fill="FFFFFF"/>
-        </w:rPr>
-      </w:pPr>
-      <w:r>
-        <w:rPr>
-          <w:i/>
-          <w:shd w:val="pct15" w:color="auto" w:fill="FFFFFF"/>
-        </w:rPr>
-        <w:t>js_file="${comm_script_path}/define.js"</w:t>
-      </w:r>
-    </w:p>
-    <w:p>
-      <w:pPr>
-        <w:rPr>
-          <w:i/>
-          <w:shd w:val="pct15" w:color="auto" w:fill="FFFFFF"/>
-        </w:rPr>
-      </w:pPr>
-      <w:r>
-        <w:rPr>
-          <w:i/>
-          <w:shd w:val="pct15" w:color="auto" w:fill="FFFFFF"/>
-        </w:rPr>
-        <w:t>js_file="${js_file};${comm_script_path}/error.js"</w:t>
-      </w:r>
-    </w:p>
-    <w:p>
-      <w:pPr>
-        <w:rPr>
-          <w:i/>
-          <w:shd w:val="pct15" w:color="auto" w:fill="FFFFFF"/>
-        </w:rPr>
-      </w:pPr>
-      <w:r>
-        <w:rPr>
-          <w:i/>
-          <w:shd w:val="pct15" w:color="auto" w:fill="FFFFFF"/>
-        </w:rPr>
-        <w:t>js_file="${js_file};${comm_script_path}/common.js"</w:t>
-      </w:r>
-    </w:p>
-    <w:p>
-      <w:pPr>
-        <w:rPr>
-          <w:i/>
-          <w:shd w:val="pct15" w:color="auto" w:fill="FFFFFF"/>
-        </w:rPr>
-      </w:pPr>
-      <w:r>
-        <w:rPr>
-          <w:i/>
-          <w:shd w:val="pct15" w:color="auto" w:fill="FFFFFF"/>
-        </w:rPr>
-        <w:t>js_file="${js_file};${comm_script_path}/log.js"</w:t>
-      </w:r>
-    </w:p>
-    <w:p>
-      <w:pPr>
-        <w:rPr>
-          <w:i/>
-          <w:shd w:val="pct15" w:color="auto" w:fill="FFFFFF"/>
-        </w:rPr>
-      </w:pPr>
-      <w:r>
-        <w:rPr>
-          <w:i/>
-          <w:shd w:val="pct15" w:color="auto" w:fill="FFFFFF"/>
-        </w:rPr>
-        <w:t>js_file="${js_file};${comm_script_path}/func.js"</w:t>
-      </w:r>
-    </w:p>
-    <w:p>
-      <w:pPr>
-        <w:rPr>
-          <w:i/>
-          <w:shd w:val="pct15" w:color="auto" w:fill="FFFFFF"/>
-        </w:rPr>
-      </w:pPr>
-      <w:r>
-        <w:rPr>
-          <w:i/>
-          <w:shd w:val="pct15" w:color="auto" w:fill="FFFFFF"/>
-        </w:rPr>
-        <w:t>js_file="${js_file};${script_path}/collectSnapshotInfo.js"</w:t>
-      </w:r>
-    </w:p>
-    <w:p>
-      <w:pPr>
-        <w:rPr>
-          <w:i/>
-          <w:shd w:val="pct15" w:color="auto" w:fill="FFFFFF"/>
-        </w:rPr>
-      </w:pPr>
-    </w:p>
-    <w:p>
-      <w:pPr>
-        <w:rPr>
-          <w:i/>
-          <w:shd w:val="pct15" w:color="auto" w:fill="FFFFFF"/>
-        </w:rPr>
-      </w:pPr>
-      <w:r>
-        <w:rPr>
-          <w:i/>
-          <w:shd w:val="pct15" w:color="auto" w:fill="FFFFFF"/>
-        </w:rPr>
-        <w:t>#user define</w:t>
-      </w:r>
-    </w:p>
-    <w:p>
-      <w:pPr>
-        <w:rPr>
-          <w:i/>
-          <w:shd w:val="pct15" w:color="auto" w:fill="FFFFFF"/>
-        </w:rPr>
-      </w:pPr>
-      <w:r>
-        <w:rPr>
-          <w:i/>
-          <w:shd w:val="pct15" w:color="auto" w:fill="FFFFFF"/>
-        </w:rPr>
-        <w:t>coordList="[{hostName:'localhost', svcName:11810}]"</w:t>
-      </w:r>
-    </w:p>
-    <w:p>
-      <w:pPr>
-        <w:rPr>
-          <w:i/>
-          <w:shd w:val="pct15" w:color="auto" w:fill="FFFFFF"/>
-        </w:rPr>
-      </w:pPr>
-      <w:r>
-        <w:rPr>
-          <w:i/>
-          <w:shd w:val="pct15" w:color="auto" w:fill="FFFFFF"/>
-        </w:rPr>
-        <w:t>userName=""</w:t>
-      </w:r>
-    </w:p>
-    <w:p>
-      <w:pPr>
-        <w:rPr>
-          <w:i/>
-          <w:shd w:val="pct15" w:color="auto" w:fill="FFFFFF"/>
-        </w:rPr>
-      </w:pPr>
-      <w:r>
-        <w:rPr>
-          <w:i/>
-          <w:shd w:val="pct15" w:color="auto" w:fill="FFFFFF"/>
-        </w:rPr>
-        <w:t>password=""</w:t>
-      </w:r>
-    </w:p>
-    <w:p>
-      <w:pPr>
-        <w:rPr>
-          <w:i/>
-          <w:shd w:val="pct15" w:color="auto" w:fill="FFFFFF"/>
-        </w:rPr>
-      </w:pPr>
-    </w:p>
-    <w:p>
-      <w:pPr>
-        <w:rPr>
-          <w:i/>
-          <w:shd w:val="pct15" w:color="auto" w:fill="FFFFFF"/>
-        </w:rPr>
-      </w:pPr>
-      <w:r>
-        <w:rPr>
-          <w:i/>
-          <w:shd w:val="pct15" w:color="auto" w:fill="FFFFFF"/>
-        </w:rPr>
-        <w:t>${script_path}/../../../bin/sdb -f ${js_file} -e "var COORD_LIST=${coordList};var USER_NAME='${userName}';var PASSWORD='${password}';</w:t>
-      </w:r>
-    </w:p>
-    <w:p/>
-    <w:p>
-      <w:r>
-        <w:rPr>
-          <w:rFonts w:hint="eastAsia"/>
-        </w:rPr>
-        <w:t>配置协调节点连接地址：</w:t>
-      </w:r>
-    </w:p>
-    <w:p>
-      <w:r>
-        <w:rPr>
-          <w:rFonts w:hint="eastAsia"/>
-        </w:rPr>
-        <w:t>为了避免因单点故障导致快照采集失败，可配置多个协调节点地址</w:t>
-      </w:r>
-    </w:p>
-    <w:p>
-      <w:pPr>
-        <w:rPr>
-          <w:i/>
-          <w:shd w:val="pct15" w:color="auto" w:fill="FFFFFF"/>
-        </w:rPr>
-      </w:pPr>
-      <w:r>
-        <w:rPr>
-          <w:rFonts w:hint="eastAsia"/>
-          <w:i/>
-          <w:shd w:val="pct15" w:color="auto" w:fill="FFFFFF"/>
-        </w:rPr>
-        <w:t>coordList="[{hostName:'vmsvr1-cent-x64-1', svcName:11810}, {hostName:'vmsvr1-cent-x64-2', svcName:11810}]"</w:t>
-      </w:r>
-    </w:p>
-    <w:p>
-      <w:r>
-        <w:rPr>
-          <w:rFonts w:hint="eastAsia"/>
-        </w:rPr>
-        <w:t>如果在</w:t>
-      </w:r>
-      <w:r>
-        <w:rPr>
-          <w:rFonts w:hint="eastAsia"/>
-        </w:rPr>
-        <w:t>sequoiadb</w:t>
-      </w:r>
-      <w:r>
-        <w:rPr>
-          <w:rFonts w:hint="eastAsia"/>
-        </w:rPr>
-        <w:t>数据库中设置了用户名和密码，则需要配置以下参数，否则直接跳过本步骤</w:t>
-      </w:r>
-    </w:p>
-    <w:p>
-      <w:pPr>
-        <w:rPr>
-          <w:i/>
-          <w:shd w:val="pct15" w:color="auto" w:fill="FFFFFF"/>
-        </w:rPr>
-      </w:pPr>
-      <w:r>
-        <w:rPr>
-          <w:rFonts w:hint="eastAsia"/>
-          <w:i/>
-          <w:shd w:val="pct15" w:color="auto" w:fill="FFFFFF"/>
-        </w:rPr>
-        <w:t>userName="sdbadmin"</w:t>
-      </w:r>
-    </w:p>
-    <w:p>
-      <w:pPr>
-        <w:rPr>
-          <w:i/>
-          <w:shd w:val="pct15" w:color="auto" w:fill="FFFFFF"/>
-        </w:rPr>
-      </w:pPr>
-      <w:r>
-        <w:rPr>
-          <w:rFonts w:hint="eastAsia"/>
-          <w:i/>
-          <w:shd w:val="pct15" w:color="auto" w:fill="FFFFFF"/>
-        </w:rPr>
-        <w:t>password="sdbadmin"</w:t>
-      </w:r>
-    </w:p>
-    <w:p/>
-    <w:p>
-      <w:pPr>
-        <w:pStyle w:val="Heading3"/>
-      </w:pPr>
-      <w:r>
-        <w:rPr>
-          <w:rFonts w:hint="eastAsia"/>
-        </w:rPr>
-        <w:lastRenderedPageBreak/>
         <w:t>配置定时采集任务</w:t>
       </w:r>
     </w:p>
@@ -5183,7 +5426,14 @@
         <w:rPr>
           <w:rFonts w:hint="eastAsia"/>
         </w:rPr>
-        <w:t>可将上述语句改成如下</w:t>
+        <w:t>可将上述语句改成</w:t>
+      </w:r>
+      <w:r>
+        <w:rPr>
+          <w:rFonts w:hint="eastAsia"/>
+        </w:rPr>
+        <w:lastRenderedPageBreak/>
+        <w:t>如下</w:t>
       </w:r>
       <w:r>
         <w:rPr>
@@ -5419,6 +5669,92 @@
     </w:lvl>
   </w:abstractNum>
   <w:abstractNum w:abstractNumId="1">
+    <w:nsid w:val="26EE22E8"/>
+    <w:multiLevelType w:val="hybridMultilevel"/>
+    <w:tmpl w:val="A1F80F26"/>
+    <w:lvl w:ilvl="0" w:tplc="0409000F">
+      <w:start w:val="1"/>
+      <w:numFmt w:val="decimal"/>
+      <w:lvlText w:val="%1."/>
+      <w:lvlJc w:val="left"/>
+      <w:pPr>
+        <w:ind w:left="420" w:hanging="420"/>
+      </w:pPr>
+    </w:lvl>
+    <w:lvl w:ilvl="1" w:tplc="04090019" w:tentative="1">
+      <w:start w:val="1"/>
+      <w:numFmt w:val="lowerLetter"/>
+      <w:lvlText w:val="%2)"/>
+      <w:lvlJc w:val="left"/>
+      <w:pPr>
+        <w:ind w:left="840" w:hanging="420"/>
+      </w:pPr>
+    </w:lvl>
+    <w:lvl w:ilvl="2" w:tplc="0409001B" w:tentative="1">
+      <w:start w:val="1"/>
+      <w:numFmt w:val="lowerRoman"/>
+      <w:lvlText w:val="%3."/>
+      <w:lvlJc w:val="right"/>
+      <w:pPr>
+        <w:ind w:left="1260" w:hanging="420"/>
+      </w:pPr>
+    </w:lvl>
+    <w:lvl w:ilvl="3" w:tplc="0409000F" w:tentative="1">
+      <w:start w:val="1"/>
+      <w:numFmt w:val="decimal"/>
+      <w:lvlText w:val="%4."/>
+      <w:lvlJc w:val="left"/>
+      <w:pPr>
+        <w:ind w:left="1680" w:hanging="420"/>
+      </w:pPr>
+    </w:lvl>
+    <w:lvl w:ilvl="4" w:tplc="04090019" w:tentative="1">
+      <w:start w:val="1"/>
+      <w:numFmt w:val="lowerLetter"/>
+      <w:lvlText w:val="%5)"/>
+      <w:lvlJc w:val="left"/>
+      <w:pPr>
+        <w:ind w:left="2100" w:hanging="420"/>
+      </w:pPr>
+    </w:lvl>
+    <w:lvl w:ilvl="5" w:tplc="0409001B" w:tentative="1">
+      <w:start w:val="1"/>
+      <w:numFmt w:val="lowerRoman"/>
+      <w:lvlText w:val="%6."/>
+      <w:lvlJc w:val="right"/>
+      <w:pPr>
+        <w:ind w:left="2520" w:hanging="420"/>
+      </w:pPr>
+    </w:lvl>
+    <w:lvl w:ilvl="6" w:tplc="0409000F" w:tentative="1">
+      <w:start w:val="1"/>
+      <w:numFmt w:val="decimal"/>
+      <w:lvlText w:val="%7."/>
+      <w:lvlJc w:val="left"/>
+      <w:pPr>
+        <w:ind w:left="2940" w:hanging="420"/>
+      </w:pPr>
+    </w:lvl>
+    <w:lvl w:ilvl="7" w:tplc="04090019" w:tentative="1">
+      <w:start w:val="1"/>
+      <w:numFmt w:val="lowerLetter"/>
+      <w:lvlText w:val="%8)"/>
+      <w:lvlJc w:val="left"/>
+      <w:pPr>
+        <w:ind w:left="3360" w:hanging="420"/>
+      </w:pPr>
+    </w:lvl>
+    <w:lvl w:ilvl="8" w:tplc="0409001B" w:tentative="1">
+      <w:start w:val="1"/>
+      <w:numFmt w:val="lowerRoman"/>
+      <w:lvlText w:val="%9."/>
+      <w:lvlJc w:val="right"/>
+      <w:pPr>
+        <w:ind w:left="3780" w:hanging="420"/>
+      </w:pPr>
+    </w:lvl>
+  </w:abstractNum>
+  <w:abstractNum w:abstractNumId="2">
     <w:nsid w:val="2D7227D0"/>
     <w:multiLevelType w:val="hybridMultilevel"/>
     <w:tmpl w:val="09742998"/>
@@ -5504,7 +5840,7 @@
       </w:pPr>
     </w:lvl>
   </w:abstractNum>
-  <w:abstractNum w:abstractNumId="2">
+  <w:abstractNum w:abstractNumId="3">
     <w:nsid w:val="34F30BB7"/>
     <w:multiLevelType w:val="hybridMultilevel"/>
     <w:tmpl w:val="1BF63190"/>
@@ -5591,12 +5927,15 @@
     </w:lvl>
   </w:abstractNum>
   <w:num w:numId="1">
-    <w:abstractNumId w:val="2"/>
+    <w:abstractNumId w:val="3"/>
   </w:num>
   <w:num w:numId="2">
     <w:abstractNumId w:val="0"/>
   </w:num>
   <w:num w:numId="3">
+    <w:abstractNumId w:val="2"/>
+  </w:num>
+  <w:num w:numId="4">
     <w:abstractNumId w:val="1"/>
   </w:num>
 </w:numbering>

--- a/internal_doc/03.开发设计/民生银行资源管控需求/巨杉集群资源管理平台使用说明文档.docx
+++ b/internal_doc/03.开发设计/民生银行资源管控需求/巨杉集群资源管理平台使用说明文档.docx
@@ -988,6 +988,12 @@
                 <w:rFonts w:ascii="宋体" w:hAnsi="宋体" w:cs="宋体"/>
               </w:rPr>
             </w:pPr>
+            <w:r>
+              <w:rPr>
+                <w:rFonts w:ascii="宋体" w:hAnsi="宋体" w:cs="宋体" w:hint="eastAsia"/>
+              </w:rPr>
+              <w:t>M</w:t>
+            </w:r>
           </w:p>
         </w:tc>
         <w:tc>
@@ -1004,11 +1010,16 @@
           <w:p>
             <w:pPr>
               <w:spacing w:line="360" w:lineRule="auto"/>
-              <w:ind w:left="425"/>
               <w:rPr>
                 <w:rFonts w:ascii="宋体" w:cs="宋体"/>
               </w:rPr>
             </w:pPr>
+            <w:r>
+              <w:rPr>
+                <w:rFonts w:ascii="宋体" w:cs="宋体" w:hint="eastAsia"/>
+              </w:rPr>
+              <w:t>修改执行步骤</w:t>
+            </w:r>
           </w:p>
         </w:tc>
         <w:tc>
@@ -1030,6 +1041,12 @@
                 <w:rFonts w:ascii="宋体" w:cs="宋体"/>
               </w:rPr>
             </w:pPr>
+            <w:r>
+              <w:rPr>
+                <w:rFonts w:ascii="宋体" w:cs="宋体" w:hint="eastAsia"/>
+              </w:rPr>
+              <w:t>谭钊波</w:t>
+            </w:r>
           </w:p>
         </w:tc>
         <w:tc>
@@ -1051,6 +1068,12 @@
                 <w:rFonts w:ascii="宋体" w:hAnsi="宋体" w:cs="宋体"/>
               </w:rPr>
             </w:pPr>
+            <w:r>
+              <w:rPr>
+                <w:rFonts w:ascii="宋体" w:hAnsi="宋体" w:cs="宋体" w:hint="eastAsia"/>
+              </w:rPr>
+              <w:t>2016-07-27</w:t>
+            </w:r>
           </w:p>
         </w:tc>
         <w:tc>
@@ -1898,7 +1921,19 @@
         <w:rPr>
           <w:rFonts w:hint="eastAsia"/>
         </w:rPr>
-        <w:t>增添</w:t>
+        <w:t>将</w:t>
+      </w:r>
+      <w:r>
+        <w:rPr>
+          <w:rFonts w:hint="eastAsia"/>
+        </w:rPr>
+        <w:t>已存在</w:t>
+      </w:r>
+      <w:r>
+        <w:rPr>
+          <w:rFonts w:hint="eastAsia"/>
+        </w:rPr>
+        <w:t>集群纳入</w:t>
       </w:r>
       <w:r>
         <w:rPr>
@@ -1910,7 +1945,25 @@
         <w:rPr>
           <w:rFonts w:hint="eastAsia"/>
         </w:rPr>
-        <w:t>节点</w:t>
+        <w:t>管理</w:t>
+      </w:r>
+    </w:p>
+    <w:p>
+      <w:pPr>
+        <w:pStyle w:val="Heading3"/>
+        <w:rPr>
+          <w:rFonts w:hint="eastAsia"/>
+          <w:b w:val="0"/>
+          <w:bCs w:val="0"/>
+        </w:rPr>
+      </w:pPr>
+      <w:r>
+        <w:rPr>
+          <w:rFonts w:hint="eastAsia"/>
+          <w:b w:val="0"/>
+          <w:bCs w:val="0"/>
+        </w:rPr>
+        <w:t>概述</w:t>
       </w:r>
     </w:p>
     <w:p>
@@ -1935,7 +1988,13 @@
         <w:rPr>
           <w:rFonts w:hint="eastAsia"/>
         </w:rPr>
-        <w:t>集群环境中（未安装</w:t>
+        <w:t>集群环境中</w:t>
+      </w:r>
+      <w:r>
+        <w:rPr>
+          <w:rFonts w:hint="eastAsia"/>
+        </w:rPr>
+        <w:t>，将未纳入</w:t>
       </w:r>
       <w:r>
         <w:rPr>
@@ -1947,7 +2006,7 @@
         <w:rPr>
           <w:rFonts w:hint="eastAsia"/>
         </w:rPr>
-        <w:t>）添加</w:t>
+        <w:t>管理的集群重新纳入</w:t>
       </w:r>
       <w:r>
         <w:rPr>
@@ -1959,7 +2018,106 @@
         <w:rPr>
           <w:rFonts w:hint="eastAsia"/>
         </w:rPr>
-        <w:t>节点。对于已安装有</w:t>
+        <w:t>管理。</w:t>
+      </w:r>
+    </w:p>
+    <w:p>
+      <w:pPr>
+        <w:rPr>
+          <w:rFonts w:hint="eastAsia"/>
+        </w:rPr>
+      </w:pPr>
+      <w:r>
+        <w:rPr>
+          <w:rFonts w:hint="eastAsia"/>
+        </w:rPr>
+        <w:t>这个过程，分为三</w:t>
+      </w:r>
+      <w:r>
+        <w:rPr>
+          <w:rFonts w:hint="eastAsia"/>
+        </w:rPr>
+        <w:t>个步骤：</w:t>
+      </w:r>
+    </w:p>
+    <w:p>
+      <w:pPr>
+        <w:rPr>
+          <w:rFonts w:hint="eastAsia"/>
+        </w:rPr>
+      </w:pPr>
+      <w:r>
+        <w:rPr>
+          <w:rFonts w:hint="eastAsia"/>
+        </w:rPr>
+        <w:t>步骤</w:t>
+      </w:r>
+      <w:r>
+        <w:rPr>
+          <w:rFonts w:hint="eastAsia"/>
+        </w:rPr>
+        <w:t>1</w:t>
+      </w:r>
+      <w:r>
+        <w:rPr>
+          <w:rFonts w:hint="eastAsia"/>
+        </w:rPr>
+        <w:t>：</w:t>
+      </w:r>
+      <w:r>
+        <w:rPr>
+          <w:rFonts w:hint="eastAsia"/>
+        </w:rPr>
+        <w:t>填写</w:t>
+      </w:r>
+      <w:r>
+        <w:rPr>
+          <w:rFonts w:hint="eastAsia"/>
+        </w:rPr>
+        <w:t>脚本</w:t>
+      </w:r>
+      <w:r>
+        <w:rPr>
+          <w:rFonts w:hint="eastAsia"/>
+        </w:rPr>
+        <w:t>配置文件内容</w:t>
+      </w:r>
+    </w:p>
+    <w:p>
+      <w:pPr>
+        <w:rPr>
+          <w:rFonts w:hint="eastAsia"/>
+        </w:rPr>
+      </w:pPr>
+      <w:r>
+        <w:rPr>
+          <w:rFonts w:hint="eastAsia"/>
+        </w:rPr>
+        <w:t>步骤</w:t>
+      </w:r>
+      <w:r>
+        <w:rPr>
+          <w:rFonts w:hint="eastAsia"/>
+        </w:rPr>
+        <w:t>2</w:t>
+      </w:r>
+      <w:r>
+        <w:rPr>
+          <w:rFonts w:hint="eastAsia"/>
+        </w:rPr>
+        <w:t>：</w:t>
+      </w:r>
+      <w:r>
+        <w:rPr>
+          <w:rFonts w:hint="eastAsia"/>
+        </w:rPr>
+        <w:t>运行脚本</w:t>
+      </w:r>
+      <w:r>
+        <w:rPr>
+          <w:rFonts w:hint="eastAsia"/>
+        </w:rPr>
+        <w:t>安装</w:t>
       </w:r>
       <w:r>
         <w:rPr>
@@ -1967,24 +2125,66 @@
         </w:rPr>
         <w:t>OM</w:t>
       </w:r>
-      <w:r>
-        <w:rPr>
-          <w:rFonts w:hint="eastAsia"/>
-        </w:rPr>
-        <w:t>的集群环境，本节内容并不合适，用户可以跳过本节，或联系巨杉以了解详情。</w:t>
-      </w:r>
-    </w:p>
-    <w:p>
-      <w:pPr>
-        <w:rPr>
-          <w:rFonts w:hint="eastAsia"/>
-        </w:rPr>
-      </w:pPr>
-      <w:r>
-        <w:rPr>
-          <w:rFonts w:hint="eastAsia"/>
-        </w:rPr>
-        <w:t>添加</w:t>
+    </w:p>
+    <w:p>
+      <w:pPr>
+        <w:rPr>
+          <w:rFonts w:hint="eastAsia"/>
+        </w:rPr>
+      </w:pPr>
+      <w:r>
+        <w:rPr>
+          <w:rFonts w:hint="eastAsia"/>
+        </w:rPr>
+        <w:t>步骤</w:t>
+      </w:r>
+      <w:r>
+        <w:rPr>
+          <w:rFonts w:hint="eastAsia"/>
+        </w:rPr>
+        <w:t>3</w:t>
+      </w:r>
+      <w:r>
+        <w:rPr>
+          <w:rFonts w:hint="eastAsia"/>
+        </w:rPr>
+        <w:t>：</w:t>
+      </w:r>
+      <w:r>
+        <w:rPr>
+          <w:rFonts w:hint="eastAsia"/>
+        </w:rPr>
+        <w:t>运行脚本</w:t>
+      </w:r>
+      <w:r>
+        <w:rPr>
+          <w:rFonts w:hint="eastAsia"/>
+        </w:rPr>
+        <w:t>将指定</w:t>
+      </w:r>
+      <w:r>
+        <w:rPr>
+          <w:rFonts w:hint="eastAsia"/>
+        </w:rPr>
+        <w:t>的</w:t>
+      </w:r>
+      <w:r>
+        <w:rPr>
+          <w:rFonts w:hint="eastAsia"/>
+        </w:rPr>
+        <w:t>sequoiadb</w:t>
+      </w:r>
+      <w:r>
+        <w:rPr>
+          <w:rFonts w:hint="eastAsia"/>
+        </w:rPr>
+        <w:t>集群</w:t>
+      </w:r>
+      <w:r>
+        <w:rPr>
+          <w:rFonts w:hint="eastAsia"/>
+        </w:rPr>
+        <w:t>纳入</w:t>
       </w:r>
       <w:r>
         <w:rPr>
@@ -1996,7 +2196,111 @@
         <w:rPr>
           <w:rFonts w:hint="eastAsia"/>
         </w:rPr>
-        <w:t>节点前，需要检查集群的情况，以满足以下几项要求：</w:t>
+        <w:t>管理</w:t>
+      </w:r>
+    </w:p>
+    <w:p>
+      <w:pPr>
+        <w:rPr>
+          <w:rFonts w:hint="eastAsia"/>
+        </w:rPr>
+      </w:pPr>
+      <w:r>
+        <w:rPr>
+          <w:rFonts w:hint="eastAsia"/>
+        </w:rPr>
+        <w:t>若客户的环境已经</w:t>
+      </w:r>
+      <w:r>
+        <w:rPr>
+          <w:rFonts w:hint="eastAsia"/>
+        </w:rPr>
+        <w:t>装有</w:t>
+      </w:r>
+      <w:r>
+        <w:rPr>
+          <w:rFonts w:hint="eastAsia"/>
+        </w:rPr>
+        <w:t>OM</w:t>
+      </w:r>
+      <w:r>
+        <w:rPr>
+          <w:rFonts w:hint="eastAsia"/>
+        </w:rPr>
+        <w:t>，</w:t>
+      </w:r>
+      <w:r>
+        <w:rPr>
+          <w:rFonts w:hint="eastAsia"/>
+        </w:rPr>
+        <w:t>则可以跳过步骤</w:t>
+      </w:r>
+      <w:r>
+        <w:rPr>
+          <w:rFonts w:hint="eastAsia"/>
+        </w:rPr>
+        <w:t>2</w:t>
+      </w:r>
+      <w:r>
+        <w:rPr>
+          <w:rFonts w:hint="eastAsia"/>
+        </w:rPr>
+        <w:t>。</w:t>
+      </w:r>
+    </w:p>
+    <w:p>
+      <w:pPr>
+        <w:pStyle w:val="Heading3"/>
+        <w:rPr>
+          <w:b w:val="0"/>
+          <w:bCs w:val="0"/>
+        </w:rPr>
+      </w:pPr>
+      <w:r>
+        <w:rPr>
+          <w:rFonts w:hint="eastAsia"/>
+          <w:b w:val="0"/>
+          <w:bCs w:val="0"/>
+        </w:rPr>
+        <w:t>环境要求</w:t>
+      </w:r>
+    </w:p>
+    <w:p>
+      <w:r>
+        <w:rPr>
+          <w:rFonts w:hint="eastAsia"/>
+        </w:rPr>
+        <w:t>在执行操作</w:t>
+      </w:r>
+      <w:r>
+        <w:rPr>
+          <w:rFonts w:hint="eastAsia"/>
+        </w:rPr>
+        <w:t>步骤</w:t>
+      </w:r>
+      <w:r>
+        <w:rPr>
+          <w:rFonts w:hint="eastAsia"/>
+        </w:rPr>
+        <w:t>之前</w:t>
+      </w:r>
+      <w:r>
+        <w:rPr>
+          <w:rFonts w:hint="eastAsia"/>
+        </w:rPr>
+        <w:t>，需要</w:t>
+      </w:r>
+      <w:r>
+        <w:rPr>
+          <w:rFonts w:hint="eastAsia"/>
+        </w:rPr>
+        <w:t>用户</w:t>
+      </w:r>
+      <w:r>
+        <w:rPr>
+          <w:rFonts w:hint="eastAsia"/>
+        </w:rPr>
+        <w:t>检查集群的情况，以满足以下几项要求：</w:t>
       </w:r>
     </w:p>
     <w:p>
@@ -2007,9 +2311,6 @@
           <w:numId w:val="4"/>
         </w:numPr>
         <w:ind w:firstLineChars="0"/>
-        <w:rPr>
-          <w:rFonts w:hint="eastAsia"/>
-        </w:rPr>
       </w:pPr>
       <w:r>
         <w:rPr>
@@ -2038,9 +2339,6 @@
           <w:numId w:val="4"/>
         </w:numPr>
         <w:ind w:firstLineChars="0"/>
-        <w:rPr>
-          <w:rFonts w:hint="eastAsia"/>
-        </w:rPr>
       </w:pPr>
       <w:r>
         <w:rPr>
@@ -2069,9 +2367,6 @@
           <w:numId w:val="4"/>
         </w:numPr>
         <w:ind w:firstLineChars="0"/>
-        <w:rPr>
-          <w:rFonts w:hint="eastAsia"/>
-        </w:rPr>
       </w:pPr>
       <w:r>
         <w:rPr>
@@ -2100,9 +2395,6 @@
           <w:numId w:val="4"/>
         </w:numPr>
         <w:ind w:firstLineChars="0"/>
-        <w:rPr>
-          <w:rFonts w:hint="eastAsia"/>
-        </w:rPr>
       </w:pPr>
       <w:r>
         <w:rPr>
@@ -2131,9 +2423,6 @@
           <w:numId w:val="4"/>
         </w:numPr>
         <w:ind w:firstLineChars="0"/>
-        <w:rPr>
-          <w:rFonts w:hint="eastAsia"/>
-        </w:rPr>
       </w:pPr>
       <w:r>
         <w:rPr>
@@ -2187,6 +2476,7 @@
         </w:numPr>
         <w:ind w:firstLineChars="0"/>
         <w:rPr>
+          <w:rFonts w:hint="eastAsia"/>
           <w:color w:val="FF0000"/>
         </w:rPr>
       </w:pPr>
@@ -2213,11 +2503,58 @@
       </w:r>
     </w:p>
     <w:p>
-      <w:r>
-        <w:rPr>
-          <w:rFonts w:hint="eastAsia"/>
-        </w:rPr>
-        <w:t>添加</w:t>
+      <w:pPr>
+        <w:pStyle w:val="Heading3"/>
+        <w:rPr>
+          <w:rFonts w:hint="eastAsia"/>
+          <w:b w:val="0"/>
+          <w:bCs w:val="0"/>
+        </w:rPr>
+      </w:pPr>
+      <w:r>
+        <w:rPr>
+          <w:rFonts w:hint="eastAsia"/>
+          <w:b w:val="0"/>
+          <w:bCs w:val="0"/>
+        </w:rPr>
+        <w:t>步骤说明</w:t>
+      </w:r>
+    </w:p>
+    <w:p>
+      <w:pPr>
+        <w:rPr>
+          <w:rFonts w:hint="eastAsia"/>
+        </w:rPr>
+      </w:pPr>
+      <w:r>
+        <w:rPr>
+          <w:rFonts w:hint="eastAsia"/>
+        </w:rPr>
+        <w:t>在</w:t>
+      </w:r>
+      <w:r>
+        <w:rPr>
+          <w:rFonts w:hint="eastAsia"/>
+        </w:rPr>
+        <w:t>步骤</w:t>
+      </w:r>
+      <w:r>
+        <w:rPr>
+          <w:rFonts w:hint="eastAsia"/>
+        </w:rPr>
+        <w:t>1</w:t>
+      </w:r>
+      <w:r>
+        <w:rPr>
+          <w:rFonts w:hint="eastAsia"/>
+        </w:rPr>
+        <w:t>中，用</w:t>
+      </w:r>
+      <w:r>
+        <w:rPr>
+          <w:rFonts w:hint="eastAsia"/>
+        </w:rPr>
+        <w:t>户需要指定各种配置参数。配置参数分为必填和选填。当用户需要在</w:t>
       </w:r>
       <w:r>
         <w:rPr>
@@ -2229,7 +2566,130 @@
         <w:rPr>
           <w:rFonts w:hint="eastAsia"/>
         </w:rPr>
-        <w:t>节点时，脚本运行过程如下：</w:t>
+        <w:t>中添加多个集群的信息时，选填部分的参数应该</w:t>
+      </w:r>
+      <w:r>
+        <w:rPr>
+          <w:rFonts w:hint="eastAsia"/>
+        </w:rPr>
+        <w:t>确保不和当前</w:t>
+      </w:r>
+      <w:r>
+        <w:rPr>
+          <w:rFonts w:hint="eastAsia"/>
+        </w:rPr>
+        <w:t>OM</w:t>
+      </w:r>
+      <w:r>
+        <w:rPr>
+          <w:rFonts w:hint="eastAsia"/>
+        </w:rPr>
+        <w:t>已管理的集群信息冲突。</w:t>
+      </w:r>
+    </w:p>
+    <w:p>
+      <w:pPr>
+        <w:rPr>
+          <w:rFonts w:hint="eastAsia"/>
+        </w:rPr>
+      </w:pPr>
+      <w:r>
+        <w:rPr>
+          <w:rFonts w:hint="eastAsia"/>
+        </w:rPr>
+        <w:t>步骤</w:t>
+      </w:r>
+      <w:r>
+        <w:rPr>
+          <w:rFonts w:hint="eastAsia"/>
+        </w:rPr>
+        <w:t>2</w:t>
+      </w:r>
+      <w:r>
+        <w:rPr>
+          <w:rFonts w:hint="eastAsia"/>
+        </w:rPr>
+        <w:t>中，一个</w:t>
+      </w:r>
+      <w:r>
+        <w:rPr>
+          <w:rFonts w:hint="eastAsia"/>
+        </w:rPr>
+        <w:t>OM</w:t>
+      </w:r>
+      <w:r>
+        <w:rPr>
+          <w:rFonts w:hint="eastAsia"/>
+        </w:rPr>
+        <w:t>可以管理多个集群，所以，若用户已经安装有</w:t>
+      </w:r>
+      <w:r>
+        <w:rPr>
+          <w:rFonts w:hint="eastAsia"/>
+        </w:rPr>
+        <w:t>OM</w:t>
+      </w:r>
+      <w:r>
+        <w:rPr>
+          <w:rFonts w:hint="eastAsia"/>
+        </w:rPr>
+        <w:t>，则不需要再安装。</w:t>
+      </w:r>
+    </w:p>
+    <w:p>
+      <w:r>
+        <w:rPr>
+          <w:rFonts w:hint="eastAsia"/>
+        </w:rPr>
+        <w:t>步骤</w:t>
+      </w:r>
+      <w:r>
+        <w:rPr>
+          <w:rFonts w:hint="eastAsia"/>
+        </w:rPr>
+        <w:t>3</w:t>
+      </w:r>
+      <w:r>
+        <w:rPr>
+          <w:rFonts w:hint="eastAsia"/>
+        </w:rPr>
+        <w:t>中，将指定的</w:t>
+      </w:r>
+      <w:r>
+        <w:rPr>
+          <w:rFonts w:hint="eastAsia"/>
+        </w:rPr>
+        <w:t>sequoiadb</w:t>
+      </w:r>
+      <w:r>
+        <w:rPr>
+          <w:rFonts w:hint="eastAsia"/>
+        </w:rPr>
+        <w:t>集群纳入</w:t>
+      </w:r>
+      <w:r>
+        <w:rPr>
+          <w:rFonts w:hint="eastAsia"/>
+        </w:rPr>
+        <w:t>OM</w:t>
+      </w:r>
+      <w:r>
+        <w:rPr>
+          <w:rFonts w:hint="eastAsia"/>
+        </w:rPr>
+        <w:t>管理的过程其实就是往</w:t>
+      </w:r>
+      <w:r>
+        <w:rPr>
+          <w:rFonts w:hint="eastAsia"/>
+        </w:rPr>
+        <w:t>OM</w:t>
+      </w:r>
+      <w:r>
+        <w:rPr>
+          <w:rFonts w:hint="eastAsia"/>
+        </w:rPr>
+        <w:t>添加一个业务的过程。该过程脚本执行步骤如下：</w:t>
       </w:r>
     </w:p>
     <w:p>
@@ -2245,7 +2705,19 @@
         <w:rPr>
           <w:rFonts w:hint="eastAsia"/>
         </w:rPr>
-        <w:t>检查脚本配置文件内容的正确信息。</w:t>
+        <w:t>校验</w:t>
+      </w:r>
+      <w:r>
+        <w:rPr>
+          <w:rFonts w:hint="eastAsia"/>
+        </w:rPr>
+        <w:t>脚本配置文件内容的正确性</w:t>
+      </w:r>
+      <w:r>
+        <w:rPr>
+          <w:rFonts w:hint="eastAsia"/>
+        </w:rPr>
+        <w:t>。</w:t>
       </w:r>
     </w:p>
     <w:p>
@@ -2261,13 +2733,31 @@
         <w:rPr>
           <w:rFonts w:hint="eastAsia"/>
         </w:rPr>
-        <w:t>收集集群所有</w:t>
-      </w:r>
-      <w:r>
-        <w:rPr>
-          <w:rFonts w:hint="eastAsia"/>
-        </w:rPr>
-        <w:t>coored</w:t>
+        <w:t>收集</w:t>
+      </w:r>
+      <w:r>
+        <w:rPr>
+          <w:rFonts w:hint="eastAsia"/>
+        </w:rPr>
+        <w:t>指定</w:t>
+      </w:r>
+      <w:r>
+        <w:rPr>
+          <w:rFonts w:hint="eastAsia"/>
+        </w:rPr>
+        <w:t>集群所有</w:t>
+      </w:r>
+      <w:r>
+        <w:rPr>
+          <w:rFonts w:hint="eastAsia"/>
+        </w:rPr>
+        <w:t>coor</w:t>
+      </w:r>
+      <w:r>
+        <w:rPr>
+          <w:rFonts w:hint="eastAsia"/>
+        </w:rPr>
+        <w:t>d</w:t>
       </w:r>
       <w:r>
         <w:rPr>
@@ -2310,6 +2800,12 @@
           <w:rFonts w:hint="eastAsia"/>
         </w:rPr>
         <w:t>能够管理</w:t>
+      </w:r>
+      <w:r>
+        <w:rPr>
+          <w:rFonts w:hint="eastAsia"/>
+        </w:rPr>
+        <w:t>该集群的所有</w:t>
       </w:r>
       <w:r>
         <w:rPr>
@@ -2337,7 +2833,19 @@
         <w:rPr>
           <w:rFonts w:hint="eastAsia"/>
         </w:rPr>
-        <w:t>收集集群所有机器的信息（</w:t>
+        <w:t>收集</w:t>
+      </w:r>
+      <w:r>
+        <w:rPr>
+          <w:rFonts w:hint="eastAsia"/>
+        </w:rPr>
+        <w:t>指定</w:t>
+      </w:r>
+      <w:r>
+        <w:rPr>
+          <w:rFonts w:hint="eastAsia"/>
+        </w:rPr>
+        <w:t>集群所有机器的信息（</w:t>
       </w:r>
       <w:r>
         <w:rPr>
@@ -2365,7 +2873,31 @@
         <w:rPr>
           <w:rFonts w:hint="eastAsia"/>
         </w:rPr>
-        <w:t>收集集群所有节点的信息。</w:t>
+        <w:t>收集</w:t>
+      </w:r>
+      <w:r>
+        <w:rPr>
+          <w:rFonts w:hint="eastAsia"/>
+        </w:rPr>
+        <w:t>指定</w:t>
+      </w:r>
+      <w:r>
+        <w:rPr>
+          <w:rFonts w:hint="eastAsia"/>
+        </w:rPr>
+        <w:t>集群所有节点的信息</w:t>
+      </w:r>
+      <w:r>
+        <w:rPr>
+          <w:rFonts w:hint="eastAsia"/>
+        </w:rPr>
+        <w:t>（安装路径、服务端口等）</w:t>
+      </w:r>
+      <w:r>
+        <w:rPr>
+          <w:rFonts w:hint="eastAsia"/>
+        </w:rPr>
+        <w:t>。</w:t>
       </w:r>
     </w:p>
     <w:p>
@@ -2381,19 +2913,7 @@
         <w:rPr>
           <w:rFonts w:hint="eastAsia"/>
         </w:rPr>
-        <w:t>创建</w:t>
-      </w:r>
-      <w:r>
-        <w:rPr>
-          <w:rFonts w:hint="eastAsia"/>
-        </w:rPr>
-        <w:t>OM</w:t>
-      </w:r>
-      <w:r>
-        <w:rPr>
-          <w:rFonts w:hint="eastAsia"/>
-        </w:rPr>
-        <w:t>节点，并将收集到的所有机器信息及节点信息插入到</w:t>
+        <w:t>将收集到的所有机器信息及节点信息插入到</w:t>
       </w:r>
       <w:r>
         <w:rPr>
@@ -2433,7 +2953,19 @@
         <w:rPr>
           <w:rFonts w:hint="eastAsia"/>
         </w:rPr>
-        <w:t>将脚本配置文件中配置的新数据库选项刷到集群所有节点的配置文件中。</w:t>
+        <w:t>将脚本配置文件中配置的新数据库选项刷到</w:t>
+      </w:r>
+      <w:r>
+        <w:rPr>
+          <w:rFonts w:hint="eastAsia"/>
+        </w:rPr>
+        <w:t>指定</w:t>
+      </w:r>
+      <w:r>
+        <w:rPr>
+          <w:rFonts w:hint="eastAsia"/>
+        </w:rPr>
+        <w:t>集群所有节点的配置文件中。</w:t>
       </w:r>
     </w:p>
     <w:p>
@@ -2453,13 +2985,27 @@
           <w:rFonts w:hint="eastAsia"/>
           <w:color w:val="FF0000"/>
         </w:rPr>
-        <w:t>重启集群所有节点</w:t>
+        <w:t>重启</w:t>
       </w:r>
       <w:r>
         <w:rPr>
           <w:rFonts w:hint="eastAsia"/>
           <w:color w:val="FF0000"/>
         </w:rPr>
+        <w:t>指定</w:t>
+      </w:r>
+      <w:r>
+        <w:rPr>
+          <w:rFonts w:hint="eastAsia"/>
+          <w:color w:val="FF0000"/>
+        </w:rPr>
+        <w:t>集群所有节点</w:t>
+      </w:r>
+      <w:r>
+        <w:rPr>
+          <w:rFonts w:hint="eastAsia"/>
+          <w:color w:val="FF0000"/>
+        </w:rPr>
         <w:t>，使得数据库新配置选项生效</w:t>
       </w:r>
       <w:r>
@@ -2481,6 +3027,7 @@
           <w:rFonts w:hint="eastAsia"/>
           <w:color w:val="FF0000"/>
         </w:rPr>
+        <w:lastRenderedPageBreak/>
         <w:t>注：</w:t>
       </w:r>
       <w:r>
@@ -2488,36 +3035,43 @@
           <w:rFonts w:hint="eastAsia"/>
           <w:color w:val="FF0000"/>
         </w:rPr>
-        <w:t>运行添加</w:t>
+        <w:t>运行</w:t>
       </w:r>
       <w:r>
         <w:rPr>
           <w:rFonts w:hint="eastAsia"/>
           <w:color w:val="FF0000"/>
         </w:rPr>
-        <w:t>OM</w:t>
-      </w:r>
-      <w:r>
-        <w:rPr>
-          <w:rFonts w:hint="eastAsia"/>
-          <w:color w:val="FF0000"/>
-        </w:rPr>
         <w:t>脚本将导致集群重启，用户需要评估集群重启的风险。</w:t>
       </w:r>
     </w:p>
     <w:p>
-      <w:r>
-        <w:rPr>
-          <w:rFonts w:hint="eastAsia"/>
-          <w:color w:val="FF0000"/>
-        </w:rPr>
-        <w:t>若当前集群处于正常运行状态</w:t>
-      </w:r>
-      <w:r>
-        <w:rPr>
-          <w:rFonts w:hint="eastAsia"/>
-        </w:rPr>
-        <w:t>，用户可以任意登录一台已安装</w:t>
+      <w:pPr>
+        <w:pStyle w:val="Heading3"/>
+        <w:rPr>
+          <w:rFonts w:hint="eastAsia"/>
+        </w:rPr>
+      </w:pPr>
+      <w:r>
+        <w:rPr>
+          <w:rFonts w:hint="eastAsia"/>
+          <w:b w:val="0"/>
+          <w:bCs w:val="0"/>
+        </w:rPr>
+        <w:t>步骤执行</w:t>
+      </w:r>
+    </w:p>
+    <w:p>
+      <w:pPr>
+        <w:rPr>
+          <w:rFonts w:hint="eastAsia"/>
+        </w:rPr>
+      </w:pPr>
+      <w:r>
+        <w:rPr>
+          <w:rFonts w:hint="eastAsia"/>
+        </w:rPr>
+        <w:t>以下假设</w:t>
       </w:r>
       <w:r>
         <w:rPr>
@@ -2529,37 +3083,19 @@
         <w:rPr>
           <w:rFonts w:hint="eastAsia"/>
         </w:rPr>
-        <w:t>的服务器（该服务器既可以为当前集群已使用的机器，也可以是当前集群还没使用的机器）并执行以下“编辑配置参数”及“运行添加</w:t>
-      </w:r>
-      <w:r>
-        <w:rPr>
-          <w:rFonts w:hint="eastAsia"/>
-        </w:rPr>
-        <w:t>OM</w:t>
-      </w:r>
-      <w:r>
-        <w:rPr>
-          <w:rFonts w:hint="eastAsia"/>
-        </w:rPr>
-        <w:t>脚本”这两个步骤，便可添加</w:t>
-      </w:r>
-      <w:r>
-        <w:rPr>
-          <w:rFonts w:hint="eastAsia"/>
-        </w:rPr>
-        <w:t>OM</w:t>
-      </w:r>
-      <w:r>
-        <w:rPr>
-          <w:rFonts w:hint="eastAsia"/>
-        </w:rPr>
-        <w:t>节点。</w:t>
-      </w:r>
-      <w:r>
-        <w:rPr>
-          <w:rFonts w:hint="eastAsia"/>
-        </w:rPr>
-        <w:t>以下假设</w:t>
+        <w:t>的安装路径为默认安装路径（</w:t>
+      </w:r>
+      <w:r>
+        <w:rPr>
+          <w:rFonts w:hint="eastAsia"/>
+        </w:rPr>
+        <w:t>/opt/sequoiadb</w:t>
+      </w:r>
+      <w:r>
+        <w:rPr>
+          <w:rFonts w:hint="eastAsia"/>
+        </w:rPr>
+        <w:t>），并假设</w:t>
       </w:r>
       <w:r>
         <w:rPr>
@@ -2571,30 +3107,6 @@
         <w:rPr>
           <w:rFonts w:hint="eastAsia"/>
         </w:rPr>
-        <w:t>的安装路径为默认安装路径（</w:t>
-      </w:r>
-      <w:r>
-        <w:rPr>
-          <w:rFonts w:hint="eastAsia"/>
-        </w:rPr>
-        <w:t>/opt/sequoiadb</w:t>
-      </w:r>
-      <w:r>
-        <w:rPr>
-          <w:rFonts w:hint="eastAsia"/>
-        </w:rPr>
-        <w:t>），并假设</w:t>
-      </w:r>
-      <w:r>
-        <w:rPr>
-          <w:rFonts w:hint="eastAsia"/>
-        </w:rPr>
-        <w:t>sequoiadb</w:t>
-      </w:r>
-      <w:r>
-        <w:rPr>
-          <w:rFonts w:hint="eastAsia"/>
-        </w:rPr>
         <w:t>进程管理用户为默认进程用户（</w:t>
       </w:r>
       <w:r>
@@ -2609,22 +3121,50 @@
         </w:rPr>
         <w:t>）</w:t>
       </w:r>
-      <w:r>
-        <w:rPr>
-          <w:rFonts w:hint="eastAsia"/>
-        </w:rPr>
-        <w:t>。</w:t>
-      </w:r>
-    </w:p>
-    <w:p>
-      <w:pPr>
-        <w:pStyle w:val="Heading3"/>
-      </w:pPr>
-      <w:r>
-        <w:rPr>
-          <w:rFonts w:hint="eastAsia"/>
-        </w:rPr>
-        <w:t>编辑配置参数</w:t>
+    </w:p>
+    <w:p>
+      <w:pPr>
+        <w:rPr>
+          <w:b/>
+          <w:sz w:val="32"/>
+          <w:szCs w:val="32"/>
+        </w:rPr>
+      </w:pPr>
+      <w:r>
+        <w:rPr>
+          <w:rFonts w:hint="eastAsia"/>
+          <w:b/>
+          <w:sz w:val="32"/>
+          <w:szCs w:val="32"/>
+        </w:rPr>
+        <w:t>步骤</w:t>
+      </w:r>
+      <w:r>
+        <w:rPr>
+          <w:rFonts w:hint="eastAsia"/>
+          <w:b/>
+          <w:sz w:val="32"/>
+          <w:szCs w:val="32"/>
+        </w:rPr>
+        <w:t>1</w:t>
+      </w:r>
+      <w:r>
+        <w:rPr>
+          <w:rFonts w:hint="eastAsia"/>
+          <w:b/>
+          <w:sz w:val="32"/>
+          <w:szCs w:val="32"/>
+        </w:rPr>
+        <w:t>：</w:t>
+      </w:r>
+      <w:r>
+        <w:rPr>
+          <w:rFonts w:hint="eastAsia"/>
+          <w:b/>
+          <w:sz w:val="32"/>
+          <w:szCs w:val="32"/>
+        </w:rPr>
+        <w:t>编辑配置文件内容</w:t>
       </w:r>
     </w:p>
     <w:p>
@@ -2817,1018 +3357,1471 @@
         <w:rPr>
           <w:shd w:val="pct15" w:color="auto" w:fill="FFFFFF"/>
         </w:rPr>
+        <w:t>host_name                   = "</w:t>
+      </w:r>
+      <w:r>
+        <w:rPr>
+          <w:rFonts w:hint="eastAsia"/>
+          <w:shd w:val="pct15" w:color="auto" w:fill="FFFFFF"/>
+        </w:rPr>
+        <w:t>ubuntu</w:t>
+      </w:r>
+      <w:r>
+        <w:rPr>
+          <w:shd w:val="pct15" w:color="auto" w:fill="FFFFFF"/>
+        </w:rPr>
+        <w:t>-test</w:t>
+      </w:r>
+      <w:r>
+        <w:rPr>
+          <w:rFonts w:hint="eastAsia"/>
+          <w:shd w:val="pct15" w:color="auto" w:fill="FFFFFF"/>
+        </w:rPr>
+        <w:t>1</w:t>
+      </w:r>
+      <w:r>
+        <w:rPr>
+          <w:shd w:val="pct15" w:color="auto" w:fill="FFFFFF"/>
+        </w:rPr>
+        <w:t>,</w:t>
+      </w:r>
+      <w:r>
+        <w:rPr>
+          <w:rFonts w:hint="eastAsia"/>
+          <w:shd w:val="pct15" w:color="auto" w:fill="FFFFFF"/>
+        </w:rPr>
+        <w:t xml:space="preserve"> </w:t>
+      </w:r>
+      <w:r>
+        <w:rPr>
+          <w:rFonts w:hint="eastAsia"/>
+          <w:shd w:val="pct15" w:color="auto" w:fill="FFFFFF"/>
+        </w:rPr>
+        <w:t>ubuntu</w:t>
+      </w:r>
+      <w:r>
+        <w:rPr>
+          <w:shd w:val="pct15" w:color="auto" w:fill="FFFFFF"/>
+        </w:rPr>
+        <w:t>-</w:t>
+      </w:r>
+      <w:r>
+        <w:rPr>
+          <w:rFonts w:hint="eastAsia"/>
+          <w:shd w:val="pct15" w:color="auto" w:fill="FFFFFF"/>
+        </w:rPr>
+        <w:t>test2</w:t>
+      </w:r>
+      <w:r>
+        <w:rPr>
+          <w:shd w:val="pct15" w:color="auto" w:fill="FFFFFF"/>
+        </w:rPr>
+        <w:t>"</w:t>
+      </w:r>
+    </w:p>
+    <w:p>
+      <w:pPr>
+        <w:rPr>
+          <w:shd w:val="pct15" w:color="auto" w:fill="FFFFFF"/>
+        </w:rPr>
+      </w:pPr>
+      <w:r>
+        <w:rPr>
+          <w:rFonts w:hint="eastAsia"/>
+          <w:shd w:val="pct15" w:color="auto" w:fill="FFFFFF"/>
+        </w:rPr>
+        <w:t xml:space="preserve"># </w:t>
+      </w:r>
+      <w:r>
+        <w:rPr>
+          <w:rFonts w:hint="eastAsia"/>
+          <w:shd w:val="pct15" w:color="auto" w:fill="FFFFFF"/>
+        </w:rPr>
+        <w:t>（必填项）主机列表中主机默认的</w:t>
+      </w:r>
+      <w:r>
+        <w:rPr>
+          <w:rFonts w:hint="eastAsia"/>
+          <w:shd w:val="pct15" w:color="auto" w:fill="FFFFFF"/>
+        </w:rPr>
+        <w:t>root</w:t>
+      </w:r>
+      <w:r>
+        <w:rPr>
+          <w:rFonts w:hint="eastAsia"/>
+          <w:shd w:val="pct15" w:color="auto" w:fill="FFFFFF"/>
+        </w:rPr>
+        <w:t>用户</w:t>
+      </w:r>
+      <w:r>
+        <w:rPr>
+          <w:rFonts w:hint="eastAsia"/>
+          <w:shd w:val="pct15" w:color="auto" w:fill="FFFFFF"/>
+        </w:rPr>
+        <w:t>名</w:t>
+      </w:r>
+      <w:r>
+        <w:rPr>
+          <w:rFonts w:hint="eastAsia"/>
+          <w:shd w:val="pct15" w:color="auto" w:fill="FFFFFF"/>
+        </w:rPr>
+        <w:t>、</w:t>
+      </w:r>
+      <w:r>
+        <w:rPr>
+          <w:rFonts w:hint="eastAsia"/>
+          <w:shd w:val="pct15" w:color="auto" w:fill="FFFFFF"/>
+        </w:rPr>
+        <w:t>密码。若有主机没使用默认密码，</w:t>
+      </w:r>
+    </w:p>
+    <w:p>
+      <w:pPr>
+        <w:rPr>
+          <w:shd w:val="pct15" w:color="auto" w:fill="FFFFFF"/>
+        </w:rPr>
+      </w:pPr>
+      <w:r>
+        <w:rPr>
+          <w:rFonts w:hint="eastAsia"/>
+          <w:shd w:val="pct15" w:color="auto" w:fill="FFFFFF"/>
+        </w:rPr>
+        <w:t xml:space="preserve"># </w:t>
+      </w:r>
+      <w:r>
+        <w:rPr>
+          <w:rFonts w:hint="eastAsia"/>
+          <w:shd w:val="pct15" w:color="auto" w:fill="FFFFFF"/>
+        </w:rPr>
+        <w:t>需要额外补充这些主机的</w:t>
+      </w:r>
+      <w:r>
+        <w:rPr>
+          <w:rFonts w:hint="eastAsia"/>
+          <w:shd w:val="pct15" w:color="auto" w:fill="FFFFFF"/>
+        </w:rPr>
+        <w:t>root</w:t>
+      </w:r>
+      <w:r>
+        <w:rPr>
+          <w:rFonts w:hint="eastAsia"/>
+          <w:shd w:val="pct15" w:color="auto" w:fill="FFFFFF"/>
+        </w:rPr>
+        <w:t>密码：</w:t>
+      </w:r>
+      <w:r>
+        <w:rPr>
+          <w:rFonts w:hint="eastAsia"/>
+          <w:shd w:val="pct15" w:color="auto" w:fill="FFFFFF"/>
+        </w:rPr>
+        <w:t>ubuntu</w:t>
+      </w:r>
+      <w:r>
+        <w:rPr>
+          <w:shd w:val="pct15" w:color="auto" w:fill="FFFFFF"/>
+        </w:rPr>
+        <w:t>-</w:t>
+      </w:r>
+      <w:r>
+        <w:rPr>
+          <w:rFonts w:hint="eastAsia"/>
+          <w:shd w:val="pct15" w:color="auto" w:fill="FFFFFF"/>
+        </w:rPr>
+        <w:t>test2</w:t>
+      </w:r>
+      <w:r>
+        <w:rPr>
+          <w:shd w:val="pct15" w:color="auto" w:fill="FFFFFF"/>
+        </w:rPr>
+        <w:t>_root_passwd = "xxx password xxx"</w:t>
+      </w:r>
+    </w:p>
+    <w:p>
+      <w:pPr>
+        <w:rPr>
+          <w:shd w:val="pct15" w:color="auto" w:fill="FFFFFF"/>
+        </w:rPr>
+      </w:pPr>
+      <w:r>
+        <w:rPr>
+          <w:shd w:val="pct15" w:color="auto" w:fill="FFFFFF"/>
+        </w:rPr>
+        <w:t>default_root_user             = "root"</w:t>
+      </w:r>
+    </w:p>
+    <w:p>
+      <w:pPr>
+        <w:rPr>
+          <w:shd w:val="pct15" w:color="auto" w:fill="FFFFFF"/>
+        </w:rPr>
+      </w:pPr>
+      <w:r>
+        <w:rPr>
+          <w:shd w:val="pct15" w:color="auto" w:fill="FFFFFF"/>
+        </w:rPr>
+        <w:t>default_root_passwd          = "sequoiadb"</w:t>
+      </w:r>
+    </w:p>
+    <w:p>
+      <w:pPr>
+        <w:rPr>
+          <w:shd w:val="pct15" w:color="auto" w:fill="FFFFFF"/>
+        </w:rPr>
+      </w:pPr>
+      <w:r>
+        <w:rPr>
+          <w:rFonts w:hint="eastAsia"/>
+          <w:shd w:val="pct15" w:color="auto" w:fill="FFFFFF"/>
+        </w:rPr>
+        <w:t xml:space="preserve"># </w:t>
+      </w:r>
+      <w:r>
+        <w:rPr>
+          <w:rFonts w:hint="eastAsia"/>
+          <w:shd w:val="pct15" w:color="auto" w:fill="FFFFFF"/>
+        </w:rPr>
+        <w:t>（必填项）主机列表中主机默认的</w:t>
+      </w:r>
+      <w:r>
+        <w:rPr>
+          <w:rFonts w:hint="eastAsia"/>
+          <w:shd w:val="pct15" w:color="auto" w:fill="FFFFFF"/>
+        </w:rPr>
+        <w:t>ssh</w:t>
+      </w:r>
+      <w:r>
+        <w:rPr>
+          <w:rFonts w:hint="eastAsia"/>
+          <w:shd w:val="pct15" w:color="auto" w:fill="FFFFFF"/>
+        </w:rPr>
+        <w:t>端口号。若有主机没使用默认</w:t>
+      </w:r>
+      <w:r>
+        <w:rPr>
+          <w:rFonts w:hint="eastAsia"/>
+          <w:shd w:val="pct15" w:color="auto" w:fill="FFFFFF"/>
+        </w:rPr>
+        <w:t>ssh</w:t>
+      </w:r>
+      <w:r>
+        <w:rPr>
+          <w:rFonts w:hint="eastAsia"/>
+          <w:shd w:val="pct15" w:color="auto" w:fill="FFFFFF"/>
+        </w:rPr>
+        <w:t>端口号，</w:t>
+      </w:r>
+    </w:p>
+    <w:p>
+      <w:pPr>
+        <w:rPr>
+          <w:shd w:val="pct15" w:color="auto" w:fill="FFFFFF"/>
+        </w:rPr>
+      </w:pPr>
+      <w:r>
+        <w:rPr>
+          <w:rFonts w:hint="eastAsia"/>
+          <w:shd w:val="pct15" w:color="auto" w:fill="FFFFFF"/>
+        </w:rPr>
+        <w:t xml:space="preserve"># </w:t>
+      </w:r>
+      <w:r>
+        <w:rPr>
+          <w:rFonts w:hint="eastAsia"/>
+          <w:shd w:val="pct15" w:color="auto" w:fill="FFFFFF"/>
+        </w:rPr>
+        <w:t>需要额外补充这些主机的</w:t>
+      </w:r>
+      <w:r>
+        <w:rPr>
+          <w:rFonts w:hint="eastAsia"/>
+          <w:shd w:val="pct15" w:color="auto" w:fill="FFFFFF"/>
+        </w:rPr>
+        <w:t>ssh</w:t>
+      </w:r>
+      <w:r>
+        <w:rPr>
+          <w:rFonts w:hint="eastAsia"/>
+          <w:shd w:val="pct15" w:color="auto" w:fill="FFFFFF"/>
+        </w:rPr>
+        <w:t>端口号：</w:t>
+      </w:r>
+      <w:r>
+        <w:rPr>
+          <w:rFonts w:hint="eastAsia"/>
+          <w:shd w:val="pct15" w:color="auto" w:fill="FFFFFF"/>
+        </w:rPr>
+        <w:t>ubuntu</w:t>
+      </w:r>
+      <w:r>
+        <w:rPr>
+          <w:shd w:val="pct15" w:color="auto" w:fill="FFFFFF"/>
+        </w:rPr>
+        <w:t>-</w:t>
+      </w:r>
+      <w:r>
+        <w:rPr>
+          <w:rFonts w:hint="eastAsia"/>
+          <w:shd w:val="pct15" w:color="auto" w:fill="FFFFFF"/>
+        </w:rPr>
+        <w:t>test2</w:t>
+      </w:r>
+      <w:r>
+        <w:rPr>
+          <w:shd w:val="pct15" w:color="auto" w:fill="FFFFFF"/>
+        </w:rPr>
+        <w:t>_ssh_port = xxx</w:t>
+      </w:r>
+    </w:p>
+    <w:p>
+      <w:pPr>
+        <w:rPr>
+          <w:shd w:val="pct15" w:color="auto" w:fill="FFFFFF"/>
+        </w:rPr>
+      </w:pPr>
+      <w:r>
+        <w:rPr>
+          <w:shd w:val="pct15" w:color="auto" w:fill="FFFFFF"/>
+        </w:rPr>
+        <w:t>default_ssh_port             = 22</w:t>
+      </w:r>
+    </w:p>
+    <w:p>
+      <w:pPr>
+        <w:rPr>
+          <w:shd w:val="pct15" w:color="auto" w:fill="FFFFFF"/>
+        </w:rPr>
+      </w:pPr>
+      <w:r>
+        <w:rPr>
+          <w:rFonts w:hint="eastAsia"/>
+          <w:shd w:val="pct15" w:color="auto" w:fill="FFFFFF"/>
+        </w:rPr>
+        <w:t xml:space="preserve"># </w:t>
+      </w:r>
+      <w:r>
+        <w:rPr>
+          <w:rFonts w:hint="eastAsia"/>
+          <w:shd w:val="pct15" w:color="auto" w:fill="FFFFFF"/>
+        </w:rPr>
+        <w:t>（必填项）</w:t>
+      </w:r>
+      <w:r>
+        <w:rPr>
+          <w:rFonts w:hint="eastAsia"/>
+          <w:shd w:val="pct15" w:color="auto" w:fill="FFFFFF"/>
+        </w:rPr>
+        <w:t>Sequoiadb</w:t>
+      </w:r>
+      <w:r>
+        <w:rPr>
+          <w:rFonts w:hint="eastAsia"/>
+          <w:shd w:val="pct15" w:color="auto" w:fill="FFFFFF"/>
+        </w:rPr>
+        <w:t>数据库鉴权信息。若数据库没有开启鉴权，则保留空字符串</w:t>
+      </w:r>
+    </w:p>
+    <w:p>
+      <w:pPr>
+        <w:rPr>
+          <w:shd w:val="pct15" w:color="auto" w:fill="FFFFFF"/>
+        </w:rPr>
+      </w:pPr>
+      <w:r>
+        <w:rPr>
+          <w:shd w:val="pct15" w:color="auto" w:fill="FFFFFF"/>
+        </w:rPr>
+        <w:t>db_auth_user               = ""</w:t>
+      </w:r>
+    </w:p>
+    <w:p>
+      <w:pPr>
+        <w:rPr>
+          <w:shd w:val="pct15" w:color="auto" w:fill="FFFFFF"/>
+        </w:rPr>
+      </w:pPr>
+      <w:r>
+        <w:rPr>
+          <w:shd w:val="pct15" w:color="auto" w:fill="FFFFFF"/>
+        </w:rPr>
+        <w:t>db_auth_passwd            = ""</w:t>
+      </w:r>
+    </w:p>
+    <w:p>
+      <w:pPr>
+        <w:rPr>
+          <w:shd w:val="pct15" w:color="auto" w:fill="FFFFFF"/>
+        </w:rPr>
+      </w:pPr>
+      <w:r>
+        <w:rPr>
+          <w:rFonts w:hint="eastAsia"/>
+          <w:shd w:val="pct15" w:color="auto" w:fill="FFFFFF"/>
+        </w:rPr>
+        <w:t xml:space="preserve"># </w:t>
+      </w:r>
+      <w:r>
+        <w:rPr>
+          <w:rFonts w:hint="eastAsia"/>
+          <w:shd w:val="pct15" w:color="auto" w:fill="FFFFFF"/>
+        </w:rPr>
+        <w:t>（必填项）</w:t>
+      </w:r>
+      <w:r>
+        <w:rPr>
+          <w:rFonts w:hint="eastAsia"/>
+          <w:shd w:val="pct15" w:color="auto" w:fill="FFFFFF"/>
+        </w:rPr>
+        <w:t>Sequoiadb</w:t>
+      </w:r>
+      <w:r>
+        <w:rPr>
+          <w:rFonts w:hint="eastAsia"/>
+          <w:shd w:val="pct15" w:color="auto" w:fill="FFFFFF"/>
+        </w:rPr>
+        <w:t>数据库补充的配置参数，目前只有</w:t>
+      </w:r>
+      <w:r>
+        <w:rPr>
+          <w:shd w:val="pct15" w:color="auto" w:fill="FFFFFF"/>
+        </w:rPr>
+        <w:t>” svcscheduler”</w:t>
+      </w:r>
+      <w:r>
+        <w:rPr>
+          <w:rFonts w:hint="eastAsia"/>
+          <w:shd w:val="pct15" w:color="auto" w:fill="FFFFFF"/>
+        </w:rPr>
+        <w:t>这一项，</w:t>
+      </w:r>
+    </w:p>
+    <w:p>
+      <w:pPr>
+        <w:rPr>
+          <w:shd w:val="pct15" w:color="auto" w:fill="FFFFFF"/>
+        </w:rPr>
+      </w:pPr>
+      <w:r>
+        <w:rPr>
+          <w:rFonts w:hint="eastAsia"/>
+          <w:shd w:val="pct15" w:color="auto" w:fill="FFFFFF"/>
+        </w:rPr>
+        <w:t xml:space="preserve"># </w:t>
+      </w:r>
+      <w:r>
+        <w:rPr>
+          <w:rFonts w:hint="eastAsia"/>
+          <w:shd w:val="pct15" w:color="auto" w:fill="FFFFFF"/>
+        </w:rPr>
+        <w:t>可取值为：</w:t>
+      </w:r>
+      <w:r>
+        <w:rPr>
+          <w:rFonts w:hint="eastAsia"/>
+          <w:shd w:val="pct15" w:color="auto" w:fill="FFFFFF"/>
+        </w:rPr>
+        <w:t>0</w:t>
+      </w:r>
+      <w:r>
+        <w:rPr>
+          <w:rFonts w:hint="eastAsia"/>
+          <w:shd w:val="pct15" w:color="auto" w:fill="FFFFFF"/>
+        </w:rPr>
+        <w:t>、</w:t>
+      </w:r>
+      <w:r>
+        <w:rPr>
+          <w:rFonts w:hint="eastAsia"/>
+          <w:shd w:val="pct15" w:color="auto" w:fill="FFFFFF"/>
+        </w:rPr>
+        <w:t>1</w:t>
+      </w:r>
+      <w:r>
+        <w:rPr>
+          <w:rFonts w:hint="eastAsia"/>
+          <w:shd w:val="pct15" w:color="auto" w:fill="FFFFFF"/>
+        </w:rPr>
+        <w:t>、</w:t>
+      </w:r>
+      <w:r>
+        <w:rPr>
+          <w:rFonts w:hint="eastAsia"/>
+          <w:shd w:val="pct15" w:color="auto" w:fill="FFFFFF"/>
+        </w:rPr>
+        <w:t>2</w:t>
+      </w:r>
+      <w:r>
+        <w:rPr>
+          <w:rFonts w:hint="eastAsia"/>
+          <w:shd w:val="pct15" w:color="auto" w:fill="FFFFFF"/>
+        </w:rPr>
+        <w:t>。其中</w:t>
+      </w:r>
+      <w:r>
+        <w:rPr>
+          <w:rFonts w:hint="eastAsia"/>
+          <w:shd w:val="pct15" w:color="auto" w:fill="FFFFFF"/>
+        </w:rPr>
+        <w:t>1</w:t>
+      </w:r>
+      <w:r>
+        <w:rPr>
+          <w:rFonts w:hint="eastAsia"/>
+          <w:shd w:val="pct15" w:color="auto" w:fill="FFFFFF"/>
+        </w:rPr>
+        <w:t>表示使用“</w:t>
+      </w:r>
+      <w:r>
+        <w:rPr>
+          <w:rFonts w:hint="eastAsia"/>
+          <w:shd w:val="pct15" w:color="auto" w:fill="FFFFFF"/>
+        </w:rPr>
+        <w:t>FIFO</w:t>
+      </w:r>
+      <w:r>
+        <w:rPr>
+          <w:rFonts w:hint="eastAsia"/>
+          <w:shd w:val="pct15" w:color="auto" w:fill="FFFFFF"/>
+        </w:rPr>
+        <w:t>策略”，</w:t>
+      </w:r>
+      <w:r>
+        <w:rPr>
+          <w:rFonts w:hint="eastAsia"/>
+          <w:shd w:val="pct15" w:color="auto" w:fill="FFFFFF"/>
+        </w:rPr>
+        <w:t>2</w:t>
+      </w:r>
+      <w:r>
+        <w:rPr>
+          <w:rFonts w:hint="eastAsia"/>
+          <w:shd w:val="pct15" w:color="auto" w:fill="FFFFFF"/>
+        </w:rPr>
+        <w:t>表示使用“</w:t>
+      </w:r>
+      <w:r>
+        <w:rPr>
+          <w:rFonts w:hint="eastAsia"/>
+          <w:shd w:val="pct15" w:color="auto" w:fill="FFFFFF"/>
+        </w:rPr>
+        <w:t>Container</w:t>
+      </w:r>
+      <w:r>
+        <w:rPr>
+          <w:rFonts w:hint="eastAsia"/>
+          <w:shd w:val="pct15" w:color="auto" w:fill="FFFFFF"/>
+        </w:rPr>
+        <w:t>策略”，</w:t>
+      </w:r>
+    </w:p>
+    <w:p>
+      <w:pPr>
+        <w:rPr>
+          <w:shd w:val="pct15" w:color="auto" w:fill="FFFFFF"/>
+        </w:rPr>
+      </w:pPr>
+      <w:r>
+        <w:rPr>
+          <w:rFonts w:hint="eastAsia"/>
+          <w:shd w:val="pct15" w:color="auto" w:fill="FFFFFF"/>
+        </w:rPr>
+        <w:t># 0</w:t>
+      </w:r>
+      <w:r>
+        <w:rPr>
+          <w:rFonts w:hint="eastAsia"/>
+          <w:shd w:val="pct15" w:color="auto" w:fill="FFFFFF"/>
+        </w:rPr>
+        <w:t>表示由数据库决定使用上述两种策略之一。</w:t>
+      </w:r>
+      <w:r>
+        <w:rPr>
+          <w:shd w:val="pct15" w:color="auto" w:fill="FFFFFF"/>
+        </w:rPr>
+        <w:t>” svcscheduler”</w:t>
+      </w:r>
+      <w:r>
+        <w:rPr>
+          <w:rFonts w:hint="eastAsia"/>
+          <w:shd w:val="pct15" w:color="auto" w:fill="FFFFFF"/>
+        </w:rPr>
+        <w:t>项的默认值为</w:t>
+      </w:r>
+      <w:r>
+        <w:rPr>
+          <w:rFonts w:hint="eastAsia"/>
+          <w:shd w:val="pct15" w:color="auto" w:fill="FFFFFF"/>
+        </w:rPr>
+        <w:t>0</w:t>
+      </w:r>
+      <w:r>
+        <w:rPr>
+          <w:rFonts w:hint="eastAsia"/>
+          <w:shd w:val="pct15" w:color="auto" w:fill="FFFFFF"/>
+        </w:rPr>
+        <w:t>，这里配置为默认值</w:t>
+      </w:r>
+      <w:r>
+        <w:rPr>
+          <w:rFonts w:hint="eastAsia"/>
+          <w:shd w:val="pct15" w:color="auto" w:fill="FFFFFF"/>
+        </w:rPr>
+        <w:t>0</w:t>
+      </w:r>
+      <w:r>
+        <w:rPr>
+          <w:rFonts w:hint="eastAsia"/>
+          <w:shd w:val="pct15" w:color="auto" w:fill="FFFFFF"/>
+        </w:rPr>
+        <w:t>。</w:t>
+      </w:r>
+    </w:p>
+    <w:p>
+      <w:pPr>
+        <w:rPr>
+          <w:shd w:val="pct15" w:color="auto" w:fill="FFFFFF"/>
+        </w:rPr>
+      </w:pPr>
+      <w:r>
+        <w:rPr>
+          <w:shd w:val="pct15" w:color="auto" w:fill="FFFFFF"/>
+        </w:rPr>
+        <w:t>db_config_opti</w:t>
+      </w:r>
+      <w:r>
+        <w:rPr>
+          <w:shd w:val="pct15" w:color="auto" w:fill="FFFFFF"/>
+        </w:rPr>
+        <w:t>on           = { svcscheduler:</w:t>
+      </w:r>
+      <w:r>
+        <w:rPr>
+          <w:rFonts w:hint="eastAsia"/>
+          <w:shd w:val="pct15" w:color="auto" w:fill="FFFFFF"/>
+        </w:rPr>
+        <w:t>0</w:t>
+      </w:r>
+      <w:r>
+        <w:rPr>
+          <w:shd w:val="pct15" w:color="auto" w:fill="FFFFFF"/>
+        </w:rPr>
+        <w:t>}</w:t>
+      </w:r>
+    </w:p>
+    <w:p>
+      <w:pPr>
+        <w:rPr>
+          <w:shd w:val="pct15" w:color="auto" w:fill="FFFFFF"/>
+        </w:rPr>
+      </w:pPr>
+      <w:r>
+        <w:rPr>
+          <w:shd w:val="pct15" w:color="auto" w:fill="FFFFFF"/>
+        </w:rPr>
+        <w:t>#</w:t>
+      </w:r>
+      <w:r>
+        <w:rPr>
+          <w:rFonts w:hint="eastAsia"/>
+          <w:shd w:val="pct15" w:color="auto" w:fill="FFFFFF"/>
+        </w:rPr>
+        <w:t xml:space="preserve"> </w:t>
+      </w:r>
+      <w:r>
+        <w:rPr>
+          <w:rFonts w:hint="eastAsia"/>
+          <w:shd w:val="pct15" w:color="auto" w:fill="FFFFFF"/>
+        </w:rPr>
+        <w:t>（必选项）</w:t>
+      </w:r>
+      <w:r>
+        <w:rPr>
+          <w:rFonts w:hint="eastAsia"/>
+          <w:shd w:val="pct15" w:color="auto" w:fill="FFFFFF"/>
+        </w:rPr>
+        <w:t>Sequoiadb</w:t>
+      </w:r>
+      <w:r>
+        <w:rPr>
+          <w:rFonts w:hint="eastAsia"/>
+          <w:shd w:val="pct15" w:color="auto" w:fill="FFFFFF"/>
+        </w:rPr>
+        <w:t>安装包路径</w:t>
+      </w:r>
+    </w:p>
+    <w:p>
+      <w:pPr>
+        <w:rPr>
+          <w:shd w:val="pct15" w:color="auto" w:fill="FFFFFF"/>
+        </w:rPr>
+      </w:pPr>
+      <w:r>
+        <w:rPr>
+          <w:shd w:val="pct15" w:color="auto" w:fill="FFFFFF"/>
+        </w:rPr>
+        <w:t xml:space="preserve">db_install_packet          </w:t>
+      </w:r>
+      <w:r>
+        <w:rPr>
+          <w:rFonts w:hint="eastAsia"/>
+          <w:shd w:val="pct15" w:color="auto" w:fill="FFFFFF"/>
+        </w:rPr>
+        <w:t xml:space="preserve"> </w:t>
+      </w:r>
+      <w:r>
+        <w:rPr>
+          <w:shd w:val="pct15" w:color="auto" w:fill="FFFFFF"/>
+        </w:rPr>
+        <w:t>= "/opt/sequoiadb-1.12.</w:t>
+      </w:r>
+      <w:r>
+        <w:rPr>
+          <w:rFonts w:hint="eastAsia"/>
+          <w:shd w:val="pct15" w:color="auto" w:fill="FFFFFF"/>
+        </w:rPr>
+        <w:t>6</w:t>
+      </w:r>
+      <w:r>
+        <w:rPr>
+          <w:shd w:val="pct15" w:color="auto" w:fill="FFFFFF"/>
+        </w:rPr>
+        <w:t>-linux_x86_64-enterprise-installer.run"</w:t>
+      </w:r>
+    </w:p>
+    <w:p>
+      <w:pPr>
+        <w:rPr>
+          <w:shd w:val="pct15" w:color="auto" w:fill="FFFFFF"/>
+        </w:rPr>
+      </w:pPr>
+      <w:r>
+        <w:rPr>
+          <w:rFonts w:hint="eastAsia"/>
+          <w:shd w:val="pct15" w:color="auto" w:fill="FFFFFF"/>
+        </w:rPr>
+        <w:t xml:space="preserve">                                                                               </w:t>
+      </w:r>
+    </w:p>
+    <w:p>
+      <w:pPr>
+        <w:rPr>
+          <w:shd w:val="pct15" w:color="auto" w:fill="FFFFFF"/>
+        </w:rPr>
+      </w:pPr>
+      <w:r>
+        <w:rPr>
+          <w:shd w:val="pct15" w:color="auto" w:fill="FFFFFF"/>
+        </w:rPr>
+        <w:t xml:space="preserve"># </w:t>
+      </w:r>
+      <w:r>
+        <w:rPr>
+          <w:rFonts w:hint="eastAsia"/>
+          <w:shd w:val="pct15" w:color="auto" w:fill="FFFFFF"/>
+        </w:rPr>
+        <w:t>（可选项）集群描述信息，其中</w:t>
+      </w:r>
+      <w:r>
+        <w:rPr>
+          <w:shd w:val="pct15" w:color="auto" w:fill="FFFFFF"/>
+        </w:rPr>
+        <w:t>”sdb_admin_user_name”</w:t>
+      </w:r>
+      <w:r>
+        <w:rPr>
+          <w:rFonts w:hint="eastAsia"/>
+          <w:shd w:val="pct15" w:color="auto" w:fill="FFFFFF"/>
+        </w:rPr>
+        <w:t>及</w:t>
+      </w:r>
+      <w:r>
+        <w:rPr>
+          <w:shd w:val="pct15" w:color="auto" w:fill="FFFFFF"/>
+        </w:rPr>
+        <w:t>” sdb_admin_password”</w:t>
+      </w:r>
+      <w:r>
+        <w:rPr>
+          <w:rFonts w:hint="eastAsia"/>
+          <w:shd w:val="pct15" w:color="auto" w:fill="FFFFFF"/>
+        </w:rPr>
+        <w:t>这两项</w:t>
+      </w:r>
+    </w:p>
+    <w:p>
+      <w:pPr>
+        <w:rPr>
+          <w:shd w:val="pct15" w:color="auto" w:fill="FFFFFF"/>
+        </w:rPr>
+      </w:pPr>
+      <w:r>
+        <w:rPr>
+          <w:rFonts w:hint="eastAsia"/>
+          <w:shd w:val="pct15" w:color="auto" w:fill="FFFFFF"/>
+        </w:rPr>
+        <w:t xml:space="preserve"># </w:t>
+      </w:r>
+      <w:r>
+        <w:rPr>
+          <w:rFonts w:hint="eastAsia"/>
+          <w:shd w:val="pct15" w:color="auto" w:fill="FFFFFF"/>
+        </w:rPr>
+        <w:t>必须与当前已安装的主机的情况一致（要求所有主机都拥有</w:t>
+      </w:r>
+    </w:p>
+    <w:p>
+      <w:pPr>
+        <w:rPr>
+          <w:shd w:val="pct15" w:color="auto" w:fill="FFFFFF"/>
+        </w:rPr>
+      </w:pPr>
+      <w:r>
+        <w:rPr>
+          <w:rFonts w:hint="eastAsia"/>
+          <w:shd w:val="pct15" w:color="auto" w:fill="FFFFFF"/>
+        </w:rPr>
+        <w:t xml:space="preserve"># </w:t>
+      </w:r>
+      <w:r>
+        <w:rPr>
+          <w:rFonts w:hint="eastAsia"/>
+          <w:shd w:val="pct15" w:color="auto" w:fill="FFFFFF"/>
+        </w:rPr>
+        <w:t>相同的</w:t>
+      </w:r>
+      <w:r>
+        <w:rPr>
+          <w:rFonts w:hint="eastAsia"/>
+          <w:shd w:val="pct15" w:color="auto" w:fill="FFFFFF"/>
+        </w:rPr>
+        <w:t>Sequoiadb</w:t>
+      </w:r>
+      <w:r>
+        <w:rPr>
+          <w:rFonts w:hint="eastAsia"/>
+          <w:shd w:val="pct15" w:color="auto" w:fill="FFFFFF"/>
+        </w:rPr>
+        <w:t>进程管理用户名及密码</w:t>
+      </w:r>
+      <w:r>
+        <w:rPr>
+          <w:rFonts w:hint="eastAsia"/>
+          <w:shd w:val="pct15" w:color="auto" w:fill="FFFFFF"/>
+        </w:rPr>
+        <w:t>，默认为</w:t>
+      </w:r>
+      <w:r>
+        <w:rPr>
+          <w:rFonts w:hint="eastAsia"/>
+          <w:shd w:val="pct15" w:color="auto" w:fill="FFFFFF"/>
+        </w:rPr>
+        <w:t>sdbadmin</w:t>
+      </w:r>
+      <w:r>
+        <w:rPr>
+          <w:rFonts w:hint="eastAsia"/>
+          <w:shd w:val="pct15" w:color="auto" w:fill="FFFFFF"/>
+        </w:rPr>
+        <w:t>）。</w:t>
+      </w:r>
+    </w:p>
+    <w:p>
+      <w:pPr>
+        <w:rPr>
+          <w:shd w:val="pct15" w:color="auto" w:fill="FFFFFF"/>
+        </w:rPr>
+      </w:pPr>
+      <w:r>
+        <w:rPr>
+          <w:shd w:val="pct15" w:color="auto" w:fill="FFFFFF"/>
+        </w:rPr>
+        <w:t xml:space="preserve">cluster_name              </w:t>
+      </w:r>
+      <w:r>
+        <w:rPr>
+          <w:shd w:val="pct15" w:color="auto" w:fill="FFFFFF"/>
+        </w:rPr>
+        <w:t>= "myCluster"</w:t>
+      </w:r>
+    </w:p>
+    <w:p>
+      <w:pPr>
+        <w:rPr>
+          <w:shd w:val="pct15" w:color="auto" w:fill="FFFFFF"/>
+        </w:rPr>
+      </w:pPr>
+      <w:r>
+        <w:rPr>
+          <w:shd w:val="pct15" w:color="auto" w:fill="FFFFFF"/>
+        </w:rPr>
+        <w:t xml:space="preserve">cluster_description         </w:t>
+      </w:r>
+      <w:r>
+        <w:rPr>
+          <w:rFonts w:hint="eastAsia"/>
+          <w:shd w:val="pct15" w:color="auto" w:fill="FFFFFF"/>
+        </w:rPr>
+        <w:t xml:space="preserve"> </w:t>
+      </w:r>
+      <w:r>
+        <w:rPr>
+          <w:shd w:val="pct15" w:color="auto" w:fill="FFFFFF"/>
+        </w:rPr>
+        <w:t>= ""</w:t>
+      </w:r>
+    </w:p>
+    <w:p>
+      <w:pPr>
+        <w:rPr>
+          <w:shd w:val="pct15" w:color="auto" w:fill="FFFFFF"/>
+        </w:rPr>
+      </w:pPr>
+      <w:r>
+        <w:rPr>
+          <w:shd w:val="pct15" w:color="auto" w:fill="FFFFFF"/>
+        </w:rPr>
+        <w:t xml:space="preserve">sdb_admin_user_name      </w:t>
+      </w:r>
+      <w:r>
+        <w:rPr>
+          <w:shd w:val="pct15" w:color="auto" w:fill="FFFFFF"/>
+        </w:rPr>
+        <w:t>= "sdbadmin"</w:t>
+      </w:r>
+    </w:p>
+    <w:p>
+      <w:pPr>
+        <w:rPr>
+          <w:shd w:val="pct15" w:color="auto" w:fill="FFFFFF"/>
+        </w:rPr>
+      </w:pPr>
+      <w:r>
+        <w:rPr>
+          <w:shd w:val="pct15" w:color="auto" w:fill="FFFFFF"/>
+        </w:rPr>
+        <w:t>sdb_admin_password             = "sdbadmin"</w:t>
+      </w:r>
+    </w:p>
+    <w:p>
+      <w:pPr>
+        <w:rPr>
+          <w:shd w:val="pct15" w:color="auto" w:fill="FFFFFF"/>
+        </w:rPr>
+      </w:pPr>
+      <w:r>
+        <w:rPr>
+          <w:shd w:val="pct15" w:color="auto" w:fill="FFFFFF"/>
+        </w:rPr>
+        <w:t>sdb_default_install_path       = "/opt/sequoiadb"</w:t>
+      </w:r>
+    </w:p>
+    <w:p>
+      <w:pPr>
+        <w:rPr>
+          <w:shd w:val="pct15" w:color="auto" w:fill="FFFFFF"/>
+        </w:rPr>
+      </w:pPr>
+      <w:r>
+        <w:rPr>
+          <w:shd w:val="pct15" w:color="auto" w:fill="FFFFFF"/>
+        </w:rPr>
+        <w:t xml:space="preserve"># </w:t>
+      </w:r>
+      <w:r>
+        <w:rPr>
+          <w:rFonts w:hint="eastAsia"/>
+          <w:shd w:val="pct15" w:color="auto" w:fill="FFFFFF"/>
+        </w:rPr>
+        <w:t>（可选项）业务描述信息</w:t>
+      </w:r>
+    </w:p>
+    <w:p>
+      <w:pPr>
+        <w:rPr>
+          <w:rFonts w:hint="eastAsia"/>
+          <w:shd w:val="pct15" w:color="auto" w:fill="FFFFFF"/>
+        </w:rPr>
+      </w:pPr>
+      <w:r>
+        <w:rPr>
+          <w:shd w:val="pct15" w:color="auto" w:fill="FFFFFF"/>
+        </w:rPr>
         <w:lastRenderedPageBreak/>
-        <w:t>host_name                   = "</w:t>
-      </w:r>
-      <w:r>
-        <w:rPr>
-          <w:rFonts w:hint="eastAsia"/>
-          <w:shd w:val="pct15" w:color="auto" w:fill="FFFFFF"/>
-        </w:rPr>
-        <w:t>ubuntu</w:t>
-      </w:r>
-      <w:r>
-        <w:rPr>
-          <w:shd w:val="pct15" w:color="auto" w:fill="FFFFFF"/>
-        </w:rPr>
-        <w:t>-test</w:t>
-      </w:r>
-      <w:r>
-        <w:rPr>
-          <w:rFonts w:hint="eastAsia"/>
-          <w:shd w:val="pct15" w:color="auto" w:fill="FFFFFF"/>
-        </w:rPr>
-        <w:t>1</w:t>
-      </w:r>
-      <w:r>
-        <w:rPr>
-          <w:shd w:val="pct15" w:color="auto" w:fill="FFFFFF"/>
-        </w:rPr>
-        <w:t>,</w:t>
-      </w:r>
-      <w:r>
-        <w:rPr>
-          <w:rFonts w:hint="eastAsia"/>
-          <w:shd w:val="pct15" w:color="auto" w:fill="FFFFFF"/>
+        <w:t>module_name                    = "myModule"</w:t>
+      </w:r>
+    </w:p>
+    <w:p>
+      <w:pPr>
+        <w:rPr>
+          <w:shd w:val="pct15" w:color="auto" w:fill="FFFFFF"/>
+        </w:rPr>
+      </w:pPr>
+      <w:r>
+        <w:rPr>
+          <w:shd w:val="pct15" w:color="auto" w:fill="FFFFFF"/>
+        </w:rPr>
+        <w:t># (optional)om admin user and password</w:t>
+      </w:r>
+    </w:p>
+    <w:p>
+      <w:pPr>
+        <w:rPr>
+          <w:shd w:val="pct15" w:color="auto" w:fill="FFFFFF"/>
+        </w:rPr>
+      </w:pPr>
+      <w:r>
+        <w:rPr>
+          <w:shd w:val="pct15" w:color="auto" w:fill="FFFFFF"/>
+        </w:rPr>
+        <w:t>om_admin_user_name             = "admin"</w:t>
+      </w:r>
+    </w:p>
+    <w:p>
+      <w:pPr>
+        <w:rPr>
+          <w:shd w:val="pct15" w:color="auto" w:fill="FFFFFF"/>
+        </w:rPr>
+      </w:pPr>
+      <w:r>
+        <w:rPr>
+          <w:shd w:val="pct15" w:color="auto" w:fill="FFFFFF"/>
+        </w:rPr>
+        <w:t>om_admin_password              = "admin"</w:t>
+      </w:r>
+    </w:p>
+    <w:p>
+      <w:pPr>
+        <w:rPr>
+          <w:rFonts w:hint="eastAsia"/>
+          <w:b/>
+          <w:sz w:val="32"/>
+          <w:szCs w:val="32"/>
+        </w:rPr>
+      </w:pPr>
+      <w:r>
+        <w:rPr>
+          <w:rFonts w:hint="eastAsia"/>
+          <w:b/>
+          <w:sz w:val="32"/>
+          <w:szCs w:val="32"/>
+        </w:rPr>
+        <w:t>步骤</w:t>
+      </w:r>
+      <w:r>
+        <w:rPr>
+          <w:rFonts w:hint="eastAsia"/>
+          <w:b/>
+          <w:sz w:val="32"/>
+          <w:szCs w:val="32"/>
+        </w:rPr>
+        <w:t>2</w:t>
+      </w:r>
+      <w:r>
+        <w:rPr>
+          <w:rFonts w:hint="eastAsia"/>
+          <w:b/>
+          <w:sz w:val="32"/>
+          <w:szCs w:val="32"/>
+        </w:rPr>
+        <w:t>:</w:t>
+      </w:r>
+      <w:r>
+        <w:rPr>
+          <w:rFonts w:hint="eastAsia"/>
+          <w:b/>
+          <w:sz w:val="32"/>
+          <w:szCs w:val="32"/>
         </w:rPr>
         <w:t xml:space="preserve"> </w:t>
       </w:r>
       <w:r>
         <w:rPr>
           <w:rFonts w:hint="eastAsia"/>
-          <w:shd w:val="pct15" w:color="auto" w:fill="FFFFFF"/>
-        </w:rPr>
-        <w:t>ubuntu</w:t>
-      </w:r>
-      <w:r>
-        <w:rPr>
-          <w:shd w:val="pct15" w:color="auto" w:fill="FFFFFF"/>
-        </w:rPr>
-        <w:t>-</w:t>
-      </w:r>
-      <w:r>
-        <w:rPr>
-          <w:rFonts w:hint="eastAsia"/>
-          <w:shd w:val="pct15" w:color="auto" w:fill="FFFFFF"/>
-        </w:rPr>
-        <w:t>test2</w:t>
-      </w:r>
-      <w:r>
-        <w:rPr>
-          <w:shd w:val="pct15" w:color="auto" w:fill="FFFFFF"/>
-        </w:rPr>
-        <w:t>"</w:t>
-      </w:r>
-    </w:p>
-    <w:p>
-      <w:pPr>
-        <w:rPr>
-          <w:shd w:val="pct15" w:color="auto" w:fill="FFFFFF"/>
-        </w:rPr>
-      </w:pPr>
-      <w:r>
-        <w:rPr>
-          <w:rFonts w:hint="eastAsia"/>
-          <w:shd w:val="pct15" w:color="auto" w:fill="FFFFFF"/>
-        </w:rPr>
-        <w:t xml:space="preserve"># </w:t>
-      </w:r>
-      <w:r>
-        <w:rPr>
-          <w:rFonts w:hint="eastAsia"/>
-          <w:shd w:val="pct15" w:color="auto" w:fill="FFFFFF"/>
-        </w:rPr>
-        <w:t>（必填项）主机列表中主机默认的</w:t>
-      </w:r>
-      <w:r>
-        <w:rPr>
-          <w:rFonts w:hint="eastAsia"/>
-          <w:shd w:val="pct15" w:color="auto" w:fill="FFFFFF"/>
-        </w:rPr>
-        <w:t>root</w:t>
-      </w:r>
-      <w:r>
-        <w:rPr>
-          <w:rFonts w:hint="eastAsia"/>
-          <w:shd w:val="pct15" w:color="auto" w:fill="FFFFFF"/>
-        </w:rPr>
-        <w:t>用户</w:t>
-      </w:r>
-      <w:r>
-        <w:rPr>
-          <w:rFonts w:hint="eastAsia"/>
-          <w:shd w:val="pct15" w:color="auto" w:fill="FFFFFF"/>
-        </w:rPr>
-        <w:t>名</w:t>
-      </w:r>
-      <w:r>
-        <w:rPr>
-          <w:rFonts w:hint="eastAsia"/>
-          <w:shd w:val="pct15" w:color="auto" w:fill="FFFFFF"/>
-        </w:rPr>
-        <w:t>、</w:t>
-      </w:r>
-      <w:r>
-        <w:rPr>
-          <w:rFonts w:hint="eastAsia"/>
-          <w:shd w:val="pct15" w:color="auto" w:fill="FFFFFF"/>
-        </w:rPr>
-        <w:t>密码。若有主机没使用默认密码，</w:t>
-      </w:r>
-    </w:p>
-    <w:p>
-      <w:pPr>
-        <w:rPr>
-          <w:shd w:val="pct15" w:color="auto" w:fill="FFFFFF"/>
-        </w:rPr>
-      </w:pPr>
-      <w:r>
-        <w:rPr>
-          <w:rFonts w:hint="eastAsia"/>
-          <w:shd w:val="pct15" w:color="auto" w:fill="FFFFFF"/>
-        </w:rPr>
-        <w:t xml:space="preserve"># </w:t>
-      </w:r>
-      <w:r>
-        <w:rPr>
-          <w:rFonts w:hint="eastAsia"/>
-          <w:shd w:val="pct15" w:color="auto" w:fill="FFFFFF"/>
-        </w:rPr>
-        <w:t>需要额外补充这些主机的</w:t>
-      </w:r>
-      <w:r>
-        <w:rPr>
-          <w:rFonts w:hint="eastAsia"/>
-          <w:shd w:val="pct15" w:color="auto" w:fill="FFFFFF"/>
-        </w:rPr>
-        <w:t>root</w:t>
-      </w:r>
-      <w:r>
-        <w:rPr>
-          <w:rFonts w:hint="eastAsia"/>
-          <w:shd w:val="pct15" w:color="auto" w:fill="FFFFFF"/>
-        </w:rPr>
-        <w:t>密码：</w:t>
-      </w:r>
-      <w:r>
-        <w:rPr>
-          <w:rFonts w:hint="eastAsia"/>
-          <w:shd w:val="pct15" w:color="auto" w:fill="FFFFFF"/>
-        </w:rPr>
-        <w:t>ubuntu</w:t>
-      </w:r>
-      <w:r>
-        <w:rPr>
-          <w:shd w:val="pct15" w:color="auto" w:fill="FFFFFF"/>
-        </w:rPr>
-        <w:t>-</w:t>
-      </w:r>
-      <w:r>
-        <w:rPr>
-          <w:rFonts w:hint="eastAsia"/>
-          <w:shd w:val="pct15" w:color="auto" w:fill="FFFFFF"/>
-        </w:rPr>
-        <w:t>test2</w:t>
-      </w:r>
-      <w:r>
-        <w:rPr>
-          <w:shd w:val="pct15" w:color="auto" w:fill="FFFFFF"/>
-        </w:rPr>
-        <w:t>_root_passwd = "xxx password xxx"</w:t>
-      </w:r>
-    </w:p>
-    <w:p>
-      <w:pPr>
-        <w:rPr>
-          <w:shd w:val="pct15" w:color="auto" w:fill="FFFFFF"/>
-        </w:rPr>
-      </w:pPr>
-      <w:r>
-        <w:rPr>
-          <w:shd w:val="pct15" w:color="auto" w:fill="FFFFFF"/>
-        </w:rPr>
-        <w:t>default_root_user             = "root"</w:t>
-      </w:r>
-    </w:p>
-    <w:p>
-      <w:pPr>
-        <w:rPr>
-          <w:shd w:val="pct15" w:color="auto" w:fill="FFFFFF"/>
-        </w:rPr>
-      </w:pPr>
-      <w:r>
-        <w:rPr>
-          <w:shd w:val="pct15" w:color="auto" w:fill="FFFFFF"/>
-        </w:rPr>
-        <w:t>default_root_passwd          = "sequoiadb"</w:t>
-      </w:r>
-    </w:p>
-    <w:p>
-      <w:pPr>
-        <w:rPr>
-          <w:shd w:val="pct15" w:color="auto" w:fill="FFFFFF"/>
-        </w:rPr>
-      </w:pPr>
-      <w:r>
-        <w:rPr>
-          <w:rFonts w:hint="eastAsia"/>
-          <w:shd w:val="pct15" w:color="auto" w:fill="FFFFFF"/>
-        </w:rPr>
-        <w:t xml:space="preserve"># </w:t>
-      </w:r>
-      <w:r>
-        <w:rPr>
-          <w:rFonts w:hint="eastAsia"/>
-          <w:shd w:val="pct15" w:color="auto" w:fill="FFFFFF"/>
-        </w:rPr>
-        <w:t>（必填项）主机列表中主机默认的</w:t>
-      </w:r>
-      <w:r>
-        <w:rPr>
-          <w:rFonts w:hint="eastAsia"/>
-          <w:shd w:val="pct15" w:color="auto" w:fill="FFFFFF"/>
-        </w:rPr>
-        <w:t>ssh</w:t>
-      </w:r>
-      <w:r>
-        <w:rPr>
-          <w:rFonts w:hint="eastAsia"/>
-          <w:shd w:val="pct15" w:color="auto" w:fill="FFFFFF"/>
-        </w:rPr>
-        <w:t>端口号。若有主机没使用默认</w:t>
-      </w:r>
-      <w:r>
-        <w:rPr>
-          <w:rFonts w:hint="eastAsia"/>
-          <w:shd w:val="pct15" w:color="auto" w:fill="FFFFFF"/>
-        </w:rPr>
-        <w:t>ssh</w:t>
-      </w:r>
-      <w:r>
-        <w:rPr>
-          <w:rFonts w:hint="eastAsia"/>
-          <w:shd w:val="pct15" w:color="auto" w:fill="FFFFFF"/>
-        </w:rPr>
-        <w:t>端口号，</w:t>
-      </w:r>
-    </w:p>
-    <w:p>
-      <w:pPr>
-        <w:rPr>
-          <w:shd w:val="pct15" w:color="auto" w:fill="FFFFFF"/>
-        </w:rPr>
-      </w:pPr>
-      <w:r>
-        <w:rPr>
-          <w:rFonts w:hint="eastAsia"/>
-          <w:shd w:val="pct15" w:color="auto" w:fill="FFFFFF"/>
-        </w:rPr>
-        <w:t xml:space="preserve"># </w:t>
-      </w:r>
-      <w:r>
-        <w:rPr>
-          <w:rFonts w:hint="eastAsia"/>
-          <w:shd w:val="pct15" w:color="auto" w:fill="FFFFFF"/>
-        </w:rPr>
-        <w:t>需要额外补充这些主机的</w:t>
-      </w:r>
-      <w:r>
-        <w:rPr>
-          <w:rFonts w:hint="eastAsia"/>
-          <w:shd w:val="pct15" w:color="auto" w:fill="FFFFFF"/>
-        </w:rPr>
-        <w:t>ssh</w:t>
-      </w:r>
-      <w:r>
-        <w:rPr>
-          <w:rFonts w:hint="eastAsia"/>
-          <w:shd w:val="pct15" w:color="auto" w:fill="FFFFFF"/>
-        </w:rPr>
-        <w:t>端口号：</w:t>
-      </w:r>
-      <w:r>
-        <w:rPr>
-          <w:rFonts w:hint="eastAsia"/>
-          <w:shd w:val="pct15" w:color="auto" w:fill="FFFFFF"/>
-        </w:rPr>
-        <w:t>ubuntu</w:t>
-      </w:r>
-      <w:r>
-        <w:rPr>
-          <w:shd w:val="pct15" w:color="auto" w:fill="FFFFFF"/>
-        </w:rPr>
-        <w:t>-</w:t>
-      </w:r>
-      <w:r>
-        <w:rPr>
-          <w:rFonts w:hint="eastAsia"/>
-          <w:shd w:val="pct15" w:color="auto" w:fill="FFFFFF"/>
-        </w:rPr>
-        <w:t>test2</w:t>
-      </w:r>
-      <w:r>
-        <w:rPr>
-          <w:shd w:val="pct15" w:color="auto" w:fill="FFFFFF"/>
-        </w:rPr>
-        <w:t>_ssh_port = xxx</w:t>
-      </w:r>
-    </w:p>
-    <w:p>
-      <w:pPr>
-        <w:rPr>
-          <w:shd w:val="pct15" w:color="auto" w:fill="FFFFFF"/>
-        </w:rPr>
-      </w:pPr>
-      <w:r>
-        <w:rPr>
-          <w:shd w:val="pct15" w:color="auto" w:fill="FFFFFF"/>
-        </w:rPr>
-        <w:t>default_ssh_port             = 22</w:t>
-      </w:r>
-    </w:p>
-    <w:p>
-      <w:pPr>
-        <w:rPr>
-          <w:shd w:val="pct15" w:color="auto" w:fill="FFFFFF"/>
-        </w:rPr>
-      </w:pPr>
-      <w:r>
-        <w:rPr>
-          <w:rFonts w:hint="eastAsia"/>
-          <w:shd w:val="pct15" w:color="auto" w:fill="FFFFFF"/>
-        </w:rPr>
-        <w:t xml:space="preserve"># </w:t>
-      </w:r>
-      <w:r>
-        <w:rPr>
-          <w:rFonts w:hint="eastAsia"/>
-          <w:shd w:val="pct15" w:color="auto" w:fill="FFFFFF"/>
-        </w:rPr>
-        <w:t>（必填项）</w:t>
-      </w:r>
-      <w:r>
-        <w:rPr>
-          <w:rFonts w:hint="eastAsia"/>
-          <w:shd w:val="pct15" w:color="auto" w:fill="FFFFFF"/>
-        </w:rPr>
-        <w:t>Sequoiadb</w:t>
-      </w:r>
-      <w:r>
-        <w:rPr>
-          <w:rFonts w:hint="eastAsia"/>
-          <w:shd w:val="pct15" w:color="auto" w:fill="FFFFFF"/>
-        </w:rPr>
-        <w:t>数据库鉴权信息。若数据库没有开启鉴权，则保留空字符串</w:t>
-      </w:r>
-    </w:p>
-    <w:p>
-      <w:pPr>
-        <w:rPr>
-          <w:shd w:val="pct15" w:color="auto" w:fill="FFFFFF"/>
-        </w:rPr>
-      </w:pPr>
-      <w:r>
-        <w:rPr>
-          <w:shd w:val="pct15" w:color="auto" w:fill="FFFFFF"/>
-        </w:rPr>
-        <w:t>db_auth_user               = ""</w:t>
-      </w:r>
-    </w:p>
-    <w:p>
-      <w:pPr>
-        <w:rPr>
-          <w:shd w:val="pct15" w:color="auto" w:fill="FFFFFF"/>
-        </w:rPr>
-      </w:pPr>
-      <w:r>
-        <w:rPr>
-          <w:shd w:val="pct15" w:color="auto" w:fill="FFFFFF"/>
-        </w:rPr>
-        <w:t>db_auth_passwd            = ""</w:t>
-      </w:r>
-    </w:p>
-    <w:p>
-      <w:pPr>
-        <w:rPr>
-          <w:shd w:val="pct15" w:color="auto" w:fill="FFFFFF"/>
-        </w:rPr>
-      </w:pPr>
-      <w:r>
-        <w:rPr>
-          <w:rFonts w:hint="eastAsia"/>
-          <w:shd w:val="pct15" w:color="auto" w:fill="FFFFFF"/>
-        </w:rPr>
-        <w:t xml:space="preserve"># </w:t>
-      </w:r>
-      <w:r>
-        <w:rPr>
-          <w:rFonts w:hint="eastAsia"/>
-          <w:shd w:val="pct15" w:color="auto" w:fill="FFFFFF"/>
-        </w:rPr>
-        <w:t>（必填项）</w:t>
-      </w:r>
-      <w:r>
-        <w:rPr>
-          <w:rFonts w:hint="eastAsia"/>
-          <w:shd w:val="pct15" w:color="auto" w:fill="FFFFFF"/>
-        </w:rPr>
-        <w:t>Sequoiadb</w:t>
-      </w:r>
-      <w:r>
-        <w:rPr>
-          <w:rFonts w:hint="eastAsia"/>
-          <w:shd w:val="pct15" w:color="auto" w:fill="FFFFFF"/>
-        </w:rPr>
-        <w:t>数据库补充的配置参数，目前只有</w:t>
-      </w:r>
-      <w:r>
-        <w:rPr>
-          <w:shd w:val="pct15" w:color="auto" w:fill="FFFFFF"/>
-        </w:rPr>
-        <w:t>” svcscheduler”</w:t>
-      </w:r>
-      <w:r>
-        <w:rPr>
-          <w:rFonts w:hint="eastAsia"/>
-          <w:shd w:val="pct15" w:color="auto" w:fill="FFFFFF"/>
-        </w:rPr>
-        <w:t>这一项，</w:t>
-      </w:r>
-    </w:p>
-    <w:p>
-      <w:pPr>
-        <w:rPr>
-          <w:shd w:val="pct15" w:color="auto" w:fill="FFFFFF"/>
-        </w:rPr>
-      </w:pPr>
-      <w:r>
-        <w:rPr>
-          <w:rFonts w:hint="eastAsia"/>
-          <w:shd w:val="pct15" w:color="auto" w:fill="FFFFFF"/>
-        </w:rPr>
-        <w:t xml:space="preserve"># </w:t>
-      </w:r>
-      <w:r>
-        <w:rPr>
-          <w:rFonts w:hint="eastAsia"/>
-          <w:shd w:val="pct15" w:color="auto" w:fill="FFFFFF"/>
-        </w:rPr>
-        <w:t>可取值为：</w:t>
-      </w:r>
-      <w:r>
-        <w:rPr>
-          <w:rFonts w:hint="eastAsia"/>
-          <w:shd w:val="pct15" w:color="auto" w:fill="FFFFFF"/>
-        </w:rPr>
-        <w:t>0</w:t>
-      </w:r>
-      <w:r>
-        <w:rPr>
-          <w:rFonts w:hint="eastAsia"/>
-          <w:shd w:val="pct15" w:color="auto" w:fill="FFFFFF"/>
-        </w:rPr>
-        <w:t>、</w:t>
-      </w:r>
-      <w:r>
-        <w:rPr>
-          <w:rFonts w:hint="eastAsia"/>
-          <w:shd w:val="pct15" w:color="auto" w:fill="FFFFFF"/>
-        </w:rPr>
-        <w:t>1</w:t>
-      </w:r>
-      <w:r>
-        <w:rPr>
-          <w:rFonts w:hint="eastAsia"/>
-          <w:shd w:val="pct15" w:color="auto" w:fill="FFFFFF"/>
-        </w:rPr>
-        <w:t>、</w:t>
-      </w:r>
-      <w:r>
-        <w:rPr>
-          <w:rFonts w:hint="eastAsia"/>
-          <w:shd w:val="pct15" w:color="auto" w:fill="FFFFFF"/>
-        </w:rPr>
-        <w:t>2</w:t>
-      </w:r>
-      <w:r>
-        <w:rPr>
-          <w:rFonts w:hint="eastAsia"/>
-          <w:shd w:val="pct15" w:color="auto" w:fill="FFFFFF"/>
-        </w:rPr>
-        <w:t>。其中</w:t>
-      </w:r>
-      <w:r>
-        <w:rPr>
-          <w:rFonts w:hint="eastAsia"/>
-          <w:shd w:val="pct15" w:color="auto" w:fill="FFFFFF"/>
-        </w:rPr>
-        <w:t>1</w:t>
-      </w:r>
-      <w:r>
-        <w:rPr>
-          <w:rFonts w:hint="eastAsia"/>
-          <w:shd w:val="pct15" w:color="auto" w:fill="FFFFFF"/>
-        </w:rPr>
-        <w:t>表示使用“</w:t>
-      </w:r>
-      <w:r>
-        <w:rPr>
-          <w:rFonts w:hint="eastAsia"/>
-          <w:shd w:val="pct15" w:color="auto" w:fill="FFFFFF"/>
-        </w:rPr>
-        <w:t>FIFO</w:t>
-      </w:r>
-      <w:r>
-        <w:rPr>
-          <w:rFonts w:hint="eastAsia"/>
-          <w:shd w:val="pct15" w:color="auto" w:fill="FFFFFF"/>
-        </w:rPr>
-        <w:t>策略”，</w:t>
-      </w:r>
-      <w:r>
-        <w:rPr>
-          <w:rFonts w:hint="eastAsia"/>
-          <w:shd w:val="pct15" w:color="auto" w:fill="FFFFFF"/>
-        </w:rPr>
-        <w:t>2</w:t>
-      </w:r>
-      <w:r>
-        <w:rPr>
-          <w:rFonts w:hint="eastAsia"/>
-          <w:shd w:val="pct15" w:color="auto" w:fill="FFFFFF"/>
-        </w:rPr>
-        <w:t>表示使用“</w:t>
-      </w:r>
-      <w:r>
-        <w:rPr>
-          <w:rFonts w:hint="eastAsia"/>
-          <w:shd w:val="pct15" w:color="auto" w:fill="FFFFFF"/>
-        </w:rPr>
-        <w:t>Container</w:t>
-      </w:r>
-      <w:r>
-        <w:rPr>
-          <w:rFonts w:hint="eastAsia"/>
-          <w:shd w:val="pct15" w:color="auto" w:fill="FFFFFF"/>
-        </w:rPr>
-        <w:t>策略”，</w:t>
-      </w:r>
-    </w:p>
-    <w:p>
-      <w:pPr>
-        <w:rPr>
-          <w:shd w:val="pct15" w:color="auto" w:fill="FFFFFF"/>
-        </w:rPr>
-      </w:pPr>
-      <w:r>
-        <w:rPr>
-          <w:rFonts w:hint="eastAsia"/>
-          <w:shd w:val="pct15" w:color="auto" w:fill="FFFFFF"/>
-        </w:rPr>
-        <w:t># 0</w:t>
-      </w:r>
-      <w:r>
-        <w:rPr>
-          <w:rFonts w:hint="eastAsia"/>
-          <w:shd w:val="pct15" w:color="auto" w:fill="FFFFFF"/>
-        </w:rPr>
-        <w:t>表示由数据库决定使用上述两种策略之一。</w:t>
-      </w:r>
-      <w:r>
-        <w:rPr>
-          <w:shd w:val="pct15" w:color="auto" w:fill="FFFFFF"/>
-        </w:rPr>
-        <w:t>” svcscheduler”</w:t>
-      </w:r>
-      <w:r>
-        <w:rPr>
-          <w:rFonts w:hint="eastAsia"/>
-          <w:shd w:val="pct15" w:color="auto" w:fill="FFFFFF"/>
-        </w:rPr>
-        <w:t>项的默认值为</w:t>
-      </w:r>
-      <w:r>
-        <w:rPr>
-          <w:rFonts w:hint="eastAsia"/>
-          <w:shd w:val="pct15" w:color="auto" w:fill="FFFFFF"/>
-        </w:rPr>
-        <w:t>0</w:t>
-      </w:r>
-      <w:r>
-        <w:rPr>
-          <w:rFonts w:hint="eastAsia"/>
-          <w:shd w:val="pct15" w:color="auto" w:fill="FFFFFF"/>
-        </w:rPr>
-        <w:t>，这里配置为默认值</w:t>
-      </w:r>
-      <w:r>
-        <w:rPr>
-          <w:rFonts w:hint="eastAsia"/>
-          <w:shd w:val="pct15" w:color="auto" w:fill="FFFFFF"/>
-        </w:rPr>
-        <w:t>0</w:t>
-      </w:r>
-      <w:r>
-        <w:rPr>
-          <w:rFonts w:hint="eastAsia"/>
-          <w:shd w:val="pct15" w:color="auto" w:fill="FFFFFF"/>
-        </w:rPr>
-        <w:t>。</w:t>
-      </w:r>
-    </w:p>
-    <w:p>
-      <w:pPr>
-        <w:rPr>
-          <w:shd w:val="pct15" w:color="auto" w:fill="FFFFFF"/>
-        </w:rPr>
-      </w:pPr>
-      <w:r>
-        <w:rPr>
-          <w:shd w:val="pct15" w:color="auto" w:fill="FFFFFF"/>
-        </w:rPr>
-        <w:t>db_config_opti</w:t>
-      </w:r>
-      <w:r>
-        <w:rPr>
-          <w:shd w:val="pct15" w:color="auto" w:fill="FFFFFF"/>
-        </w:rPr>
-        <w:t>on           = { svcscheduler:</w:t>
-      </w:r>
-      <w:r>
-        <w:rPr>
-          <w:rFonts w:hint="eastAsia"/>
-          <w:shd w:val="pct15" w:color="auto" w:fill="FFFFFF"/>
-        </w:rPr>
-        <w:t>0</w:t>
-      </w:r>
-      <w:r>
-        <w:rPr>
-          <w:shd w:val="pct15" w:color="auto" w:fill="FFFFFF"/>
-        </w:rPr>
-        <w:t>}</w:t>
-      </w:r>
-    </w:p>
-    <w:p>
-      <w:pPr>
-        <w:rPr>
-          <w:shd w:val="pct15" w:color="auto" w:fill="FFFFFF"/>
-        </w:rPr>
-      </w:pPr>
-      <w:r>
-        <w:rPr>
-          <w:shd w:val="pct15" w:color="auto" w:fill="FFFFFF"/>
-        </w:rPr>
-        <w:t>#</w:t>
-      </w:r>
-      <w:r>
-        <w:rPr>
-          <w:rFonts w:hint="eastAsia"/>
-          <w:shd w:val="pct15" w:color="auto" w:fill="FFFFFF"/>
-        </w:rPr>
-        <w:t xml:space="preserve"> </w:t>
-      </w:r>
-      <w:r>
-        <w:rPr>
-          <w:rFonts w:hint="eastAsia"/>
-          <w:shd w:val="pct15" w:color="auto" w:fill="FFFFFF"/>
-        </w:rPr>
-        <w:t>（必选项）</w:t>
-      </w:r>
-      <w:r>
-        <w:rPr>
-          <w:rFonts w:hint="eastAsia"/>
-          <w:shd w:val="pct15" w:color="auto" w:fill="FFFFFF"/>
-        </w:rPr>
-        <w:t>Sequoiadb</w:t>
-      </w:r>
-      <w:r>
-        <w:rPr>
-          <w:rFonts w:hint="eastAsia"/>
-          <w:shd w:val="pct15" w:color="auto" w:fill="FFFFFF"/>
-        </w:rPr>
-        <w:t>安装包路径</w:t>
-      </w:r>
-    </w:p>
-    <w:p>
-      <w:pPr>
-        <w:rPr>
-          <w:shd w:val="pct15" w:color="auto" w:fill="FFFFFF"/>
-        </w:rPr>
-      </w:pPr>
-      <w:r>
-        <w:rPr>
-          <w:shd w:val="pct15" w:color="auto" w:fill="FFFFFF"/>
-        </w:rPr>
-        <w:t xml:space="preserve">db_install_packet          </w:t>
-      </w:r>
-      <w:r>
-        <w:rPr>
-          <w:rFonts w:hint="eastAsia"/>
-          <w:shd w:val="pct15" w:color="auto" w:fill="FFFFFF"/>
-        </w:rPr>
-        <w:t xml:space="preserve"> </w:t>
-      </w:r>
-      <w:r>
-        <w:rPr>
-          <w:shd w:val="pct15" w:color="auto" w:fill="FFFFFF"/>
-        </w:rPr>
-        <w:t>= "/opt/sequoiadb-1.12.</w:t>
-      </w:r>
-      <w:r>
-        <w:rPr>
-          <w:rFonts w:hint="eastAsia"/>
-          <w:shd w:val="pct15" w:color="auto" w:fill="FFFFFF"/>
-        </w:rPr>
-        <w:t>6</w:t>
-      </w:r>
-      <w:r>
-        <w:rPr>
-          <w:shd w:val="pct15" w:color="auto" w:fill="FFFFFF"/>
-        </w:rPr>
-        <w:t>-linux_x86_64-enterprise-installer.run"</w:t>
-      </w:r>
-    </w:p>
-    <w:p>
-      <w:pPr>
-        <w:rPr>
-          <w:shd w:val="pct15" w:color="auto" w:fill="FFFFFF"/>
-        </w:rPr>
-      </w:pPr>
-      <w:r>
-        <w:rPr>
-          <w:rFonts w:hint="eastAsia"/>
-          <w:shd w:val="pct15" w:color="auto" w:fill="FFFFFF"/>
-        </w:rPr>
-        <w:t xml:space="preserve">                                                                               </w:t>
-      </w:r>
-    </w:p>
-    <w:p>
-      <w:pPr>
-        <w:rPr>
-          <w:shd w:val="pct15" w:color="auto" w:fill="FFFFFF"/>
-        </w:rPr>
-      </w:pPr>
-      <w:r>
-        <w:rPr>
-          <w:shd w:val="pct15" w:color="auto" w:fill="FFFFFF"/>
-        </w:rPr>
-        <w:t xml:space="preserve"># </w:t>
-      </w:r>
-      <w:r>
-        <w:rPr>
-          <w:rFonts w:hint="eastAsia"/>
-          <w:shd w:val="pct15" w:color="auto" w:fill="FFFFFF"/>
-        </w:rPr>
-        <w:t>（可选项）集群描述信息，其中</w:t>
-      </w:r>
-      <w:r>
-        <w:rPr>
-          <w:shd w:val="pct15" w:color="auto" w:fill="FFFFFF"/>
-        </w:rPr>
-        <w:t>”sdb_admin_user_name”</w:t>
-      </w:r>
-      <w:r>
-        <w:rPr>
-          <w:rFonts w:hint="eastAsia"/>
-          <w:shd w:val="pct15" w:color="auto" w:fill="FFFFFF"/>
-        </w:rPr>
-        <w:t>及</w:t>
-      </w:r>
-      <w:r>
-        <w:rPr>
-          <w:shd w:val="pct15" w:color="auto" w:fill="FFFFFF"/>
-        </w:rPr>
-        <w:t>” sdb_admin_password”</w:t>
-      </w:r>
-      <w:r>
-        <w:rPr>
-          <w:rFonts w:hint="eastAsia"/>
-          <w:shd w:val="pct15" w:color="auto" w:fill="FFFFFF"/>
-        </w:rPr>
-        <w:t>这两项</w:t>
-      </w:r>
-    </w:p>
-    <w:p>
-      <w:pPr>
-        <w:rPr>
-          <w:shd w:val="pct15" w:color="auto" w:fill="FFFFFF"/>
-        </w:rPr>
-      </w:pPr>
-      <w:r>
-        <w:rPr>
-          <w:rFonts w:hint="eastAsia"/>
-          <w:shd w:val="pct15" w:color="auto" w:fill="FFFFFF"/>
-        </w:rPr>
-        <w:t xml:space="preserve"># </w:t>
-      </w:r>
-      <w:r>
-        <w:rPr>
-          <w:rFonts w:hint="eastAsia"/>
-          <w:shd w:val="pct15" w:color="auto" w:fill="FFFFFF"/>
-        </w:rPr>
-        <w:t>必须与当前已安装的主机的情况一致（要求所有主机都拥有</w:t>
-      </w:r>
-    </w:p>
-    <w:p>
-      <w:pPr>
-        <w:rPr>
-          <w:shd w:val="pct15" w:color="auto" w:fill="FFFFFF"/>
-        </w:rPr>
-      </w:pPr>
-      <w:r>
-        <w:rPr>
-          <w:rFonts w:hint="eastAsia"/>
-          <w:shd w:val="pct15" w:color="auto" w:fill="FFFFFF"/>
-        </w:rPr>
-        <w:t xml:space="preserve"># </w:t>
-      </w:r>
-      <w:r>
-        <w:rPr>
-          <w:rFonts w:hint="eastAsia"/>
-          <w:shd w:val="pct15" w:color="auto" w:fill="FFFFFF"/>
-        </w:rPr>
-        <w:t>相同的</w:t>
-      </w:r>
-      <w:r>
-        <w:rPr>
-          <w:rFonts w:hint="eastAsia"/>
-          <w:shd w:val="pct15" w:color="auto" w:fill="FFFFFF"/>
-        </w:rPr>
-        <w:t>Sequoiadb</w:t>
-      </w:r>
-      <w:r>
-        <w:rPr>
-          <w:rFonts w:hint="eastAsia"/>
-          <w:shd w:val="pct15" w:color="auto" w:fill="FFFFFF"/>
-        </w:rPr>
-        <w:t>进程管理用户名及密码</w:t>
-      </w:r>
-      <w:r>
-        <w:rPr>
-          <w:rFonts w:hint="eastAsia"/>
-          <w:shd w:val="pct15" w:color="auto" w:fill="FFFFFF"/>
-        </w:rPr>
-        <w:t>，默认为</w:t>
-      </w:r>
-      <w:r>
-        <w:rPr>
-          <w:rFonts w:hint="eastAsia"/>
-          <w:shd w:val="pct15" w:color="auto" w:fill="FFFFFF"/>
-        </w:rPr>
-        <w:t>sdbadmin</w:t>
-      </w:r>
-      <w:r>
-        <w:rPr>
-          <w:rFonts w:hint="eastAsia"/>
-          <w:shd w:val="pct15" w:color="auto" w:fill="FFFFFF"/>
-        </w:rPr>
-        <w:t>）。</w:t>
-      </w:r>
-    </w:p>
-    <w:p>
-      <w:pPr>
-        <w:rPr>
-          <w:shd w:val="pct15" w:color="auto" w:fill="FFFFFF"/>
-        </w:rPr>
-      </w:pPr>
-      <w:r>
-        <w:rPr>
-          <w:shd w:val="pct15" w:color="auto" w:fill="FFFFFF"/>
-        </w:rPr>
-        <w:t xml:space="preserve">cluster_name              </w:t>
-      </w:r>
-      <w:r>
-        <w:rPr>
-          <w:shd w:val="pct15" w:color="auto" w:fill="FFFFFF"/>
-        </w:rPr>
-        <w:t>= "myCluster"</w:t>
-      </w:r>
-    </w:p>
-    <w:p>
-      <w:pPr>
-        <w:rPr>
-          <w:shd w:val="pct15" w:color="auto" w:fill="FFFFFF"/>
-        </w:rPr>
-      </w:pPr>
-      <w:r>
-        <w:rPr>
-          <w:shd w:val="pct15" w:color="auto" w:fill="FFFFFF"/>
-        </w:rPr>
-        <w:t xml:space="preserve">cluster_description         </w:t>
-      </w:r>
-      <w:r>
-        <w:rPr>
-          <w:rFonts w:hint="eastAsia"/>
-          <w:shd w:val="pct15" w:color="auto" w:fill="FFFFFF"/>
-        </w:rPr>
-        <w:t xml:space="preserve"> </w:t>
-      </w:r>
-      <w:r>
-        <w:rPr>
-          <w:shd w:val="pct15" w:color="auto" w:fill="FFFFFF"/>
-        </w:rPr>
-        <w:t>= ""</w:t>
-      </w:r>
-    </w:p>
-    <w:p>
-      <w:pPr>
-        <w:rPr>
-          <w:shd w:val="pct15" w:color="auto" w:fill="FFFFFF"/>
-        </w:rPr>
-      </w:pPr>
-      <w:r>
-        <w:rPr>
-          <w:shd w:val="pct15" w:color="auto" w:fill="FFFFFF"/>
-        </w:rPr>
-        <w:t xml:space="preserve">sdb_admin_user_name      </w:t>
-      </w:r>
-      <w:r>
-        <w:rPr>
-          <w:shd w:val="pct15" w:color="auto" w:fill="FFFFFF"/>
-        </w:rPr>
-        <w:t>= "sdbadmin"</w:t>
-      </w:r>
-    </w:p>
-    <w:p>
-      <w:pPr>
-        <w:rPr>
-          <w:shd w:val="pct15" w:color="auto" w:fill="FFFFFF"/>
-        </w:rPr>
-      </w:pPr>
-      <w:r>
-        <w:rPr>
-          <w:shd w:val="pct15" w:color="auto" w:fill="FFFFFF"/>
-        </w:rPr>
-        <w:t>sdb_admin_password             = "sdbadmin"</w:t>
-      </w:r>
-    </w:p>
-    <w:p>
-      <w:pPr>
-        <w:rPr>
-          <w:shd w:val="pct15" w:color="auto" w:fill="FFFFFF"/>
-        </w:rPr>
-      </w:pPr>
-      <w:r>
-        <w:rPr>
-          <w:shd w:val="pct15" w:color="auto" w:fill="FFFFFF"/>
-        </w:rPr>
-        <w:t>sdb_default_install_path       = "/opt/sequoiadb"</w:t>
-      </w:r>
-    </w:p>
-    <w:p>
-      <w:pPr>
-        <w:rPr>
-          <w:shd w:val="pct15" w:color="auto" w:fill="FFFFFF"/>
-        </w:rPr>
-      </w:pPr>
-      <w:r>
-        <w:rPr>
-          <w:shd w:val="pct15" w:color="auto" w:fill="FFFFFF"/>
-        </w:rPr>
-        <w:t xml:space="preserve"># </w:t>
-      </w:r>
-      <w:r>
-        <w:rPr>
-          <w:rFonts w:hint="eastAsia"/>
-          <w:shd w:val="pct15" w:color="auto" w:fill="FFFFFF"/>
-        </w:rPr>
-        <w:t>（可选项）业务描述信息</w:t>
-      </w:r>
-    </w:p>
-    <w:p>
-      <w:pPr>
-        <w:rPr>
-          <w:shd w:val="pct15" w:color="auto" w:fill="FFFFFF"/>
-        </w:rPr>
-      </w:pPr>
-      <w:r>
-        <w:rPr>
-          <w:shd w:val="pct15" w:color="auto" w:fill="FFFFFF"/>
-        </w:rPr>
-        <w:t>module_name                    = "myModule"</w:t>
-      </w:r>
-    </w:p>
-    <w:p>
-      <w:pPr>
-        <w:pStyle w:val="Heading3"/>
-      </w:pPr>
-      <w:r>
-        <w:rPr>
-          <w:rFonts w:hint="eastAsia"/>
-        </w:rPr>
-        <w:t>运行添加</w:t>
-      </w:r>
-      <w:r>
-        <w:rPr>
-          <w:rFonts w:hint="eastAsia"/>
+          <w:b/>
+          <w:sz w:val="32"/>
+          <w:szCs w:val="32"/>
+        </w:rPr>
+        <w:t>安装</w:t>
+      </w:r>
+      <w:r>
+        <w:rPr>
+          <w:rFonts w:hint="eastAsia"/>
+          <w:b/>
+          <w:sz w:val="32"/>
+          <w:szCs w:val="32"/>
         </w:rPr>
         <w:t>OM</w:t>
       </w:r>
-      <w:r>
-        <w:rPr>
-          <w:rFonts w:hint="eastAsia"/>
-        </w:rPr>
-        <w:t>脚本</w:t>
+    </w:p>
+    <w:p>
+      <w:pPr>
+        <w:rPr>
+          <w:shd w:val="pct15" w:color="auto" w:fill="FFFFFF"/>
+        </w:rPr>
+      </w:pPr>
+      <w:r>
+        <w:rPr>
+          <w:rFonts w:hint="eastAsia"/>
+          <w:shd w:val="pct15" w:color="auto" w:fill="FFFFFF"/>
+        </w:rPr>
+        <w:t xml:space="preserve">$ </w:t>
+      </w:r>
+      <w:r>
+        <w:rPr>
+          <w:rFonts w:hint="eastAsia"/>
+          <w:shd w:val="pct15" w:color="auto" w:fill="FFFFFF"/>
+        </w:rPr>
+        <w:t>su sdbadmin</w:t>
+      </w:r>
+    </w:p>
+    <w:p>
+      <w:pPr>
+        <w:rPr>
+          <w:shd w:val="pct15" w:color="auto" w:fill="FFFFFF"/>
+        </w:rPr>
+      </w:pPr>
+      <w:r>
+        <w:rPr>
+          <w:rFonts w:hint="eastAsia"/>
+          <w:shd w:val="pct15" w:color="auto" w:fill="FFFFFF"/>
+        </w:rPr>
+        <w:t xml:space="preserve">$ </w:t>
+      </w:r>
+      <w:r>
+        <w:rPr>
+          <w:rFonts w:hint="eastAsia"/>
+          <w:shd w:val="pct15" w:color="auto" w:fill="FFFFFF"/>
+        </w:rPr>
+        <w:t>cd  /opt/sequoiadb/conf/script/ombuild</w:t>
+      </w:r>
+    </w:p>
+    <w:p>
+      <w:pPr>
+        <w:rPr>
+          <w:rFonts w:hint="eastAsia"/>
+          <w:shd w:val="pct15" w:color="auto" w:fill="FFFFFF"/>
+        </w:rPr>
+      </w:pPr>
+      <w:r>
+        <w:rPr>
+          <w:rFonts w:hint="eastAsia"/>
+          <w:shd w:val="pct15" w:color="auto" w:fill="FFFFFF"/>
+        </w:rPr>
+        <w:t xml:space="preserve">$ </w:t>
+      </w:r>
+      <w:r>
+        <w:rPr>
+          <w:rFonts w:hint="eastAsia"/>
+          <w:shd w:val="pct15" w:color="auto" w:fill="FFFFFF"/>
+        </w:rPr>
+        <w:t>./</w:t>
+      </w:r>
+      <w:r>
+        <w:rPr>
+          <w:rFonts w:hint="eastAsia"/>
+          <w:shd w:val="pct15" w:color="auto" w:fill="FFFFFF"/>
+        </w:rPr>
+        <w:t xml:space="preserve">ombuild.sh --action </w:t>
+      </w:r>
+      <w:r>
+        <w:rPr>
+          <w:rFonts w:hint="eastAsia"/>
+          <w:shd w:val="pct15" w:color="auto" w:fill="FFFFFF"/>
+        </w:rPr>
+        <w:t>buildom</w:t>
+      </w:r>
+      <w:r>
+        <w:rPr>
+          <w:rFonts w:hint="eastAsia"/>
+          <w:shd w:val="pct15" w:color="auto" w:fill="FFFFFF"/>
+        </w:rPr>
+        <w:t xml:space="preserve"> --conf ombuild.conf</w:t>
+      </w:r>
+    </w:p>
+    <w:p>
+      <w:pPr>
+        <w:rPr>
+          <w:rFonts w:hint="eastAsia"/>
+        </w:rPr>
+      </w:pPr>
+      <w:r>
+        <w:rPr>
+          <w:rFonts w:hint="eastAsia"/>
+        </w:rPr>
+        <w:t>若成功安装</w:t>
+      </w:r>
+      <w:r>
+        <w:rPr>
+          <w:rFonts w:hint="eastAsia"/>
+        </w:rPr>
+        <w:t>OM</w:t>
+      </w:r>
+      <w:r>
+        <w:rPr>
+          <w:rFonts w:hint="eastAsia"/>
+        </w:rPr>
+        <w:t>，脚本将打印</w:t>
+      </w:r>
+      <w:r>
+        <w:t>” succeed to run all the tasks”</w:t>
+      </w:r>
+    </w:p>
+    <w:p>
+      <w:pPr>
+        <w:rPr>
+          <w:rFonts w:hint="eastAsia"/>
+        </w:rPr>
+      </w:pPr>
+      <w:r>
+        <w:rPr>
+          <w:rFonts w:hint="eastAsia"/>
+        </w:rPr>
+        <w:t>或者运行如下命令，也可检查</w:t>
+      </w:r>
+      <w:r>
+        <w:rPr>
+          <w:rFonts w:hint="eastAsia"/>
+        </w:rPr>
+        <w:t>OM</w:t>
+      </w:r>
+      <w:r>
+        <w:rPr>
+          <w:rFonts w:hint="eastAsia"/>
+        </w:rPr>
+        <w:t>时安装成功：</w:t>
+      </w:r>
+    </w:p>
+    <w:p>
+      <w:pPr>
+        <w:rPr>
+          <w:shd w:val="pct15" w:color="auto" w:fill="FFFFFF"/>
+        </w:rPr>
+      </w:pPr>
+      <w:r>
+        <w:rPr>
+          <w:rFonts w:hint="eastAsia"/>
+          <w:shd w:val="pct15" w:color="auto" w:fill="FFFFFF"/>
+        </w:rPr>
+        <w:t xml:space="preserve">$ </w:t>
+      </w:r>
+      <w:r>
+        <w:rPr>
+          <w:shd w:val="pct15" w:color="auto" w:fill="FFFFFF"/>
+        </w:rPr>
+        <w:t>/opt/sequoiadb/bin/sdblist -t om</w:t>
+      </w:r>
+    </w:p>
+    <w:p>
+      <w:pPr>
+        <w:rPr>
+          <w:shd w:val="pct15" w:color="auto" w:fill="FFFFFF"/>
+        </w:rPr>
+      </w:pPr>
+      <w:r>
+        <w:rPr>
+          <w:rFonts w:hint="eastAsia"/>
+          <w:shd w:val="pct15" w:color="auto" w:fill="FFFFFF"/>
+        </w:rPr>
+        <w:t xml:space="preserve">$ </w:t>
+      </w:r>
+      <w:r>
+        <w:rPr>
+          <w:shd w:val="pct15" w:color="auto" w:fill="FFFFFF"/>
+        </w:rPr>
+        <w:t>sdbom(11780) (10392)</w:t>
+      </w:r>
+    </w:p>
+    <w:p>
+      <w:pPr>
+        <w:rPr>
+          <w:rFonts w:hint="eastAsia"/>
+          <w:shd w:val="pct15" w:color="auto" w:fill="FFFFFF"/>
+        </w:rPr>
+      </w:pPr>
+      <w:r>
+        <w:rPr>
+          <w:rFonts w:hint="eastAsia"/>
+          <w:shd w:val="pct15" w:color="auto" w:fill="FFFFFF"/>
+        </w:rPr>
+        <w:t xml:space="preserve">$ </w:t>
+      </w:r>
+      <w:r>
+        <w:rPr>
+          <w:shd w:val="pct15" w:color="auto" w:fill="FFFFFF"/>
+        </w:rPr>
+        <w:t>Total: 1</w:t>
+      </w:r>
+    </w:p>
+    <w:p>
+      <w:pPr>
+        <w:rPr>
+          <w:rFonts w:hint="eastAsia"/>
+          <w:b/>
+          <w:sz w:val="32"/>
+          <w:szCs w:val="32"/>
+        </w:rPr>
+      </w:pPr>
+      <w:r>
+        <w:rPr>
+          <w:rFonts w:hint="eastAsia"/>
+          <w:b/>
+          <w:sz w:val="32"/>
+          <w:szCs w:val="32"/>
+        </w:rPr>
+        <w:t>步骤</w:t>
+      </w:r>
+      <w:r>
+        <w:rPr>
+          <w:rFonts w:hint="eastAsia"/>
+          <w:b/>
+          <w:sz w:val="32"/>
+          <w:szCs w:val="32"/>
+        </w:rPr>
+        <w:t>3</w:t>
+      </w:r>
+      <w:r>
+        <w:rPr>
+          <w:rFonts w:hint="eastAsia"/>
+          <w:b/>
+          <w:sz w:val="32"/>
+          <w:szCs w:val="32"/>
+        </w:rPr>
+        <w:t>：</w:t>
+      </w:r>
+      <w:r>
+        <w:rPr>
+          <w:rFonts w:hint="eastAsia"/>
+          <w:b/>
+          <w:sz w:val="32"/>
+          <w:szCs w:val="32"/>
+        </w:rPr>
+        <w:t>将指定的</w:t>
+      </w:r>
+      <w:r>
+        <w:rPr>
+          <w:rFonts w:hint="eastAsia"/>
+          <w:b/>
+          <w:sz w:val="32"/>
+          <w:szCs w:val="32"/>
+        </w:rPr>
+        <w:t>sequoiadb</w:t>
+      </w:r>
+      <w:r>
+        <w:rPr>
+          <w:rFonts w:hint="eastAsia"/>
+          <w:b/>
+          <w:sz w:val="32"/>
+          <w:szCs w:val="32"/>
+        </w:rPr>
+        <w:t>集群纳入</w:t>
+      </w:r>
+      <w:r>
+        <w:rPr>
+          <w:rFonts w:hint="eastAsia"/>
+          <w:b/>
+          <w:sz w:val="32"/>
+          <w:szCs w:val="32"/>
+        </w:rPr>
+        <w:t>OM</w:t>
+      </w:r>
+      <w:r>
+        <w:rPr>
+          <w:rFonts w:hint="eastAsia"/>
+          <w:b/>
+          <w:sz w:val="32"/>
+          <w:szCs w:val="32"/>
+        </w:rPr>
+        <w:t>管理</w:t>
+      </w:r>
+    </w:p>
+    <w:p>
+      <w:pPr>
+        <w:rPr>
+          <w:rFonts w:hint="eastAsia"/>
+        </w:rPr>
+      </w:pPr>
+      <w:r>
+        <w:rPr>
+          <w:rFonts w:hint="eastAsia"/>
+        </w:rPr>
+        <w:t>第一步</w:t>
+      </w:r>
+      <w:r>
+        <w:rPr>
+          <w:rFonts w:hint="eastAsia"/>
+        </w:rPr>
+        <w:t>中，我们已经通过必填项中的“机器列表”指定了当前集群使用到的主机，并且在</w:t>
+      </w:r>
+      <w:r>
+        <w:rPr>
+          <w:rFonts w:hint="eastAsia"/>
+        </w:rPr>
+        <w:t>选填项中</w:t>
+      </w:r>
+      <w:r>
+        <w:rPr>
+          <w:rFonts w:hint="eastAsia"/>
+        </w:rPr>
+        <w:t>“</w:t>
+      </w:r>
+      <w:r>
+        <w:rPr>
+          <w:rFonts w:hint="eastAsia"/>
+        </w:rPr>
+        <w:t>集群描述信息</w:t>
+      </w:r>
+      <w:r>
+        <w:rPr>
+          <w:rFonts w:hint="eastAsia"/>
+        </w:rPr>
+        <w:t>”及“</w:t>
+      </w:r>
+      <w:r>
+        <w:rPr>
+          <w:rFonts w:hint="eastAsia"/>
+        </w:rPr>
+        <w:t>业务描述信息</w:t>
+      </w:r>
+      <w:r>
+        <w:rPr>
+          <w:rFonts w:hint="eastAsia"/>
+        </w:rPr>
+        <w:t>”</w:t>
+      </w:r>
+      <w:r>
+        <w:rPr>
+          <w:rFonts w:hint="eastAsia"/>
+        </w:rPr>
+        <w:t>指定了业务的信息。由这</w:t>
+      </w:r>
+      <w:r>
+        <w:rPr>
+          <w:rFonts w:hint="eastAsia"/>
+        </w:rPr>
+        <w:t>3</w:t>
+      </w:r>
+      <w:r>
+        <w:rPr>
+          <w:rFonts w:hint="eastAsia"/>
+        </w:rPr>
+        <w:t>项，我们确定了添加一个什么样的集群到</w:t>
+      </w:r>
+      <w:r>
+        <w:rPr>
+          <w:rFonts w:hint="eastAsia"/>
+        </w:rPr>
+        <w:t>OM</w:t>
+      </w:r>
+      <w:r>
+        <w:rPr>
+          <w:rFonts w:hint="eastAsia"/>
+        </w:rPr>
+        <w:t>中。</w:t>
+      </w:r>
+      <w:r>
+        <w:rPr>
+          <w:rFonts w:hint="eastAsia"/>
+        </w:rPr>
+        <w:t>以下为详细执行步骤。</w:t>
       </w:r>
     </w:p>
     <w:p>
@@ -3899,6 +4892,13 @@
       </w:pPr>
       <w:r>
         <w:rPr>
+          <w:rFonts w:hint="eastAsia"/>
+          <w:shd w:val="pct15" w:color="auto" w:fill="FFFFFF"/>
+        </w:rPr>
+        <w:t xml:space="preserve">$ </w:t>
+      </w:r>
+      <w:r>
+        <w:rPr>
           <w:shd w:val="pct15" w:color="auto" w:fill="FFFFFF"/>
         </w:rPr>
         <w:t>/opt/sequoiadb/bin/sdblist -l -m run -r coord</w:t>
@@ -3918,25 +4918,6 @@
           <w:shd w:val="pct15" w:color="auto" w:fill="FFFFFF"/>
         </w:rPr>
       </w:pPr>
-      <w:r>
-        <w:rPr>
-          <w:shd w:val="pct15" w:color="auto" w:fill="FFFFFF"/>
-        </w:rPr>
-        <w:t>[</w:t>
-      </w:r>
-      <w:r>
-        <w:rPr>
-          <w:rFonts w:hint="eastAsia"/>
-          <w:shd w:val="pct15" w:color="auto" w:fill="FFFFFF"/>
-        </w:rPr>
-        <w:t>sdbadmin</w:t>
-      </w:r>
-      <w:r>
-        <w:rPr>
-          <w:shd w:val="pct15" w:color="auto" w:fill="FFFFFF"/>
-        </w:rPr>
-        <w:t>@rhel64-test8 sequoiadb]</w:t>
-      </w:r>
       <w:r>
         <w:rPr>
           <w:rFonts w:hint="eastAsia"/>
@@ -4011,7 +4992,6 @@
         <w:rPr>
           <w:rFonts w:hint="eastAsia"/>
         </w:rPr>
-        <w:lastRenderedPageBreak/>
         <w:t>确定有</w:t>
       </w:r>
       <w:r>
@@ -4072,7 +5052,21 @@
           <w:rFonts w:hint="eastAsia"/>
           <w:shd w:val="pct15" w:color="auto" w:fill="FFFFFF"/>
         </w:rPr>
-        <w:t>./ombuild.sh  --conf  ombuild.conf</w:t>
+        <w:t xml:space="preserve">./ombuild.sh  </w:t>
+      </w:r>
+      <w:r>
+        <w:rPr>
+          <w:rFonts w:hint="eastAsia"/>
+          <w:shd w:val="pct15" w:color="auto" w:fill="FFFFFF"/>
+        </w:rPr>
+        <w:t xml:space="preserve">--action addbusiness  </w:t>
+      </w:r>
+      <w:r>
+        <w:rPr>
+          <w:rFonts w:hint="eastAsia"/>
+          <w:shd w:val="pct15" w:color="auto" w:fill="FFFFFF"/>
+        </w:rPr>
+        <w:t>--conf  ombuild.conf</w:t>
       </w:r>
     </w:p>
     <w:p>
@@ -4144,18 +5138,11 @@
         </w:rPr>
         <w:t>OM</w:t>
       </w:r>
-    </w:p>
-    <w:p>
-      <w:pPr>
-        <w:rPr>
-          <w:shd w:val="pct15" w:color="auto" w:fill="FFFFFF"/>
-        </w:rPr>
-      </w:pPr>
-      <w:r>
-        <w:rPr>
-          <w:rFonts w:hint="eastAsia"/>
-        </w:rPr>
-        <w:t>上述步骤若无错误报告，添加</w:t>
+      <w:r>
+        <w:rPr>
+          <w:rFonts w:hint="eastAsia"/>
+        </w:rPr>
+        <w:t>，确认集群已经成功添加到</w:t>
       </w:r>
       <w:r>
         <w:rPr>
@@ -4163,11 +5150,18 @@
         </w:rPr>
         <w:t>OM</w:t>
       </w:r>
-      <w:r>
-        <w:rPr>
-          <w:rFonts w:hint="eastAsia"/>
-        </w:rPr>
-        <w:t>成功。用户需要关闭当前安装</w:t>
+    </w:p>
+    <w:p>
+      <w:pPr>
+        <w:rPr>
+          <w:shd w:val="pct15" w:color="auto" w:fill="FFFFFF"/>
+        </w:rPr>
+      </w:pPr>
+      <w:r>
+        <w:rPr>
+          <w:rFonts w:hint="eastAsia"/>
+        </w:rPr>
+        <w:t>上述步骤若无错误报告，用户需要关闭当前安装</w:t>
       </w:r>
       <w:r>
         <w:rPr>
@@ -4212,7 +5206,28 @@
         <w:rPr>
           <w:rFonts w:hint="eastAsia"/>
         </w:rPr>
-        <w:t>主机的</w:t>
+        <w:t>主机的地址（默认为</w:t>
+      </w:r>
+      <w:r>
+        <w:t>”</w:t>
+      </w:r>
+      <w:r>
+        <w:rPr>
+          <w:rFonts w:hint="eastAsia"/>
+        </w:rPr>
+        <w:t xml:space="preserve"> </w:t>
+      </w:r>
+      <w:r>
+        <w:rPr>
+          <w:rFonts w:hint="eastAsia"/>
+        </w:rPr>
+        <w:t>OM</w:t>
+      </w:r>
+      <w:r>
+        <w:rPr>
+          <w:rFonts w:hint="eastAsia"/>
+        </w:rPr>
+        <w:t>所在机器的</w:t>
       </w:r>
       <w:r>
         <w:rPr>
@@ -4227,6 +5242,12 @@
         <w:rPr>
           <w:rFonts w:hint="eastAsia"/>
         </w:rPr>
+        <w:t>）</w:t>
+      </w:r>
+      <w:r>
+        <w:rPr>
+          <w:rFonts w:hint="eastAsia"/>
+        </w:rPr>
         <w:t>，便可以访问</w:t>
       </w:r>
       <w:r>
@@ -4250,6 +5271,7 @@
         <w:rPr>
           <w:rFonts w:hint="eastAsia"/>
         </w:rPr>
+        <w:lastRenderedPageBreak/>
         <w:t>设置</w:t>
       </w:r>
       <w:r>
@@ -4652,103 +5674,103 @@
           <w:i/>
           <w:shd w:val="pct15" w:color="auto" w:fill="FFFFFF"/>
         </w:rPr>
+        <w:t>coordList="[{hostName:'vmsvr1-cent-x64-1', svcName:11810}, {hostName:'vmsvr1-cent-x64-2', svcName:11810}]"</w:t>
+      </w:r>
+    </w:p>
+    <w:p>
+      <w:r>
+        <w:rPr>
+          <w:rFonts w:hint="eastAsia"/>
+        </w:rPr>
+        <w:t>如果在</w:t>
+      </w:r>
+      <w:r>
+        <w:rPr>
+          <w:rFonts w:hint="eastAsia"/>
+        </w:rPr>
+        <w:t>sequoiadb</w:t>
+      </w:r>
+      <w:r>
+        <w:rPr>
+          <w:rFonts w:hint="eastAsia"/>
+        </w:rPr>
+        <w:t>数据库中设置了用户名和密码，则需要配置以下参数，否则直接跳过本步骤</w:t>
+      </w:r>
+    </w:p>
+    <w:p>
+      <w:pPr>
+        <w:rPr>
+          <w:i/>
+          <w:shd w:val="pct15" w:color="auto" w:fill="FFFFFF"/>
+        </w:rPr>
+      </w:pPr>
+      <w:r>
+        <w:rPr>
+          <w:rFonts w:hint="eastAsia"/>
+          <w:i/>
+          <w:shd w:val="pct15" w:color="auto" w:fill="FFFFFF"/>
+        </w:rPr>
+        <w:t>userName="sdbadmin"</w:t>
+      </w:r>
+    </w:p>
+    <w:p>
+      <w:pPr>
+        <w:rPr>
+          <w:i/>
+          <w:shd w:val="pct15" w:color="auto" w:fill="FFFFFF"/>
+        </w:rPr>
+      </w:pPr>
+      <w:r>
+        <w:rPr>
+          <w:rFonts w:hint="eastAsia"/>
+          <w:i/>
+          <w:shd w:val="pct15" w:color="auto" w:fill="FFFFFF"/>
+        </w:rPr>
+        <w:t>password="sdbadmin"</w:t>
+      </w:r>
+    </w:p>
+    <w:p/>
+    <w:p>
+      <w:pPr>
+        <w:pStyle w:val="Heading3"/>
+      </w:pPr>
+      <w:r>
+        <w:rPr>
+          <w:rFonts w:hint="eastAsia"/>
+        </w:rPr>
+        <w:t>配置定时采集任务</w:t>
+      </w:r>
+    </w:p>
+    <w:p>
+      <w:pPr>
+        <w:rPr>
+          <w:i/>
+          <w:shd w:val="pct15" w:color="auto" w:fill="FFFFFF"/>
+        </w:rPr>
+      </w:pPr>
+      <w:r>
+        <w:rPr>
+          <w:rFonts w:hint="eastAsia"/>
+          <w:i/>
+          <w:shd w:val="pct15" w:color="auto" w:fill="FFFFFF"/>
+        </w:rPr>
+        <w:t>su sdbadmin</w:t>
+      </w:r>
+    </w:p>
+    <w:p>
+      <w:pPr>
+        <w:rPr>
+          <w:i/>
+          <w:shd w:val="pct15" w:color="auto" w:fill="FFFFFF"/>
+        </w:rPr>
+      </w:pPr>
+      <w:r>
+        <w:rPr>
+          <w:rFonts w:hint="eastAsia"/>
+          <w:i/>
+          <w:shd w:val="pct15" w:color="auto" w:fill="FFFFFF"/>
+        </w:rPr>
         <w:lastRenderedPageBreak/>
-        <w:t>coordList="[{hostName:'vmsvr1-cent-x64-1', svcName:11810}, {hostName:'vmsvr1-cent-x64-2', svcName:11810}]"</w:t>
-      </w:r>
-    </w:p>
-    <w:p>
-      <w:r>
-        <w:rPr>
-          <w:rFonts w:hint="eastAsia"/>
-        </w:rPr>
-        <w:t>如果在</w:t>
-      </w:r>
-      <w:r>
-        <w:rPr>
-          <w:rFonts w:hint="eastAsia"/>
-        </w:rPr>
-        <w:t>sequoiadb</w:t>
-      </w:r>
-      <w:r>
-        <w:rPr>
-          <w:rFonts w:hint="eastAsia"/>
-        </w:rPr>
-        <w:t>数据库中设置了用户名和密码，则需要配置以下参数，否则直接跳过本步骤</w:t>
-      </w:r>
-    </w:p>
-    <w:p>
-      <w:pPr>
-        <w:rPr>
-          <w:i/>
-          <w:shd w:val="pct15" w:color="auto" w:fill="FFFFFF"/>
-        </w:rPr>
-      </w:pPr>
-      <w:r>
-        <w:rPr>
-          <w:rFonts w:hint="eastAsia"/>
-          <w:i/>
-          <w:shd w:val="pct15" w:color="auto" w:fill="FFFFFF"/>
-        </w:rPr>
-        <w:t>userName="sdbadmin"</w:t>
-      </w:r>
-    </w:p>
-    <w:p>
-      <w:pPr>
-        <w:rPr>
-          <w:i/>
-          <w:shd w:val="pct15" w:color="auto" w:fill="FFFFFF"/>
-        </w:rPr>
-      </w:pPr>
-      <w:r>
-        <w:rPr>
-          <w:rFonts w:hint="eastAsia"/>
-          <w:i/>
-          <w:shd w:val="pct15" w:color="auto" w:fill="FFFFFF"/>
-        </w:rPr>
-        <w:t>password="sdbadmin"</w:t>
-      </w:r>
-    </w:p>
-    <w:p/>
-    <w:p>
-      <w:pPr>
-        <w:pStyle w:val="Heading3"/>
-      </w:pPr>
-      <w:r>
-        <w:rPr>
-          <w:rFonts w:hint="eastAsia"/>
-        </w:rPr>
-        <w:t>配置定时采集任务</w:t>
-      </w:r>
-    </w:p>
-    <w:p>
-      <w:pPr>
-        <w:rPr>
-          <w:i/>
-          <w:shd w:val="pct15" w:color="auto" w:fill="FFFFFF"/>
-        </w:rPr>
-      </w:pPr>
-      <w:r>
-        <w:rPr>
-          <w:rFonts w:hint="eastAsia"/>
-          <w:i/>
-          <w:shd w:val="pct15" w:color="auto" w:fill="FFFFFF"/>
-        </w:rPr>
-        <w:t>su sdbadmin</w:t>
-      </w:r>
-    </w:p>
-    <w:p>
-      <w:pPr>
-        <w:rPr>
-          <w:i/>
-          <w:shd w:val="pct15" w:color="auto" w:fill="FFFFFF"/>
-        </w:rPr>
-      </w:pPr>
-      <w:r>
-        <w:rPr>
-          <w:rFonts w:hint="eastAsia"/>
-          <w:i/>
-          <w:shd w:val="pct15" w:color="auto" w:fill="FFFFFF"/>
-        </w:rPr>
         <w:t>crontab -e</w:t>
       </w:r>
     </w:p>
@@ -5426,14 +6448,7 @@
         <w:rPr>
           <w:rFonts w:hint="eastAsia"/>
         </w:rPr>
-        <w:t>可将上述语句改成</w:t>
-      </w:r>
-      <w:r>
-        <w:rPr>
-          <w:rFonts w:hint="eastAsia"/>
-        </w:rPr>
-        <w:lastRenderedPageBreak/>
-        <w:t>如下</w:t>
+        <w:t>可将上述语句改成如下</w:t>
       </w:r>
       <w:r>
         <w:rPr>
@@ -5926,6 +6941,95 @@
       </w:pPr>
     </w:lvl>
   </w:abstractNum>
+  <w:abstractNum w:abstractNumId="4">
+    <w:nsid w:val="73DB7459"/>
+    <w:multiLevelType w:val="hybridMultilevel"/>
+    <w:tmpl w:val="EFEA6B48"/>
+    <w:lvl w:ilvl="0" w:tplc="04090001">
+      <w:start w:val="1"/>
+      <w:numFmt w:val="bullet"/>
+      <w:lvlText w:val=""/>
+      <w:lvlJc w:val="left"/>
+      <w:pPr>
+        <w:ind w:left="420" w:hanging="420"/>
+      </w:pPr>
+      <w:rPr>
+        <w:rFonts w:ascii="Wingdings" w:hAnsi="Wingdings" w:hint="default"/>
+      </w:rPr>
+    </w:lvl>
+    <w:lvl w:ilvl="1" w:tplc="04090019" w:tentative="1">
+      <w:start w:val="1"/>
+      <w:numFmt w:val="lowerLetter"/>
+      <w:lvlText w:val="%2)"/>
+      <w:lvlJc w:val="left"/>
+      <w:pPr>
+        <w:ind w:left="840" w:hanging="420"/>
+      </w:pPr>
+    </w:lvl>
+    <w:lvl w:ilvl="2" w:tplc="0409001B" w:tentative="1">
+      <w:start w:val="1"/>
+      <w:numFmt w:val="lowerRoman"/>
+      <w:lvlText w:val="%3."/>
+      <w:lvlJc w:val="right"/>
+      <w:pPr>
+        <w:ind w:left="1260" w:hanging="420"/>
+      </w:pPr>
+    </w:lvl>
+    <w:lvl w:ilvl="3" w:tplc="0409000F" w:tentative="1">
+      <w:start w:val="1"/>
+      <w:numFmt w:val="decimal"/>
+      <w:lvlText w:val="%4."/>
+      <w:lvlJc w:val="left"/>
+      <w:pPr>
+        <w:ind w:left="1680" w:hanging="420"/>
+      </w:pPr>
+    </w:lvl>
+    <w:lvl w:ilvl="4" w:tplc="04090019" w:tentative="1">
+      <w:start w:val="1"/>
+      <w:numFmt w:val="lowerLetter"/>
+      <w:lvlText w:val="%5)"/>
+      <w:lvlJc w:val="left"/>
+      <w:pPr>
+        <w:ind w:left="2100" w:hanging="420"/>
+      </w:pPr>
+    </w:lvl>
+    <w:lvl w:ilvl="5" w:tplc="0409001B" w:tentative="1">
+      <w:start w:val="1"/>
+      <w:numFmt w:val="lowerRoman"/>
+      <w:lvlText w:val="%6."/>
+      <w:lvlJc w:val="right"/>
+      <w:pPr>
+        <w:ind w:left="2520" w:hanging="420"/>
+      </w:pPr>
+    </w:lvl>
+    <w:lvl w:ilvl="6" w:tplc="0409000F" w:tentative="1">
+      <w:start w:val="1"/>
+      <w:numFmt w:val="decimal"/>
+      <w:lvlText w:val="%7."/>
+      <w:lvlJc w:val="left"/>
+      <w:pPr>
+        <w:ind w:left="2940" w:hanging="420"/>
+      </w:pPr>
+    </w:lvl>
+    <w:lvl w:ilvl="7" w:tplc="04090019" w:tentative="1">
+      <w:start w:val="1"/>
+      <w:numFmt w:val="lowerLetter"/>
+      <w:lvlText w:val="%8)"/>
+      <w:lvlJc w:val="left"/>
+      <w:pPr>
+        <w:ind w:left="3360" w:hanging="420"/>
+      </w:pPr>
+    </w:lvl>
+    <w:lvl w:ilvl="8" w:tplc="0409001B" w:tentative="1">
+      <w:start w:val="1"/>
+      <w:numFmt w:val="lowerRoman"/>
+      <w:lvlText w:val="%9."/>
+      <w:lvlJc w:val="right"/>
+      <w:pPr>
+        <w:ind w:left="3780" w:hanging="420"/>
+      </w:pPr>
+    </w:lvl>
+  </w:abstractNum>
   <w:num w:numId="1">
     <w:abstractNumId w:val="3"/>
   </w:num>
@@ -5937,6 +7041,9 @@
   </w:num>
   <w:num w:numId="4">
     <w:abstractNumId w:val="1"/>
+  </w:num>
+  <w:num w:numId="5">
+    <w:abstractNumId w:val="4"/>
   </w:num>
 </w:numbering>
 </file>

--- a/internal_doc/03.开发设计/民生银行资源管控需求/巨杉集群资源管理平台使用说明文档.docx
+++ b/internal_doc/03.开发设计/民生银行资源管控需求/巨杉集群资源管理平台使用说明文档.docx
@@ -3180,13 +3180,31 @@
         <w:rPr>
           <w:rFonts w:hint="eastAsia"/>
         </w:rPr>
-        <w:t>登录需要添加</w:t>
+        <w:t>登录需要安装</w:t>
       </w:r>
       <w:r>
         <w:rPr>
           <w:rFonts w:hint="eastAsia"/>
         </w:rPr>
         <w:t>OM</w:t>
+      </w:r>
+      <w:r>
+        <w:rPr>
+          <w:rFonts w:hint="eastAsia"/>
+        </w:rPr>
+        <w:t>（或者</w:t>
+      </w:r>
+      <w:r>
+        <w:rPr>
+          <w:rFonts w:hint="eastAsia"/>
+        </w:rPr>
+        <w:t>OM</w:t>
+      </w:r>
+      <w:r>
+        <w:rPr>
+          <w:rFonts w:hint="eastAsia"/>
+        </w:rPr>
+        <w:t>已存在）</w:t>
       </w:r>
       <w:r>
         <w:rPr>
@@ -4324,6 +4342,7 @@
         <w:rPr>
           <w:shd w:val="pct15" w:color="auto" w:fill="FFFFFF"/>
         </w:rPr>
+        <w:lastRenderedPageBreak/>
         <w:t xml:space="preserve"># </w:t>
       </w:r>
       <w:r>
@@ -4345,7 +4364,6 @@
         <w:rPr>
           <w:shd w:val="pct15" w:color="auto" w:fill="FFFFFF"/>
         </w:rPr>
-        <w:lastRenderedPageBreak/>
         <w:t>module_name                    = "myModule"</w:t>
       </w:r>
     </w:p>

--- a/internal_doc/03.开发设计/民生银行资源管控需求/巨杉集群资源管理平台使用说明文档.docx
+++ b/internal_doc/03.开发设计/民生银行资源管控需求/巨杉集群资源管理平台使用说明文档.docx
@@ -1952,7 +1952,6 @@
       <w:pPr>
         <w:pStyle w:val="Heading3"/>
         <w:rPr>
-          <w:rFonts w:hint="eastAsia"/>
           <w:b w:val="0"/>
           <w:bCs w:val="0"/>
         </w:rPr>
@@ -1967,11 +1966,6 @@
       </w:r>
     </w:p>
     <w:p>
-      <w:pPr>
-        <w:rPr>
-          <w:rFonts w:hint="eastAsia"/>
-        </w:rPr>
-      </w:pPr>
       <w:r>
         <w:rPr>
           <w:rFonts w:hint="eastAsia"/>
@@ -2022,11 +2016,6 @@
       </w:r>
     </w:p>
     <w:p>
-      <w:pPr>
-        <w:rPr>
-          <w:rFonts w:hint="eastAsia"/>
-        </w:rPr>
-      </w:pPr>
       <w:r>
         <w:rPr>
           <w:rFonts w:hint="eastAsia"/>
@@ -2041,11 +2030,6 @@
       </w:r>
     </w:p>
     <w:p>
-      <w:pPr>
-        <w:rPr>
-          <w:rFonts w:hint="eastAsia"/>
-        </w:rPr>
-      </w:pPr>
       <w:r>
         <w:rPr>
           <w:rFonts w:hint="eastAsia"/>
@@ -2084,11 +2068,6 @@
       </w:r>
     </w:p>
     <w:p>
-      <w:pPr>
-        <w:rPr>
-          <w:rFonts w:hint="eastAsia"/>
-        </w:rPr>
-      </w:pPr>
       <w:r>
         <w:rPr>
           <w:rFonts w:hint="eastAsia"/>
@@ -2127,11 +2106,6 @@
       </w:r>
     </w:p>
     <w:p>
-      <w:pPr>
-        <w:rPr>
-          <w:rFonts w:hint="eastAsia"/>
-        </w:rPr>
-      </w:pPr>
       <w:r>
         <w:rPr>
           <w:rFonts w:hint="eastAsia"/>
@@ -2200,11 +2174,6 @@
       </w:r>
     </w:p>
     <w:p>
-      <w:pPr>
-        <w:rPr>
-          <w:rFonts w:hint="eastAsia"/>
-        </w:rPr>
-      </w:pPr>
       <w:r>
         <w:rPr>
           <w:rFonts w:hint="eastAsia"/>
@@ -2476,7 +2445,6 @@
         </w:numPr>
         <w:ind w:firstLineChars="0"/>
         <w:rPr>
-          <w:rFonts w:hint="eastAsia"/>
           <w:color w:val="FF0000"/>
         </w:rPr>
       </w:pPr>
@@ -2506,7 +2474,6 @@
       <w:pPr>
         <w:pStyle w:val="Heading3"/>
         <w:rPr>
-          <w:rFonts w:hint="eastAsia"/>
           <w:b w:val="0"/>
           <w:bCs w:val="0"/>
         </w:rPr>
@@ -2521,11 +2488,6 @@
       </w:r>
     </w:p>
     <w:p>
-      <w:pPr>
-        <w:rPr>
-          <w:rFonts w:hint="eastAsia"/>
-        </w:rPr>
-      </w:pPr>
       <w:r>
         <w:rPr>
           <w:rFonts w:hint="eastAsia"/>
@@ -2588,11 +2550,6 @@
       </w:r>
     </w:p>
     <w:p>
-      <w:pPr>
-        <w:rPr>
-          <w:rFonts w:hint="eastAsia"/>
-        </w:rPr>
-      </w:pPr>
       <w:r>
         <w:rPr>
           <w:rFonts w:hint="eastAsia"/>
@@ -3048,9 +3005,6 @@
     <w:p>
       <w:pPr>
         <w:pStyle w:val="Heading3"/>
-        <w:rPr>
-          <w:rFonts w:hint="eastAsia"/>
-        </w:rPr>
       </w:pPr>
       <w:r>
         <w:rPr>
@@ -3062,11 +3016,6 @@
       </w:r>
     </w:p>
     <w:p>
-      <w:pPr>
-        <w:rPr>
-          <w:rFonts w:hint="eastAsia"/>
-        </w:rPr>
-      </w:pPr>
       <w:r>
         <w:rPr>
           <w:rFonts w:hint="eastAsia"/>
@@ -4356,7 +4305,6 @@
     <w:p>
       <w:pPr>
         <w:rPr>
-          <w:rFonts w:hint="eastAsia"/>
           <w:shd w:val="pct15" w:color="auto" w:fill="FFFFFF"/>
         </w:rPr>
       </w:pPr>
@@ -4409,7 +4357,6 @@
     <w:p>
       <w:pPr>
         <w:rPr>
-          <w:rFonts w:hint="eastAsia"/>
           <w:b/>
           <w:sz w:val="32"/>
           <w:szCs w:val="32"/>
@@ -4515,7 +4462,6 @@
     <w:p>
       <w:pPr>
         <w:rPr>
-          <w:rFonts w:hint="eastAsia"/>
           <w:shd w:val="pct15" w:color="auto" w:fill="FFFFFF"/>
         </w:rPr>
       </w:pPr>
@@ -4556,11 +4502,6 @@
       </w:r>
     </w:p>
     <w:p>
-      <w:pPr>
-        <w:rPr>
-          <w:rFonts w:hint="eastAsia"/>
-        </w:rPr>
-      </w:pPr>
       <w:r>
         <w:rPr>
           <w:rFonts w:hint="eastAsia"/>
@@ -4584,11 +4525,6 @@
       </w:r>
     </w:p>
     <w:p>
-      <w:pPr>
-        <w:rPr>
-          <w:rFonts w:hint="eastAsia"/>
-        </w:rPr>
-      </w:pPr>
       <w:r>
         <w:rPr>
           <w:rFonts w:hint="eastAsia"/>
@@ -4651,7 +4587,6 @@
     <w:p>
       <w:pPr>
         <w:rPr>
-          <w:rFonts w:hint="eastAsia"/>
           <w:shd w:val="pct15" w:color="auto" w:fill="FFFFFF"/>
         </w:rPr>
       </w:pPr>
@@ -4672,7 +4607,6 @@
     <w:p>
       <w:pPr>
         <w:rPr>
-          <w:rFonts w:hint="eastAsia"/>
           <w:b/>
           <w:sz w:val="32"/>
           <w:szCs w:val="32"/>
@@ -4752,11 +4686,6 @@
       </w:r>
     </w:p>
     <w:p>
-      <w:pPr>
-        <w:rPr>
-          <w:rFonts w:hint="eastAsia"/>
-        </w:rPr>
-      </w:pPr>
       <w:r>
         <w:rPr>
           <w:rFonts w:hint="eastAsia"/>
@@ -6268,6 +6197,7 @@
     <w:p>
       <w:pPr>
         <w:rPr>
+          <w:rFonts w:hint="eastAsia"/>
           <w:i/>
           <w:shd w:val="pct15" w:color="auto" w:fill="FFFFFF"/>
         </w:rPr>
@@ -6278,7 +6208,173 @@
           <w:i/>
           <w:shd w:val="pct15" w:color="auto" w:fill="FFFFFF"/>
         </w:rPr>
-        <w:t>/opt/sequoiasql/bin/createdb -p 5432 CS_CMBC_STAT</w:t>
+        <w:t>/opt/sequoiasql/b</w:t>
+      </w:r>
+      <w:r>
+        <w:rPr>
+          <w:rFonts w:hint="eastAsia"/>
+          <w:i/>
+          <w:shd w:val="pct15" w:color="auto" w:fill="FFFFFF"/>
+        </w:rPr>
+        <w:t xml:space="preserve">in/createdb -p 5432 </w:t>
+      </w:r>
+      <w:r>
+        <w:rPr>
+          <w:i/>
+          <w:shd w:val="pct15" w:color="auto" w:fill="FFFFFF"/>
+        </w:rPr>
+        <w:t>CS_CMBC_STAT_myCluster_myModule</w:t>
+      </w:r>
+    </w:p>
+    <w:p>
+      <w:pPr>
+        <w:rPr>
+          <w:color w:val="FF0000"/>
+        </w:rPr>
+      </w:pPr>
+      <w:r>
+        <w:rPr>
+          <w:rFonts w:hint="eastAsia"/>
+          <w:color w:val="FF0000"/>
+        </w:rPr>
+        <w:t>注意</w:t>
+      </w:r>
+      <w:r>
+        <w:rPr>
+          <w:rFonts w:hint="eastAsia"/>
+          <w:color w:val="FF0000"/>
+        </w:rPr>
+        <w:t>:</w:t>
+      </w:r>
+      <w:r>
+        <w:rPr>
+          <w:rFonts w:hint="eastAsia"/>
+          <w:color w:val="FF0000"/>
+        </w:rPr>
+        <w:t>database</w:t>
+      </w:r>
+      <w:r>
+        <w:rPr>
+          <w:rFonts w:hint="eastAsia"/>
+          <w:color w:val="FF0000"/>
+        </w:rPr>
+        <w:t>名以</w:t>
+      </w:r>
+      <w:r>
+        <w:rPr>
+          <w:rFonts w:hint="eastAsia"/>
+          <w:color w:val="FF0000"/>
+        </w:rPr>
+        <w:t>"</w:t>
+      </w:r>
+      <w:r>
+        <w:rPr>
+          <w:color w:val="FF0000"/>
+        </w:rPr>
+        <w:t>CS_CMBC_STAT_</w:t>
+      </w:r>
+      <w:r>
+        <w:rPr>
+          <w:rFonts w:hint="eastAsia"/>
+          <w:color w:val="FF0000"/>
+        </w:rPr>
+        <w:t xml:space="preserve"> "</w:t>
+      </w:r>
+      <w:r>
+        <w:rPr>
+          <w:rFonts w:hint="eastAsia"/>
+          <w:color w:val="FF0000"/>
+        </w:rPr>
+        <w:t>开头</w:t>
+      </w:r>
+      <w:r>
+        <w:rPr>
+          <w:rFonts w:hint="eastAsia"/>
+          <w:color w:val="FF0000"/>
+        </w:rPr>
+        <w:t>,</w:t>
+      </w:r>
+      <w:r>
+        <w:rPr>
+          <w:rFonts w:hint="eastAsia"/>
+          <w:color w:val="FF0000"/>
+        </w:rPr>
+        <w:t>后面追加</w:t>
+      </w:r>
+      <w:r>
+        <w:rPr>
+          <w:rFonts w:hint="eastAsia"/>
+          <w:color w:val="FF0000"/>
+        </w:rPr>
+        <w:t>"</w:t>
+      </w:r>
+      <w:r>
+        <w:rPr>
+          <w:rFonts w:hint="eastAsia"/>
+          <w:color w:val="FF0000"/>
+        </w:rPr>
+        <w:t>集群名</w:t>
+      </w:r>
+      <w:r>
+        <w:rPr>
+          <w:rFonts w:hint="eastAsia"/>
+          <w:color w:val="FF0000"/>
+        </w:rPr>
+        <w:t>" + "_" + "</w:t>
+      </w:r>
+      <w:r>
+        <w:rPr>
+          <w:rFonts w:hint="eastAsia"/>
+          <w:color w:val="FF0000"/>
+        </w:rPr>
+        <w:t>业务名</w:t>
+      </w:r>
+      <w:r>
+        <w:rPr>
+          <w:rFonts w:hint="eastAsia"/>
+          <w:color w:val="FF0000"/>
+        </w:rPr>
+        <w:t>",</w:t>
+      </w:r>
+      <w:r>
+        <w:rPr>
+          <w:rFonts w:hint="eastAsia"/>
+          <w:color w:val="FF0000"/>
+        </w:rPr>
+        <w:t>如</w:t>
+      </w:r>
+      <w:r>
+        <w:rPr>
+          <w:rFonts w:hint="eastAsia"/>
+          <w:color w:val="FF0000"/>
+        </w:rPr>
+        <w:t>"</w:t>
+      </w:r>
+      <w:r>
+        <w:rPr>
+          <w:color w:val="FF0000"/>
+        </w:rPr>
+        <w:t>CS_CMBC_STAT_myCluster</w:t>
+      </w:r>
+      <w:r>
+        <w:rPr>
+          <w:rFonts w:hint="eastAsia"/>
+          <w:color w:val="FF0000"/>
+        </w:rPr>
+        <w:t>1</w:t>
+      </w:r>
+      <w:r>
+        <w:rPr>
+          <w:color w:val="FF0000"/>
+        </w:rPr>
+        <w:t>_myModule</w:t>
+      </w:r>
+      <w:r>
+        <w:rPr>
+          <w:rFonts w:hint="eastAsia"/>
+          <w:color w:val="FF0000"/>
+        </w:rPr>
+        <w:t>1"</w:t>
       </w:r>
     </w:p>
     <w:p>
@@ -6299,11 +6395,169 @@
       </w:r>
     </w:p>
     <w:p>
-      <w:r>
-        <w:rPr>
-          <w:rFonts w:hint="eastAsia"/>
-        </w:rPr>
-        <w:t>注意：这里假定</w:t>
+      <w:pPr>
+        <w:rPr>
+          <w:rFonts w:hint="eastAsia"/>
+        </w:rPr>
+      </w:pPr>
+      <w:r>
+        <w:rPr>
+          <w:rFonts w:hint="eastAsia"/>
+        </w:rPr>
+        <w:t>注意：</w:t>
+      </w:r>
+    </w:p>
+    <w:p>
+      <w:pPr>
+        <w:rPr>
+          <w:rFonts w:hint="eastAsia"/>
+        </w:rPr>
+      </w:pPr>
+      <w:r>
+        <w:rPr>
+          <w:rFonts w:hint="eastAsia"/>
+          <w:color w:val="FF0000"/>
+        </w:rPr>
+        <w:t>1</w:t>
+      </w:r>
+      <w:r>
+        <w:rPr>
+          <w:rFonts w:hint="eastAsia"/>
+          <w:color w:val="FF0000"/>
+        </w:rPr>
+        <w:t>、以</w:t>
+      </w:r>
+      <w:r>
+        <w:rPr>
+          <w:rFonts w:hint="eastAsia"/>
+          <w:color w:val="FF0000"/>
+        </w:rPr>
+        <w:t>下命令以及脚本文件中的</w:t>
+      </w:r>
+      <w:r>
+        <w:rPr>
+          <w:rFonts w:hint="eastAsia"/>
+          <w:color w:val="FF0000"/>
+        </w:rPr>
+        <w:t>server</w:t>
+      </w:r>
+      <w:r>
+        <w:rPr>
+          <w:rFonts w:hint="eastAsia"/>
+          <w:color w:val="FF0000"/>
+        </w:rPr>
+        <w:t>名字“</w:t>
+      </w:r>
+      <w:r>
+        <w:rPr>
+          <w:rFonts w:hint="eastAsia"/>
+          <w:color w:val="FF0000"/>
+        </w:rPr>
+        <w:t>sdb_server</w:t>
+      </w:r>
+      <w:r>
+        <w:rPr>
+          <w:rFonts w:hint="eastAsia"/>
+          <w:color w:val="FF0000"/>
+        </w:rPr>
+        <w:t>”需要全部替换成“</w:t>
+      </w:r>
+      <w:r>
+        <w:rPr>
+          <w:rFonts w:hint="eastAsia"/>
+          <w:color w:val="FF0000"/>
+        </w:rPr>
+        <w:t>sdb_server_</w:t>
+      </w:r>
+      <w:r>
+        <w:rPr>
+          <w:rFonts w:hint="eastAsia"/>
+          <w:color w:val="FF0000"/>
+        </w:rPr>
+        <w:t>集群名</w:t>
+      </w:r>
+      <w:r>
+        <w:rPr>
+          <w:rFonts w:hint="eastAsia"/>
+          <w:color w:val="FF0000"/>
+        </w:rPr>
+        <w:t>_</w:t>
+      </w:r>
+      <w:r>
+        <w:rPr>
+          <w:rFonts w:hint="eastAsia"/>
+          <w:color w:val="FF0000"/>
+        </w:rPr>
+        <w:t>业务名”（如：</w:t>
+      </w:r>
+      <w:r>
+        <w:rPr>
+          <w:rFonts w:hint="eastAsia"/>
+          <w:color w:val="FF0000"/>
+        </w:rPr>
+        <w:t>sdb_server_myCluster_myModule</w:t>
+      </w:r>
+      <w:r>
+        <w:rPr>
+          <w:rFonts w:hint="eastAsia"/>
+          <w:color w:val="FF0000"/>
+        </w:rPr>
+        <w:t>），</w:t>
+      </w:r>
+      <w:r>
+        <w:rPr>
+          <w:rFonts w:hint="eastAsia"/>
+          <w:color w:val="FF0000"/>
+        </w:rPr>
+        <w:t>确保每个</w:t>
+      </w:r>
+      <w:r>
+        <w:rPr>
+          <w:rFonts w:hint="eastAsia"/>
+          <w:color w:val="FF0000"/>
+        </w:rPr>
+        <w:t>Sequoiadb</w:t>
+      </w:r>
+      <w:r>
+        <w:rPr>
+          <w:rFonts w:hint="eastAsia"/>
+          <w:color w:val="FF0000"/>
+        </w:rPr>
+        <w:t>业务对应的</w:t>
+      </w:r>
+      <w:r>
+        <w:rPr>
+          <w:rFonts w:hint="eastAsia"/>
+          <w:color w:val="FF0000"/>
+        </w:rPr>
+        <w:t>server</w:t>
+      </w:r>
+      <w:r>
+        <w:rPr>
+          <w:rFonts w:hint="eastAsia"/>
+          <w:color w:val="FF0000"/>
+        </w:rPr>
+        <w:t>有不同的名字。</w:t>
+      </w:r>
+    </w:p>
+    <w:p>
+      <w:r>
+        <w:rPr>
+          <w:rFonts w:hint="eastAsia"/>
+        </w:rPr>
+        <w:t>2</w:t>
+      </w:r>
+      <w:r>
+        <w:rPr>
+          <w:rFonts w:hint="eastAsia"/>
+        </w:rPr>
+        <w:t>、</w:t>
+      </w:r>
+      <w:r>
+        <w:rPr>
+          <w:rFonts w:hint="eastAsia"/>
+        </w:rPr>
+        <w:t>这里假定</w:t>
       </w:r>
       <w:r>
         <w:rPr>
@@ -6561,7 +6815,15 @@
           <w:i/>
           <w:shd w:val="pct15" w:color="auto" w:fill="FFFFFF"/>
         </w:rPr>
-        <w:t>/opt/sequoiasql/bin/psql -f /opt/sequoiadb/conf/script/collectsnapshotinfo/createForeignTable.sql -p 5432 CS_CMBC_STAT</w:t>
+        <w:lastRenderedPageBreak/>
+        <w:t xml:space="preserve">/opt/sequoiasql/bin/psql -f /opt/sequoiadb/conf/script/collectsnapshotinfo/createForeignTable.sql -p 5432 </w:t>
+      </w:r>
+      <w:r>
+        <w:rPr>
+          <w:i/>
+          <w:shd w:val="pct15" w:color="auto" w:fill="FFFFFF"/>
+        </w:rPr>
+        <w:t>CS_CMBC_STAT_myCluster_myModule</w:t>
       </w:r>
     </w:p>
     <w:p/>

--- a/internal_doc/03.开发设计/民生银行资源管控需求/巨杉集群资源管理平台使用说明文档.docx
+++ b/internal_doc/03.开发设计/民生银行资源管控需求/巨杉集群资源管理平台使用说明文档.docx
@@ -1910,6 +1910,12 @@
           <w:rFonts w:hint="eastAsia"/>
         </w:rPr>
         <w:lastRenderedPageBreak/>
+        <w:t>资源管控</w:t>
+      </w:r>
+      <w:r>
+        <w:rPr>
+          <w:rFonts w:hint="eastAsia"/>
+        </w:rPr>
         <w:t>系统配置</w:t>
       </w:r>
     </w:p>
@@ -6197,7 +6203,6 @@
     <w:p>
       <w:pPr>
         <w:rPr>
-          <w:rFonts w:hint="eastAsia"/>
           <w:i/>
           <w:shd w:val="pct15" w:color="auto" w:fill="FFFFFF"/>
         </w:rPr>
@@ -6395,11 +6400,6 @@
       </w:r>
     </w:p>
     <w:p>
-      <w:pPr>
-        <w:rPr>
-          <w:rFonts w:hint="eastAsia"/>
-        </w:rPr>
-      </w:pPr>
       <w:r>
         <w:rPr>
           <w:rFonts w:hint="eastAsia"/>
@@ -6408,11 +6408,6 @@
       </w:r>
     </w:p>
     <w:p>
-      <w:pPr>
-        <w:rPr>
-          <w:rFonts w:hint="eastAsia"/>
-        </w:rPr>
-      </w:pPr>
       <w:r>
         <w:rPr>
           <w:rFonts w:hint="eastAsia"/>
@@ -6826,7 +6821,318 @@
         <w:t>CS_CMBC_STAT_myCluster_myModule</w:t>
       </w:r>
     </w:p>
-    <w:p/>
+    <w:p>
+      <w:pPr>
+        <w:pStyle w:val="Heading1"/>
+        <w:rPr>
+          <w:rFonts w:hint="eastAsia"/>
+        </w:rPr>
+      </w:pPr>
+      <w:r>
+        <w:rPr>
+          <w:rFonts w:hint="eastAsia"/>
+        </w:rPr>
+        <w:t>业务</w:t>
+      </w:r>
+      <w:r>
+        <w:rPr>
+          <w:rFonts w:hint="eastAsia"/>
+        </w:rPr>
+        <w:t>系统</w:t>
+      </w:r>
+      <w:r>
+        <w:rPr>
+          <w:rFonts w:hint="eastAsia"/>
+        </w:rPr>
+        <w:t>配置</w:t>
+      </w:r>
+    </w:p>
+    <w:p>
+      <w:pPr>
+        <w:rPr>
+          <w:rFonts w:hint="eastAsia"/>
+          <w:color w:val="FF0000"/>
+        </w:rPr>
+      </w:pPr>
+      <w:r>
+        <w:rPr>
+          <w:rFonts w:hint="eastAsia"/>
+          <w:color w:val="FF0000"/>
+        </w:rPr>
+        <w:t>以下操作</w:t>
+      </w:r>
+      <w:r>
+        <w:rPr>
+          <w:rFonts w:hint="eastAsia"/>
+          <w:color w:val="FF0000"/>
+        </w:rPr>
+        <w:t>须</w:t>
+      </w:r>
+      <w:r>
+        <w:rPr>
+          <w:rFonts w:hint="eastAsia"/>
+          <w:color w:val="FF0000"/>
+        </w:rPr>
+        <w:t>在与业务系统（执行业务数据操作的系统）对接</w:t>
+      </w:r>
+      <w:r>
+        <w:rPr>
+          <w:rFonts w:hint="eastAsia"/>
+          <w:color w:val="FF0000"/>
+        </w:rPr>
+        <w:t>的</w:t>
+      </w:r>
+      <w:r>
+        <w:rPr>
+          <w:rFonts w:hint="eastAsia"/>
+          <w:color w:val="FF0000"/>
+        </w:rPr>
+        <w:t>PG</w:t>
+      </w:r>
+      <w:r>
+        <w:rPr>
+          <w:rFonts w:hint="eastAsia"/>
+          <w:color w:val="FF0000"/>
+        </w:rPr>
+        <w:t>所在节点上执行，如业务系统与资源管控系统共用相同的</w:t>
+      </w:r>
+      <w:r>
+        <w:rPr>
+          <w:rFonts w:hint="eastAsia"/>
+          <w:color w:val="FF0000"/>
+        </w:rPr>
+        <w:t>PG</w:t>
+      </w:r>
+      <w:r>
+        <w:rPr>
+          <w:rFonts w:hint="eastAsia"/>
+          <w:color w:val="FF0000"/>
+        </w:rPr>
+        <w:t>，则直接在</w:t>
+      </w:r>
+      <w:r>
+        <w:rPr>
+          <w:rFonts w:hint="eastAsia"/>
+          <w:color w:val="FF0000"/>
+        </w:rPr>
+        <w:t>PG</w:t>
+      </w:r>
+      <w:r>
+        <w:rPr>
+          <w:rFonts w:hint="eastAsia"/>
+          <w:color w:val="FF0000"/>
+        </w:rPr>
+        <w:t>所在节点执行操作即可。</w:t>
+      </w:r>
+    </w:p>
+    <w:p>
+      <w:pPr>
+        <w:rPr>
+          <w:rFonts w:hint="eastAsia"/>
+        </w:rPr>
+      </w:pPr>
+      <w:r>
+        <w:rPr>
+          <w:rFonts w:hint="eastAsia"/>
+        </w:rPr>
+        <w:t>1</w:t>
+      </w:r>
+      <w:r>
+        <w:rPr>
+          <w:rFonts w:hint="eastAsia"/>
+        </w:rPr>
+        <w:t>、登录节点并切换成</w:t>
+      </w:r>
+      <w:r>
+        <w:rPr>
+          <w:rFonts w:hint="eastAsia"/>
+        </w:rPr>
+        <w:t>sdbadmin</w:t>
+      </w:r>
+      <w:r>
+        <w:rPr>
+          <w:rFonts w:hint="eastAsia"/>
+        </w:rPr>
+        <w:t>用户</w:t>
+      </w:r>
+    </w:p>
+    <w:p>
+      <w:pPr>
+        <w:rPr>
+          <w:rFonts w:hint="eastAsia"/>
+        </w:rPr>
+      </w:pPr>
+      <w:r>
+        <w:rPr>
+          <w:rFonts w:hint="eastAsia"/>
+        </w:rPr>
+        <w:t xml:space="preserve">   su sdbadmin</w:t>
+      </w:r>
+    </w:p>
+    <w:p>
+      <w:pPr>
+        <w:rPr>
+          <w:rFonts w:hint="eastAsia"/>
+        </w:rPr>
+      </w:pPr>
+      <w:r>
+        <w:rPr>
+          <w:rFonts w:hint="eastAsia"/>
+        </w:rPr>
+        <w:t>2</w:t>
+      </w:r>
+      <w:r>
+        <w:rPr>
+          <w:rFonts w:hint="eastAsia"/>
+        </w:rPr>
+        <w:t>、进入</w:t>
+      </w:r>
+      <w:r>
+        <w:rPr>
+          <w:rFonts w:hint="eastAsia"/>
+        </w:rPr>
+        <w:t>pgsql</w:t>
+      </w:r>
+      <w:r>
+        <w:rPr>
+          <w:rFonts w:hint="eastAsia"/>
+        </w:rPr>
+        <w:t>命令行：</w:t>
+      </w:r>
+    </w:p>
+    <w:p>
+      <w:pPr>
+        <w:rPr>
+          <w:rFonts w:hint="eastAsia"/>
+        </w:rPr>
+      </w:pPr>
+      <w:r>
+        <w:rPr>
+          <w:rFonts w:hint="eastAsia"/>
+        </w:rPr>
+        <w:t xml:space="preserve">   /opt/sequoiadb/bin/psql -p 5432 CS_CMBC_STAT</w:t>
+      </w:r>
+    </w:p>
+    <w:p>
+      <w:pPr>
+        <w:rPr>
+          <w:rFonts w:hint="eastAsia"/>
+        </w:rPr>
+      </w:pPr>
+      <w:r>
+        <w:rPr>
+          <w:rFonts w:hint="eastAsia"/>
+        </w:rPr>
+        <w:t>3</w:t>
+      </w:r>
+      <w:r>
+        <w:rPr>
+          <w:rFonts w:hint="eastAsia"/>
+        </w:rPr>
+        <w:t>、在</w:t>
+      </w:r>
+      <w:r>
+        <w:rPr>
+          <w:rFonts w:hint="eastAsia"/>
+        </w:rPr>
+        <w:t>sql</w:t>
+      </w:r>
+      <w:r>
+        <w:rPr>
+          <w:rFonts w:hint="eastAsia"/>
+        </w:rPr>
+        <w:t>命令行中执行以下语句：</w:t>
+      </w:r>
+    </w:p>
+    <w:p>
+      <w:pPr>
+        <w:rPr>
+          <w:rFonts w:hint="eastAsia"/>
+        </w:rPr>
+      </w:pPr>
+      <w:r>
+        <w:rPr>
+          <w:rFonts w:hint="eastAsia"/>
+        </w:rPr>
+        <w:t xml:space="preserve">   create foreign table "CL_TASK_ATTR"("TaskName" text) server sdb_server options(collectionspace '$SYS_VCS', collection 'SYS_SESSION_INFO');</w:t>
+      </w:r>
+    </w:p>
+    <w:p>
+      <w:pPr>
+        <w:rPr>
+          <w:rFonts w:hint="eastAsia"/>
+        </w:rPr>
+      </w:pPr>
+    </w:p>
+    <w:p>
+      <w:pPr>
+        <w:rPr>
+          <w:rFonts w:hint="eastAsia"/>
+        </w:rPr>
+      </w:pPr>
+      <w:r>
+        <w:rPr>
+          <w:rFonts w:hint="eastAsia"/>
+        </w:rPr>
+        <w:t>通过上述操作将在</w:t>
+      </w:r>
+      <w:r>
+        <w:rPr>
+          <w:rFonts w:hint="eastAsia"/>
+        </w:rPr>
+        <w:t>PG</w:t>
+      </w:r>
+      <w:r>
+        <w:rPr>
+          <w:rFonts w:hint="eastAsia"/>
+        </w:rPr>
+        <w:t>中创建用于设置</w:t>
+      </w:r>
+      <w:r>
+        <w:rPr>
+          <w:rFonts w:hint="eastAsia"/>
+        </w:rPr>
+        <w:t>session</w:t>
+      </w:r>
+      <w:r>
+        <w:rPr>
+          <w:rFonts w:hint="eastAsia"/>
+        </w:rPr>
+        <w:t>信息（任务名）的外表，业务系统在执行数据操作前需要通过如下</w:t>
+      </w:r>
+      <w:r>
+        <w:rPr>
+          <w:rFonts w:hint="eastAsia"/>
+        </w:rPr>
+        <w:t>sql</w:t>
+      </w:r>
+      <w:r>
+        <w:rPr>
+          <w:rFonts w:hint="eastAsia"/>
+        </w:rPr>
+        <w:t>语句设置当前</w:t>
+      </w:r>
+      <w:r>
+        <w:rPr>
+          <w:rFonts w:hint="eastAsia"/>
+        </w:rPr>
+        <w:t>session</w:t>
+      </w:r>
+      <w:r>
+        <w:rPr>
+          <w:rFonts w:hint="eastAsia"/>
+        </w:rPr>
+        <w:t>的信息：</w:t>
+      </w:r>
+    </w:p>
+    <w:p>
+      <w:r>
+        <w:rPr>
+          <w:rFonts w:hint="eastAsia"/>
+        </w:rPr>
+        <w:t>update "CL_TASK_ATTR" set "TaskName"='test1';</w:t>
+      </w:r>
+    </w:p>
     <w:sectPr>
       <w:pgSz w:w="11906" w:h="16838"/>
       <w:pgMar w:top="1440" w:right="1800" w:bottom="1440" w:left="1800" w:header="851" w:footer="992" w:gutter="0"/>

--- a/internal_doc/03.开发设计/民生银行资源管控需求/巨杉集群资源管理平台使用说明文档.docx
+++ b/internal_doc/03.开发设计/民生银行资源管控需求/巨杉集群资源管理平台使用说明文档.docx
@@ -6824,9 +6824,6 @@
     <w:p>
       <w:pPr>
         <w:pStyle w:val="Heading1"/>
-        <w:rPr>
-          <w:rFonts w:hint="eastAsia"/>
-        </w:rPr>
       </w:pPr>
       <w:r>
         <w:rPr>
@@ -6850,7 +6847,6 @@
     <w:p>
       <w:pPr>
         <w:rPr>
-          <w:rFonts w:hint="eastAsia"/>
           <w:color w:val="FF0000"/>
         </w:rPr>
       </w:pPr>
@@ -6926,11 +6922,6 @@
       </w:r>
     </w:p>
     <w:p>
-      <w:pPr>
-        <w:rPr>
-          <w:rFonts w:hint="eastAsia"/>
-        </w:rPr>
-      </w:pPr>
       <w:r>
         <w:rPr>
           <w:rFonts w:hint="eastAsia"/>
@@ -6957,11 +6948,6 @@
       </w:r>
     </w:p>
     <w:p>
-      <w:pPr>
-        <w:rPr>
-          <w:rFonts w:hint="eastAsia"/>
-        </w:rPr>
-      </w:pPr>
       <w:r>
         <w:rPr>
           <w:rFonts w:hint="eastAsia"/>
@@ -6970,11 +6956,6 @@
       </w:r>
     </w:p>
     <w:p>
-      <w:pPr>
-        <w:rPr>
-          <w:rFonts w:hint="eastAsia"/>
-        </w:rPr>
-      </w:pPr>
       <w:r>
         <w:rPr>
           <w:rFonts w:hint="eastAsia"/>
@@ -7001,11 +6982,6 @@
       </w:r>
     </w:p>
     <w:p>
-      <w:pPr>
-        <w:rPr>
-          <w:rFonts w:hint="eastAsia"/>
-        </w:rPr>
-      </w:pPr>
       <w:r>
         <w:rPr>
           <w:rFonts w:hint="eastAsia"/>
@@ -7014,11 +6990,6 @@
       </w:r>
     </w:p>
     <w:p>
-      <w:pPr>
-        <w:rPr>
-          <w:rFonts w:hint="eastAsia"/>
-        </w:rPr>
-      </w:pPr>
       <w:r>
         <w:rPr>
           <w:rFonts w:hint="eastAsia"/>
@@ -7045,31 +7016,27 @@
       </w:r>
     </w:p>
     <w:p>
-      <w:pPr>
-        <w:rPr>
-          <w:rFonts w:hint="eastAsia"/>
-        </w:rPr>
-      </w:pPr>
-      <w:r>
-        <w:rPr>
-          <w:rFonts w:hint="eastAsia"/>
-        </w:rPr>
-        <w:t xml:space="preserve">   create foreign table "CL_TASK_ATTR"("TaskName" text) server sdb_server options(collectionspace '$SYS_VCS', collection 'SYS_SESSION_INFO');</w:t>
-      </w:r>
-    </w:p>
-    <w:p>
-      <w:pPr>
-        <w:rPr>
-          <w:rFonts w:hint="eastAsia"/>
-        </w:rPr>
-      </w:pPr>
-    </w:p>
-    <w:p>
-      <w:pPr>
-        <w:rPr>
-          <w:rFonts w:hint="eastAsia"/>
-        </w:rPr>
-      </w:pPr>
+      <w:r>
+        <w:rPr>
+          <w:rFonts w:hint="eastAsia"/>
+        </w:rPr>
+        <w:t xml:space="preserve">   create foreign table "CL_TASK_ATTR"("TaskName" text</w:t>
+      </w:r>
+      <w:r>
+        <w:rPr>
+          <w:rFonts w:hint="eastAsia"/>
+        </w:rPr>
+        <w:t>, "User" text, "IP" text</w:t>
+      </w:r>
+      <w:r>
+        <w:rPr>
+          <w:rFonts w:hint="eastAsia"/>
+        </w:rPr>
+        <w:t>) server sdb_server options(collectionspace '$SYS_VCS', collection 'SYS_SESSION_INFO');</w:t>
+      </w:r>
+    </w:p>
+    <w:p/>
+    <w:p>
       <w:r>
         <w:rPr>
           <w:rFonts w:hint="eastAsia"/>

--- a/internal_doc/03.开发设计/民生银行资源管控需求/巨杉集群资源管理平台使用说明文档.docx
+++ b/internal_doc/03.开发设计/民生银行资源管控需求/巨杉集群资源管理平台使用说明文档.docx
@@ -1968,691 +1968,7 @@
           <w:b w:val="0"/>
           <w:bCs w:val="0"/>
         </w:rPr>
-        <w:t>概述</w:t>
-      </w:r>
-    </w:p>
-    <w:p>
-      <w:r>
-        <w:rPr>
-          <w:rFonts w:hint="eastAsia"/>
-        </w:rPr>
-        <w:t>以下介绍如何在原有</w:t>
-      </w:r>
-      <w:r>
-        <w:rPr>
-          <w:rFonts w:hint="eastAsia"/>
-        </w:rPr>
-        <w:t>sequoiadb</w:t>
-      </w:r>
-      <w:r>
-        <w:rPr>
-          <w:rFonts w:hint="eastAsia"/>
-        </w:rPr>
-        <w:t>集群环境中</w:t>
-      </w:r>
-      <w:r>
-        <w:rPr>
-          <w:rFonts w:hint="eastAsia"/>
-        </w:rPr>
-        <w:t>，将未纳入</w:t>
-      </w:r>
-      <w:r>
-        <w:rPr>
-          <w:rFonts w:hint="eastAsia"/>
-        </w:rPr>
-        <w:t>OM</w:t>
-      </w:r>
-      <w:r>
-        <w:rPr>
-          <w:rFonts w:hint="eastAsia"/>
-        </w:rPr>
-        <w:t>管理的集群重新纳入</w:t>
-      </w:r>
-      <w:r>
-        <w:rPr>
-          <w:rFonts w:hint="eastAsia"/>
-        </w:rPr>
-        <w:t>OM</w:t>
-      </w:r>
-      <w:r>
-        <w:rPr>
-          <w:rFonts w:hint="eastAsia"/>
-        </w:rPr>
-        <w:t>管理。</w:t>
-      </w:r>
-    </w:p>
-    <w:p>
-      <w:r>
-        <w:rPr>
-          <w:rFonts w:hint="eastAsia"/>
-        </w:rPr>
-        <w:t>这个过程，分为三</w:t>
-      </w:r>
-      <w:r>
-        <w:rPr>
-          <w:rFonts w:hint="eastAsia"/>
-        </w:rPr>
-        <w:t>个步骤：</w:t>
-      </w:r>
-    </w:p>
-    <w:p>
-      <w:r>
-        <w:rPr>
-          <w:rFonts w:hint="eastAsia"/>
-        </w:rPr>
-        <w:t>步骤</w:t>
-      </w:r>
-      <w:r>
-        <w:rPr>
-          <w:rFonts w:hint="eastAsia"/>
-        </w:rPr>
-        <w:t>1</w:t>
-      </w:r>
-      <w:r>
-        <w:rPr>
-          <w:rFonts w:hint="eastAsia"/>
-        </w:rPr>
-        <w:t>：</w:t>
-      </w:r>
-      <w:r>
-        <w:rPr>
-          <w:rFonts w:hint="eastAsia"/>
-        </w:rPr>
-        <w:t>填写</w:t>
-      </w:r>
-      <w:r>
-        <w:rPr>
-          <w:rFonts w:hint="eastAsia"/>
-        </w:rPr>
-        <w:t>脚本</w:t>
-      </w:r>
-      <w:r>
-        <w:rPr>
-          <w:rFonts w:hint="eastAsia"/>
-        </w:rPr>
-        <w:t>配置文件内容</w:t>
-      </w:r>
-    </w:p>
-    <w:p>
-      <w:r>
-        <w:rPr>
-          <w:rFonts w:hint="eastAsia"/>
-        </w:rPr>
-        <w:t>步骤</w:t>
-      </w:r>
-      <w:r>
-        <w:rPr>
-          <w:rFonts w:hint="eastAsia"/>
-        </w:rPr>
-        <w:t>2</w:t>
-      </w:r>
-      <w:r>
-        <w:rPr>
-          <w:rFonts w:hint="eastAsia"/>
-        </w:rPr>
-        <w:t>：</w:t>
-      </w:r>
-      <w:r>
-        <w:rPr>
-          <w:rFonts w:hint="eastAsia"/>
-        </w:rPr>
-        <w:t>运行脚本</w:t>
-      </w:r>
-      <w:r>
-        <w:rPr>
-          <w:rFonts w:hint="eastAsia"/>
-        </w:rPr>
-        <w:t>安装</w:t>
-      </w:r>
-      <w:r>
-        <w:rPr>
-          <w:rFonts w:hint="eastAsia"/>
-        </w:rPr>
-        <w:t>OM</w:t>
-      </w:r>
-    </w:p>
-    <w:p>
-      <w:r>
-        <w:rPr>
-          <w:rFonts w:hint="eastAsia"/>
-        </w:rPr>
-        <w:t>步骤</w:t>
-      </w:r>
-      <w:r>
-        <w:rPr>
-          <w:rFonts w:hint="eastAsia"/>
-        </w:rPr>
-        <w:t>3</w:t>
-      </w:r>
-      <w:r>
-        <w:rPr>
-          <w:rFonts w:hint="eastAsia"/>
-        </w:rPr>
-        <w:t>：</w:t>
-      </w:r>
-      <w:r>
-        <w:rPr>
-          <w:rFonts w:hint="eastAsia"/>
-        </w:rPr>
-        <w:t>运行脚本</w:t>
-      </w:r>
-      <w:r>
-        <w:rPr>
-          <w:rFonts w:hint="eastAsia"/>
-        </w:rPr>
-        <w:t>将指定</w:t>
-      </w:r>
-      <w:r>
-        <w:rPr>
-          <w:rFonts w:hint="eastAsia"/>
-        </w:rPr>
-        <w:t>的</w:t>
-      </w:r>
-      <w:r>
-        <w:rPr>
-          <w:rFonts w:hint="eastAsia"/>
-        </w:rPr>
-        <w:t>sequoiadb</w:t>
-      </w:r>
-      <w:r>
-        <w:rPr>
-          <w:rFonts w:hint="eastAsia"/>
-        </w:rPr>
-        <w:t>集群</w:t>
-      </w:r>
-      <w:r>
-        <w:rPr>
-          <w:rFonts w:hint="eastAsia"/>
-        </w:rPr>
-        <w:t>纳入</w:t>
-      </w:r>
-      <w:r>
-        <w:rPr>
-          <w:rFonts w:hint="eastAsia"/>
-        </w:rPr>
-        <w:t>OM</w:t>
-      </w:r>
-      <w:r>
-        <w:rPr>
-          <w:rFonts w:hint="eastAsia"/>
-        </w:rPr>
-        <w:t>管理</w:t>
-      </w:r>
-    </w:p>
-    <w:p>
-      <w:r>
-        <w:rPr>
-          <w:rFonts w:hint="eastAsia"/>
-        </w:rPr>
-        <w:t>若客户的环境已经</w:t>
-      </w:r>
-      <w:r>
-        <w:rPr>
-          <w:rFonts w:hint="eastAsia"/>
-        </w:rPr>
-        <w:t>装有</w:t>
-      </w:r>
-      <w:r>
-        <w:rPr>
-          <w:rFonts w:hint="eastAsia"/>
-        </w:rPr>
-        <w:t>OM</w:t>
-      </w:r>
-      <w:r>
-        <w:rPr>
-          <w:rFonts w:hint="eastAsia"/>
-        </w:rPr>
-        <w:t>，</w:t>
-      </w:r>
-      <w:r>
-        <w:rPr>
-          <w:rFonts w:hint="eastAsia"/>
-        </w:rPr>
-        <w:t>则可以跳过步骤</w:t>
-      </w:r>
-      <w:r>
-        <w:rPr>
-          <w:rFonts w:hint="eastAsia"/>
-        </w:rPr>
-        <w:t>2</w:t>
-      </w:r>
-      <w:r>
-        <w:rPr>
-          <w:rFonts w:hint="eastAsia"/>
-        </w:rPr>
-        <w:t>。</w:t>
-      </w:r>
-    </w:p>
-    <w:p>
-      <w:pPr>
-        <w:pStyle w:val="Heading3"/>
-        <w:rPr>
-          <w:b w:val="0"/>
-          <w:bCs w:val="0"/>
-        </w:rPr>
-      </w:pPr>
-      <w:r>
-        <w:rPr>
-          <w:rFonts w:hint="eastAsia"/>
-          <w:b w:val="0"/>
-          <w:bCs w:val="0"/>
-        </w:rPr>
-        <w:t>环境要求</w:t>
-      </w:r>
-    </w:p>
-    <w:p>
-      <w:r>
-        <w:rPr>
-          <w:rFonts w:hint="eastAsia"/>
-        </w:rPr>
-        <w:t>在执行操作</w:t>
-      </w:r>
-      <w:r>
-        <w:rPr>
-          <w:rFonts w:hint="eastAsia"/>
-        </w:rPr>
-        <w:t>步骤</w:t>
-      </w:r>
-      <w:r>
-        <w:rPr>
-          <w:rFonts w:hint="eastAsia"/>
-        </w:rPr>
-        <w:t>之前</w:t>
-      </w:r>
-      <w:r>
-        <w:rPr>
-          <w:rFonts w:hint="eastAsia"/>
-        </w:rPr>
-        <w:t>，需要</w:t>
-      </w:r>
-      <w:r>
-        <w:rPr>
-          <w:rFonts w:hint="eastAsia"/>
-        </w:rPr>
-        <w:t>用户</w:t>
-      </w:r>
-      <w:r>
-        <w:rPr>
-          <w:rFonts w:hint="eastAsia"/>
-        </w:rPr>
-        <w:t>检查集群的情况，以满足以下几项要求：</w:t>
-      </w:r>
-    </w:p>
-    <w:p>
-      <w:pPr>
-        <w:pStyle w:val="ListParagraph"/>
-        <w:numPr>
-          <w:ilvl w:val="0"/>
-          <w:numId w:val="4"/>
-        </w:numPr>
-        <w:ind w:firstLineChars="0"/>
-      </w:pPr>
-      <w:r>
-        <w:rPr>
-          <w:rFonts w:hint="eastAsia"/>
-        </w:rPr>
-        <w:t>要求集群所有服务器都开启</w:t>
-      </w:r>
-      <w:r>
-        <w:rPr>
-          <w:rFonts w:hint="eastAsia"/>
-        </w:rPr>
-        <w:t>root</w:t>
-      </w:r>
-      <w:r>
-        <w:rPr>
-          <w:rFonts w:hint="eastAsia"/>
-        </w:rPr>
-        <w:t>用户。</w:t>
-      </w:r>
-    </w:p>
-    <w:p>
-      <w:pPr>
-        <w:pStyle w:val="ListParagraph"/>
-        <w:numPr>
-          <w:ilvl w:val="0"/>
-          <w:numId w:val="4"/>
-        </w:numPr>
-        <w:ind w:firstLineChars="0"/>
-      </w:pPr>
-      <w:r>
-        <w:rPr>
-          <w:rFonts w:hint="eastAsia"/>
-        </w:rPr>
-        <w:t>要求集群所有服务器都开启</w:t>
-      </w:r>
-      <w:r>
-        <w:rPr>
-          <w:rFonts w:hint="eastAsia"/>
-        </w:rPr>
-        <w:t>ssh</w:t>
-      </w:r>
-      <w:r>
-        <w:rPr>
-          <w:rFonts w:hint="eastAsia"/>
-        </w:rPr>
-        <w:t>功能。</w:t>
-      </w:r>
-    </w:p>
-    <w:p>
-      <w:pPr>
-        <w:pStyle w:val="ListParagraph"/>
-        <w:numPr>
-          <w:ilvl w:val="0"/>
-          <w:numId w:val="4"/>
-        </w:numPr>
-        <w:ind w:firstLineChars="0"/>
-      </w:pPr>
-      <w:r>
-        <w:rPr>
-          <w:rFonts w:hint="eastAsia"/>
-        </w:rPr>
-        <w:t>要求集群所有服务器都配置好机器与机器之间的</w:t>
-      </w:r>
-      <w:r>
-        <w:rPr>
-          <w:rFonts w:hint="eastAsia"/>
-        </w:rPr>
-        <w:t>ip/hostname</w:t>
-      </w:r>
-      <w:r>
-        <w:rPr>
-          <w:rFonts w:hint="eastAsia"/>
-        </w:rPr>
-        <w:t>映射关系。</w:t>
-      </w:r>
-    </w:p>
-    <w:p>
-      <w:pPr>
-        <w:pStyle w:val="ListParagraph"/>
-        <w:numPr>
-          <w:ilvl w:val="0"/>
-          <w:numId w:val="4"/>
-        </w:numPr>
-        <w:ind w:firstLineChars="0"/>
-      </w:pPr>
-      <w:r>
-        <w:rPr>
-          <w:rFonts w:hint="eastAsia"/>
-        </w:rPr>
-        <w:t>要求集群所有服务器都存在</w:t>
-      </w:r>
-      <w:r>
-        <w:rPr>
-          <w:rFonts w:hint="eastAsia"/>
-        </w:rPr>
-        <w:t>/etc/default/sequoiadb</w:t>
-      </w:r>
-      <w:r>
-        <w:rPr>
-          <w:rFonts w:hint="eastAsia"/>
-        </w:rPr>
-        <w:t>文件，且文件内容与真实情况一致。</w:t>
-      </w:r>
-    </w:p>
-    <w:p>
-      <w:pPr>
-        <w:pStyle w:val="ListParagraph"/>
-        <w:numPr>
-          <w:ilvl w:val="0"/>
-          <w:numId w:val="4"/>
-        </w:numPr>
-        <w:ind w:firstLineChars="0"/>
-      </w:pPr>
-      <w:r>
-        <w:rPr>
-          <w:rFonts w:hint="eastAsia"/>
-        </w:rPr>
-        <w:t>要求集群所有服务器安装的</w:t>
-      </w:r>
-      <w:r>
-        <w:rPr>
-          <w:rFonts w:hint="eastAsia"/>
-        </w:rPr>
-        <w:t>sequoiadb</w:t>
-      </w:r>
-      <w:r>
-        <w:rPr>
-          <w:rFonts w:hint="eastAsia"/>
-        </w:rPr>
-        <w:t>服务都使用相同的进程用户名（默认为</w:t>
-      </w:r>
-      <w:r>
-        <w:rPr>
-          <w:rFonts w:hint="eastAsia"/>
-        </w:rPr>
-        <w:t>sdbadmin</w:t>
-      </w:r>
-      <w:r>
-        <w:rPr>
-          <w:rFonts w:hint="eastAsia"/>
-        </w:rPr>
-        <w:t>）、密码（默认为</w:t>
-      </w:r>
-      <w:r>
-        <w:rPr>
-          <w:rFonts w:hint="eastAsia"/>
-        </w:rPr>
-        <w:t>sdbadmin</w:t>
-      </w:r>
-      <w:r>
-        <w:rPr>
-          <w:rFonts w:hint="eastAsia"/>
-        </w:rPr>
-        <w:t>）。</w:t>
-      </w:r>
-    </w:p>
-    <w:p>
-      <w:pPr>
-        <w:pStyle w:val="ListParagraph"/>
-        <w:numPr>
-          <w:ilvl w:val="0"/>
-          <w:numId w:val="4"/>
-        </w:numPr>
-        <w:ind w:firstLineChars="0"/>
-        <w:rPr>
-          <w:color w:val="FF0000"/>
-        </w:rPr>
-      </w:pPr>
-      <w:r>
-        <w:rPr>
-          <w:rFonts w:hint="eastAsia"/>
-          <w:color w:val="FF0000"/>
-        </w:rPr>
-        <w:t>要求集群所有服务器都已经升级到</w:t>
-      </w:r>
-      <w:r>
-        <w:rPr>
-          <w:rFonts w:hint="eastAsia"/>
-          <w:color w:val="FF0000"/>
-        </w:rPr>
-        <w:t>1.12.6</w:t>
-      </w:r>
-      <w:r>
-        <w:rPr>
-          <w:rFonts w:hint="eastAsia"/>
-          <w:color w:val="FF0000"/>
-        </w:rPr>
-        <w:t>版本。</w:t>
-      </w:r>
-    </w:p>
-    <w:p>
-      <w:pPr>
-        <w:pStyle w:val="Heading3"/>
-        <w:rPr>
-          <w:b w:val="0"/>
-          <w:bCs w:val="0"/>
-        </w:rPr>
-      </w:pPr>
-      <w:r>
-        <w:rPr>
-          <w:rFonts w:hint="eastAsia"/>
-          <w:b w:val="0"/>
-          <w:bCs w:val="0"/>
-        </w:rPr>
         <w:t>步骤说明</w:t>
-      </w:r>
-    </w:p>
-    <w:p>
-      <w:r>
-        <w:rPr>
-          <w:rFonts w:hint="eastAsia"/>
-        </w:rPr>
-        <w:t>在</w:t>
-      </w:r>
-      <w:r>
-        <w:rPr>
-          <w:rFonts w:hint="eastAsia"/>
-        </w:rPr>
-        <w:t>步骤</w:t>
-      </w:r>
-      <w:r>
-        <w:rPr>
-          <w:rFonts w:hint="eastAsia"/>
-        </w:rPr>
-        <w:t>1</w:t>
-      </w:r>
-      <w:r>
-        <w:rPr>
-          <w:rFonts w:hint="eastAsia"/>
-        </w:rPr>
-        <w:t>中，用</w:t>
-      </w:r>
-      <w:r>
-        <w:rPr>
-          <w:rFonts w:hint="eastAsia"/>
-        </w:rPr>
-        <w:t>户需要指定各种配置参数。配置参数分为必填和选填。当用户需要在</w:t>
-      </w:r>
-      <w:r>
-        <w:rPr>
-          <w:rFonts w:hint="eastAsia"/>
-        </w:rPr>
-        <w:t>OM</w:t>
-      </w:r>
-      <w:r>
-        <w:rPr>
-          <w:rFonts w:hint="eastAsia"/>
-        </w:rPr>
-        <w:t>中添加多个集群的信息时，选填部分的参数应该</w:t>
-      </w:r>
-      <w:r>
-        <w:rPr>
-          <w:rFonts w:hint="eastAsia"/>
-        </w:rPr>
-        <w:t>确保不和当前</w:t>
-      </w:r>
-      <w:r>
-        <w:rPr>
-          <w:rFonts w:hint="eastAsia"/>
-        </w:rPr>
-        <w:t>OM</w:t>
-      </w:r>
-      <w:r>
-        <w:rPr>
-          <w:rFonts w:hint="eastAsia"/>
-        </w:rPr>
-        <w:t>已管理的集群信息冲突。</w:t>
-      </w:r>
-    </w:p>
-    <w:p>
-      <w:r>
-        <w:rPr>
-          <w:rFonts w:hint="eastAsia"/>
-        </w:rPr>
-        <w:t>步骤</w:t>
-      </w:r>
-      <w:r>
-        <w:rPr>
-          <w:rFonts w:hint="eastAsia"/>
-        </w:rPr>
-        <w:t>2</w:t>
-      </w:r>
-      <w:r>
-        <w:rPr>
-          <w:rFonts w:hint="eastAsia"/>
-        </w:rPr>
-        <w:t>中，一个</w:t>
-      </w:r>
-      <w:r>
-        <w:rPr>
-          <w:rFonts w:hint="eastAsia"/>
-        </w:rPr>
-        <w:t>OM</w:t>
-      </w:r>
-      <w:r>
-        <w:rPr>
-          <w:rFonts w:hint="eastAsia"/>
-        </w:rPr>
-        <w:t>可以管理多个集群，所以，若用户已经安装有</w:t>
-      </w:r>
-      <w:r>
-        <w:rPr>
-          <w:rFonts w:hint="eastAsia"/>
-        </w:rPr>
-        <w:t>OM</w:t>
-      </w:r>
-      <w:r>
-        <w:rPr>
-          <w:rFonts w:hint="eastAsia"/>
-        </w:rPr>
-        <w:t>，则不需要再安装。</w:t>
-      </w:r>
-    </w:p>
-    <w:p>
-      <w:r>
-        <w:rPr>
-          <w:rFonts w:hint="eastAsia"/>
-        </w:rPr>
-        <w:t>步骤</w:t>
-      </w:r>
-      <w:r>
-        <w:rPr>
-          <w:rFonts w:hint="eastAsia"/>
-        </w:rPr>
-        <w:t>3</w:t>
-      </w:r>
-      <w:r>
-        <w:rPr>
-          <w:rFonts w:hint="eastAsia"/>
-        </w:rPr>
-        <w:t>中，将指定的</w:t>
-      </w:r>
-      <w:r>
-        <w:rPr>
-          <w:rFonts w:hint="eastAsia"/>
-        </w:rPr>
-        <w:t>sequoiadb</w:t>
-      </w:r>
-      <w:r>
-        <w:rPr>
-          <w:rFonts w:hint="eastAsia"/>
-        </w:rPr>
-        <w:t>集群纳入</w:t>
-      </w:r>
-      <w:r>
-        <w:rPr>
-          <w:rFonts w:hint="eastAsia"/>
-        </w:rPr>
-        <w:t>OM</w:t>
-      </w:r>
-      <w:r>
-        <w:rPr>
-          <w:rFonts w:hint="eastAsia"/>
-        </w:rPr>
-        <w:t>管理的过程其实就是往</w:t>
-      </w:r>
-      <w:r>
-        <w:rPr>
-          <w:rFonts w:hint="eastAsia"/>
-        </w:rPr>
-        <w:t>OM</w:t>
-      </w:r>
-      <w:r>
-        <w:rPr>
-          <w:rFonts w:hint="eastAsia"/>
-        </w:rPr>
-        <w:t>添加一个业务的过程。该过程脚本执行步骤如下：</w:t>
       </w:r>
     </w:p>
     <w:p>
@@ -2663,24 +1979,51 @@
           <w:numId w:val="3"/>
         </w:numPr>
         <w:ind w:firstLineChars="0"/>
-      </w:pPr>
-      <w:r>
-        <w:rPr>
-          <w:rFonts w:hint="eastAsia"/>
-        </w:rPr>
-        <w:t>校验</w:t>
-      </w:r>
-      <w:r>
-        <w:rPr>
-          <w:rFonts w:hint="eastAsia"/>
-        </w:rPr>
-        <w:t>脚本配置文件内容的正确性</w:t>
-      </w:r>
-      <w:r>
-        <w:rPr>
-          <w:rFonts w:hint="eastAsia"/>
-        </w:rPr>
-        <w:t>。</w:t>
+        <w:rPr>
+          <w:rFonts w:hint="eastAsia"/>
+        </w:rPr>
+      </w:pPr>
+      <w:r>
+        <w:rPr>
+          <w:rFonts w:hint="eastAsia"/>
+        </w:rPr>
+        <w:t>通过</w:t>
+      </w:r>
+      <w:r>
+        <w:rPr>
+          <w:rFonts w:hint="eastAsia"/>
+        </w:rPr>
+        <w:t>OM</w:t>
+      </w:r>
+      <w:r>
+        <w:rPr>
+          <w:rFonts w:hint="eastAsia"/>
+        </w:rPr>
+        <w:t>的“发现业务”功能，将原来</w:t>
+      </w:r>
+      <w:r>
+        <w:rPr>
+          <w:rFonts w:hint="eastAsia"/>
+        </w:rPr>
+        <w:t xml:space="preserve"> DB </w:t>
+      </w:r>
+      <w:r>
+        <w:rPr>
+          <w:rFonts w:hint="eastAsia"/>
+        </w:rPr>
+        <w:t>集群纳入</w:t>
+      </w:r>
+      <w:r>
+        <w:rPr>
+          <w:rFonts w:hint="eastAsia"/>
+        </w:rPr>
+        <w:t>OM</w:t>
+      </w:r>
+      <w:r>
+        <w:rPr>
+          <w:rFonts w:hint="eastAsia"/>
+        </w:rPr>
+        <w:t>管理。</w:t>
       </w:r>
     </w:p>
     <w:p>
@@ -2696,318 +2039,495 @@
         <w:rPr>
           <w:rFonts w:hint="eastAsia"/>
         </w:rPr>
-        <w:t>收集</w:t>
-      </w:r>
-      <w:r>
-        <w:rPr>
-          <w:rFonts w:hint="eastAsia"/>
-        </w:rPr>
-        <w:t>指定</w:t>
-      </w:r>
-      <w:r>
-        <w:rPr>
-          <w:rFonts w:hint="eastAsia"/>
-        </w:rPr>
-        <w:t>集群所有</w:t>
-      </w:r>
-      <w:r>
-        <w:rPr>
-          <w:rFonts w:hint="eastAsia"/>
-        </w:rPr>
-        <w:t>coor</w:t>
-      </w:r>
-      <w:r>
-        <w:rPr>
-          <w:rFonts w:hint="eastAsia"/>
-        </w:rPr>
-        <w:t>d</w:t>
-      </w:r>
-      <w:r>
-        <w:rPr>
-          <w:rFonts w:hint="eastAsia"/>
-        </w:rPr>
-        <w:t>节点的信息，并把这些</w:t>
-      </w:r>
-      <w:r>
-        <w:rPr>
-          <w:rFonts w:hint="eastAsia"/>
-        </w:rPr>
-        <w:t>coord</w:t>
-      </w:r>
-      <w:r>
-        <w:rPr>
-          <w:rFonts w:hint="eastAsia"/>
-        </w:rPr>
-        <w:t>节点的信息插入到</w:t>
-      </w:r>
-      <w:r>
-        <w:rPr>
-          <w:rFonts w:hint="eastAsia"/>
-        </w:rPr>
-        <w:t>catalog</w:t>
-      </w:r>
-      <w:r>
-        <w:rPr>
-          <w:rFonts w:hint="eastAsia"/>
-        </w:rPr>
-        <w:t>，使得</w:t>
-      </w:r>
-      <w:r>
-        <w:rPr>
-          <w:rFonts w:hint="eastAsia"/>
-        </w:rPr>
-        <w:t>catalog</w:t>
-      </w:r>
-      <w:r>
-        <w:rPr>
-          <w:rFonts w:hint="eastAsia"/>
-        </w:rPr>
-        <w:t>能够管理</w:t>
-      </w:r>
-      <w:r>
-        <w:rPr>
-          <w:rFonts w:hint="eastAsia"/>
-        </w:rPr>
-        <w:t>该集群的所有</w:t>
-      </w:r>
-      <w:r>
-        <w:rPr>
-          <w:rFonts w:hint="eastAsia"/>
-        </w:rPr>
-        <w:t>coord</w:t>
-      </w:r>
-      <w:r>
-        <w:rPr>
-          <w:rFonts w:hint="eastAsia"/>
-        </w:rPr>
-        <w:t>节点。</w:t>
-      </w:r>
-    </w:p>
-    <w:p>
-      <w:pPr>
-        <w:pStyle w:val="ListParagraph"/>
-        <w:numPr>
-          <w:ilvl w:val="0"/>
-          <w:numId w:val="3"/>
-        </w:numPr>
-        <w:ind w:firstLineChars="0"/>
-      </w:pPr>
-      <w:r>
-        <w:rPr>
-          <w:rFonts w:hint="eastAsia"/>
-        </w:rPr>
-        <w:t>收集</w:t>
-      </w:r>
-      <w:r>
-        <w:rPr>
-          <w:rFonts w:hint="eastAsia"/>
-        </w:rPr>
-        <w:t>指定</w:t>
-      </w:r>
-      <w:r>
-        <w:rPr>
-          <w:rFonts w:hint="eastAsia"/>
-        </w:rPr>
-        <w:t>集群所有机器的信息（</w:t>
-      </w:r>
-      <w:r>
-        <w:rPr>
-          <w:rFonts w:hint="eastAsia"/>
-        </w:rPr>
-        <w:t>CPU</w:t>
-      </w:r>
-      <w:r>
-        <w:rPr>
-          <w:rFonts w:hint="eastAsia"/>
-        </w:rPr>
-        <w:t>信息、磁盘信息、网卡信息等）。</w:t>
-      </w:r>
-    </w:p>
-    <w:p>
-      <w:pPr>
-        <w:pStyle w:val="ListParagraph"/>
-        <w:numPr>
-          <w:ilvl w:val="0"/>
-          <w:numId w:val="3"/>
-        </w:numPr>
-        <w:ind w:firstLineChars="0"/>
-      </w:pPr>
-      <w:r>
-        <w:rPr>
-          <w:rFonts w:hint="eastAsia"/>
-        </w:rPr>
-        <w:t>收集</w:t>
-      </w:r>
-      <w:r>
-        <w:rPr>
-          <w:rFonts w:hint="eastAsia"/>
-        </w:rPr>
-        <w:t>指定</w:t>
-      </w:r>
-      <w:r>
-        <w:rPr>
-          <w:rFonts w:hint="eastAsia"/>
-        </w:rPr>
-        <w:t>集群所有节点的信息</w:t>
-      </w:r>
-      <w:r>
-        <w:rPr>
-          <w:rFonts w:hint="eastAsia"/>
-        </w:rPr>
-        <w:t>（安装路径、服务端口等）</w:t>
-      </w:r>
-      <w:r>
-        <w:rPr>
-          <w:rFonts w:hint="eastAsia"/>
-        </w:rPr>
-        <w:t>。</w:t>
-      </w:r>
-    </w:p>
-    <w:p>
-      <w:pPr>
-        <w:pStyle w:val="ListParagraph"/>
-        <w:numPr>
-          <w:ilvl w:val="0"/>
-          <w:numId w:val="3"/>
-        </w:numPr>
-        <w:ind w:firstLineChars="0"/>
-      </w:pPr>
-      <w:r>
-        <w:rPr>
-          <w:rFonts w:hint="eastAsia"/>
-        </w:rPr>
-        <w:t>将收集到的所有机器信息及节点信息插入到</w:t>
-      </w:r>
-      <w:r>
-        <w:rPr>
-          <w:rFonts w:hint="eastAsia"/>
-        </w:rPr>
-        <w:t>OM</w:t>
-      </w:r>
-      <w:r>
-        <w:rPr>
-          <w:rFonts w:hint="eastAsia"/>
-        </w:rPr>
-        <w:t>的表中，使得</w:t>
-      </w:r>
-      <w:r>
-        <w:rPr>
-          <w:rFonts w:hint="eastAsia"/>
-        </w:rPr>
-        <w:t>OM</w:t>
-      </w:r>
-      <w:r>
-        <w:rPr>
-          <w:rFonts w:hint="eastAsia"/>
-        </w:rPr>
-        <w:t>能够管理集群使用到的机器及集群上的节点。</w:t>
-      </w:r>
-    </w:p>
-    <w:p>
-      <w:pPr>
-        <w:pStyle w:val="ListParagraph"/>
-        <w:numPr>
-          <w:ilvl w:val="0"/>
-          <w:numId w:val="3"/>
-        </w:numPr>
-        <w:ind w:firstLineChars="0"/>
-      </w:pPr>
-      <w:r>
-        <w:rPr>
-          <w:rFonts w:hint="eastAsia"/>
-        </w:rPr>
-        <w:t>将脚本配置文件中配置的新数据库选项刷到</w:t>
-      </w:r>
-      <w:r>
-        <w:rPr>
-          <w:rFonts w:hint="eastAsia"/>
-        </w:rPr>
-        <w:t>指定</w:t>
-      </w:r>
-      <w:r>
-        <w:rPr>
-          <w:rFonts w:hint="eastAsia"/>
-        </w:rPr>
-        <w:t>集群所有节点的配置文件中。</w:t>
-      </w:r>
-    </w:p>
-    <w:p>
-      <w:pPr>
-        <w:pStyle w:val="ListParagraph"/>
-        <w:numPr>
-          <w:ilvl w:val="0"/>
-          <w:numId w:val="3"/>
-        </w:numPr>
-        <w:ind w:firstLineChars="0"/>
-        <w:rPr>
-          <w:color w:val="FF0000"/>
-        </w:rPr>
-      </w:pPr>
-      <w:r>
-        <w:rPr>
-          <w:rFonts w:hint="eastAsia"/>
-          <w:color w:val="FF0000"/>
-        </w:rPr>
-        <w:t>重启</w:t>
-      </w:r>
-      <w:r>
-        <w:rPr>
-          <w:rFonts w:hint="eastAsia"/>
-          <w:color w:val="FF0000"/>
-        </w:rPr>
-        <w:t>指定</w:t>
-      </w:r>
-      <w:r>
-        <w:rPr>
-          <w:rFonts w:hint="eastAsia"/>
-          <w:color w:val="FF0000"/>
-        </w:rPr>
-        <w:t>集群所有节点</w:t>
-      </w:r>
-      <w:r>
-        <w:rPr>
-          <w:rFonts w:hint="eastAsia"/>
-          <w:color w:val="FF0000"/>
-        </w:rPr>
-        <w:t>，使得数据库新配置选项生效</w:t>
-      </w:r>
-      <w:r>
-        <w:rPr>
-          <w:rFonts w:hint="eastAsia"/>
-          <w:color w:val="FF0000"/>
-        </w:rPr>
-        <w:t>。</w:t>
-      </w:r>
-    </w:p>
-    <w:p>
-      <w:pPr>
-        <w:rPr>
-          <w:color w:val="FF0000"/>
-        </w:rPr>
-      </w:pPr>
-      <w:r>
-        <w:rPr>
-          <w:rFonts w:hint="eastAsia"/>
-          <w:color w:val="FF0000"/>
+        <w:t>重启原有</w:t>
+      </w:r>
+      <w:r>
+        <w:rPr>
+          <w:rFonts w:hint="eastAsia"/>
+        </w:rPr>
+        <w:t>DB</w:t>
+      </w:r>
+      <w:r>
+        <w:rPr>
+          <w:rFonts w:hint="eastAsia"/>
+        </w:rPr>
+        <w:t>集群。</w:t>
+      </w:r>
+    </w:p>
+    <w:p>
+      <w:pPr>
+        <w:rPr>
+          <w:shd w:val="pct15" w:color="auto" w:fill="FFFFFF"/>
+        </w:rPr>
+      </w:pPr>
+    </w:p>
+    <w:p>
+      <w:pPr>
+        <w:pStyle w:val="Heading2"/>
+      </w:pPr>
+      <w:r>
+        <w:rPr>
+          <w:rFonts w:hint="eastAsia"/>
+        </w:rPr>
+        <w:t>设置</w:t>
+      </w:r>
+      <w:r>
+        <w:rPr>
+          <w:rFonts w:hint="eastAsia"/>
+        </w:rPr>
+        <w:t>采集快照信息</w:t>
+      </w:r>
+    </w:p>
+    <w:p>
+      <w:pPr>
+        <w:rPr>
+          <w:color w:val="FF0000"/>
+        </w:rPr>
+      </w:pPr>
+      <w:r>
+        <w:rPr>
+          <w:rFonts w:hint="eastAsia"/>
+          <w:color w:val="FF0000"/>
+        </w:rPr>
+        <w:t>注：以下假设</w:t>
+      </w:r>
+      <w:r>
+        <w:rPr>
+          <w:rFonts w:hint="eastAsia"/>
+          <w:color w:val="FF0000"/>
+        </w:rPr>
+        <w:t>sequoiadb</w:t>
+      </w:r>
+      <w:r>
+        <w:rPr>
+          <w:rFonts w:hint="eastAsia"/>
+          <w:color w:val="FF0000"/>
+        </w:rPr>
+        <w:t>的安装路径为默认安装路径（</w:t>
+      </w:r>
+      <w:r>
+        <w:rPr>
+          <w:rFonts w:hint="eastAsia"/>
+          <w:color w:val="FF0000"/>
+        </w:rPr>
+        <w:t>/opt/sequoiadb</w:t>
+      </w:r>
+      <w:r>
+        <w:rPr>
+          <w:rFonts w:hint="eastAsia"/>
+          <w:color w:val="FF0000"/>
+        </w:rPr>
+        <w:t>）</w:t>
+      </w:r>
+    </w:p>
+    <w:p>
+      <w:r>
+        <w:rPr>
+          <w:rFonts w:hint="eastAsia"/>
+        </w:rPr>
+        <w:t>任意登录一台已安装</w:t>
+      </w:r>
+      <w:r>
+        <w:rPr>
+          <w:rFonts w:hint="eastAsia"/>
+        </w:rPr>
+        <w:t>Sequoiadb</w:t>
+      </w:r>
+      <w:r>
+        <w:rPr>
+          <w:rFonts w:hint="eastAsia"/>
+        </w:rPr>
+        <w:t>的服务器并执行以下操作：</w:t>
+      </w:r>
+    </w:p>
+    <w:p>
+      <w:pPr>
+        <w:pStyle w:val="Heading3"/>
+      </w:pPr>
+      <w:r>
+        <w:rPr>
+          <w:rFonts w:hint="eastAsia"/>
+        </w:rPr>
+        <w:t>配置启动脚本</w:t>
+      </w:r>
+    </w:p>
+    <w:p>
+      <w:pPr>
+        <w:rPr>
+          <w:i/>
+          <w:shd w:val="pct15" w:color="auto" w:fill="FFFFFF"/>
+        </w:rPr>
+      </w:pPr>
+      <w:r>
+        <w:rPr>
+          <w:rFonts w:hint="eastAsia"/>
+          <w:i/>
+          <w:shd w:val="pct15" w:color="auto" w:fill="FFFFFF"/>
+        </w:rPr>
+        <w:t>su sdbadmin</w:t>
+      </w:r>
+    </w:p>
+    <w:p>
+      <w:pPr>
+        <w:rPr>
+          <w:i/>
+          <w:shd w:val="pct15" w:color="auto" w:fill="FFFFFF"/>
+        </w:rPr>
+      </w:pPr>
+      <w:r>
+        <w:rPr>
+          <w:rFonts w:hint="eastAsia"/>
+          <w:i/>
+          <w:shd w:val="pct15" w:color="auto" w:fill="FFFFFF"/>
+        </w:rPr>
+        <w:t>vi /opt/sequoiadb/conf/script/</w:t>
+      </w:r>
+      <w:r>
+        <w:rPr>
+          <w:rFonts w:hint="eastAsia"/>
+          <w:i/>
+          <w:shd w:val="pct15" w:color="auto" w:fill="FFFFFF"/>
+        </w:rPr>
+        <w:t>collectsnapshotinfo/run</w:t>
+      </w:r>
+      <w:r>
+        <w:rPr>
+          <w:rFonts w:hint="eastAsia"/>
+          <w:i/>
+          <w:shd w:val="pct15" w:color="auto" w:fill="FFFFFF"/>
+        </w:rPr>
+        <w:t>.sh</w:t>
+      </w:r>
+    </w:p>
+    <w:p>
+      <w:r>
+        <w:rPr>
+          <w:rFonts w:hint="eastAsia"/>
+        </w:rPr>
+        <w:t>脚本内容如下</w:t>
+      </w:r>
+    </w:p>
+    <w:p>
+      <w:pPr>
+        <w:rPr>
+          <w:i/>
+          <w:shd w:val="pct15" w:color="auto" w:fill="FFFFFF"/>
+        </w:rPr>
+      </w:pPr>
+      <w:r>
+        <w:rPr>
+          <w:i/>
+          <w:shd w:val="pct15" w:color="auto" w:fill="FFFFFF"/>
+        </w:rPr>
+        <w:t>#!/bin/bash</w:t>
+      </w:r>
+    </w:p>
+    <w:p>
+      <w:pPr>
+        <w:rPr>
+          <w:i/>
+          <w:shd w:val="pct15" w:color="auto" w:fill="FFFFFF"/>
+        </w:rPr>
+      </w:pPr>
+    </w:p>
+    <w:p>
+      <w:pPr>
+        <w:rPr>
+          <w:i/>
+          <w:shd w:val="pct15" w:color="auto" w:fill="FFFFFF"/>
+        </w:rPr>
+      </w:pPr>
+      <w:r>
+        <w:rPr>
+          <w:i/>
+          <w:shd w:val="pct15" w:color="auto" w:fill="FFFFFF"/>
+        </w:rPr>
+        <w:t>script_path=$(cd `dirname $0`; pwd)</w:t>
+      </w:r>
+    </w:p>
+    <w:p>
+      <w:pPr>
+        <w:rPr>
+          <w:i/>
+          <w:shd w:val="pct15" w:color="auto" w:fill="FFFFFF"/>
+        </w:rPr>
+      </w:pPr>
+      <w:r>
+        <w:rPr>
+          <w:i/>
+          <w:shd w:val="pct15" w:color="auto" w:fill="FFFFFF"/>
+        </w:rPr>
+        <w:t>comm_script_path=${script_path}/../</w:t>
+      </w:r>
+    </w:p>
+    <w:p>
+      <w:pPr>
+        <w:rPr>
+          <w:i/>
+          <w:shd w:val="pct15" w:color="auto" w:fill="FFFFFF"/>
+        </w:rPr>
+      </w:pPr>
+      <w:r>
+        <w:rPr>
+          <w:i/>
+          <w:shd w:val="pct15" w:color="auto" w:fill="FFFFFF"/>
+        </w:rPr>
+        <w:t>js_file="${comm_script_path}/define.js"</w:t>
+      </w:r>
+    </w:p>
+    <w:p>
+      <w:pPr>
+        <w:rPr>
+          <w:i/>
+          <w:shd w:val="pct15" w:color="auto" w:fill="FFFFFF"/>
+        </w:rPr>
+      </w:pPr>
+      <w:r>
+        <w:rPr>
+          <w:i/>
+          <w:shd w:val="pct15" w:color="auto" w:fill="FFFFFF"/>
+        </w:rPr>
+        <w:t>js_file="${js_file};${comm_script_path}/error.js"</w:t>
+      </w:r>
+    </w:p>
+    <w:p>
+      <w:pPr>
+        <w:rPr>
+          <w:i/>
+          <w:shd w:val="pct15" w:color="auto" w:fill="FFFFFF"/>
+        </w:rPr>
+      </w:pPr>
+      <w:r>
+        <w:rPr>
+          <w:i/>
+          <w:shd w:val="pct15" w:color="auto" w:fill="FFFFFF"/>
+        </w:rPr>
+        <w:t>js_file="${js_file};${comm_script_path}/common.js"</w:t>
+      </w:r>
+    </w:p>
+    <w:p>
+      <w:pPr>
+        <w:rPr>
+          <w:i/>
+          <w:shd w:val="pct15" w:color="auto" w:fill="FFFFFF"/>
+        </w:rPr>
+      </w:pPr>
+      <w:r>
+        <w:rPr>
+          <w:i/>
+          <w:shd w:val="pct15" w:color="auto" w:fill="FFFFFF"/>
+        </w:rPr>
+        <w:t>js_file="${js_file};${comm_script_path}/log.js"</w:t>
+      </w:r>
+    </w:p>
+    <w:p>
+      <w:pPr>
+        <w:rPr>
+          <w:i/>
+          <w:shd w:val="pct15" w:color="auto" w:fill="FFFFFF"/>
+        </w:rPr>
+      </w:pPr>
+      <w:r>
+        <w:rPr>
+          <w:i/>
+          <w:shd w:val="pct15" w:color="auto" w:fill="FFFFFF"/>
+        </w:rPr>
+        <w:t>js_file="${js_file};${comm_script_path}/func.js"</w:t>
+      </w:r>
+    </w:p>
+    <w:p>
+      <w:pPr>
+        <w:rPr>
+          <w:i/>
+          <w:shd w:val="pct15" w:color="auto" w:fill="FFFFFF"/>
+        </w:rPr>
+      </w:pPr>
+      <w:r>
+        <w:rPr>
+          <w:i/>
+          <w:shd w:val="pct15" w:color="auto" w:fill="FFFFFF"/>
+        </w:rPr>
+        <w:t>js_file="${js_file};${script_path}/collectSnapshotInfo.js"</w:t>
+      </w:r>
+    </w:p>
+    <w:p>
+      <w:pPr>
+        <w:rPr>
+          <w:i/>
+          <w:shd w:val="pct15" w:color="auto" w:fill="FFFFFF"/>
+        </w:rPr>
+      </w:pPr>
+    </w:p>
+    <w:p>
+      <w:pPr>
+        <w:rPr>
+          <w:i/>
+          <w:shd w:val="pct15" w:color="auto" w:fill="FFFFFF"/>
+        </w:rPr>
+      </w:pPr>
+      <w:r>
+        <w:rPr>
+          <w:i/>
+          <w:shd w:val="pct15" w:color="auto" w:fill="FFFFFF"/>
+        </w:rPr>
+        <w:t>#user define</w:t>
+      </w:r>
+    </w:p>
+    <w:p>
+      <w:pPr>
+        <w:rPr>
+          <w:i/>
+          <w:shd w:val="pct15" w:color="auto" w:fill="FFFFFF"/>
+        </w:rPr>
+      </w:pPr>
+      <w:r>
+        <w:rPr>
+          <w:i/>
+          <w:shd w:val="pct15" w:color="auto" w:fill="FFFFFF"/>
+        </w:rPr>
+        <w:t>coordList="[{hostName:'localhost', svcName:11810}]"</w:t>
+      </w:r>
+    </w:p>
+    <w:p>
+      <w:pPr>
+        <w:rPr>
+          <w:i/>
+          <w:shd w:val="pct15" w:color="auto" w:fill="FFFFFF"/>
+        </w:rPr>
+      </w:pPr>
+      <w:r>
+        <w:rPr>
+          <w:i/>
+          <w:shd w:val="pct15" w:color="auto" w:fill="FFFFFF"/>
+        </w:rPr>
+        <w:t>userName=""</w:t>
+      </w:r>
+    </w:p>
+    <w:p>
+      <w:pPr>
+        <w:rPr>
+          <w:i/>
+          <w:shd w:val="pct15" w:color="auto" w:fill="FFFFFF"/>
+        </w:rPr>
+      </w:pPr>
+      <w:r>
+        <w:rPr>
+          <w:i/>
+          <w:shd w:val="pct15" w:color="auto" w:fill="FFFFFF"/>
+        </w:rPr>
+        <w:t>password=""</w:t>
+      </w:r>
+    </w:p>
+    <w:p>
+      <w:pPr>
+        <w:rPr>
+          <w:i/>
+          <w:shd w:val="pct15" w:color="auto" w:fill="FFFFFF"/>
+        </w:rPr>
+      </w:pPr>
+    </w:p>
+    <w:p>
+      <w:pPr>
+        <w:rPr>
+          <w:i/>
+          <w:shd w:val="pct15" w:color="auto" w:fill="FFFFFF"/>
+        </w:rPr>
+      </w:pPr>
+      <w:r>
+        <w:rPr>
+          <w:i/>
+          <w:shd w:val="pct15" w:color="auto" w:fill="FFFFFF"/>
+        </w:rPr>
+        <w:t>${script_path}/../../../bin/sdb -f ${js_file} -e "var COORD_LIST=${coordList};var USER_NAME='${userName}';var PASSWORD='${password}';</w:t>
+      </w:r>
+    </w:p>
+    <w:p/>
+    <w:p>
+      <w:r>
+        <w:rPr>
+          <w:rFonts w:hint="eastAsia"/>
+        </w:rPr>
+        <w:t>配置协调节点连接地址：</w:t>
+      </w:r>
+    </w:p>
+    <w:p>
+      <w:r>
+        <w:rPr>
+          <w:rFonts w:hint="eastAsia"/>
         </w:rPr>
         <w:lastRenderedPageBreak/>
-        <w:t>注：</w:t>
-      </w:r>
-      <w:r>
-        <w:rPr>
-          <w:rFonts w:hint="eastAsia"/>
-          <w:color w:val="FF0000"/>
-        </w:rPr>
-        <w:t>运行</w:t>
-      </w:r>
-      <w:r>
-        <w:rPr>
-          <w:rFonts w:hint="eastAsia"/>
-          <w:color w:val="FF0000"/>
-        </w:rPr>
-        <w:t>脚本将导致集群重启，用户需要评估集群重启的风险。</w:t>
-      </w:r>
-    </w:p>
+        <w:t>为了避免因单点故障导致快照采集失败，可配置多个协调节点地址</w:t>
+      </w:r>
+    </w:p>
+    <w:p>
+      <w:pPr>
+        <w:rPr>
+          <w:i/>
+          <w:shd w:val="pct15" w:color="auto" w:fill="FFFFFF"/>
+        </w:rPr>
+      </w:pPr>
+      <w:r>
+        <w:rPr>
+          <w:rFonts w:hint="eastAsia"/>
+          <w:i/>
+          <w:shd w:val="pct15" w:color="auto" w:fill="FFFFFF"/>
+        </w:rPr>
+        <w:t>coordList="[{hostName:'vmsvr1-cent-x64-1', svcName:11810}, {hostName:'vmsvr1-cent-x64-2', svcName:11810}]"</w:t>
+      </w:r>
+    </w:p>
+    <w:p>
+      <w:r>
+        <w:rPr>
+          <w:rFonts w:hint="eastAsia"/>
+        </w:rPr>
+        <w:t>如果在</w:t>
+      </w:r>
+      <w:r>
+        <w:rPr>
+          <w:rFonts w:hint="eastAsia"/>
+        </w:rPr>
+        <w:t>sequoiadb</w:t>
+      </w:r>
+      <w:r>
+        <w:rPr>
+          <w:rFonts w:hint="eastAsia"/>
+        </w:rPr>
+        <w:t>数据库中设置了用户名和密码，则需要配置以下参数，否则直接跳过本步骤</w:t>
+      </w:r>
+    </w:p>
+    <w:p>
+      <w:pPr>
+        <w:rPr>
+          <w:i/>
+          <w:shd w:val="pct15" w:color="auto" w:fill="FFFFFF"/>
+        </w:rPr>
+      </w:pPr>
+      <w:r>
+        <w:rPr>
+          <w:rFonts w:hint="eastAsia"/>
+          <w:i/>
+          <w:shd w:val="pct15" w:color="auto" w:fill="FFFFFF"/>
+        </w:rPr>
+        <w:t>userName="sdbadmin"</w:t>
+      </w:r>
+    </w:p>
+    <w:p>
+      <w:pPr>
+        <w:rPr>
+          <w:i/>
+          <w:shd w:val="pct15" w:color="auto" w:fill="FFFFFF"/>
+        </w:rPr>
+      </w:pPr>
+      <w:r>
+        <w:rPr>
+          <w:rFonts w:hint="eastAsia"/>
+          <w:i/>
+          <w:shd w:val="pct15" w:color="auto" w:fill="FFFFFF"/>
+        </w:rPr>
+        <w:t>password="sdbadmin"</w:t>
+      </w:r>
+    </w:p>
+    <w:p/>
     <w:p>
       <w:pPr>
         <w:pStyle w:val="Heading3"/>
@@ -3015,180 +2535,21 @@
       <w:r>
         <w:rPr>
           <w:rFonts w:hint="eastAsia"/>
-          <w:b w:val="0"/>
-          <w:bCs w:val="0"/>
-        </w:rPr>
-        <w:t>步骤执行</w:t>
-      </w:r>
-    </w:p>
-    <w:p>
-      <w:r>
-        <w:rPr>
-          <w:rFonts w:hint="eastAsia"/>
-        </w:rPr>
-        <w:t>以下假设</w:t>
-      </w:r>
-      <w:r>
-        <w:rPr>
-          <w:rFonts w:hint="eastAsia"/>
-        </w:rPr>
-        <w:t>sequoiadb</w:t>
-      </w:r>
-      <w:r>
-        <w:rPr>
-          <w:rFonts w:hint="eastAsia"/>
-        </w:rPr>
-        <w:t>的安装路径为默认安装路径（</w:t>
-      </w:r>
-      <w:r>
-        <w:rPr>
-          <w:rFonts w:hint="eastAsia"/>
-        </w:rPr>
-        <w:t>/opt/sequoiadb</w:t>
-      </w:r>
-      <w:r>
-        <w:rPr>
-          <w:rFonts w:hint="eastAsia"/>
-        </w:rPr>
-        <w:t>），并假设</w:t>
-      </w:r>
-      <w:r>
-        <w:rPr>
-          <w:rFonts w:hint="eastAsia"/>
-        </w:rPr>
-        <w:t>sequoiadb</w:t>
-      </w:r>
-      <w:r>
-        <w:rPr>
-          <w:rFonts w:hint="eastAsia"/>
-        </w:rPr>
-        <w:t>进程管理用户为默认进程用户（</w:t>
-      </w:r>
-      <w:r>
-        <w:rPr>
-          <w:rFonts w:hint="eastAsia"/>
-        </w:rPr>
-        <w:t>sdbadmin</w:t>
-      </w:r>
-      <w:r>
-        <w:rPr>
-          <w:rFonts w:hint="eastAsia"/>
-        </w:rPr>
-        <w:t>）</w:t>
-      </w:r>
-    </w:p>
-    <w:p>
-      <w:pPr>
-        <w:rPr>
-          <w:b/>
-          <w:sz w:val="32"/>
-          <w:szCs w:val="32"/>
-        </w:rPr>
-      </w:pPr>
-      <w:r>
-        <w:rPr>
-          <w:rFonts w:hint="eastAsia"/>
-          <w:b/>
-          <w:sz w:val="32"/>
-          <w:szCs w:val="32"/>
-        </w:rPr>
-        <w:t>步骤</w:t>
-      </w:r>
-      <w:r>
-        <w:rPr>
-          <w:rFonts w:hint="eastAsia"/>
-          <w:b/>
-          <w:sz w:val="32"/>
-          <w:szCs w:val="32"/>
-        </w:rPr>
-        <w:t>1</w:t>
-      </w:r>
-      <w:r>
-        <w:rPr>
-          <w:rFonts w:hint="eastAsia"/>
-          <w:b/>
-          <w:sz w:val="32"/>
-          <w:szCs w:val="32"/>
-        </w:rPr>
-        <w:t>：</w:t>
-      </w:r>
-      <w:r>
-        <w:rPr>
-          <w:rFonts w:hint="eastAsia"/>
-          <w:b/>
-          <w:sz w:val="32"/>
-          <w:szCs w:val="32"/>
-        </w:rPr>
-        <w:t>编辑配置文件内容</w:t>
-      </w:r>
-    </w:p>
-    <w:p>
-      <w:pPr>
-        <w:pStyle w:val="ListParagraph"/>
-        <w:numPr>
-          <w:ilvl w:val="0"/>
-          <w:numId w:val="1"/>
-        </w:numPr>
-        <w:ind w:firstLineChars="0"/>
-      </w:pPr>
-      <w:r>
-        <w:rPr>
-          <w:rFonts w:hint="eastAsia"/>
-        </w:rPr>
-        <w:t>登录需要安装</w:t>
-      </w:r>
-      <w:r>
-        <w:rPr>
-          <w:rFonts w:hint="eastAsia"/>
-        </w:rPr>
-        <w:t>OM</w:t>
-      </w:r>
-      <w:r>
-        <w:rPr>
-          <w:rFonts w:hint="eastAsia"/>
-        </w:rPr>
-        <w:t>（或者</w:t>
-      </w:r>
-      <w:r>
-        <w:rPr>
-          <w:rFonts w:hint="eastAsia"/>
-        </w:rPr>
-        <w:t>OM</w:t>
-      </w:r>
-      <w:r>
-        <w:rPr>
-          <w:rFonts w:hint="eastAsia"/>
-        </w:rPr>
-        <w:t>已存在）</w:t>
-      </w:r>
-      <w:r>
-        <w:rPr>
-          <w:rFonts w:hint="eastAsia"/>
-        </w:rPr>
-        <w:t>的服务器，并将当前用户切换到</w:t>
-      </w:r>
-      <w:r>
-        <w:rPr>
-          <w:rFonts w:hint="eastAsia"/>
-        </w:rPr>
-        <w:t>sequoiadb</w:t>
-      </w:r>
-      <w:r>
-        <w:rPr>
-          <w:rFonts w:hint="eastAsia"/>
-        </w:rPr>
-        <w:t>进程管理用户</w:t>
-      </w:r>
-    </w:p>
-    <w:p>
-      <w:pPr>
-        <w:rPr>
-          <w:shd w:val="pct15" w:color="auto" w:fill="FFFFFF"/>
-        </w:rPr>
-      </w:pPr>
-      <w:r>
-        <w:rPr>
-          <w:rFonts w:hint="eastAsia"/>
+        </w:rPr>
+        <w:t>配置定时采集任务</w:t>
+      </w:r>
+    </w:p>
+    <w:p>
+      <w:pPr>
+        <w:rPr>
+          <w:i/>
+          <w:shd w:val="pct15" w:color="auto" w:fill="FFFFFF"/>
+        </w:rPr>
+      </w:pPr>
+      <w:r>
+        <w:rPr>
+          <w:rFonts w:hint="eastAsia"/>
+          <w:i/>
           <w:shd w:val="pct15" w:color="auto" w:fill="FFFFFF"/>
         </w:rPr>
         <w:t>su sdbadmin</w:t>
@@ -3196,2534 +2557,17 @@
     </w:p>
     <w:p>
       <w:pPr>
-        <w:pStyle w:val="ListParagraph"/>
-        <w:numPr>
-          <w:ilvl w:val="0"/>
-          <w:numId w:val="1"/>
-        </w:numPr>
-        <w:ind w:firstLineChars="0"/>
-      </w:pPr>
-      <w:r>
-        <w:rPr>
-          <w:rFonts w:hint="eastAsia"/>
-        </w:rPr>
-        <w:t>编辑</w:t>
-      </w:r>
-      <w:r>
-        <w:rPr>
-          <w:rFonts w:hint="eastAsia"/>
-        </w:rPr>
-        <w:t>配置参数</w:t>
-      </w:r>
-    </w:p>
-    <w:p>
-      <w:pPr>
-        <w:rPr>
-          <w:shd w:val="pct15" w:color="auto" w:fill="FFFFFF"/>
-        </w:rPr>
-      </w:pPr>
-      <w:r>
-        <w:rPr>
-          <w:rFonts w:hint="eastAsia"/>
-          <w:shd w:val="pct15" w:color="auto" w:fill="FFFFFF"/>
-        </w:rPr>
-        <w:t>vi /opt/sequoiadb/conf/script/ombuild/ombuild.conf</w:t>
-      </w:r>
-    </w:p>
-    <w:p>
-      <w:pPr>
-        <w:rPr>
-          <w:shd w:val="pct15" w:color="auto" w:fill="FFFFFF"/>
-        </w:rPr>
-      </w:pPr>
-    </w:p>
-    <w:p>
-      <w:r>
-        <w:rPr>
-          <w:rFonts w:hint="eastAsia"/>
-        </w:rPr>
-        <w:t>配置文件</w:t>
-      </w:r>
-      <w:r>
-        <w:rPr>
-          <w:rFonts w:hint="eastAsia"/>
-        </w:rPr>
-        <w:t>ombuild.conf</w:t>
-      </w:r>
-      <w:r>
-        <w:rPr>
-          <w:rFonts w:hint="eastAsia"/>
-        </w:rPr>
-        <w:t>包含“必选项”及“可选项”。配置文件内容如下：</w:t>
-      </w:r>
-    </w:p>
-    <w:p>
-      <w:pPr>
-        <w:rPr>
-          <w:shd w:val="pct15" w:color="auto" w:fill="FFFFFF"/>
-        </w:rPr>
-      </w:pPr>
-      <w:r>
-        <w:rPr>
-          <w:rFonts w:hint="eastAsia"/>
-          <w:shd w:val="pct15" w:color="auto" w:fill="FFFFFF"/>
-        </w:rPr>
-        <w:t xml:space="preserve"># </w:t>
-      </w:r>
-      <w:r>
-        <w:rPr>
-          <w:rFonts w:hint="eastAsia"/>
-          <w:shd w:val="pct15" w:color="auto" w:fill="FFFFFF"/>
-        </w:rPr>
-        <w:t>（必填项）指定当前集群使用到的主机列表（只支持</w:t>
-      </w:r>
-      <w:r>
-        <w:rPr>
-          <w:rFonts w:hint="eastAsia"/>
-          <w:shd w:val="pct15" w:color="auto" w:fill="FFFFFF"/>
-        </w:rPr>
-        <w:t>hostname</w:t>
-      </w:r>
-      <w:r>
-        <w:rPr>
-          <w:rFonts w:hint="eastAsia"/>
-          <w:shd w:val="pct15" w:color="auto" w:fill="FFFFFF"/>
-        </w:rPr>
-        <w:t>）。</w:t>
-      </w:r>
-    </w:p>
-    <w:p>
-      <w:pPr>
-        <w:rPr>
-          <w:shd w:val="pct15" w:color="auto" w:fill="FFFFFF"/>
-        </w:rPr>
-      </w:pPr>
-      <w:r>
-        <w:rPr>
-          <w:rFonts w:hint="eastAsia"/>
-          <w:shd w:val="pct15" w:color="auto" w:fill="FFFFFF"/>
-        </w:rPr>
-        <w:t xml:space="preserve"># </w:t>
-      </w:r>
-      <w:r>
-        <w:rPr>
-          <w:rFonts w:hint="eastAsia"/>
-          <w:shd w:val="pct15" w:color="auto" w:fill="FFFFFF"/>
-        </w:rPr>
-        <w:t>若有多台机器可用</w:t>
-      </w:r>
-      <w:r>
-        <w:rPr>
-          <w:rFonts w:hint="eastAsia"/>
-          <w:shd w:val="pct15" w:color="auto" w:fill="FFFFFF"/>
-        </w:rPr>
-        <w:t>英文半角逗号分开</w:t>
-      </w:r>
-    </w:p>
-    <w:p>
-      <w:pPr>
-        <w:rPr>
-          <w:shd w:val="pct15" w:color="auto" w:fill="FFFFFF"/>
-        </w:rPr>
-      </w:pPr>
-      <w:r>
-        <w:rPr>
-          <w:shd w:val="pct15" w:color="auto" w:fill="FFFFFF"/>
-        </w:rPr>
-        <w:t>host_name                   = "</w:t>
-      </w:r>
-      <w:r>
-        <w:rPr>
-          <w:rFonts w:hint="eastAsia"/>
-          <w:shd w:val="pct15" w:color="auto" w:fill="FFFFFF"/>
-        </w:rPr>
-        <w:t>ubuntu</w:t>
-      </w:r>
-      <w:r>
-        <w:rPr>
-          <w:shd w:val="pct15" w:color="auto" w:fill="FFFFFF"/>
-        </w:rPr>
-        <w:t>-test</w:t>
-      </w:r>
-      <w:r>
-        <w:rPr>
-          <w:rFonts w:hint="eastAsia"/>
-          <w:shd w:val="pct15" w:color="auto" w:fill="FFFFFF"/>
-        </w:rPr>
-        <w:t>1</w:t>
-      </w:r>
-      <w:r>
-        <w:rPr>
-          <w:shd w:val="pct15" w:color="auto" w:fill="FFFFFF"/>
-        </w:rPr>
-        <w:t>,</w:t>
-      </w:r>
-      <w:r>
-        <w:rPr>
-          <w:rFonts w:hint="eastAsia"/>
-          <w:shd w:val="pct15" w:color="auto" w:fill="FFFFFF"/>
-        </w:rPr>
-        <w:t xml:space="preserve"> </w:t>
-      </w:r>
-      <w:r>
-        <w:rPr>
-          <w:rFonts w:hint="eastAsia"/>
-          <w:shd w:val="pct15" w:color="auto" w:fill="FFFFFF"/>
-        </w:rPr>
-        <w:t>ubuntu</w:t>
-      </w:r>
-      <w:r>
-        <w:rPr>
-          <w:shd w:val="pct15" w:color="auto" w:fill="FFFFFF"/>
-        </w:rPr>
-        <w:t>-</w:t>
-      </w:r>
-      <w:r>
-        <w:rPr>
-          <w:rFonts w:hint="eastAsia"/>
-          <w:shd w:val="pct15" w:color="auto" w:fill="FFFFFF"/>
-        </w:rPr>
-        <w:t>test2</w:t>
-      </w:r>
-      <w:r>
-        <w:rPr>
-          <w:shd w:val="pct15" w:color="auto" w:fill="FFFFFF"/>
-        </w:rPr>
-        <w:t>"</w:t>
-      </w:r>
-    </w:p>
-    <w:p>
-      <w:pPr>
-        <w:rPr>
-          <w:shd w:val="pct15" w:color="auto" w:fill="FFFFFF"/>
-        </w:rPr>
-      </w:pPr>
-      <w:r>
-        <w:rPr>
-          <w:rFonts w:hint="eastAsia"/>
-          <w:shd w:val="pct15" w:color="auto" w:fill="FFFFFF"/>
-        </w:rPr>
-        <w:t xml:space="preserve"># </w:t>
-      </w:r>
-      <w:r>
-        <w:rPr>
-          <w:rFonts w:hint="eastAsia"/>
-          <w:shd w:val="pct15" w:color="auto" w:fill="FFFFFF"/>
-        </w:rPr>
-        <w:t>（必填项）主机列表中主机默认的</w:t>
-      </w:r>
-      <w:r>
-        <w:rPr>
-          <w:rFonts w:hint="eastAsia"/>
-          <w:shd w:val="pct15" w:color="auto" w:fill="FFFFFF"/>
-        </w:rPr>
-        <w:t>root</w:t>
-      </w:r>
-      <w:r>
-        <w:rPr>
-          <w:rFonts w:hint="eastAsia"/>
-          <w:shd w:val="pct15" w:color="auto" w:fill="FFFFFF"/>
-        </w:rPr>
-        <w:t>用户</w:t>
-      </w:r>
-      <w:r>
-        <w:rPr>
-          <w:rFonts w:hint="eastAsia"/>
-          <w:shd w:val="pct15" w:color="auto" w:fill="FFFFFF"/>
-        </w:rPr>
-        <w:t>名</w:t>
-      </w:r>
-      <w:r>
-        <w:rPr>
-          <w:rFonts w:hint="eastAsia"/>
-          <w:shd w:val="pct15" w:color="auto" w:fill="FFFFFF"/>
-        </w:rPr>
-        <w:t>、</w:t>
-      </w:r>
-      <w:r>
-        <w:rPr>
-          <w:rFonts w:hint="eastAsia"/>
-          <w:shd w:val="pct15" w:color="auto" w:fill="FFFFFF"/>
-        </w:rPr>
-        <w:t>密码。若有主机没使用默认密码，</w:t>
-      </w:r>
-    </w:p>
-    <w:p>
-      <w:pPr>
-        <w:rPr>
-          <w:shd w:val="pct15" w:color="auto" w:fill="FFFFFF"/>
-        </w:rPr>
-      </w:pPr>
-      <w:r>
-        <w:rPr>
-          <w:rFonts w:hint="eastAsia"/>
-          <w:shd w:val="pct15" w:color="auto" w:fill="FFFFFF"/>
-        </w:rPr>
-        <w:t xml:space="preserve"># </w:t>
-      </w:r>
-      <w:r>
-        <w:rPr>
-          <w:rFonts w:hint="eastAsia"/>
-          <w:shd w:val="pct15" w:color="auto" w:fill="FFFFFF"/>
-        </w:rPr>
-        <w:t>需要额外补充这些主机的</w:t>
-      </w:r>
-      <w:r>
-        <w:rPr>
-          <w:rFonts w:hint="eastAsia"/>
-          <w:shd w:val="pct15" w:color="auto" w:fill="FFFFFF"/>
-        </w:rPr>
-        <w:t>root</w:t>
-      </w:r>
-      <w:r>
-        <w:rPr>
-          <w:rFonts w:hint="eastAsia"/>
-          <w:shd w:val="pct15" w:color="auto" w:fill="FFFFFF"/>
-        </w:rPr>
-        <w:t>密码：</w:t>
-      </w:r>
-      <w:r>
-        <w:rPr>
-          <w:rFonts w:hint="eastAsia"/>
-          <w:shd w:val="pct15" w:color="auto" w:fill="FFFFFF"/>
-        </w:rPr>
-        <w:t>ubuntu</w:t>
-      </w:r>
-      <w:r>
-        <w:rPr>
-          <w:shd w:val="pct15" w:color="auto" w:fill="FFFFFF"/>
-        </w:rPr>
-        <w:t>-</w:t>
-      </w:r>
-      <w:r>
-        <w:rPr>
-          <w:rFonts w:hint="eastAsia"/>
-          <w:shd w:val="pct15" w:color="auto" w:fill="FFFFFF"/>
-        </w:rPr>
-        <w:t>test2</w:t>
-      </w:r>
-      <w:r>
-        <w:rPr>
-          <w:shd w:val="pct15" w:color="auto" w:fill="FFFFFF"/>
-        </w:rPr>
-        <w:t>_root_passwd = "xxx password xxx"</w:t>
-      </w:r>
-    </w:p>
-    <w:p>
-      <w:pPr>
-        <w:rPr>
-          <w:shd w:val="pct15" w:color="auto" w:fill="FFFFFF"/>
-        </w:rPr>
-      </w:pPr>
-      <w:r>
-        <w:rPr>
-          <w:shd w:val="pct15" w:color="auto" w:fill="FFFFFF"/>
-        </w:rPr>
-        <w:t>default_root_user             = "root"</w:t>
-      </w:r>
-    </w:p>
-    <w:p>
-      <w:pPr>
-        <w:rPr>
-          <w:shd w:val="pct15" w:color="auto" w:fill="FFFFFF"/>
-        </w:rPr>
-      </w:pPr>
-      <w:r>
-        <w:rPr>
-          <w:shd w:val="pct15" w:color="auto" w:fill="FFFFFF"/>
-        </w:rPr>
-        <w:t>default_root_passwd          = "sequoiadb"</w:t>
-      </w:r>
-    </w:p>
-    <w:p>
-      <w:pPr>
-        <w:rPr>
-          <w:shd w:val="pct15" w:color="auto" w:fill="FFFFFF"/>
-        </w:rPr>
-      </w:pPr>
-      <w:r>
-        <w:rPr>
-          <w:rFonts w:hint="eastAsia"/>
-          <w:shd w:val="pct15" w:color="auto" w:fill="FFFFFF"/>
-        </w:rPr>
-        <w:t xml:space="preserve"># </w:t>
-      </w:r>
-      <w:r>
-        <w:rPr>
-          <w:rFonts w:hint="eastAsia"/>
-          <w:shd w:val="pct15" w:color="auto" w:fill="FFFFFF"/>
-        </w:rPr>
-        <w:t>（必填项）主机列表中主机默认的</w:t>
-      </w:r>
-      <w:r>
-        <w:rPr>
-          <w:rFonts w:hint="eastAsia"/>
-          <w:shd w:val="pct15" w:color="auto" w:fill="FFFFFF"/>
-        </w:rPr>
-        <w:t>ssh</w:t>
-      </w:r>
-      <w:r>
-        <w:rPr>
-          <w:rFonts w:hint="eastAsia"/>
-          <w:shd w:val="pct15" w:color="auto" w:fill="FFFFFF"/>
-        </w:rPr>
-        <w:t>端口号。若有主机没使用默认</w:t>
-      </w:r>
-      <w:r>
-        <w:rPr>
-          <w:rFonts w:hint="eastAsia"/>
-          <w:shd w:val="pct15" w:color="auto" w:fill="FFFFFF"/>
-        </w:rPr>
-        <w:t>ssh</w:t>
-      </w:r>
-      <w:r>
-        <w:rPr>
-          <w:rFonts w:hint="eastAsia"/>
-          <w:shd w:val="pct15" w:color="auto" w:fill="FFFFFF"/>
-        </w:rPr>
-        <w:t>端口号，</w:t>
-      </w:r>
-    </w:p>
-    <w:p>
-      <w:pPr>
-        <w:rPr>
-          <w:shd w:val="pct15" w:color="auto" w:fill="FFFFFF"/>
-        </w:rPr>
-      </w:pPr>
-      <w:r>
-        <w:rPr>
-          <w:rFonts w:hint="eastAsia"/>
-          <w:shd w:val="pct15" w:color="auto" w:fill="FFFFFF"/>
-        </w:rPr>
-        <w:t xml:space="preserve"># </w:t>
-      </w:r>
-      <w:r>
-        <w:rPr>
-          <w:rFonts w:hint="eastAsia"/>
-          <w:shd w:val="pct15" w:color="auto" w:fill="FFFFFF"/>
-        </w:rPr>
-        <w:t>需要额外补充这些主机的</w:t>
-      </w:r>
-      <w:r>
-        <w:rPr>
-          <w:rFonts w:hint="eastAsia"/>
-          <w:shd w:val="pct15" w:color="auto" w:fill="FFFFFF"/>
-        </w:rPr>
-        <w:t>ssh</w:t>
-      </w:r>
-      <w:r>
-        <w:rPr>
-          <w:rFonts w:hint="eastAsia"/>
-          <w:shd w:val="pct15" w:color="auto" w:fill="FFFFFF"/>
-        </w:rPr>
-        <w:t>端口号：</w:t>
-      </w:r>
-      <w:r>
-        <w:rPr>
-          <w:rFonts w:hint="eastAsia"/>
-          <w:shd w:val="pct15" w:color="auto" w:fill="FFFFFF"/>
-        </w:rPr>
-        <w:t>ubuntu</w:t>
-      </w:r>
-      <w:r>
-        <w:rPr>
-          <w:shd w:val="pct15" w:color="auto" w:fill="FFFFFF"/>
-        </w:rPr>
-        <w:t>-</w:t>
-      </w:r>
-      <w:r>
-        <w:rPr>
-          <w:rFonts w:hint="eastAsia"/>
-          <w:shd w:val="pct15" w:color="auto" w:fill="FFFFFF"/>
-        </w:rPr>
-        <w:t>test2</w:t>
-      </w:r>
-      <w:r>
-        <w:rPr>
-          <w:shd w:val="pct15" w:color="auto" w:fill="FFFFFF"/>
-        </w:rPr>
-        <w:t>_ssh_port = xxx</w:t>
-      </w:r>
-    </w:p>
-    <w:p>
-      <w:pPr>
-        <w:rPr>
-          <w:shd w:val="pct15" w:color="auto" w:fill="FFFFFF"/>
-        </w:rPr>
-      </w:pPr>
-      <w:r>
-        <w:rPr>
-          <w:shd w:val="pct15" w:color="auto" w:fill="FFFFFF"/>
-        </w:rPr>
-        <w:t>default_ssh_port             = 22</w:t>
-      </w:r>
-    </w:p>
-    <w:p>
-      <w:pPr>
-        <w:rPr>
-          <w:shd w:val="pct15" w:color="auto" w:fill="FFFFFF"/>
-        </w:rPr>
-      </w:pPr>
-      <w:r>
-        <w:rPr>
-          <w:rFonts w:hint="eastAsia"/>
-          <w:shd w:val="pct15" w:color="auto" w:fill="FFFFFF"/>
-        </w:rPr>
-        <w:t xml:space="preserve"># </w:t>
-      </w:r>
-      <w:r>
-        <w:rPr>
-          <w:rFonts w:hint="eastAsia"/>
-          <w:shd w:val="pct15" w:color="auto" w:fill="FFFFFF"/>
-        </w:rPr>
-        <w:t>（必填项）</w:t>
-      </w:r>
-      <w:r>
-        <w:rPr>
-          <w:rFonts w:hint="eastAsia"/>
-          <w:shd w:val="pct15" w:color="auto" w:fill="FFFFFF"/>
-        </w:rPr>
-        <w:t>Sequoiadb</w:t>
-      </w:r>
-      <w:r>
-        <w:rPr>
-          <w:rFonts w:hint="eastAsia"/>
-          <w:shd w:val="pct15" w:color="auto" w:fill="FFFFFF"/>
-        </w:rPr>
-        <w:t>数据库鉴权信息。若数据库没有开启鉴权，则保留空字符串</w:t>
-      </w:r>
-    </w:p>
-    <w:p>
-      <w:pPr>
-        <w:rPr>
-          <w:shd w:val="pct15" w:color="auto" w:fill="FFFFFF"/>
-        </w:rPr>
-      </w:pPr>
-      <w:r>
-        <w:rPr>
-          <w:shd w:val="pct15" w:color="auto" w:fill="FFFFFF"/>
-        </w:rPr>
-        <w:t>db_auth_user               = ""</w:t>
-      </w:r>
-    </w:p>
-    <w:p>
-      <w:pPr>
-        <w:rPr>
-          <w:shd w:val="pct15" w:color="auto" w:fill="FFFFFF"/>
-        </w:rPr>
-      </w:pPr>
-      <w:r>
-        <w:rPr>
-          <w:shd w:val="pct15" w:color="auto" w:fill="FFFFFF"/>
-        </w:rPr>
-        <w:t>db_auth_passwd            = ""</w:t>
-      </w:r>
-    </w:p>
-    <w:p>
-      <w:pPr>
-        <w:rPr>
-          <w:shd w:val="pct15" w:color="auto" w:fill="FFFFFF"/>
-        </w:rPr>
-      </w:pPr>
-      <w:r>
-        <w:rPr>
-          <w:rFonts w:hint="eastAsia"/>
-          <w:shd w:val="pct15" w:color="auto" w:fill="FFFFFF"/>
-        </w:rPr>
-        <w:t xml:space="preserve"># </w:t>
-      </w:r>
-      <w:r>
-        <w:rPr>
-          <w:rFonts w:hint="eastAsia"/>
-          <w:shd w:val="pct15" w:color="auto" w:fill="FFFFFF"/>
-        </w:rPr>
-        <w:t>（必填项）</w:t>
-      </w:r>
-      <w:r>
-        <w:rPr>
-          <w:rFonts w:hint="eastAsia"/>
-          <w:shd w:val="pct15" w:color="auto" w:fill="FFFFFF"/>
-        </w:rPr>
-        <w:t>Sequoiadb</w:t>
-      </w:r>
-      <w:r>
-        <w:rPr>
-          <w:rFonts w:hint="eastAsia"/>
-          <w:shd w:val="pct15" w:color="auto" w:fill="FFFFFF"/>
-        </w:rPr>
-        <w:t>数据库补充的配置参数，目前只有</w:t>
-      </w:r>
-      <w:r>
-        <w:rPr>
-          <w:shd w:val="pct15" w:color="auto" w:fill="FFFFFF"/>
-        </w:rPr>
-        <w:t>” svcscheduler”</w:t>
-      </w:r>
-      <w:r>
-        <w:rPr>
-          <w:rFonts w:hint="eastAsia"/>
-          <w:shd w:val="pct15" w:color="auto" w:fill="FFFFFF"/>
-        </w:rPr>
-        <w:t>这一项，</w:t>
-      </w:r>
-    </w:p>
-    <w:p>
-      <w:pPr>
-        <w:rPr>
-          <w:shd w:val="pct15" w:color="auto" w:fill="FFFFFF"/>
-        </w:rPr>
-      </w:pPr>
-      <w:r>
-        <w:rPr>
-          <w:rFonts w:hint="eastAsia"/>
-          <w:shd w:val="pct15" w:color="auto" w:fill="FFFFFF"/>
-        </w:rPr>
-        <w:t xml:space="preserve"># </w:t>
-      </w:r>
-      <w:r>
-        <w:rPr>
-          <w:rFonts w:hint="eastAsia"/>
-          <w:shd w:val="pct15" w:color="auto" w:fill="FFFFFF"/>
-        </w:rPr>
-        <w:t>可取值为：</w:t>
-      </w:r>
-      <w:r>
-        <w:rPr>
-          <w:rFonts w:hint="eastAsia"/>
-          <w:shd w:val="pct15" w:color="auto" w:fill="FFFFFF"/>
-        </w:rPr>
-        <w:t>0</w:t>
-      </w:r>
-      <w:r>
-        <w:rPr>
-          <w:rFonts w:hint="eastAsia"/>
-          <w:shd w:val="pct15" w:color="auto" w:fill="FFFFFF"/>
-        </w:rPr>
-        <w:t>、</w:t>
-      </w:r>
-      <w:r>
-        <w:rPr>
-          <w:rFonts w:hint="eastAsia"/>
-          <w:shd w:val="pct15" w:color="auto" w:fill="FFFFFF"/>
-        </w:rPr>
-        <w:t>1</w:t>
-      </w:r>
-      <w:r>
-        <w:rPr>
-          <w:rFonts w:hint="eastAsia"/>
-          <w:shd w:val="pct15" w:color="auto" w:fill="FFFFFF"/>
-        </w:rPr>
-        <w:t>、</w:t>
-      </w:r>
-      <w:r>
-        <w:rPr>
-          <w:rFonts w:hint="eastAsia"/>
-          <w:shd w:val="pct15" w:color="auto" w:fill="FFFFFF"/>
-        </w:rPr>
-        <w:t>2</w:t>
-      </w:r>
-      <w:r>
-        <w:rPr>
-          <w:rFonts w:hint="eastAsia"/>
-          <w:shd w:val="pct15" w:color="auto" w:fill="FFFFFF"/>
-        </w:rPr>
-        <w:t>。其中</w:t>
-      </w:r>
-      <w:r>
-        <w:rPr>
-          <w:rFonts w:hint="eastAsia"/>
-          <w:shd w:val="pct15" w:color="auto" w:fill="FFFFFF"/>
-        </w:rPr>
-        <w:t>1</w:t>
-      </w:r>
-      <w:r>
-        <w:rPr>
-          <w:rFonts w:hint="eastAsia"/>
-          <w:shd w:val="pct15" w:color="auto" w:fill="FFFFFF"/>
-        </w:rPr>
-        <w:t>表示使用“</w:t>
-      </w:r>
-      <w:r>
-        <w:rPr>
-          <w:rFonts w:hint="eastAsia"/>
-          <w:shd w:val="pct15" w:color="auto" w:fill="FFFFFF"/>
-        </w:rPr>
-        <w:t>FIFO</w:t>
-      </w:r>
-      <w:r>
-        <w:rPr>
-          <w:rFonts w:hint="eastAsia"/>
-          <w:shd w:val="pct15" w:color="auto" w:fill="FFFFFF"/>
-        </w:rPr>
-        <w:t>策略”，</w:t>
-      </w:r>
-      <w:r>
-        <w:rPr>
-          <w:rFonts w:hint="eastAsia"/>
-          <w:shd w:val="pct15" w:color="auto" w:fill="FFFFFF"/>
-        </w:rPr>
-        <w:t>2</w:t>
-      </w:r>
-      <w:r>
-        <w:rPr>
-          <w:rFonts w:hint="eastAsia"/>
-          <w:shd w:val="pct15" w:color="auto" w:fill="FFFFFF"/>
-        </w:rPr>
-        <w:t>表示使用“</w:t>
-      </w:r>
-      <w:r>
-        <w:rPr>
-          <w:rFonts w:hint="eastAsia"/>
-          <w:shd w:val="pct15" w:color="auto" w:fill="FFFFFF"/>
-        </w:rPr>
-        <w:t>Container</w:t>
-      </w:r>
-      <w:r>
-        <w:rPr>
-          <w:rFonts w:hint="eastAsia"/>
-          <w:shd w:val="pct15" w:color="auto" w:fill="FFFFFF"/>
-        </w:rPr>
-        <w:t>策略”，</w:t>
-      </w:r>
-    </w:p>
-    <w:p>
-      <w:pPr>
-        <w:rPr>
-          <w:shd w:val="pct15" w:color="auto" w:fill="FFFFFF"/>
-        </w:rPr>
-      </w:pPr>
-      <w:r>
-        <w:rPr>
-          <w:rFonts w:hint="eastAsia"/>
-          <w:shd w:val="pct15" w:color="auto" w:fill="FFFFFF"/>
-        </w:rPr>
-        <w:t># 0</w:t>
-      </w:r>
-      <w:r>
-        <w:rPr>
-          <w:rFonts w:hint="eastAsia"/>
-          <w:shd w:val="pct15" w:color="auto" w:fill="FFFFFF"/>
-        </w:rPr>
-        <w:t>表示由数据库决定使用上述两种策略之一。</w:t>
-      </w:r>
-      <w:r>
-        <w:rPr>
-          <w:shd w:val="pct15" w:color="auto" w:fill="FFFFFF"/>
-        </w:rPr>
-        <w:t>” svcscheduler”</w:t>
-      </w:r>
-      <w:r>
-        <w:rPr>
-          <w:rFonts w:hint="eastAsia"/>
-          <w:shd w:val="pct15" w:color="auto" w:fill="FFFFFF"/>
-        </w:rPr>
-        <w:t>项的默认值为</w:t>
-      </w:r>
-      <w:r>
-        <w:rPr>
-          <w:rFonts w:hint="eastAsia"/>
-          <w:shd w:val="pct15" w:color="auto" w:fill="FFFFFF"/>
-        </w:rPr>
-        <w:t>0</w:t>
-      </w:r>
-      <w:r>
-        <w:rPr>
-          <w:rFonts w:hint="eastAsia"/>
-          <w:shd w:val="pct15" w:color="auto" w:fill="FFFFFF"/>
-        </w:rPr>
-        <w:t>，这里配置为默认值</w:t>
-      </w:r>
-      <w:r>
-        <w:rPr>
-          <w:rFonts w:hint="eastAsia"/>
-          <w:shd w:val="pct15" w:color="auto" w:fill="FFFFFF"/>
-        </w:rPr>
-        <w:t>0</w:t>
-      </w:r>
-      <w:r>
-        <w:rPr>
-          <w:rFonts w:hint="eastAsia"/>
-          <w:shd w:val="pct15" w:color="auto" w:fill="FFFFFF"/>
-        </w:rPr>
-        <w:t>。</w:t>
-      </w:r>
-    </w:p>
-    <w:p>
-      <w:pPr>
-        <w:rPr>
-          <w:shd w:val="pct15" w:color="auto" w:fill="FFFFFF"/>
-        </w:rPr>
-      </w:pPr>
-      <w:r>
-        <w:rPr>
-          <w:shd w:val="pct15" w:color="auto" w:fill="FFFFFF"/>
-        </w:rPr>
-        <w:t>db_config_opti</w:t>
-      </w:r>
-      <w:r>
-        <w:rPr>
-          <w:shd w:val="pct15" w:color="auto" w:fill="FFFFFF"/>
-        </w:rPr>
-        <w:t>on           = { svcscheduler:</w:t>
-      </w:r>
-      <w:r>
-        <w:rPr>
-          <w:rFonts w:hint="eastAsia"/>
-          <w:shd w:val="pct15" w:color="auto" w:fill="FFFFFF"/>
-        </w:rPr>
-        <w:t>0</w:t>
-      </w:r>
-      <w:r>
-        <w:rPr>
-          <w:shd w:val="pct15" w:color="auto" w:fill="FFFFFF"/>
-        </w:rPr>
-        <w:t>}</w:t>
-      </w:r>
-    </w:p>
-    <w:p>
-      <w:pPr>
-        <w:rPr>
-          <w:shd w:val="pct15" w:color="auto" w:fill="FFFFFF"/>
-        </w:rPr>
-      </w:pPr>
-      <w:r>
-        <w:rPr>
-          <w:shd w:val="pct15" w:color="auto" w:fill="FFFFFF"/>
-        </w:rPr>
-        <w:t>#</w:t>
-      </w:r>
-      <w:r>
-        <w:rPr>
-          <w:rFonts w:hint="eastAsia"/>
-          <w:shd w:val="pct15" w:color="auto" w:fill="FFFFFF"/>
-        </w:rPr>
-        <w:t xml:space="preserve"> </w:t>
-      </w:r>
-      <w:r>
-        <w:rPr>
-          <w:rFonts w:hint="eastAsia"/>
-          <w:shd w:val="pct15" w:color="auto" w:fill="FFFFFF"/>
-        </w:rPr>
-        <w:t>（必选项）</w:t>
-      </w:r>
-      <w:r>
-        <w:rPr>
-          <w:rFonts w:hint="eastAsia"/>
-          <w:shd w:val="pct15" w:color="auto" w:fill="FFFFFF"/>
-        </w:rPr>
-        <w:t>Sequoiadb</w:t>
-      </w:r>
-      <w:r>
-        <w:rPr>
-          <w:rFonts w:hint="eastAsia"/>
-          <w:shd w:val="pct15" w:color="auto" w:fill="FFFFFF"/>
-        </w:rPr>
-        <w:t>安装包路径</w:t>
-      </w:r>
-    </w:p>
-    <w:p>
-      <w:pPr>
-        <w:rPr>
-          <w:shd w:val="pct15" w:color="auto" w:fill="FFFFFF"/>
-        </w:rPr>
-      </w:pPr>
-      <w:r>
-        <w:rPr>
-          <w:shd w:val="pct15" w:color="auto" w:fill="FFFFFF"/>
-        </w:rPr>
-        <w:t xml:space="preserve">db_install_packet          </w:t>
-      </w:r>
-      <w:r>
-        <w:rPr>
-          <w:rFonts w:hint="eastAsia"/>
-          <w:shd w:val="pct15" w:color="auto" w:fill="FFFFFF"/>
-        </w:rPr>
-        <w:t xml:space="preserve"> </w:t>
-      </w:r>
-      <w:r>
-        <w:rPr>
-          <w:shd w:val="pct15" w:color="auto" w:fill="FFFFFF"/>
-        </w:rPr>
-        <w:t>= "/opt/sequoiadb-1.12.</w:t>
-      </w:r>
-      <w:r>
-        <w:rPr>
-          <w:rFonts w:hint="eastAsia"/>
-          <w:shd w:val="pct15" w:color="auto" w:fill="FFFFFF"/>
-        </w:rPr>
-        <w:t>6</w:t>
-      </w:r>
-      <w:r>
-        <w:rPr>
-          <w:shd w:val="pct15" w:color="auto" w:fill="FFFFFF"/>
-        </w:rPr>
-        <w:t>-linux_x86_64-enterprise-installer.run"</w:t>
-      </w:r>
-    </w:p>
-    <w:p>
-      <w:pPr>
-        <w:rPr>
-          <w:shd w:val="pct15" w:color="auto" w:fill="FFFFFF"/>
-        </w:rPr>
-      </w:pPr>
-      <w:r>
-        <w:rPr>
-          <w:rFonts w:hint="eastAsia"/>
-          <w:shd w:val="pct15" w:color="auto" w:fill="FFFFFF"/>
-        </w:rPr>
-        <w:t xml:space="preserve">                                                                               </w:t>
-      </w:r>
-    </w:p>
-    <w:p>
-      <w:pPr>
-        <w:rPr>
-          <w:shd w:val="pct15" w:color="auto" w:fill="FFFFFF"/>
-        </w:rPr>
-      </w:pPr>
-      <w:r>
-        <w:rPr>
-          <w:shd w:val="pct15" w:color="auto" w:fill="FFFFFF"/>
-        </w:rPr>
-        <w:t xml:space="preserve"># </w:t>
-      </w:r>
-      <w:r>
-        <w:rPr>
-          <w:rFonts w:hint="eastAsia"/>
-          <w:shd w:val="pct15" w:color="auto" w:fill="FFFFFF"/>
-        </w:rPr>
-        <w:t>（可选项）集群描述信息，其中</w:t>
-      </w:r>
-      <w:r>
-        <w:rPr>
-          <w:shd w:val="pct15" w:color="auto" w:fill="FFFFFF"/>
-        </w:rPr>
-        <w:t>”sdb_admin_user_name”</w:t>
-      </w:r>
-      <w:r>
-        <w:rPr>
-          <w:rFonts w:hint="eastAsia"/>
-          <w:shd w:val="pct15" w:color="auto" w:fill="FFFFFF"/>
-        </w:rPr>
-        <w:t>及</w:t>
-      </w:r>
-      <w:r>
-        <w:rPr>
-          <w:shd w:val="pct15" w:color="auto" w:fill="FFFFFF"/>
-        </w:rPr>
-        <w:t>” sdb_admin_password”</w:t>
-      </w:r>
-      <w:r>
-        <w:rPr>
-          <w:rFonts w:hint="eastAsia"/>
-          <w:shd w:val="pct15" w:color="auto" w:fill="FFFFFF"/>
-        </w:rPr>
-        <w:t>这两项</w:t>
-      </w:r>
-    </w:p>
-    <w:p>
-      <w:pPr>
-        <w:rPr>
-          <w:shd w:val="pct15" w:color="auto" w:fill="FFFFFF"/>
-        </w:rPr>
-      </w:pPr>
-      <w:r>
-        <w:rPr>
-          <w:rFonts w:hint="eastAsia"/>
-          <w:shd w:val="pct15" w:color="auto" w:fill="FFFFFF"/>
-        </w:rPr>
-        <w:t xml:space="preserve"># </w:t>
-      </w:r>
-      <w:r>
-        <w:rPr>
-          <w:rFonts w:hint="eastAsia"/>
-          <w:shd w:val="pct15" w:color="auto" w:fill="FFFFFF"/>
-        </w:rPr>
-        <w:t>必须与当前已安装的主机的情况一致（要求所有主机都拥有</w:t>
-      </w:r>
-    </w:p>
-    <w:p>
-      <w:pPr>
-        <w:rPr>
-          <w:shd w:val="pct15" w:color="auto" w:fill="FFFFFF"/>
-        </w:rPr>
-      </w:pPr>
-      <w:r>
-        <w:rPr>
-          <w:rFonts w:hint="eastAsia"/>
-          <w:shd w:val="pct15" w:color="auto" w:fill="FFFFFF"/>
-        </w:rPr>
-        <w:t xml:space="preserve"># </w:t>
-      </w:r>
-      <w:r>
-        <w:rPr>
-          <w:rFonts w:hint="eastAsia"/>
-          <w:shd w:val="pct15" w:color="auto" w:fill="FFFFFF"/>
-        </w:rPr>
-        <w:t>相同的</w:t>
-      </w:r>
-      <w:r>
-        <w:rPr>
-          <w:rFonts w:hint="eastAsia"/>
-          <w:shd w:val="pct15" w:color="auto" w:fill="FFFFFF"/>
-        </w:rPr>
-        <w:t>Sequoiadb</w:t>
-      </w:r>
-      <w:r>
-        <w:rPr>
-          <w:rFonts w:hint="eastAsia"/>
-          <w:shd w:val="pct15" w:color="auto" w:fill="FFFFFF"/>
-        </w:rPr>
-        <w:t>进程管理用户名及密码</w:t>
-      </w:r>
-      <w:r>
-        <w:rPr>
-          <w:rFonts w:hint="eastAsia"/>
-          <w:shd w:val="pct15" w:color="auto" w:fill="FFFFFF"/>
-        </w:rPr>
-        <w:t>，默认为</w:t>
-      </w:r>
-      <w:r>
-        <w:rPr>
-          <w:rFonts w:hint="eastAsia"/>
-          <w:shd w:val="pct15" w:color="auto" w:fill="FFFFFF"/>
-        </w:rPr>
-        <w:t>sdbadmin</w:t>
-      </w:r>
-      <w:r>
-        <w:rPr>
-          <w:rFonts w:hint="eastAsia"/>
-          <w:shd w:val="pct15" w:color="auto" w:fill="FFFFFF"/>
-        </w:rPr>
-        <w:t>）。</w:t>
-      </w:r>
-    </w:p>
-    <w:p>
-      <w:pPr>
-        <w:rPr>
-          <w:shd w:val="pct15" w:color="auto" w:fill="FFFFFF"/>
-        </w:rPr>
-      </w:pPr>
-      <w:r>
-        <w:rPr>
-          <w:shd w:val="pct15" w:color="auto" w:fill="FFFFFF"/>
-        </w:rPr>
-        <w:t xml:space="preserve">cluster_name              </w:t>
-      </w:r>
-      <w:r>
-        <w:rPr>
-          <w:shd w:val="pct15" w:color="auto" w:fill="FFFFFF"/>
-        </w:rPr>
-        <w:t>= "myCluster"</w:t>
-      </w:r>
-    </w:p>
-    <w:p>
-      <w:pPr>
-        <w:rPr>
-          <w:shd w:val="pct15" w:color="auto" w:fill="FFFFFF"/>
-        </w:rPr>
-      </w:pPr>
-      <w:r>
-        <w:rPr>
-          <w:shd w:val="pct15" w:color="auto" w:fill="FFFFFF"/>
-        </w:rPr>
-        <w:t xml:space="preserve">cluster_description         </w:t>
-      </w:r>
-      <w:r>
-        <w:rPr>
-          <w:rFonts w:hint="eastAsia"/>
-          <w:shd w:val="pct15" w:color="auto" w:fill="FFFFFF"/>
-        </w:rPr>
-        <w:t xml:space="preserve"> </w:t>
-      </w:r>
-      <w:r>
-        <w:rPr>
-          <w:shd w:val="pct15" w:color="auto" w:fill="FFFFFF"/>
-        </w:rPr>
-        <w:t>= ""</w:t>
-      </w:r>
-    </w:p>
-    <w:p>
-      <w:pPr>
-        <w:rPr>
-          <w:shd w:val="pct15" w:color="auto" w:fill="FFFFFF"/>
-        </w:rPr>
-      </w:pPr>
-      <w:r>
-        <w:rPr>
-          <w:shd w:val="pct15" w:color="auto" w:fill="FFFFFF"/>
-        </w:rPr>
-        <w:t xml:space="preserve">sdb_admin_user_name      </w:t>
-      </w:r>
-      <w:r>
-        <w:rPr>
-          <w:shd w:val="pct15" w:color="auto" w:fill="FFFFFF"/>
-        </w:rPr>
-        <w:t>= "sdbadmin"</w:t>
-      </w:r>
-    </w:p>
-    <w:p>
-      <w:pPr>
-        <w:rPr>
-          <w:shd w:val="pct15" w:color="auto" w:fill="FFFFFF"/>
-        </w:rPr>
-      </w:pPr>
-      <w:r>
-        <w:rPr>
-          <w:shd w:val="pct15" w:color="auto" w:fill="FFFFFF"/>
-        </w:rPr>
-        <w:t>sdb_admin_password             = "sdbadmin"</w:t>
-      </w:r>
-    </w:p>
-    <w:p>
-      <w:pPr>
-        <w:rPr>
-          <w:shd w:val="pct15" w:color="auto" w:fill="FFFFFF"/>
-        </w:rPr>
-      </w:pPr>
-      <w:r>
-        <w:rPr>
-          <w:shd w:val="pct15" w:color="auto" w:fill="FFFFFF"/>
-        </w:rPr>
-        <w:t>sdb_default_install_path       = "/opt/sequoiadb"</w:t>
-      </w:r>
-    </w:p>
-    <w:p>
-      <w:pPr>
-        <w:rPr>
-          <w:shd w:val="pct15" w:color="auto" w:fill="FFFFFF"/>
-        </w:rPr>
-      </w:pPr>
-      <w:r>
-        <w:rPr>
-          <w:shd w:val="pct15" w:color="auto" w:fill="FFFFFF"/>
-        </w:rPr>
-        <w:lastRenderedPageBreak/>
-        <w:t xml:space="preserve"># </w:t>
-      </w:r>
-      <w:r>
-        <w:rPr>
-          <w:rFonts w:hint="eastAsia"/>
-          <w:shd w:val="pct15" w:color="auto" w:fill="FFFFFF"/>
-        </w:rPr>
-        <w:t>（可选项）业务描述信息</w:t>
-      </w:r>
-    </w:p>
-    <w:p>
-      <w:pPr>
-        <w:rPr>
-          <w:shd w:val="pct15" w:color="auto" w:fill="FFFFFF"/>
-        </w:rPr>
-      </w:pPr>
-      <w:r>
-        <w:rPr>
-          <w:shd w:val="pct15" w:color="auto" w:fill="FFFFFF"/>
-        </w:rPr>
-        <w:t>module_name                    = "myModule"</w:t>
-      </w:r>
-    </w:p>
-    <w:p>
-      <w:pPr>
-        <w:rPr>
-          <w:shd w:val="pct15" w:color="auto" w:fill="FFFFFF"/>
-        </w:rPr>
-      </w:pPr>
-      <w:r>
-        <w:rPr>
-          <w:shd w:val="pct15" w:color="auto" w:fill="FFFFFF"/>
-        </w:rPr>
-        <w:t># (optional)om admin user and password</w:t>
-      </w:r>
-    </w:p>
-    <w:p>
-      <w:pPr>
-        <w:rPr>
-          <w:shd w:val="pct15" w:color="auto" w:fill="FFFFFF"/>
-        </w:rPr>
-      </w:pPr>
-      <w:r>
-        <w:rPr>
-          <w:shd w:val="pct15" w:color="auto" w:fill="FFFFFF"/>
-        </w:rPr>
-        <w:t>om_admin_user_name             = "admin"</w:t>
-      </w:r>
-    </w:p>
-    <w:p>
-      <w:pPr>
-        <w:rPr>
-          <w:shd w:val="pct15" w:color="auto" w:fill="FFFFFF"/>
-        </w:rPr>
-      </w:pPr>
-      <w:r>
-        <w:rPr>
-          <w:shd w:val="pct15" w:color="auto" w:fill="FFFFFF"/>
-        </w:rPr>
-        <w:t>om_admin_password              = "admin"</w:t>
-      </w:r>
-    </w:p>
-    <w:p>
-      <w:pPr>
-        <w:rPr>
-          <w:b/>
-          <w:sz w:val="32"/>
-          <w:szCs w:val="32"/>
-        </w:rPr>
-      </w:pPr>
-      <w:r>
-        <w:rPr>
-          <w:rFonts w:hint="eastAsia"/>
-          <w:b/>
-          <w:sz w:val="32"/>
-          <w:szCs w:val="32"/>
-        </w:rPr>
-        <w:t>步骤</w:t>
-      </w:r>
-      <w:r>
-        <w:rPr>
-          <w:rFonts w:hint="eastAsia"/>
-          <w:b/>
-          <w:sz w:val="32"/>
-          <w:szCs w:val="32"/>
-        </w:rPr>
-        <w:t>2</w:t>
-      </w:r>
-      <w:r>
-        <w:rPr>
-          <w:rFonts w:hint="eastAsia"/>
-          <w:b/>
-          <w:sz w:val="32"/>
-          <w:szCs w:val="32"/>
-        </w:rPr>
-        <w:t>:</w:t>
-      </w:r>
-      <w:r>
-        <w:rPr>
-          <w:rFonts w:hint="eastAsia"/>
-          <w:b/>
-          <w:sz w:val="32"/>
-          <w:szCs w:val="32"/>
-        </w:rPr>
-        <w:t xml:space="preserve"> </w:t>
-      </w:r>
-      <w:r>
-        <w:rPr>
-          <w:rFonts w:hint="eastAsia"/>
-          <w:b/>
-          <w:sz w:val="32"/>
-          <w:szCs w:val="32"/>
-        </w:rPr>
-        <w:t>安装</w:t>
-      </w:r>
-      <w:r>
-        <w:rPr>
-          <w:rFonts w:hint="eastAsia"/>
-          <w:b/>
-          <w:sz w:val="32"/>
-          <w:szCs w:val="32"/>
-        </w:rPr>
-        <w:t>OM</w:t>
-      </w:r>
-    </w:p>
-    <w:p>
-      <w:pPr>
-        <w:rPr>
-          <w:shd w:val="pct15" w:color="auto" w:fill="FFFFFF"/>
-        </w:rPr>
-      </w:pPr>
-      <w:r>
-        <w:rPr>
-          <w:rFonts w:hint="eastAsia"/>
-          <w:shd w:val="pct15" w:color="auto" w:fill="FFFFFF"/>
-        </w:rPr>
-        <w:t xml:space="preserve">$ </w:t>
-      </w:r>
-      <w:r>
-        <w:rPr>
-          <w:rFonts w:hint="eastAsia"/>
-          <w:shd w:val="pct15" w:color="auto" w:fill="FFFFFF"/>
-        </w:rPr>
-        <w:t>su sdbadmin</w:t>
-      </w:r>
-    </w:p>
-    <w:p>
-      <w:pPr>
-        <w:rPr>
-          <w:shd w:val="pct15" w:color="auto" w:fill="FFFFFF"/>
-        </w:rPr>
-      </w:pPr>
-      <w:r>
-        <w:rPr>
-          <w:rFonts w:hint="eastAsia"/>
-          <w:shd w:val="pct15" w:color="auto" w:fill="FFFFFF"/>
-        </w:rPr>
-        <w:t xml:space="preserve">$ </w:t>
-      </w:r>
-      <w:r>
-        <w:rPr>
-          <w:rFonts w:hint="eastAsia"/>
-          <w:shd w:val="pct15" w:color="auto" w:fill="FFFFFF"/>
-        </w:rPr>
-        <w:t>cd  /opt/sequoiadb/conf/script/ombuild</w:t>
-      </w:r>
-    </w:p>
-    <w:p>
-      <w:pPr>
-        <w:rPr>
-          <w:shd w:val="pct15" w:color="auto" w:fill="FFFFFF"/>
-        </w:rPr>
-      </w:pPr>
-      <w:r>
-        <w:rPr>
-          <w:rFonts w:hint="eastAsia"/>
-          <w:shd w:val="pct15" w:color="auto" w:fill="FFFFFF"/>
-        </w:rPr>
-        <w:t xml:space="preserve">$ </w:t>
-      </w:r>
-      <w:r>
-        <w:rPr>
-          <w:rFonts w:hint="eastAsia"/>
-          <w:shd w:val="pct15" w:color="auto" w:fill="FFFFFF"/>
-        </w:rPr>
-        <w:t>./</w:t>
-      </w:r>
-      <w:r>
-        <w:rPr>
-          <w:rFonts w:hint="eastAsia"/>
-          <w:shd w:val="pct15" w:color="auto" w:fill="FFFFFF"/>
-        </w:rPr>
-        <w:t xml:space="preserve">ombuild.sh --action </w:t>
-      </w:r>
-      <w:r>
-        <w:rPr>
-          <w:rFonts w:hint="eastAsia"/>
-          <w:shd w:val="pct15" w:color="auto" w:fill="FFFFFF"/>
-        </w:rPr>
-        <w:t>buildom</w:t>
-      </w:r>
-      <w:r>
-        <w:rPr>
-          <w:rFonts w:hint="eastAsia"/>
-          <w:shd w:val="pct15" w:color="auto" w:fill="FFFFFF"/>
-        </w:rPr>
-        <w:t xml:space="preserve"> --conf ombuild.conf</w:t>
-      </w:r>
-    </w:p>
-    <w:p>
-      <w:r>
-        <w:rPr>
-          <w:rFonts w:hint="eastAsia"/>
-        </w:rPr>
-        <w:t>若成功安装</w:t>
-      </w:r>
-      <w:r>
-        <w:rPr>
-          <w:rFonts w:hint="eastAsia"/>
-        </w:rPr>
-        <w:t>OM</w:t>
-      </w:r>
-      <w:r>
-        <w:rPr>
-          <w:rFonts w:hint="eastAsia"/>
-        </w:rPr>
-        <w:t>，脚本将打印</w:t>
-      </w:r>
-      <w:r>
-        <w:t>” succeed to run all the tasks”</w:t>
-      </w:r>
-    </w:p>
-    <w:p>
-      <w:r>
-        <w:rPr>
-          <w:rFonts w:hint="eastAsia"/>
-        </w:rPr>
-        <w:t>或者运行如下命令，也可检查</w:t>
-      </w:r>
-      <w:r>
-        <w:rPr>
-          <w:rFonts w:hint="eastAsia"/>
-        </w:rPr>
-        <w:t>OM</w:t>
-      </w:r>
-      <w:r>
-        <w:rPr>
-          <w:rFonts w:hint="eastAsia"/>
-        </w:rPr>
-        <w:t>时安装成功：</w:t>
-      </w:r>
-    </w:p>
-    <w:p>
-      <w:pPr>
-        <w:rPr>
-          <w:shd w:val="pct15" w:color="auto" w:fill="FFFFFF"/>
-        </w:rPr>
-      </w:pPr>
-      <w:r>
-        <w:rPr>
-          <w:rFonts w:hint="eastAsia"/>
-          <w:shd w:val="pct15" w:color="auto" w:fill="FFFFFF"/>
-        </w:rPr>
-        <w:t xml:space="preserve">$ </w:t>
-      </w:r>
-      <w:r>
-        <w:rPr>
-          <w:shd w:val="pct15" w:color="auto" w:fill="FFFFFF"/>
-        </w:rPr>
-        <w:t>/opt/sequoiadb/bin/sdblist -t om</w:t>
-      </w:r>
-    </w:p>
-    <w:p>
-      <w:pPr>
-        <w:rPr>
-          <w:shd w:val="pct15" w:color="auto" w:fill="FFFFFF"/>
-        </w:rPr>
-      </w:pPr>
-      <w:r>
-        <w:rPr>
-          <w:rFonts w:hint="eastAsia"/>
-          <w:shd w:val="pct15" w:color="auto" w:fill="FFFFFF"/>
-        </w:rPr>
-        <w:t xml:space="preserve">$ </w:t>
-      </w:r>
-      <w:r>
-        <w:rPr>
-          <w:shd w:val="pct15" w:color="auto" w:fill="FFFFFF"/>
-        </w:rPr>
-        <w:t>sdbom(11780) (10392)</w:t>
-      </w:r>
-    </w:p>
-    <w:p>
-      <w:pPr>
-        <w:rPr>
-          <w:shd w:val="pct15" w:color="auto" w:fill="FFFFFF"/>
-        </w:rPr>
-      </w:pPr>
-      <w:r>
-        <w:rPr>
-          <w:rFonts w:hint="eastAsia"/>
-          <w:shd w:val="pct15" w:color="auto" w:fill="FFFFFF"/>
-        </w:rPr>
-        <w:t xml:space="preserve">$ </w:t>
-      </w:r>
-      <w:r>
-        <w:rPr>
-          <w:shd w:val="pct15" w:color="auto" w:fill="FFFFFF"/>
-        </w:rPr>
-        <w:t>Total: 1</w:t>
-      </w:r>
-    </w:p>
-    <w:p>
-      <w:pPr>
-        <w:rPr>
-          <w:b/>
-          <w:sz w:val="32"/>
-          <w:szCs w:val="32"/>
-        </w:rPr>
-      </w:pPr>
-      <w:r>
-        <w:rPr>
-          <w:rFonts w:hint="eastAsia"/>
-          <w:b/>
-          <w:sz w:val="32"/>
-          <w:szCs w:val="32"/>
-        </w:rPr>
-        <w:t>步骤</w:t>
-      </w:r>
-      <w:r>
-        <w:rPr>
-          <w:rFonts w:hint="eastAsia"/>
-          <w:b/>
-          <w:sz w:val="32"/>
-          <w:szCs w:val="32"/>
-        </w:rPr>
-        <w:t>3</w:t>
-      </w:r>
-      <w:r>
-        <w:rPr>
-          <w:rFonts w:hint="eastAsia"/>
-          <w:b/>
-          <w:sz w:val="32"/>
-          <w:szCs w:val="32"/>
-        </w:rPr>
-        <w:t>：</w:t>
-      </w:r>
-      <w:r>
-        <w:rPr>
-          <w:rFonts w:hint="eastAsia"/>
-          <w:b/>
-          <w:sz w:val="32"/>
-          <w:szCs w:val="32"/>
-        </w:rPr>
-        <w:t>将指定的</w:t>
-      </w:r>
-      <w:r>
-        <w:rPr>
-          <w:rFonts w:hint="eastAsia"/>
-          <w:b/>
-          <w:sz w:val="32"/>
-          <w:szCs w:val="32"/>
-        </w:rPr>
-        <w:t>sequoiadb</w:t>
-      </w:r>
-      <w:r>
-        <w:rPr>
-          <w:rFonts w:hint="eastAsia"/>
-          <w:b/>
-          <w:sz w:val="32"/>
-          <w:szCs w:val="32"/>
-        </w:rPr>
-        <w:t>集群纳入</w:t>
-      </w:r>
-      <w:r>
-        <w:rPr>
-          <w:rFonts w:hint="eastAsia"/>
-          <w:b/>
-          <w:sz w:val="32"/>
-          <w:szCs w:val="32"/>
-        </w:rPr>
-        <w:t>OM</w:t>
-      </w:r>
-      <w:r>
-        <w:rPr>
-          <w:rFonts w:hint="eastAsia"/>
-          <w:b/>
-          <w:sz w:val="32"/>
-          <w:szCs w:val="32"/>
-        </w:rPr>
-        <w:t>管理</w:t>
-      </w:r>
-    </w:p>
-    <w:p>
-      <w:r>
-        <w:rPr>
-          <w:rFonts w:hint="eastAsia"/>
-        </w:rPr>
-        <w:t>第一步</w:t>
-      </w:r>
-      <w:r>
-        <w:rPr>
-          <w:rFonts w:hint="eastAsia"/>
-        </w:rPr>
-        <w:t>中，我们已经通过必填项中的“机器列表”指定了当前集群使用到的主机，并且在</w:t>
-      </w:r>
-      <w:r>
-        <w:rPr>
-          <w:rFonts w:hint="eastAsia"/>
-        </w:rPr>
-        <w:t>选填项中</w:t>
-      </w:r>
-      <w:r>
-        <w:rPr>
-          <w:rFonts w:hint="eastAsia"/>
-        </w:rPr>
-        <w:t>“</w:t>
-      </w:r>
-      <w:r>
-        <w:rPr>
-          <w:rFonts w:hint="eastAsia"/>
-        </w:rPr>
-        <w:t>集群描述信息</w:t>
-      </w:r>
-      <w:r>
-        <w:rPr>
-          <w:rFonts w:hint="eastAsia"/>
-        </w:rPr>
-        <w:t>”及“</w:t>
-      </w:r>
-      <w:r>
-        <w:rPr>
-          <w:rFonts w:hint="eastAsia"/>
-        </w:rPr>
-        <w:t>业务描述信息</w:t>
-      </w:r>
-      <w:r>
-        <w:rPr>
-          <w:rFonts w:hint="eastAsia"/>
-        </w:rPr>
-        <w:t>”</w:t>
-      </w:r>
-      <w:r>
-        <w:rPr>
-          <w:rFonts w:hint="eastAsia"/>
-        </w:rPr>
-        <w:t>指定了业务的信息。由这</w:t>
-      </w:r>
-      <w:r>
-        <w:rPr>
-          <w:rFonts w:hint="eastAsia"/>
-        </w:rPr>
-        <w:t>3</w:t>
-      </w:r>
-      <w:r>
-        <w:rPr>
-          <w:rFonts w:hint="eastAsia"/>
-        </w:rPr>
-        <w:t>项，我们确定了添加一个什么样的集群到</w:t>
-      </w:r>
-      <w:r>
-        <w:rPr>
-          <w:rFonts w:hint="eastAsia"/>
-        </w:rPr>
-        <w:t>OM</w:t>
-      </w:r>
-      <w:r>
-        <w:rPr>
-          <w:rFonts w:hint="eastAsia"/>
-        </w:rPr>
-        <w:t>中。</w:t>
-      </w:r>
-      <w:r>
-        <w:rPr>
-          <w:rFonts w:hint="eastAsia"/>
-        </w:rPr>
-        <w:t>以下为详细执行步骤。</w:t>
-      </w:r>
-    </w:p>
-    <w:p>
-      <w:pPr>
-        <w:pStyle w:val="ListParagraph"/>
-        <w:numPr>
-          <w:ilvl w:val="0"/>
-          <w:numId w:val="2"/>
-        </w:numPr>
-        <w:ind w:firstLineChars="0"/>
-      </w:pPr>
-      <w:r>
-        <w:rPr>
-          <w:rFonts w:hint="eastAsia"/>
-        </w:rPr>
-        <w:t>确定有可用</w:t>
-      </w:r>
-      <w:r>
-        <w:rPr>
-          <w:rFonts w:hint="eastAsia"/>
-        </w:rPr>
-        <w:t>coord</w:t>
-      </w:r>
-      <w:r>
-        <w:rPr>
-          <w:rFonts w:hint="eastAsia"/>
-        </w:rPr>
-        <w:t>节点</w:t>
-      </w:r>
-    </w:p>
-    <w:p>
-      <w:r>
-        <w:rPr>
-          <w:rFonts w:hint="eastAsia"/>
-        </w:rPr>
-        <w:t>设置好配置参数之后，需要确保提供的主机列表中，含有正在运行的</w:t>
-      </w:r>
-      <w:r>
-        <w:rPr>
-          <w:rFonts w:hint="eastAsia"/>
-        </w:rPr>
-        <w:t>coord</w:t>
-      </w:r>
-      <w:r>
-        <w:rPr>
-          <w:rFonts w:hint="eastAsia"/>
-        </w:rPr>
-        <w:t>节点。可到机器上运行以下命令，若有结果返回，说明该机器上存在正在运行的</w:t>
-      </w:r>
-      <w:r>
-        <w:rPr>
-          <w:rFonts w:hint="eastAsia"/>
-        </w:rPr>
-        <w:t>coord</w:t>
-      </w:r>
-      <w:r>
-        <w:rPr>
-          <w:rFonts w:hint="eastAsia"/>
-        </w:rPr>
-        <w:t>节点。</w:t>
-      </w:r>
-    </w:p>
-    <w:p>
-      <w:pPr>
-        <w:rPr>
-          <w:shd w:val="pct15" w:color="auto" w:fill="FFFFFF"/>
-        </w:rPr>
-      </w:pPr>
-      <w:r>
-        <w:rPr>
-          <w:rFonts w:hint="eastAsia"/>
-          <w:shd w:val="pct15" w:color="auto" w:fill="FFFFFF"/>
-        </w:rPr>
-        <w:t xml:space="preserve">$ </w:t>
-      </w:r>
-      <w:r>
-        <w:rPr>
-          <w:shd w:val="pct15" w:color="auto" w:fill="FFFFFF"/>
-        </w:rPr>
-        <w:t>/opt/sequoiadb/bin/sdblist -l -m run -r coord</w:t>
-      </w:r>
-    </w:p>
-    <w:p>
-      <w:r>
-        <w:rPr>
-          <w:rFonts w:hint="eastAsia"/>
-        </w:rPr>
-        <w:t>如：</w:t>
-      </w:r>
-    </w:p>
-    <w:p>
-      <w:pPr>
-        <w:rPr>
-          <w:shd w:val="pct15" w:color="auto" w:fill="FFFFFF"/>
-        </w:rPr>
-      </w:pPr>
-      <w:r>
-        <w:rPr>
-          <w:rFonts w:hint="eastAsia"/>
-          <w:shd w:val="pct15" w:color="auto" w:fill="FFFFFF"/>
-        </w:rPr>
-        <w:t>$</w:t>
-      </w:r>
-      <w:r>
-        <w:rPr>
-          <w:shd w:val="pct15" w:color="auto" w:fill="FFFFFF"/>
-        </w:rPr>
-        <w:t xml:space="preserve"> /opt/sequoiadb/bin/sdblist -l -m run -r coord</w:t>
-      </w:r>
-    </w:p>
-    <w:p>
-      <w:pPr>
-        <w:rPr>
-          <w:shd w:val="pct15" w:color="auto" w:fill="FFFFFF"/>
-        </w:rPr>
-      </w:pPr>
-      <w:r>
-        <w:rPr>
-          <w:shd w:val="pct15" w:color="auto" w:fill="FFFFFF"/>
-        </w:rPr>
-        <w:t>Name       SvcName       Role        PID    GID    NID    PRY  GroupName            DBPath</w:t>
-      </w:r>
-    </w:p>
-    <w:p>
-      <w:pPr>
-        <w:rPr>
-          <w:shd w:val="pct15" w:color="auto" w:fill="FFFFFF"/>
-        </w:rPr>
-      </w:pPr>
-      <w:r>
-        <w:rPr>
-          <w:shd w:val="pct15" w:color="auto" w:fill="FFFFFF"/>
-        </w:rPr>
-        <w:t>sequoiadb  11810         coord       1345   2      -      Y    SYSCoord             /sequoiadb/database/coord/11810</w:t>
-      </w:r>
-    </w:p>
-    <w:p>
-      <w:pPr>
-        <w:rPr>
-          <w:shd w:val="pct15" w:color="auto" w:fill="FFFFFF"/>
-        </w:rPr>
-      </w:pPr>
-      <w:r>
-        <w:rPr>
-          <w:shd w:val="pct15" w:color="auto" w:fill="FFFFFF"/>
-        </w:rPr>
-        <w:t>Total: 1</w:t>
-      </w:r>
-    </w:p>
-    <w:p>
-      <w:pPr>
-        <w:pStyle w:val="ListParagraph"/>
-        <w:numPr>
-          <w:ilvl w:val="0"/>
-          <w:numId w:val="2"/>
-        </w:numPr>
-        <w:ind w:firstLineChars="0"/>
-      </w:pPr>
-      <w:r>
-        <w:rPr>
-          <w:rFonts w:hint="eastAsia"/>
-        </w:rPr>
-        <w:t>运行脚本</w:t>
-      </w:r>
-    </w:p>
-    <w:p>
-      <w:r>
-        <w:rPr>
-          <w:rFonts w:hint="eastAsia"/>
-        </w:rPr>
-        <w:t>确定有</w:t>
-      </w:r>
-      <w:r>
-        <w:rPr>
-          <w:rFonts w:hint="eastAsia"/>
-        </w:rPr>
-        <w:t>coord</w:t>
-      </w:r>
-      <w:r>
-        <w:rPr>
-          <w:rFonts w:hint="eastAsia"/>
-        </w:rPr>
-        <w:t>节点可用之后，可运行以下脚本添加</w:t>
-      </w:r>
-      <w:r>
-        <w:rPr>
-          <w:rFonts w:hint="eastAsia"/>
-        </w:rPr>
-        <w:t>OM</w:t>
-      </w:r>
-    </w:p>
-    <w:p>
-      <w:pPr>
-        <w:rPr>
-          <w:shd w:val="pct15" w:color="auto" w:fill="FFFFFF"/>
-        </w:rPr>
-      </w:pPr>
-      <w:r>
-        <w:rPr>
-          <w:rFonts w:hint="eastAsia"/>
-          <w:shd w:val="pct15" w:color="auto" w:fill="FFFFFF"/>
-        </w:rPr>
-        <w:t>su sdbadmin</w:t>
-      </w:r>
-    </w:p>
-    <w:p>
-      <w:pPr>
-        <w:rPr>
-          <w:shd w:val="pct15" w:color="auto" w:fill="FFFFFF"/>
-        </w:rPr>
-      </w:pPr>
-      <w:r>
-        <w:rPr>
-          <w:rFonts w:hint="eastAsia"/>
-          <w:shd w:val="pct15" w:color="auto" w:fill="FFFFFF"/>
-        </w:rPr>
-        <w:t>cd  /opt/sequoiadb/conf/script/ombuild</w:t>
-      </w:r>
-    </w:p>
-    <w:p>
-      <w:pPr>
-        <w:rPr>
-          <w:shd w:val="pct15" w:color="auto" w:fill="FFFFFF"/>
-        </w:rPr>
-      </w:pPr>
-      <w:r>
-        <w:rPr>
-          <w:rFonts w:hint="eastAsia"/>
-          <w:shd w:val="pct15" w:color="auto" w:fill="FFFFFF"/>
-        </w:rPr>
-        <w:t xml:space="preserve">./ombuild.sh  </w:t>
-      </w:r>
-      <w:r>
-        <w:rPr>
-          <w:rFonts w:hint="eastAsia"/>
-          <w:shd w:val="pct15" w:color="auto" w:fill="FFFFFF"/>
-        </w:rPr>
-        <w:t xml:space="preserve">--action addbusiness  </w:t>
-      </w:r>
-      <w:r>
-        <w:rPr>
-          <w:rFonts w:hint="eastAsia"/>
-          <w:shd w:val="pct15" w:color="auto" w:fill="FFFFFF"/>
-        </w:rPr>
-        <w:t>--conf  ombuild.conf</w:t>
-      </w:r>
-    </w:p>
-    <w:p>
-      <w:r>
-        <w:rPr>
-          <w:rFonts w:hint="eastAsia"/>
-        </w:rPr>
-        <w:t>若</w:t>
-      </w:r>
-      <w:r>
-        <w:rPr>
-          <w:rFonts w:hint="eastAsia"/>
-        </w:rPr>
-        <w:t>脚本运行成功，显示内容如下：</w:t>
-      </w:r>
-    </w:p>
-    <w:p>
-      <w:pPr>
-        <w:rPr>
-          <w:shd w:val="pct15" w:color="auto" w:fill="FFFFFF"/>
-        </w:rPr>
-      </w:pPr>
-      <w:r>
-        <w:rPr>
-          <w:rFonts w:hint="eastAsia"/>
-          <w:shd w:val="pct15" w:color="auto" w:fill="FFFFFF"/>
-        </w:rPr>
-        <w:t>succeed to run all the tasks</w:t>
-      </w:r>
-    </w:p>
-    <w:p>
-      <w:r>
-        <w:rPr>
-          <w:rFonts w:hint="eastAsia"/>
-        </w:rPr>
-        <w:t>若脚本运行失败，可根据错误提示或者访问日志文件（</w:t>
-      </w:r>
-      <w:r>
-        <w:rPr>
-          <w:rFonts w:hint="eastAsia"/>
-        </w:rPr>
-        <w:t>/opt/sequoiadb/conf/log/sdbcm_script.log</w:t>
-      </w:r>
-      <w:r>
-        <w:rPr>
-          <w:rFonts w:hint="eastAsia"/>
-        </w:rPr>
-        <w:t>）获取错误原因。</w:t>
-      </w:r>
-    </w:p>
-    <w:p>
-      <w:pPr>
-        <w:pStyle w:val="ListParagraph"/>
-        <w:numPr>
-          <w:ilvl w:val="0"/>
-          <w:numId w:val="2"/>
-        </w:numPr>
-        <w:ind w:firstLineChars="0"/>
-      </w:pPr>
-      <w:r>
-        <w:rPr>
-          <w:rFonts w:hint="eastAsia"/>
-        </w:rPr>
-        <w:t>访问</w:t>
-      </w:r>
-      <w:r>
-        <w:rPr>
-          <w:rFonts w:hint="eastAsia"/>
-        </w:rPr>
-        <w:t>OM</w:t>
-      </w:r>
-      <w:r>
-        <w:rPr>
-          <w:rFonts w:hint="eastAsia"/>
-        </w:rPr>
-        <w:t>，确认集群已经成功添加到</w:t>
-      </w:r>
-      <w:r>
-        <w:rPr>
-          <w:rFonts w:hint="eastAsia"/>
-        </w:rPr>
-        <w:t>OM</w:t>
-      </w:r>
-    </w:p>
-    <w:p>
-      <w:pPr>
-        <w:rPr>
-          <w:shd w:val="pct15" w:color="auto" w:fill="FFFFFF"/>
-        </w:rPr>
-      </w:pPr>
-      <w:r>
-        <w:rPr>
-          <w:rFonts w:hint="eastAsia"/>
-        </w:rPr>
-        <w:t>上述步骤若无错误报告，用户需要关闭当前安装</w:t>
-      </w:r>
-      <w:r>
-        <w:rPr>
-          <w:rFonts w:hint="eastAsia"/>
-        </w:rPr>
-        <w:t>OM</w:t>
-      </w:r>
-      <w:r>
-        <w:rPr>
-          <w:rFonts w:hint="eastAsia"/>
-        </w:rPr>
-        <w:t>的主机的防火墙，然后从</w:t>
-      </w:r>
-      <w:r>
-        <w:rPr>
-          <w:rFonts w:hint="eastAsia"/>
-        </w:rPr>
-        <w:t>Web</w:t>
-      </w:r>
-      <w:r>
-        <w:rPr>
-          <w:rFonts w:hint="eastAsia"/>
-        </w:rPr>
-        <w:t>端输入</w:t>
-      </w:r>
-      <w:r>
-        <w:t>”</w:t>
-      </w:r>
-      <w:r>
-        <w:rPr>
-          <w:rFonts w:hint="eastAsia"/>
-        </w:rPr>
-        <w:t>已安装</w:t>
-      </w:r>
-      <w:r>
-        <w:rPr>
-          <w:rFonts w:hint="eastAsia"/>
-        </w:rPr>
-        <w:t>OM</w:t>
-      </w:r>
-      <w:r>
-        <w:rPr>
-          <w:rFonts w:hint="eastAsia"/>
-        </w:rPr>
-        <w:t>主机的地址（默认为</w:t>
-      </w:r>
-      <w:r>
-        <w:t>”</w:t>
-      </w:r>
-      <w:r>
-        <w:rPr>
-          <w:rFonts w:hint="eastAsia"/>
-        </w:rPr>
-        <w:t xml:space="preserve"> </w:t>
-      </w:r>
-      <w:r>
-        <w:rPr>
-          <w:rFonts w:hint="eastAsia"/>
-        </w:rPr>
-        <w:t>OM</w:t>
-      </w:r>
-      <w:r>
-        <w:rPr>
-          <w:rFonts w:hint="eastAsia"/>
-        </w:rPr>
-        <w:t>所在机器的</w:t>
-      </w:r>
-      <w:r>
-        <w:rPr>
-          <w:rFonts w:hint="eastAsia"/>
-        </w:rPr>
-        <w:t>ip:8000</w:t>
-      </w:r>
-      <w:r>
-        <w:t>”</w:t>
-      </w:r>
-      <w:r>
-        <w:rPr>
-          <w:rFonts w:hint="eastAsia"/>
-        </w:rPr>
-        <w:t>）</w:t>
-      </w:r>
-      <w:r>
-        <w:rPr>
-          <w:rFonts w:hint="eastAsia"/>
-        </w:rPr>
-        <w:t>，便可以访问</w:t>
-      </w:r>
-      <w:r>
-        <w:rPr>
-          <w:rFonts w:hint="eastAsia"/>
-        </w:rPr>
-        <w:t>OM</w:t>
-      </w:r>
-      <w:r>
-        <w:rPr>
-          <w:rFonts w:hint="eastAsia"/>
-        </w:rPr>
-        <w:t>。</w:t>
-      </w:r>
-    </w:p>
-    <w:p>
-      <w:pPr>
-        <w:pStyle w:val="Heading2"/>
-      </w:pPr>
-      <w:r>
-        <w:rPr>
-          <w:rFonts w:hint="eastAsia"/>
-        </w:rPr>
-        <w:lastRenderedPageBreak/>
-        <w:t>设置</w:t>
-      </w:r>
-      <w:r>
-        <w:rPr>
-          <w:rFonts w:hint="eastAsia"/>
-        </w:rPr>
-        <w:t>采集快照信息</w:t>
-      </w:r>
-    </w:p>
-    <w:p>
-      <w:pPr>
-        <w:rPr>
-          <w:color w:val="FF0000"/>
-        </w:rPr>
-      </w:pPr>
-      <w:r>
-        <w:rPr>
-          <w:rFonts w:hint="eastAsia"/>
-          <w:color w:val="FF0000"/>
-        </w:rPr>
-        <w:t>注：以下假设</w:t>
-      </w:r>
-      <w:r>
-        <w:rPr>
-          <w:rFonts w:hint="eastAsia"/>
-          <w:color w:val="FF0000"/>
-        </w:rPr>
-        <w:t>sequoiadb</w:t>
-      </w:r>
-      <w:r>
-        <w:rPr>
-          <w:rFonts w:hint="eastAsia"/>
-          <w:color w:val="FF0000"/>
-        </w:rPr>
-        <w:t>的安装路径为默认安装路径（</w:t>
-      </w:r>
-      <w:r>
-        <w:rPr>
-          <w:rFonts w:hint="eastAsia"/>
-          <w:color w:val="FF0000"/>
-        </w:rPr>
-        <w:t>/opt/sequoiadb</w:t>
-      </w:r>
-      <w:r>
-        <w:rPr>
-          <w:rFonts w:hint="eastAsia"/>
-          <w:color w:val="FF0000"/>
-        </w:rPr>
-        <w:t>）</w:t>
-      </w:r>
-    </w:p>
-    <w:p>
-      <w:r>
-        <w:rPr>
-          <w:rFonts w:hint="eastAsia"/>
-        </w:rPr>
-        <w:t>任意登录一台已安装</w:t>
-      </w:r>
-      <w:r>
-        <w:rPr>
-          <w:rFonts w:hint="eastAsia"/>
-        </w:rPr>
-        <w:t>Sequoiadb</w:t>
-      </w:r>
-      <w:r>
-        <w:rPr>
-          <w:rFonts w:hint="eastAsia"/>
-        </w:rPr>
-        <w:t>的服务器并执行以下操作：</w:t>
-      </w:r>
-    </w:p>
-    <w:p>
-      <w:pPr>
-        <w:pStyle w:val="Heading3"/>
-      </w:pPr>
-      <w:r>
-        <w:rPr>
-          <w:rFonts w:hint="eastAsia"/>
-        </w:rPr>
-        <w:t>配置启动脚本</w:t>
-      </w:r>
-    </w:p>
-    <w:p>
-      <w:pPr>
-        <w:rPr>
-          <w:i/>
-          <w:shd w:val="pct15" w:color="auto" w:fill="FFFFFF"/>
-        </w:rPr>
-      </w:pPr>
-      <w:r>
-        <w:rPr>
-          <w:rFonts w:hint="eastAsia"/>
-          <w:i/>
-          <w:shd w:val="pct15" w:color="auto" w:fill="FFFFFF"/>
-        </w:rPr>
-        <w:t>su sdbadmin</w:t>
-      </w:r>
-    </w:p>
-    <w:p>
-      <w:pPr>
-        <w:rPr>
-          <w:i/>
-          <w:shd w:val="pct15" w:color="auto" w:fill="FFFFFF"/>
-        </w:rPr>
-      </w:pPr>
-      <w:r>
-        <w:rPr>
-          <w:rFonts w:hint="eastAsia"/>
-          <w:i/>
-          <w:shd w:val="pct15" w:color="auto" w:fill="FFFFFF"/>
-        </w:rPr>
-        <w:t>vi /opt/sequoiadb/conf/script/</w:t>
-      </w:r>
-      <w:r>
-        <w:rPr>
-          <w:rFonts w:hint="eastAsia"/>
-          <w:i/>
-          <w:shd w:val="pct15" w:color="auto" w:fill="FFFFFF"/>
-        </w:rPr>
-        <w:t>collectsnapshotinfo/run</w:t>
-      </w:r>
-      <w:r>
-        <w:rPr>
-          <w:rFonts w:hint="eastAsia"/>
-          <w:i/>
-          <w:shd w:val="pct15" w:color="auto" w:fill="FFFFFF"/>
-        </w:rPr>
-        <w:t>.sh</w:t>
-      </w:r>
-    </w:p>
-    <w:p>
-      <w:r>
-        <w:rPr>
-          <w:rFonts w:hint="eastAsia"/>
-        </w:rPr>
-        <w:t>脚本内容如下</w:t>
-      </w:r>
-    </w:p>
-    <w:p>
-      <w:pPr>
-        <w:rPr>
-          <w:i/>
-          <w:shd w:val="pct15" w:color="auto" w:fill="FFFFFF"/>
-        </w:rPr>
-      </w:pPr>
-      <w:r>
-        <w:rPr>
-          <w:i/>
-          <w:shd w:val="pct15" w:color="auto" w:fill="FFFFFF"/>
-        </w:rPr>
-        <w:t>#!/bin/bash</w:t>
-      </w:r>
-    </w:p>
-    <w:p>
-      <w:pPr>
-        <w:rPr>
-          <w:i/>
-          <w:shd w:val="pct15" w:color="auto" w:fill="FFFFFF"/>
-        </w:rPr>
-      </w:pPr>
-    </w:p>
-    <w:p>
-      <w:pPr>
-        <w:rPr>
-          <w:i/>
-          <w:shd w:val="pct15" w:color="auto" w:fill="FFFFFF"/>
-        </w:rPr>
-      </w:pPr>
-      <w:r>
-        <w:rPr>
-          <w:i/>
-          <w:shd w:val="pct15" w:color="auto" w:fill="FFFFFF"/>
-        </w:rPr>
-        <w:t>script_path=$(cd `dirname $0`; pwd)</w:t>
-      </w:r>
-    </w:p>
-    <w:p>
-      <w:pPr>
-        <w:rPr>
-          <w:i/>
-          <w:shd w:val="pct15" w:color="auto" w:fill="FFFFFF"/>
-        </w:rPr>
-      </w:pPr>
-      <w:r>
-        <w:rPr>
-          <w:i/>
-          <w:shd w:val="pct15" w:color="auto" w:fill="FFFFFF"/>
-        </w:rPr>
-        <w:t>comm_script_path=${script_path}/../</w:t>
-      </w:r>
-    </w:p>
-    <w:p>
-      <w:pPr>
-        <w:rPr>
-          <w:i/>
-          <w:shd w:val="pct15" w:color="auto" w:fill="FFFFFF"/>
-        </w:rPr>
-      </w:pPr>
-      <w:r>
-        <w:rPr>
-          <w:i/>
-          <w:shd w:val="pct15" w:color="auto" w:fill="FFFFFF"/>
-        </w:rPr>
-        <w:t>js_file="${comm_script_path}/define.js"</w:t>
-      </w:r>
-    </w:p>
-    <w:p>
-      <w:pPr>
-        <w:rPr>
-          <w:i/>
-          <w:shd w:val="pct15" w:color="auto" w:fill="FFFFFF"/>
-        </w:rPr>
-      </w:pPr>
-      <w:r>
-        <w:rPr>
-          <w:i/>
-          <w:shd w:val="pct15" w:color="auto" w:fill="FFFFFF"/>
-        </w:rPr>
-        <w:t>js_file="${js_file};${comm_script_path}/error.js"</w:t>
-      </w:r>
-    </w:p>
-    <w:p>
-      <w:pPr>
-        <w:rPr>
-          <w:i/>
-          <w:shd w:val="pct15" w:color="auto" w:fill="FFFFFF"/>
-        </w:rPr>
-      </w:pPr>
-      <w:r>
-        <w:rPr>
-          <w:i/>
-          <w:shd w:val="pct15" w:color="auto" w:fill="FFFFFF"/>
-        </w:rPr>
-        <w:t>js_file="${js_file};${comm_script_path}/common.js"</w:t>
-      </w:r>
-    </w:p>
-    <w:p>
-      <w:pPr>
-        <w:rPr>
-          <w:i/>
-          <w:shd w:val="pct15" w:color="auto" w:fill="FFFFFF"/>
-        </w:rPr>
-      </w:pPr>
-      <w:r>
-        <w:rPr>
-          <w:i/>
-          <w:shd w:val="pct15" w:color="auto" w:fill="FFFFFF"/>
-        </w:rPr>
-        <w:t>js_file="${js_file};${comm_script_path}/log.js"</w:t>
-      </w:r>
-    </w:p>
-    <w:p>
-      <w:pPr>
-        <w:rPr>
-          <w:i/>
-          <w:shd w:val="pct15" w:color="auto" w:fill="FFFFFF"/>
-        </w:rPr>
-      </w:pPr>
-      <w:r>
-        <w:rPr>
-          <w:i/>
-          <w:shd w:val="pct15" w:color="auto" w:fill="FFFFFF"/>
-        </w:rPr>
-        <w:t>js_file="${js_file};${comm_script_path}/func.js"</w:t>
-      </w:r>
-    </w:p>
-    <w:p>
-      <w:pPr>
-        <w:rPr>
-          <w:i/>
-          <w:shd w:val="pct15" w:color="auto" w:fill="FFFFFF"/>
-        </w:rPr>
-      </w:pPr>
-      <w:r>
-        <w:rPr>
-          <w:i/>
-          <w:shd w:val="pct15" w:color="auto" w:fill="FFFFFF"/>
-        </w:rPr>
-        <w:t>js_file="${js_file};${script_path}/collectSnapshotInfo.js"</w:t>
-      </w:r>
-    </w:p>
-    <w:p>
-      <w:pPr>
-        <w:rPr>
-          <w:i/>
-          <w:shd w:val="pct15" w:color="auto" w:fill="FFFFFF"/>
-        </w:rPr>
-      </w:pPr>
-    </w:p>
-    <w:p>
-      <w:pPr>
-        <w:rPr>
-          <w:i/>
-          <w:shd w:val="pct15" w:color="auto" w:fill="FFFFFF"/>
-        </w:rPr>
-      </w:pPr>
-      <w:r>
-        <w:rPr>
-          <w:i/>
-          <w:shd w:val="pct15" w:color="auto" w:fill="FFFFFF"/>
-        </w:rPr>
-        <w:t>#user define</w:t>
-      </w:r>
-    </w:p>
-    <w:p>
-      <w:pPr>
-        <w:rPr>
-          <w:i/>
-          <w:shd w:val="pct15" w:color="auto" w:fill="FFFFFF"/>
-        </w:rPr>
-      </w:pPr>
-      <w:r>
-        <w:rPr>
-          <w:i/>
-          <w:shd w:val="pct15" w:color="auto" w:fill="FFFFFF"/>
-        </w:rPr>
-        <w:t>coordList="[{hostName:'localhost', svcName:11810}]"</w:t>
-      </w:r>
-    </w:p>
-    <w:p>
-      <w:pPr>
-        <w:rPr>
-          <w:i/>
-          <w:shd w:val="pct15" w:color="auto" w:fill="FFFFFF"/>
-        </w:rPr>
-      </w:pPr>
-      <w:r>
-        <w:rPr>
-          <w:i/>
-          <w:shd w:val="pct15" w:color="auto" w:fill="FFFFFF"/>
-        </w:rPr>
-        <w:t>userName=""</w:t>
-      </w:r>
-    </w:p>
-    <w:p>
-      <w:pPr>
-        <w:rPr>
-          <w:i/>
-          <w:shd w:val="pct15" w:color="auto" w:fill="FFFFFF"/>
-        </w:rPr>
-      </w:pPr>
-      <w:r>
-        <w:rPr>
-          <w:i/>
-          <w:shd w:val="pct15" w:color="auto" w:fill="FFFFFF"/>
-        </w:rPr>
-        <w:t>password=""</w:t>
-      </w:r>
-    </w:p>
-    <w:p>
-      <w:pPr>
-        <w:rPr>
-          <w:i/>
-          <w:shd w:val="pct15" w:color="auto" w:fill="FFFFFF"/>
-        </w:rPr>
-      </w:pPr>
-    </w:p>
-    <w:p>
-      <w:pPr>
-        <w:rPr>
-          <w:i/>
-          <w:shd w:val="pct15" w:color="auto" w:fill="FFFFFF"/>
-        </w:rPr>
-      </w:pPr>
-      <w:r>
-        <w:rPr>
-          <w:i/>
-          <w:shd w:val="pct15" w:color="auto" w:fill="FFFFFF"/>
-        </w:rPr>
-        <w:t>${script_path}/../../../bin/sdb -f ${js_file} -e "var COORD_LIST=${coordList};var USER_NAME='${userName}';var PASSWORD='${password}';</w:t>
-      </w:r>
-    </w:p>
-    <w:p/>
-    <w:p>
-      <w:r>
-        <w:rPr>
-          <w:rFonts w:hint="eastAsia"/>
-        </w:rPr>
-        <w:t>配置协调节点连接地址：</w:t>
-      </w:r>
-    </w:p>
-    <w:p>
-      <w:r>
-        <w:rPr>
-          <w:rFonts w:hint="eastAsia"/>
-        </w:rPr>
-        <w:t>为了避免因单点故障导致快照采集失败，可配置多个协调节点地址</w:t>
-      </w:r>
-    </w:p>
-    <w:p>
-      <w:pPr>
-        <w:rPr>
-          <w:i/>
-          <w:shd w:val="pct15" w:color="auto" w:fill="FFFFFF"/>
-        </w:rPr>
-      </w:pPr>
-      <w:r>
-        <w:rPr>
-          <w:rFonts w:hint="eastAsia"/>
-          <w:i/>
-          <w:shd w:val="pct15" w:color="auto" w:fill="FFFFFF"/>
-        </w:rPr>
-        <w:t>coordList="[{hostName:'vmsvr1-cent-x64-1', svcName:11810}, {hostName:'vmsvr1-cent-x64-2', svcName:11810}]"</w:t>
-      </w:r>
-    </w:p>
-    <w:p>
-      <w:r>
-        <w:rPr>
-          <w:rFonts w:hint="eastAsia"/>
-        </w:rPr>
-        <w:t>如果在</w:t>
-      </w:r>
-      <w:r>
-        <w:rPr>
-          <w:rFonts w:hint="eastAsia"/>
-        </w:rPr>
-        <w:t>sequoiadb</w:t>
-      </w:r>
-      <w:r>
-        <w:rPr>
-          <w:rFonts w:hint="eastAsia"/>
-        </w:rPr>
-        <w:t>数据库中设置了用户名和密码，则需要配置以下参数，否则直接跳过本步骤</w:t>
-      </w:r>
-    </w:p>
-    <w:p>
-      <w:pPr>
-        <w:rPr>
-          <w:i/>
-          <w:shd w:val="pct15" w:color="auto" w:fill="FFFFFF"/>
-        </w:rPr>
-      </w:pPr>
-      <w:r>
-        <w:rPr>
-          <w:rFonts w:hint="eastAsia"/>
-          <w:i/>
-          <w:shd w:val="pct15" w:color="auto" w:fill="FFFFFF"/>
-        </w:rPr>
-        <w:t>userName="sdbadmin"</w:t>
-      </w:r>
-    </w:p>
-    <w:p>
-      <w:pPr>
-        <w:rPr>
-          <w:i/>
-          <w:shd w:val="pct15" w:color="auto" w:fill="FFFFFF"/>
-        </w:rPr>
-      </w:pPr>
-      <w:r>
-        <w:rPr>
-          <w:rFonts w:hint="eastAsia"/>
-          <w:i/>
-          <w:shd w:val="pct15" w:color="auto" w:fill="FFFFFF"/>
-        </w:rPr>
-        <w:t>password="sdbadmin"</w:t>
-      </w:r>
-    </w:p>
-    <w:p/>
-    <w:p>
-      <w:pPr>
-        <w:pStyle w:val="Heading3"/>
-      </w:pPr>
-      <w:r>
-        <w:rPr>
-          <w:rFonts w:hint="eastAsia"/>
-        </w:rPr>
-        <w:t>配置定时采集任务</w:t>
-      </w:r>
-    </w:p>
-    <w:p>
-      <w:pPr>
-        <w:rPr>
-          <w:i/>
-          <w:shd w:val="pct15" w:color="auto" w:fill="FFFFFF"/>
-        </w:rPr>
-      </w:pPr>
-      <w:r>
-        <w:rPr>
-          <w:rFonts w:hint="eastAsia"/>
-          <w:i/>
-          <w:shd w:val="pct15" w:color="auto" w:fill="FFFFFF"/>
-        </w:rPr>
-        <w:t>su sdbadmin</w:t>
-      </w:r>
-    </w:p>
-    <w:p>
-      <w:pPr>
-        <w:rPr>
-          <w:i/>
-          <w:shd w:val="pct15" w:color="auto" w:fill="FFFFFF"/>
-        </w:rPr>
-      </w:pPr>
-      <w:r>
-        <w:rPr>
-          <w:rFonts w:hint="eastAsia"/>
-          <w:i/>
-          <w:shd w:val="pct15" w:color="auto" w:fill="FFFFFF"/>
-        </w:rPr>
-        <w:lastRenderedPageBreak/>
+        <w:rPr>
+          <w:i/>
+          <w:shd w:val="pct15" w:color="auto" w:fill="FFFFFF"/>
+        </w:rPr>
+      </w:pPr>
+      <w:r>
+        <w:rPr>
+          <w:rFonts w:hint="eastAsia"/>
+          <w:i/>
+          <w:shd w:val="pct15" w:color="auto" w:fill="FFFFFF"/>
+        </w:rPr>
         <w:t>crontab -e</w:t>
       </w:r>
     </w:p>
@@ -6540,6 +3384,7 @@
         <w:rPr>
           <w:rFonts w:hint="eastAsia"/>
         </w:rPr>
+        <w:lastRenderedPageBreak/>
         <w:t>2</w:t>
       </w:r>
       <w:r>
@@ -6810,7 +3655,6 @@
           <w:i/>
           <w:shd w:val="pct15" w:color="auto" w:fill="FFFFFF"/>
         </w:rPr>
-        <w:lastRenderedPageBreak/>
         <w:t xml:space="preserve">/opt/sequoiasql/bin/psql -f /opt/sequoiadb/conf/script/collectsnapshotinfo/createForeignTable.sql -p 5432 </w:t>
       </w:r>
       <w:r>
